--- a/Books/Stories/ThePrincessAndStellarWarrior/Book_ThePrincessAndTheStellarWarrior.docx
+++ b/Books/Stories/ThePrincessAndStellarWarrior/Book_ThePrincessAndTheStellarWarrior.docx
@@ -887,7 +887,7 @@
     </w:p>
     <w:p>
       <w:r>
-        <w:t xml:space="preserve">Army Major </w:t>
+        <w:t xml:space="preserve">Major </w:t>
       </w:r>
       <w:r>
         <w:t xml:space="preserve">Eric </w:t>
@@ -896,19 +896,16 @@
         <w:t xml:space="preserve">Hanks </w:t>
       </w:r>
       <w:r>
-        <w:t>quietly hid behind a burned</w:t>
+        <w:t>hid behind a burned</w:t>
       </w:r>
       <w:r>
         <w:t>-</w:t>
       </w:r>
       <w:r>
-        <w:t xml:space="preserve">out truck, waiting for his chance. As a robot passed by, he jumped onto a leg and scrambled to the top. At the top he placed a control device on the robot and </w:t>
-      </w:r>
-      <w:r>
-        <w:t xml:space="preserve">parachuted </w:t>
-      </w:r>
-      <w:r>
-        <w:t>off. He had control.</w:t>
+        <w:t xml:space="preserve">out truck, waiting for his chance. </w:t>
+      </w:r>
+      <w:r>
+        <w:t>The chance came quickly as an unsuspecting robot passed his location. With deft skill, Eric jumped onto the giant mech, scrambled to the head and attached the controller.</w:t>
       </w:r>
     </w:p>
     <w:p>
@@ -928,10 +925,10 @@
         <w:t>’</w:t>
       </w:r>
       <w:r>
-        <w:t xml:space="preserve"> begins</w:t>
-      </w:r>
-      <w:r>
-        <w:t xml:space="preserve"> now</w:t>
+        <w:t xml:space="preserve"> </w:t>
+      </w:r>
+      <w:r>
+        <w:t>initiated</w:t>
       </w:r>
       <w:r>
         <w:t>.</w:t>
@@ -948,40 +945,22 @@
         <w:t>acknowledged</w:t>
       </w:r>
       <w:r>
-        <w:t>. “The control devices are ready</w:t>
-      </w:r>
-      <w:r>
-        <w:t xml:space="preserve"> for pickup</w:t>
-      </w:r>
-      <w:r>
-        <w:t>.”</w:t>
-      </w:r>
-    </w:p>
-    <w:p>
-      <w:r>
-        <w:t xml:space="preserve">Eric gave his new robot commands. </w:t>
-      </w:r>
-      <w:r>
-        <w:t>Hours pass and o</w:t>
-      </w:r>
-      <w:r>
-        <w:t>ne by one the alien machines c</w:t>
-      </w:r>
-      <w:r>
-        <w:t>ame</w:t>
-      </w:r>
-      <w:r>
-        <w:t xml:space="preserve"> under human </w:t>
-      </w:r>
-      <w:r>
-        <w:t>control</w:t>
-      </w:r>
-      <w:r>
         <w:t>.</w:t>
       </w:r>
     </w:p>
     <w:p>
       <w:r>
+        <w:t>Eric gave his new robot commands</w:t>
+      </w:r>
+      <w:r>
+        <w:t xml:space="preserve"> and then headed for his next victim</w:t>
+      </w:r>
+      <w:r>
+        <w:t>.</w:t>
+      </w:r>
+    </w:p>
+    <w:p>
+      <w:r>
         <w:t>One day passe</w:t>
       </w:r>
       <w:r>
@@ -1018,6 +997,61 @@
       </w:r>
     </w:p>
     <w:p>
+      <w:pPr>
+        <w:jc w:val="center"/>
+      </w:pPr>
+      <w:r>
+        <w:rPr>
+          <w:noProof/>
+        </w:rPr>
+        <w:drawing>
+          <wp:inline distT="0" distB="0" distL="0" distR="0">
+            <wp:extent cx="292972" cy="113169"/>
+            <wp:effectExtent l="19050" t="0" r="0" b="0"/>
+            <wp:docPr id="11" name="Picture 3" descr="C:\Users\Burgess\AppData\Local\Microsoft\Windows\Temporary Internet Files\Content.IE5\0LM9LILP\MC900065312[1].wmf"/>
+            <wp:cNvGraphicFramePr>
+              <a:graphicFrameLocks xmlns:a="http://schemas.openxmlformats.org/drawingml/2006/main" noChangeAspect="1"/>
+            </wp:cNvGraphicFramePr>
+            <a:graphic xmlns:a="http://schemas.openxmlformats.org/drawingml/2006/main">
+              <a:graphicData uri="http://schemas.openxmlformats.org/drawingml/2006/picture">
+                <pic:pic xmlns:pic="http://schemas.openxmlformats.org/drawingml/2006/picture">
+                  <pic:nvPicPr>
+                    <pic:cNvPr id="0" name="Picture 3" descr="C:\Users\Burgess\AppData\Local\Microsoft\Windows\Temporary Internet Files\Content.IE5\0LM9LILP\MC900065312[1].wmf"/>
+                    <pic:cNvPicPr>
+                      <a:picLocks noChangeAspect="1" noChangeArrowheads="1"/>
+                    </pic:cNvPicPr>
+                  </pic:nvPicPr>
+                  <pic:blipFill>
+                    <a:blip r:embed="rId13" cstate="print"/>
+                    <a:srcRect/>
+                    <a:stretch>
+                      <a:fillRect/>
+                    </a:stretch>
+                  </pic:blipFill>
+                  <pic:spPr bwMode="auto">
+                    <a:xfrm>
+                      <a:off x="0" y="0"/>
+                      <a:ext cx="294457" cy="113743"/>
+                    </a:xfrm>
+                    <a:prstGeom prst="rect">
+                      <a:avLst/>
+                    </a:prstGeom>
+                    <a:noFill/>
+                    <a:ln w="9525">
+                      <a:noFill/>
+                      <a:miter lim="800000"/>
+                      <a:headEnd/>
+                      <a:tailEnd/>
+                    </a:ln>
+                  </pic:spPr>
+                </pic:pic>
+              </a:graphicData>
+            </a:graphic>
+          </wp:inline>
+        </w:drawing>
+      </w:r>
+    </w:p>
+    <w:p>
       <w:r>
         <w:t>“</w:t>
       </w:r>
@@ -1025,12 +1059,18 @@
         <w:t>Sis</w:t>
       </w:r>
       <w:r>
-        <w:t>, it was getting to the good part,” Luke shouted at his stupid sister.</w:t>
-      </w:r>
-    </w:p>
-    <w:p>
-      <w:r>
-        <w:t>“Like you haven’t seen that stupid movie a dozen times before,” Brenda scolded.</w:t>
+        <w:t>, it was getting to the good part,” Luke shouted.</w:t>
+      </w:r>
+    </w:p>
+    <w:p>
+      <w:r>
+        <w:t xml:space="preserve">“Like you haven’t seen that stupid movie a dozen times before,” Brenda </w:t>
+      </w:r>
+      <w:r>
+        <w:t>said</w:t>
+      </w:r>
+      <w:r>
+        <w:t>.</w:t>
       </w:r>
     </w:p>
     <w:p>
@@ -1096,7 +1136,7 @@
         <w:t xml:space="preserve">“Whatever,” Brenda </w:t>
       </w:r>
       <w:r>
-        <w:t>sighed</w:t>
+        <w:t>said</w:t>
       </w:r>
       <w:r>
         <w:t>, rolling her eyes. “Here’s a package for you.”</w:t>
@@ -1177,10 +1217,7 @@
         <w:t xml:space="preserve"> </w:t>
       </w:r>
       <w:r>
-        <w:t xml:space="preserve">knowingly </w:t>
-      </w:r>
-      <w:r>
-        <w:t>and picked up his treasure</w:t>
+        <w:t>knowingly</w:t>
       </w:r>
       <w:r>
         <w:t xml:space="preserve">. “One day we shall find aliens, and then it </w:t>
@@ -1203,13 +1240,13 @@
     </w:p>
     <w:p>
       <w:r>
-        <w:t>Luke entered his room and opened the package. He stared at the plastic</w:t>
-      </w:r>
-      <w:r>
-        <w:t>-</w:t>
-      </w:r>
-      <w:r>
-        <w:t xml:space="preserve">covered wire in fascination. </w:t>
+        <w:t xml:space="preserve">Luke entered his room and </w:t>
+      </w:r>
+      <w:r>
+        <w:t xml:space="preserve">eagerly </w:t>
+      </w:r>
+      <w:r>
+        <w:t xml:space="preserve">opened the package. </w:t>
       </w:r>
       <w:r>
         <w:t>H</w:t>
@@ -1218,7 +1255,10 @@
         <w:t xml:space="preserve">e could </w:t>
       </w:r>
       <w:r>
-        <w:t xml:space="preserve">now </w:t>
+        <w:t>finally</w:t>
+      </w:r>
+      <w:r>
+        <w:t xml:space="preserve"> </w:t>
       </w:r>
       <w:r>
         <w:t>create a scale model of a vortex generator.</w:t>
@@ -1226,30 +1266,33 @@
     </w:p>
     <w:p>
       <w:r>
-        <w:t>What is a vortex generator, you ask? It’s something that doesn’t exist. Not yet anyway. Once built, it would no longer</w:t>
-      </w:r>
-      <w:r>
-        <w:t xml:space="preserve"> be a crazy </w:t>
-      </w:r>
-      <w:r>
-        <w:t>dream</w:t>
-      </w:r>
-      <w:r>
-        <w:t xml:space="preserve"> but a reality.</w:t>
-      </w:r>
-    </w:p>
-    <w:p>
-      <w:r>
-        <w:t>The idea was simple. You have three iron rings, spinning within each other. Three separate motors</w:t>
-      </w:r>
-      <w:r>
-        <w:t xml:space="preserve"> controlled the speed </w:t>
-      </w:r>
-      <w:r>
-        <w:t>of</w:t>
-      </w:r>
-      <w:r>
-        <w:t xml:space="preserve"> each ring, and the whole thing was computer controlled. You sometimes see it in sci-fi movies, like the 1997 movie </w:t>
+        <w:t>What is a vortex generator, you ask? It’s something that doesn’t exist. Not yet anyway.</w:t>
+      </w:r>
+    </w:p>
+    <w:p>
+      <w:r>
+        <w:t>The idea was simple. You ha</w:t>
+      </w:r>
+      <w:r>
+        <w:t>d</w:t>
+      </w:r>
+      <w:r>
+        <w:t xml:space="preserve"> three iron rings spinning within each other</w:t>
+      </w:r>
+      <w:r>
+        <w:t xml:space="preserve"> in a cool-assed dance of circles</w:t>
+      </w:r>
+      <w:r>
+        <w:t>.</w:t>
+      </w:r>
+      <w:r>
+        <w:t xml:space="preserve"> </w:t>
+      </w:r>
+      <w:r>
+        <w:t xml:space="preserve">It was used in the </w:t>
+      </w:r>
+      <w:r>
+        <w:t xml:space="preserve">1997 movie </w:t>
       </w:r>
       <w:r>
         <w:rPr>
@@ -1266,7 +1309,13 @@
         <w:t xml:space="preserve">In </w:t>
       </w:r>
       <w:r>
-        <w:t xml:space="preserve">(science fiction) </w:t>
+        <w:t xml:space="preserve">science </w:t>
+      </w:r>
+      <w:r>
+        <w:t>(</w:t>
+      </w:r>
+      <w:r>
+        <w:t xml:space="preserve">fiction) </w:t>
       </w:r>
       <w:r>
         <w:t xml:space="preserve">theory, when spun, the device would create a warp field, distorting </w:t>
@@ -1286,17 +1335,23 @@
     </w:p>
     <w:p>
       <w:r>
+        <w:t xml:space="preserve">No one had ever documented creating a vortex generator for </w:t>
+      </w:r>
+      <w:r>
+        <w:t>four</w:t>
+      </w:r>
+      <w:r>
+        <w:t xml:space="preserve"> very good reasons. First, cooling independently spinning superconductor rings with liquid nitrogen was a daunting challenge. </w:t>
+      </w:r>
+      <w:r>
         <w:lastRenderedPageBreak/>
-        <w:t xml:space="preserve">No one had ever documented creating a vortex generator for </w:t>
-      </w:r>
-      <w:r>
-        <w:t>four</w:t>
-      </w:r>
-      <w:r>
-        <w:t xml:space="preserve"> very good reasons. First, cooling independently spinning superconductor rings with liquid nitrogen was a daunting challenge. Second, there was no conceivable way it could be used as a star drive. </w:t>
-      </w:r>
-      <w:r>
-        <w:t>Third, other more promising technologies such as the EM Drive and lifters existed.</w:t>
+        <w:t xml:space="preserve">Second, there was no conceivable way it could be used as a star drive. </w:t>
+      </w:r>
+      <w:r>
+        <w:t>Third</w:t>
+      </w:r>
+      <w:r>
+        <w:t>, other more promising technologies such as the EM Drive and lifters existed.</w:t>
       </w:r>
     </w:p>
     <w:p>
@@ -1388,10 +1443,18 @@
     </w:p>
     <w:p>
       <w:r>
-        <w:t xml:space="preserve">The results weren’t surprising. </w:t>
-      </w:r>
-      <w:r>
-        <w:t xml:space="preserve">The fourth reason no one did it was because of pesky physics. </w:t>
+        <w:t>The results weren’t surprising.</w:t>
+      </w:r>
+    </w:p>
+    <w:p>
+      <w:r>
+        <w:t xml:space="preserve">The fourth </w:t>
+      </w:r>
+      <w:r>
+        <w:t xml:space="preserve">and final </w:t>
+      </w:r>
+      <w:r>
+        <w:t xml:space="preserve">reason no one did it was because of pesky physics. </w:t>
       </w:r>
       <w:r>
         <w:t xml:space="preserve">According to </w:t>
@@ -1413,29 +1476,6 @@
       </w:r>
       <w:r>
         <w:t>.</w:t>
-      </w:r>
-    </w:p>
-    <w:p>
-      <w:r>
-        <w:t>However</w:t>
-      </w:r>
-      <w:r>
-        <w:t>,</w:t>
-      </w:r>
-      <w:r>
-        <w:t xml:space="preserve"> it was a fun project, and </w:t>
-      </w:r>
-      <w:r>
-        <w:t>in two</w:t>
-      </w:r>
-      <w:r>
-        <w:t xml:space="preserve"> month</w:t>
-      </w:r>
-      <w:r>
-        <w:t>s</w:t>
-      </w:r>
-      <w:r>
-        <w:t xml:space="preserve"> he would be going to college to study for his degree in robotics.</w:t>
       </w:r>
     </w:p>
     <w:p>
@@ -1511,10 +1551,16 @@
         <w:t>Luke opened his eyes and found</w:t>
       </w:r>
       <w:r>
-        <w:t xml:space="preserve"> his sister looking down on him. She was laughing her head off. It was her that did the Darth Vader voice</w:t>
-      </w:r>
-      <w:r>
-        <w:t xml:space="preserve"> using her phone as a voice changer</w:t>
+        <w:t xml:space="preserve"> his sister looking down on him. She was laughing her head off</w:t>
+      </w:r>
+      <w:r>
+        <w:t xml:space="preserve"> -</w:t>
+      </w:r>
+      <w:r>
+        <w:t xml:space="preserve"> </w:t>
+      </w:r>
+      <w:r>
+        <w:t>Stupid voice changer</w:t>
       </w:r>
       <w:r>
         <w:t>.</w:t>
@@ -1522,7 +1568,19 @@
     </w:p>
     <w:p>
       <w:r>
-        <w:t>“I can’t believe you dream of Star Wars,” Brenda laughed.</w:t>
+        <w:t xml:space="preserve">“I can’t believe you dream of Star Wars,” Brenda </w:t>
+      </w:r>
+      <w:r>
+        <w:t xml:space="preserve">said, still </w:t>
+      </w:r>
+      <w:r>
+        <w:t>laugh</w:t>
+      </w:r>
+      <w:r>
+        <w:t>ing</w:t>
+      </w:r>
+      <w:r>
+        <w:t>.</w:t>
       </w:r>
       <w:r>
         <w:t xml:space="preserve"> “You’re such a nerd.”</w:t>
@@ -1535,7 +1593,13 @@
     </w:p>
     <w:p>
       <w:r>
-        <w:t>Luke turned his head and discovered in horror that his laptop was missing. His vortex generator was missing as well.</w:t>
+        <w:t xml:space="preserve">Luke turned his head and discovered in horror that his laptop was missing. His vortex generator was </w:t>
+      </w:r>
+      <w:r>
+        <w:t>also gone</w:t>
+      </w:r>
+      <w:r>
+        <w:t>.</w:t>
       </w:r>
     </w:p>
     <w:p>
@@ -1587,28 +1651,109 @@
         <w:t xml:space="preserve">is,” Luke said, feeling disheartened. </w:t>
       </w:r>
       <w:r>
-        <w:t xml:space="preserve">All </w:t>
-      </w:r>
-      <w:r>
-        <w:t>the</w:t>
-      </w:r>
-      <w:r>
-        <w:t xml:space="preserve"> data </w:t>
-      </w:r>
-      <w:r>
-        <w:t xml:space="preserve">for </w:t>
-      </w:r>
-      <w:r>
-        <w:t>his</w:t>
-      </w:r>
-      <w:r>
-        <w:t xml:space="preserve"> projects </w:t>
-      </w:r>
-      <w:r>
-        <w:t xml:space="preserve">was gone, as well as the articles he </w:t>
-      </w:r>
-      <w:r>
-        <w:t>had yet to post on his blog</w:t>
+        <w:t>“All my data is gone. It took me months to collect that.”</w:t>
+      </w:r>
+    </w:p>
+    <w:p>
+      <w:r>
+        <w:t xml:space="preserve">“Luke, Brenda, we’re leaving,” </w:t>
+      </w:r>
+      <w:r>
+        <w:t>Luke’s m</w:t>
+      </w:r>
+      <w:r>
+        <w:t>other</w:t>
+      </w:r>
+      <w:r>
+        <w:t xml:space="preserve"> Lisa</w:t>
+      </w:r>
+      <w:r>
+        <w:t xml:space="preserve"> called. “Try not to fight </w:t>
+      </w:r>
+      <w:r>
+        <w:t>too</w:t>
+      </w:r>
+      <w:r>
+        <w:t xml:space="preserve"> much.”</w:t>
+      </w:r>
+    </w:p>
+    <w:p>
+      <w:r>
+        <w:lastRenderedPageBreak/>
+        <w:t xml:space="preserve">Luke sulked a few more minutes and </w:t>
+      </w:r>
+      <w:r>
+        <w:t xml:space="preserve">then </w:t>
+      </w:r>
+      <w:r>
+        <w:t xml:space="preserve">got ready for his summer job. Without that source of income, he </w:t>
+      </w:r>
+      <w:r>
+        <w:t>couldn’t</w:t>
+      </w:r>
+      <w:r>
+        <w:t xml:space="preserve"> work on his robotics and science (or as Brenda </w:t>
+      </w:r>
+      <w:r>
+        <w:t>put it</w:t>
+      </w:r>
+      <w:r>
+        <w:t>, science fiction) projects.</w:t>
+      </w:r>
+    </w:p>
+    <w:p>
+      <w:r>
+        <w:t>Upon returning home, Luke discovered his laptop was back where it belonged</w:t>
+      </w:r>
+      <w:r>
+        <w:t xml:space="preserve">. </w:t>
+      </w:r>
+      <w:r>
+        <w:t xml:space="preserve">However, all his data was gone. Even his backup data </w:t>
+      </w:r>
+      <w:r>
+        <w:t xml:space="preserve">in the cloud </w:t>
+      </w:r>
+      <w:r>
+        <w:t>was gone.</w:t>
+      </w:r>
+    </w:p>
+    <w:p>
+      <w:r>
+        <w:t>Luke</w:t>
+      </w:r>
+      <w:r>
+        <w:t xml:space="preserve"> entered his favorite chat room.</w:t>
+      </w:r>
+    </w:p>
+    <w:p>
+      <w:r>
+        <w:t>“Last night I finally got the wire and completed the vortex generator,” Luke said.</w:t>
+      </w:r>
+    </w:p>
+    <w:p>
+      <w:r>
+        <w:t xml:space="preserve">“So did you see any spatial distortions?” </w:t>
+      </w:r>
+      <w:r>
+        <w:t xml:space="preserve">Lex Luthor </w:t>
+      </w:r>
+      <w:r>
+        <w:t>asked.</w:t>
+      </w:r>
+    </w:p>
+    <w:p>
+      <w:r>
+        <w:t>“Unfortunately</w:t>
+      </w:r>
+      <w:r>
+        <w:t>,</w:t>
+      </w:r>
+      <w:r>
+        <w:t xml:space="preserve"> no,” Luke </w:t>
+      </w:r>
+      <w:r>
+        <w:t>said</w:t>
       </w:r>
       <w:r>
         <w:t>.</w:t>
@@ -1616,84 +1761,16 @@
     </w:p>
     <w:p>
       <w:r>
-        <w:lastRenderedPageBreak/>
-        <w:t xml:space="preserve">“Luke, Brenda, we’re leaving,” </w:t>
-      </w:r>
-      <w:r>
-        <w:t>Luke’s m</w:t>
-      </w:r>
-      <w:r>
-        <w:t>other</w:t>
-      </w:r>
-      <w:r>
-        <w:t xml:space="preserve"> Lisa</w:t>
-      </w:r>
-      <w:r>
-        <w:t xml:space="preserve"> called. “Try not to fight </w:t>
-      </w:r>
-      <w:r>
-        <w:t>too</w:t>
-      </w:r>
-      <w:r>
-        <w:t xml:space="preserve"> much.”</w:t>
-      </w:r>
-    </w:p>
-    <w:p>
-      <w:r>
-        <w:t xml:space="preserve">Luke sulked a few more minutes and </w:t>
-      </w:r>
-      <w:r>
-        <w:t xml:space="preserve">then </w:t>
-      </w:r>
-      <w:r>
-        <w:t xml:space="preserve">got ready for his summer job. Without that source of income, he </w:t>
-      </w:r>
-      <w:r>
-        <w:t>couldn’t</w:t>
-      </w:r>
-      <w:r>
-        <w:t xml:space="preserve"> work on his robotics and science (or as Brenda </w:t>
-      </w:r>
-      <w:r>
-        <w:t>put it</w:t>
-      </w:r>
-      <w:r>
-        <w:t>, science fiction) projects.</w:t>
-      </w:r>
-    </w:p>
-    <w:p>
-      <w:r>
-        <w:t>Upon returning home, Luke discovered his laptop was back where it belonged</w:t>
-      </w:r>
-      <w:r>
-        <w:t xml:space="preserve">. </w:t>
-      </w:r>
-      <w:r>
-        <w:t>However, all his data was gone. Even his backup data was gone.</w:t>
-      </w:r>
-    </w:p>
-    <w:p>
-      <w:r>
-        <w:t>Luke</w:t>
-      </w:r>
-      <w:r>
-        <w:t xml:space="preserve"> entered his favorite chat room.</w:t>
-      </w:r>
-    </w:p>
-    <w:p>
-      <w:r>
-        <w:t>“Last night I finally got the wire and completed the vortex generator,” Luke said.</w:t>
-      </w:r>
-    </w:p>
-    <w:p>
-      <w:r>
-        <w:t xml:space="preserve">“So did you see any spatial distortions?” </w:t>
-      </w:r>
-      <w:r>
-        <w:t xml:space="preserve">Lex Luthor </w:t>
-      </w:r>
-      <w:r>
-        <w:t>asked.</w:t>
+        <w:t xml:space="preserve">“What do you expect?” </w:t>
+      </w:r>
+      <w:r>
+        <w:t xml:space="preserve">Scotty added with a cheesy Scottish accent. “To generate a warp </w:t>
+      </w:r>
+      <w:r>
+        <w:t>field</w:t>
+      </w:r>
+      <w:r>
+        <w:t>, you need dilithium crystals.”</w:t>
       </w:r>
     </w:p>
     <w:p>
@@ -1704,125 +1781,108 @@
         <w:t>,</w:t>
       </w:r>
       <w:r>
-        <w:t xml:space="preserve"> no,” Luke replied.</w:t>
-      </w:r>
-    </w:p>
-    <w:p>
-      <w:r>
-        <w:t xml:space="preserve">“What do you expect?” </w:t>
-      </w:r>
-      <w:r>
-        <w:t xml:space="preserve">Scotty added with a cheesy Scottish accent. “To generate a warp </w:t>
-      </w:r>
-      <w:r>
-        <w:t>field</w:t>
-      </w:r>
-      <w:r>
-        <w:t>, you need dilithium crystals.”</w:t>
-      </w:r>
-    </w:p>
-    <w:p>
-      <w:r>
-        <w:t>“Unfortunately</w:t>
+        <w:t xml:space="preserve"> this morning I discovered that both my laptop and vortex generator w</w:t>
+      </w:r>
+      <w:r>
+        <w:t>ere</w:t>
+      </w:r>
+      <w:r>
+        <w:t xml:space="preserve"> gone,” Luke said sadly.</w:t>
+      </w:r>
+    </w:p>
+    <w:p>
+      <w:r>
+        <w:t xml:space="preserve">“It’s a conspiracy man,” </w:t>
+      </w:r>
+      <w:r>
+        <w:t xml:space="preserve">the </w:t>
+      </w:r>
+      <w:r>
+        <w:t xml:space="preserve">Mad Anarchist </w:t>
+      </w:r>
+      <w:r>
+        <w:t>said</w:t>
+      </w:r>
+      <w:r>
+        <w:t>, sounding like a hippy. “The dudes in the suites came and took your stuff, because you were getting too close to the truth.”</w:t>
+      </w:r>
+    </w:p>
+    <w:p>
+      <w:r>
+        <w:t xml:space="preserve">Luke </w:t>
+      </w:r>
+      <w:r>
+        <w:t>loved</w:t>
+      </w:r>
+      <w:r>
+        <w:t xml:space="preserve"> listening to </w:t>
+      </w:r>
+      <w:r>
+        <w:t xml:space="preserve">the </w:t>
+      </w:r>
+      <w:r>
+        <w:t xml:space="preserve">ramblings of the </w:t>
+      </w:r>
+      <w:r>
+        <w:t>Mad Anarchist</w:t>
+      </w:r>
+      <w:r>
+        <w:t>.</w:t>
+      </w:r>
+    </w:p>
+    <w:p>
+      <w:r>
+        <w:t xml:space="preserve">“Did you hear?” </w:t>
+      </w:r>
+      <w:r>
+        <w:t>Cloud Strife</w:t>
+      </w:r>
+      <w:r>
+        <w:t xml:space="preserve"> </w:t>
+      </w:r>
+      <w:r>
+        <w:t>asked. “</w:t>
+      </w:r>
+      <w:r>
+        <w:t>Adi</w:t>
+      </w:r>
+      <w:r>
+        <w:t>pose Gam</w:t>
+      </w:r>
+      <w:r>
+        <w:t>ing</w:t>
+      </w:r>
+      <w:r>
+        <w:t xml:space="preserve"> is hosting a contest.</w:t>
+      </w:r>
+      <w:r>
+        <w:t xml:space="preserve"> The </w:t>
+      </w:r>
+      <w:r>
+        <w:t>regional champion w</w:t>
+      </w:r>
+      <w:r>
+        <w:t xml:space="preserve">inner gets </w:t>
+      </w:r>
+      <w:r>
+        <w:t>5</w:t>
       </w:r>
       <w:r>
         <w:t>,</w:t>
       </w:r>
       <w:r>
-        <w:t xml:space="preserve"> this morning I discovered that both my laptop and vortex generator w</w:t>
-      </w:r>
-      <w:r>
-        <w:t>ere</w:t>
-      </w:r>
-      <w:r>
-        <w:t xml:space="preserve"> gone,” Luke said sadly.</w:t>
-      </w:r>
-    </w:p>
-    <w:p>
-      <w:r>
-        <w:t xml:space="preserve">“It’s a conspiracy man,” </w:t>
-      </w:r>
-      <w:r>
-        <w:t xml:space="preserve">the </w:t>
-      </w:r>
-      <w:r>
-        <w:t xml:space="preserve">Mad Anarchist </w:t>
-      </w:r>
-      <w:r>
-        <w:t>said</w:t>
-      </w:r>
-      <w:r>
-        <w:t>, sounding like a hippy. “The dudes in the suites came and took your stuff, because you were getting too close to the truth.”</w:t>
-      </w:r>
-    </w:p>
-    <w:p>
-      <w:r>
-        <w:t xml:space="preserve">Luke </w:t>
-      </w:r>
-      <w:r>
-        <w:t>loved</w:t>
-      </w:r>
-      <w:r>
-        <w:t xml:space="preserve"> listening to </w:t>
-      </w:r>
-      <w:r>
-        <w:t xml:space="preserve">the </w:t>
-      </w:r>
-      <w:r>
-        <w:t xml:space="preserve">Mad Anarchist </w:t>
-      </w:r>
-      <w:r>
-        <w:t>since he was so funny.</w:t>
-      </w:r>
-    </w:p>
-    <w:p>
-      <w:r>
-        <w:t xml:space="preserve">“Did you hear?” </w:t>
-      </w:r>
-      <w:r>
-        <w:t>Cloud Strife</w:t>
-      </w:r>
-      <w:r>
-        <w:t xml:space="preserve"> </w:t>
-      </w:r>
-      <w:r>
-        <w:t>asked. “</w:t>
-      </w:r>
-      <w:r>
-        <w:t>Adi</w:t>
-      </w:r>
-      <w:r>
-        <w:t>pose Gam</w:t>
-      </w:r>
-      <w:r>
-        <w:t>ing</w:t>
-      </w:r>
-      <w:r>
-        <w:t xml:space="preserve"> is hosting a contest.</w:t>
-      </w:r>
-      <w:r>
-        <w:t xml:space="preserve"> The </w:t>
-      </w:r>
-      <w:r>
-        <w:t>regional champion w</w:t>
-      </w:r>
-      <w:r>
-        <w:t xml:space="preserve">inner gets </w:t>
-      </w:r>
-      <w:r>
-        <w:t>5</w:t>
-      </w:r>
-      <w:r>
-        <w:t>,</w:t>
-      </w:r>
-      <w:r>
         <w:t>0</w:t>
       </w:r>
       <w:r>
         <w:t>00$</w:t>
       </w:r>
       <w:r>
-        <w:t>.”</w:t>
+        <w:t>.</w:t>
+      </w:r>
+    </w:p>
+    <w:p>
+      <w:r>
+        <w:t>“It’s to promote a brand new free-to-play MMORPG.”</w:t>
       </w:r>
     </w:p>
     <w:p>
@@ -2041,7 +2101,7 @@
     </w:p>
     <w:p>
       <w:pPr>
-        <w:jc w:val="center"/>
+        <w:pStyle w:val="StatusMessage"/>
       </w:pPr>
       <w:r>
         <w:rPr>
@@ -2095,12 +2155,18 @@
       </w:r>
     </w:p>
     <w:p>
-      <w:r>
-        <w:t xml:space="preserve">It was </w:t>
-      </w:r>
+      <w:pPr>
+        <w:pStyle w:val="StatusMessage"/>
+      </w:pPr>
       <w:bookmarkStart w:id="3" w:name="_Hlk107577387"/>
       <w:r>
-        <w:t>Saturday December 12, 20</w:t>
+        <w:t>Saturday</w:t>
+      </w:r>
+      <w:r>
+        <w:t>,</w:t>
+      </w:r>
+      <w:r>
+        <w:t xml:space="preserve"> December 12, 20</w:t>
       </w:r>
       <w:r>
         <w:t>3</w:t>
@@ -2109,8 +2175,10 @@
         <w:t>6</w:t>
       </w:r>
       <w:bookmarkEnd w:id="3"/>
-      <w:r>
-        <w:t>. The school semester was coming to a close</w:t>
+    </w:p>
+    <w:p>
+      <w:r>
+        <w:t>The school semester was coming to a close</w:t>
       </w:r>
       <w:r>
         <w:t xml:space="preserve"> and Luke felt as if his brain was going to explode from an overdose of mathematics. </w:t>
@@ -2131,7 +2199,10 @@
         <w:t xml:space="preserve">no </w:t>
       </w:r>
       <w:r>
-        <w:t>rockets involved</w:t>
+        <w:t xml:space="preserve">volatile chemicals </w:t>
+      </w:r>
+      <w:r>
+        <w:t>involved</w:t>
       </w:r>
       <w:r>
         <w:t>.</w:t>
@@ -2140,7 +2211,12 @@
     <w:p>
       <w:r>
         <w:lastRenderedPageBreak/>
-        <w:t>On the plus side, he was able to fully calculate the centripetal forces exerted on his vortex generator. He was now confident enough to sit in the middle of a full-sized one, without fear that it would slice his head off should it beak.</w:t>
+        <w:t>On the plus side, he was able to fully calculate the centripetal forces exerted on his vortex generator.</w:t>
+      </w:r>
+    </w:p>
+    <w:p>
+      <w:r>
+        <w:t>Luke could have used AI to solve the equations, but his parents were opposed to the technology, arguing it just rotted people’s brains.</w:t>
       </w:r>
     </w:p>
     <w:p>
@@ -2189,147 +2265,148 @@
     </w:p>
     <w:p>
       <w:r>
-        <w:t>All around Luke</w:t>
-      </w:r>
-      <w:r>
-        <w:t>,</w:t>
-      </w:r>
-      <w:r>
-        <w:t xml:space="preserve"> people sat in front of their consoles, waiting for the go ahead to </w:t>
-      </w:r>
-      <w:r>
-        <w:t>begin</w:t>
+        <w:t>Luke sat in front of his console and waited. The room buzzed with noise as dozens of people joined him, waiting for the contest to begin.</w:t>
+      </w:r>
+    </w:p>
+    <w:p>
+      <w:r>
+        <w:t xml:space="preserve">Over </w:t>
+      </w:r>
+      <w:r>
+        <w:t>46</w:t>
+      </w:r>
+      <w:r>
+        <w:t xml:space="preserve"> </w:t>
+      </w:r>
+      <w:r>
+        <w:t xml:space="preserve">million people </w:t>
+      </w:r>
+      <w:r>
+        <w:t xml:space="preserve">worldwide </w:t>
+      </w:r>
+      <w:r>
+        <w:t>had signed up for the competition.</w:t>
+      </w:r>
+      <w:r>
+        <w:t xml:space="preserve"> That wasn’t surprising since</w:t>
+      </w:r>
+      <w:r>
+        <w:t xml:space="preserve"> just passing the preliminaries netted every participant </w:t>
+      </w:r>
+      <w:r>
+        <w:t>100$</w:t>
       </w:r>
       <w:r>
         <w:t>.</w:t>
       </w:r>
-    </w:p>
-    <w:p>
-      <w:r>
-        <w:t xml:space="preserve">Over </w:t>
-      </w:r>
-      <w:r>
-        <w:t>46</w:t>
+      <w:r>
+        <w:t xml:space="preserve"> It was almost guaranteed money</w:t>
+      </w:r>
+      <w:r>
+        <w:t>.</w:t>
+      </w:r>
+    </w:p>
+    <w:p>
+      <w:r>
+        <w:t>“Begin,” the announcer commanded.</w:t>
+      </w:r>
+    </w:p>
+    <w:p>
+      <w:r>
+        <w:t xml:space="preserve">Luke focused his attention on the screen and grasped the joystick. </w:t>
+      </w:r>
+      <w:r>
+        <w:t>T</w:t>
+      </w:r>
+      <w:r>
+        <w:t>he room faded away, leaving Luke with just himself and his fighter. In his mind’s eye, the screen expanded around him and he found himself on the runway of the mother</w:t>
       </w:r>
       <w:r>
         <w:t xml:space="preserve"> </w:t>
       </w:r>
       <w:r>
-        <w:t xml:space="preserve">million people </w:t>
-      </w:r>
-      <w:r>
-        <w:t xml:space="preserve">worldwide </w:t>
-      </w:r>
-      <w:r>
-        <w:t>had signed up for the competition.</w:t>
-      </w:r>
-      <w:r>
-        <w:t xml:space="preserve"> That wasn’t surprising since even the winners of the preliminaries got 100$</w:t>
-      </w:r>
-      <w:r>
-        <w:t xml:space="preserve"> each.</w:t>
+        <w:t xml:space="preserve">ship of the </w:t>
+      </w:r>
+      <w:r>
+        <w:t>Galactic Empire</w:t>
+      </w:r>
+      <w:r>
+        <w:t>.</w:t>
+      </w:r>
+    </w:p>
+    <w:p>
+      <w:r>
+        <w:t>Heart rate slow and steady, Luke pressed the throttle button</w:t>
+      </w:r>
+      <w:r>
+        <w:t xml:space="preserve"> of the Fang</w:t>
+      </w:r>
+      <w:r>
+        <w:t xml:space="preserve">. Luke felt </w:t>
+      </w:r>
+      <w:r>
+        <w:t xml:space="preserve">imaginary </w:t>
+      </w:r>
+      <w:r>
+        <w:t>G-forces ram him back</w:t>
+      </w:r>
+      <w:r>
+        <w:t xml:space="preserve"> in</w:t>
+      </w:r>
+      <w:r>
+        <w:t>to</w:t>
+      </w:r>
+      <w:r>
+        <w:t xml:space="preserve"> his pilot seat as the mother</w:t>
       </w:r>
       <w:r>
         <w:t xml:space="preserve"> </w:t>
       </w:r>
       <w:r>
-        <w:t>Also, the game only cost 20$, and could run on any machine.</w:t>
-      </w:r>
-    </w:p>
-    <w:p>
-      <w:r>
-        <w:t>Since this was PVE (Player Verses Environment), everyone could potentially win.</w:t>
-      </w:r>
-    </w:p>
-    <w:p>
-      <w:r>
-        <w:t>“Begin,” the announcer commanded.</w:t>
-      </w:r>
-    </w:p>
-    <w:p>
-      <w:r>
-        <w:t>Luke focused his attention on the screen and grasped the joystick. Gradually the room faded away, leaving Luke with just himself and his fighter. In his mind’s eye, the screen expanded around him and he found himself on the runway of the mother</w:t>
-      </w:r>
-      <w:r>
-        <w:t xml:space="preserve"> </w:t>
-      </w:r>
-      <w:r>
-        <w:t xml:space="preserve">ship of the </w:t>
-      </w:r>
-      <w:r>
-        <w:t>Galactic Empire</w:t>
-      </w:r>
-      <w:r>
-        <w:t>.</w:t>
-      </w:r>
-    </w:p>
-    <w:p>
-      <w:r>
-        <w:t>Heart rate slow and steady, Luke pressed the throttle button</w:t>
-      </w:r>
-      <w:r>
-        <w:t xml:space="preserve"> of the Fang</w:t>
-      </w:r>
-      <w:r>
-        <w:t xml:space="preserve">. Luke felt </w:t>
-      </w:r>
-      <w:r>
-        <w:t xml:space="preserve">imaginary </w:t>
-      </w:r>
-      <w:r>
-        <w:t>G-forces ram him back</w:t>
-      </w:r>
-      <w:r>
-        <w:t xml:space="preserve"> in</w:t>
-      </w:r>
-      <w:r>
-        <w:t>to</w:t>
-      </w:r>
-      <w:r>
-        <w:t xml:space="preserve"> his pilot seat as the mother</w:t>
-      </w:r>
-      <w:r>
-        <w:t xml:space="preserve"> </w:t>
-      </w:r>
-      <w:r>
         <w:t>ship receded into the distance.</w:t>
       </w:r>
     </w:p>
     <w:p>
       <w:r>
+        <w:t>There in front of him was the</w:t>
+      </w:r>
+      <w:r>
+        <w:t xml:space="preserve"> enemy. “Okay Luke, call on the </w:t>
+      </w:r>
+      <w:r>
+        <w:t>Force</w:t>
+      </w:r>
+      <w:r>
+        <w:t>. Let it guide you,” Luke intoned.</w:t>
+      </w:r>
+    </w:p>
+    <w:p>
+      <w:r>
+        <w:t xml:space="preserve">Luke pressed the firing button and his </w:t>
+      </w:r>
+      <w:r>
+        <w:t>Fang</w:t>
+      </w:r>
+      <w:r>
+        <w:t xml:space="preserve"> spat out a single photon blast. It hit an enemy </w:t>
+      </w:r>
+      <w:r>
+        <w:t xml:space="preserve">ship </w:t>
+      </w:r>
+      <w:r>
+        <w:t xml:space="preserve">and destroyed it. Without waiting to see </w:t>
+      </w:r>
+      <w:r>
         <w:lastRenderedPageBreak/>
-        <w:t>There in front of him was the</w:t>
-      </w:r>
-      <w:r>
-        <w:t xml:space="preserve"> enemy. “Okay Luke, call on the </w:t>
-      </w:r>
-      <w:r>
-        <w:t>Force</w:t>
-      </w:r>
-      <w:r>
-        <w:t>. Let it guide you,” Luke intoned.</w:t>
-      </w:r>
-    </w:p>
-    <w:p>
-      <w:r>
-        <w:t xml:space="preserve">Luke pressed the firing button and his </w:t>
-      </w:r>
-      <w:r>
-        <w:t>Fang</w:t>
-      </w:r>
-      <w:r>
-        <w:t xml:space="preserve"> spat out a single photon blast. It hit an enemy </w:t>
-      </w:r>
-      <w:r>
-        <w:t xml:space="preserve">ship </w:t>
-      </w:r>
-      <w:r>
-        <w:t>and destroyed it. Without waiting to see the effect, Luke fired again and then again. One by one enemy ships exploded.</w:t>
-      </w:r>
-    </w:p>
-    <w:p>
-      <w:r>
-        <w:t xml:space="preserve">By now Luke was completely surrounded. It was now time for his second maneuver. Luke </w:t>
+        <w:t>the effect, Luke fired again and then again. One by one enemy ships exploded.</w:t>
+      </w:r>
+    </w:p>
+    <w:p>
+      <w:r>
+        <w:t>Enemies boxed Luke in.</w:t>
+      </w:r>
+      <w:r>
+        <w:t xml:space="preserve"> It was now time for his second maneuver. Luke </w:t>
       </w:r>
       <w:r>
         <w:t>flew</w:t>
@@ -2415,7 +2492,13 @@
         <w:t xml:space="preserve"> as circuits fried</w:t>
       </w:r>
       <w:r>
-        <w:t>. Heart pounding a mile a minute, Luke executed an evasive maneuver.</w:t>
+        <w:t xml:space="preserve">. Heart </w:t>
+      </w:r>
+      <w:r>
+        <w:t>in his mouth</w:t>
+      </w:r>
+      <w:r>
+        <w:t>, Luke executed an evasive maneuver.</w:t>
       </w:r>
     </w:p>
     <w:p>
@@ -2429,7 +2512,25 @@
         <w:t>time to get cocky.</w:t>
       </w:r>
       <w:r>
-        <w:t xml:space="preserve"> The most dangerous part of a battle is sometimes at the very end, when people get tired and lose focus.</w:t>
+        <w:t xml:space="preserve"> The most dangerous part of a battle </w:t>
+      </w:r>
+      <w:r>
+        <w:t>was</w:t>
+      </w:r>
+      <w:r>
+        <w:t xml:space="preserve"> sometimes at the very end, when people g</w:t>
+      </w:r>
+      <w:r>
+        <w:t>o</w:t>
+      </w:r>
+      <w:r>
+        <w:t>t tired and los</w:t>
+      </w:r>
+      <w:r>
+        <w:t>t</w:t>
+      </w:r>
+      <w:r>
+        <w:t xml:space="preserve"> focus.</w:t>
       </w:r>
     </w:p>
     <w:p>
@@ -2439,457 +2540,547 @@
     </w:p>
     <w:p>
       <w:r>
+        <w:t>Unfortunately the enemy mother</w:t>
+      </w:r>
+      <w:r>
+        <w:t xml:space="preserve"> </w:t>
+      </w:r>
+      <w:r>
+        <w:t>ship chose t</w:t>
+      </w:r>
+      <w:r>
+        <w:t>h</w:t>
+      </w:r>
+      <w:r>
+        <w:t xml:space="preserve">at time to </w:t>
+      </w:r>
+      <w:r>
+        <w:t>retaliate</w:t>
+      </w:r>
+      <w:r>
+        <w:t>. The zing of near misses rattl</w:t>
+      </w:r>
+      <w:r>
+        <w:t>ed</w:t>
+      </w:r>
+      <w:r>
+        <w:t xml:space="preserve"> Luke’s nerves.</w:t>
+      </w:r>
+    </w:p>
+    <w:p>
+      <w:r>
+        <w:t>A bead of sweat fell into Luke’s eye, blurring his vision, forcing him to use his ears to detect the enemy.</w:t>
+      </w:r>
+    </w:p>
+    <w:p>
+      <w:r>
         <w:lastRenderedPageBreak/>
-        <w:t>Unfortunately the enemy mother</w:t>
+        <w:t>With only five energy bolts left, the last fighter was shot down. Now was time for the hard part. He had to outmaneuver the ship cannons and then blast the exact center of the ship’s engine.</w:t>
+      </w:r>
+    </w:p>
+    <w:p>
+      <w:r>
+        <w:t xml:space="preserve">Waving </w:t>
+      </w:r>
+      <w:r>
+        <w:t>erratically, Luke</w:t>
       </w:r>
       <w:r>
         <w:t xml:space="preserve"> </w:t>
       </w:r>
       <w:r>
-        <w:t>ship chose t</w:t>
-      </w:r>
-      <w:r>
-        <w:t>h</w:t>
-      </w:r>
-      <w:r>
-        <w:t>at time to start shooting. The zing of near misses rattl</w:t>
+        <w:t>approached his destination.</w:t>
+      </w:r>
+    </w:p>
+    <w:p>
+      <w:r>
+        <w:t>Bang!</w:t>
+      </w:r>
+      <w:r>
+        <w:t xml:space="preserve"> Bang! Bang!</w:t>
+      </w:r>
+    </w:p>
+    <w:p>
+      <w:r>
+        <w:t>Multiple hits reduced his defense to 60%. Also, his</w:t>
+      </w:r>
+      <w:r>
+        <w:t xml:space="preserve"> maneuverability </w:t>
+      </w:r>
+      <w:r>
+        <w:t xml:space="preserve">was down </w:t>
+      </w:r>
+      <w:r>
+        <w:t xml:space="preserve">to </w:t>
+      </w:r>
+      <w:r>
+        <w:t>8</w:t>
+      </w:r>
+      <w:r>
+        <w:t>0%.</w:t>
+      </w:r>
+      <w:r>
+        <w:t xml:space="preserve"> Luke fired</w:t>
+      </w:r>
+      <w:r>
+        <w:t xml:space="preserve">. He </w:t>
+      </w:r>
+      <w:r>
+        <w:t>missed</w:t>
+      </w:r>
+      <w:r>
+        <w:t>, but took out two cannons.</w:t>
+      </w:r>
+    </w:p>
+    <w:p>
+      <w:r>
+        <w:t>Again Luke fired. Again he missed. Finally at half a mile distance, Luke fired the third photon blast. This shot went through and hit the target dead on. The mother ship exploded. With two shots remaining he had won the game.</w:t>
+      </w:r>
+      <w:r>
+        <w:t xml:space="preserve"> The Fang switched to autopilot and returned home, where Luke’s avatar got a medal.</w:t>
+      </w:r>
+    </w:p>
+    <w:p>
+      <w:r>
+        <w:t>Spatial awareness returned as Luke removed his headphones</w:t>
+      </w:r>
+      <w:r>
+        <w:t>. Looking around,</w:t>
+      </w:r>
+      <w:r>
+        <w:t xml:space="preserve"> he discovered he was the center of attention of a small crowd. Contestants who had lost had decided to see how he fared.</w:t>
+      </w:r>
+    </w:p>
+    <w:p>
+      <w:r>
+        <w:t>One teenager asked, “</w:t>
+      </w:r>
+      <w:r>
+        <w:t>How were you able to avoid all those enemy craft? I got shot down almost at the beginning.”</w:t>
+      </w:r>
+    </w:p>
+    <w:p>
+      <w:r>
+        <w:t xml:space="preserve">“That’s simple,” Luke </w:t>
+      </w:r>
+      <w:r>
+        <w:t>said</w:t>
+      </w:r>
+      <w:r>
+        <w:t>. “I listened to the enemy.”</w:t>
+      </w:r>
+    </w:p>
+    <w:p>
+      <w:r>
+        <w:t>“That’s so lame,” a player complained. “Sound doesn’t carry in space.”</w:t>
+      </w:r>
+    </w:p>
+    <w:p>
+      <w:r>
+        <w:t xml:space="preserve">“If you had read the technical specs, then you would know, the Fangs are equipped with an auditory feedback system,” Luke </w:t>
+      </w:r>
+      <w:r>
+        <w:t>said</w:t>
+      </w:r>
+      <w:r>
+        <w:t xml:space="preserve">. “Using 3D sound, the Fangs show us where the enemy fighters are. Listening to </w:t>
+      </w:r>
+      <w:r>
+        <w:t xml:space="preserve">location, volume and </w:t>
+      </w:r>
+      <w:r>
+        <w:t>pitch allow</w:t>
       </w:r>
       <w:r>
         <w:t>ed</w:t>
       </w:r>
       <w:r>
-        <w:t xml:space="preserve"> Luke’s nerves.</w:t>
-      </w:r>
-    </w:p>
-    <w:p>
-      <w:r>
-        <w:t>A bead of sweat fell into Luke’s eye, blurring his vision, forcing him to use his ears to detect the enemy.</w:t>
-      </w:r>
-    </w:p>
-    <w:p>
-      <w:r>
-        <w:t>With only five energy bolts left, the last fighter was shot down. Now was time for the hard part. He had to outmaneuver the ship cannons and then blast the exact center of the ship’s engine.</w:t>
-      </w:r>
-    </w:p>
-    <w:p>
-      <w:r>
-        <w:t xml:space="preserve">Waving </w:t>
-      </w:r>
-      <w:r>
-        <w:t>erratically, Luke</w:t>
+        <w:t xml:space="preserve"> me to hear how they mov</w:t>
+      </w:r>
+      <w:r>
+        <w:t>e</w:t>
+      </w:r>
+      <w:r>
+        <w:t xml:space="preserve">. </w:t>
+      </w:r>
+      <w:r>
+        <w:t xml:space="preserve">In the beginning </w:t>
+      </w:r>
+      <w:r>
+        <w:t>I adjusted the sounds so that I could only hear enemies coming from behind. That prevented me from getting overloaded with data.”</w:t>
+      </w:r>
+    </w:p>
+    <w:p>
+      <w:r>
+        <w:lastRenderedPageBreak/>
+        <w:t>“Oh man,” a twelve</w:t>
+      </w:r>
+      <w:r>
+        <w:t>-</w:t>
+      </w:r>
+      <w:r>
+        <w:t>year</w:t>
+      </w:r>
+      <w:r>
+        <w:t>-</w:t>
+      </w:r>
+      <w:r>
+        <w:t>old kid grumbled. “If I had known that, I could have won.”</w:t>
+      </w:r>
+    </w:p>
+    <w:p>
+      <w:r>
+        <w:t xml:space="preserve">“No you couldn’t have kid,” a man in his early twenties said. “It takes hundreds of hours of </w:t>
+      </w:r>
+      <w:r>
+        <w:t>flight simulation training</w:t>
+      </w:r>
+      <w:r>
+        <w:t xml:space="preserve"> to get as good as we are. Although I admit this game was harder than I expected.</w:t>
+      </w:r>
+      <w:r>
+        <w:t xml:space="preserve"> I guess you can try again for the next tournament in six months.”</w:t>
+      </w:r>
+    </w:p>
+    <w:p>
+      <w:r>
+        <w:t xml:space="preserve">The man turned to Luke and extended a hand. </w:t>
+      </w:r>
+      <w:r>
+        <w:t xml:space="preserve">“Hi, I’m </w:t>
+      </w:r>
+      <w:r>
+        <w:t>Hans Klein</w:t>
+      </w:r>
+      <w:r>
+        <w:t>. What’s your name</w:t>
+      </w:r>
+      <w:r>
+        <w:t xml:space="preserve"> kid</w:t>
+      </w:r>
+      <w:r>
+        <w:t>?”</w:t>
+      </w:r>
+    </w:p>
+    <w:p>
+      <w:r>
+        <w:t>“</w:t>
+      </w:r>
+      <w:r>
+        <w:t>Kid?” Luke asked</w:t>
+      </w:r>
+      <w:r>
+        <w:t xml:space="preserve"> and shook Hans’ hand</w:t>
+      </w:r>
+      <w:r>
+        <w:t>. “You’re not that much older than me.”</w:t>
+      </w:r>
+    </w:p>
+    <w:p>
+      <w:r>
+        <w:t>“I’m twenty six,” H</w:t>
+      </w:r>
+      <w:r>
+        <w:t xml:space="preserve">ans </w:t>
+      </w:r>
+      <w:r>
+        <w:t>said</w:t>
+      </w:r>
+      <w:r>
+        <w:t>.</w:t>
+      </w:r>
+    </w:p>
+    <w:p>
+      <w:r>
+        <w:t>“My name is Lu</w:t>
+      </w:r>
+      <w:r>
+        <w:t xml:space="preserve">ke Templeton and I’m </w:t>
+      </w:r>
+      <w:r>
+        <w:t>eighteen</w:t>
+      </w:r>
+      <w:r>
+        <w:t>.”</w:t>
+      </w:r>
+    </w:p>
+    <w:p>
+      <w:r>
+        <w:t xml:space="preserve">The speaker </w:t>
+      </w:r>
+      <w:r>
+        <w:t>said</w:t>
+      </w:r>
+      <w:r>
+        <w:t>, “Attention everyone. The last candidate for your session has completed their mission. Please exit in an orderly manner so we can prepare for our next group of candidates. Have a nice day.”</w:t>
+      </w:r>
+    </w:p>
+    <w:p>
+      <w:r>
+        <w:t>“Come let’s go eat,” Hans said. “I’m buying.”</w:t>
+      </w:r>
+    </w:p>
+    <w:p>
+      <w:r>
+        <w:t xml:space="preserve">“If you’re buying, then I’m eating,” Luke </w:t>
+      </w:r>
+      <w:r>
+        <w:t>said</w:t>
+      </w:r>
+      <w:r>
+        <w:t>.</w:t>
+      </w:r>
+    </w:p>
+    <w:p>
+      <w:r>
+        <w:t>They entered a burger joint, ordered food, and sat down to eat.</w:t>
+      </w:r>
+    </w:p>
+    <w:p>
+      <w:r>
+        <w:t>“So kid, are you a member of the Illuminati?” Hans asked.</w:t>
+      </w:r>
+    </w:p>
+    <w:p>
+      <w:r>
+        <w:t>“I’m not a kid,</w:t>
+      </w:r>
+      <w:r>
+        <w:t xml:space="preserve"> and </w:t>
+      </w:r>
+      <w:r>
+        <w:t>I wish</w:t>
+      </w:r>
+      <w:r>
+        <w:t xml:space="preserve">,” Luke </w:t>
+      </w:r>
+      <w:r>
+        <w:t>said</w:t>
+      </w:r>
+      <w:r>
+        <w:t>.</w:t>
       </w:r>
       <w:r>
         <w:t xml:space="preserve"> </w:t>
       </w:r>
       <w:r>
-        <w:t>approached his destination.</w:t>
-      </w:r>
-    </w:p>
-    <w:p>
-      <w:r>
-        <w:t>Bang!</w:t>
-      </w:r>
-      <w:r>
-        <w:t xml:space="preserve"> Bang! Bang!</w:t>
-      </w:r>
-    </w:p>
-    <w:p>
-      <w:r>
-        <w:t>Multiple hits reduced his defense to 60%. Also, his</w:t>
-      </w:r>
-      <w:r>
-        <w:t xml:space="preserve"> maneuverability </w:t>
-      </w:r>
-      <w:r>
-        <w:t xml:space="preserve">was down </w:t>
-      </w:r>
-      <w:r>
-        <w:t xml:space="preserve">to </w:t>
-      </w:r>
-      <w:r>
-        <w:t>8</w:t>
-      </w:r>
-      <w:r>
-        <w:t>0%.</w:t>
-      </w:r>
-      <w:r>
-        <w:t xml:space="preserve"> Luke fired and missed. The good news was that it knocked out two cannons.</w:t>
-      </w:r>
-    </w:p>
-    <w:p>
-      <w:r>
-        <w:t>Again Luke fired. Again he missed. Finally at half a mile distance, Luke fired the third photon blast. This shot went through and hit the target dead on. The mother ship exploded. With two shots remaining he had won the game.</w:t>
-      </w:r>
-      <w:r>
-        <w:t xml:space="preserve"> The Fang switched to autopilot and returned home, where Luke’s avatar got a medal.</w:t>
-      </w:r>
-    </w:p>
-    <w:p>
-      <w:r>
-        <w:t xml:space="preserve">Luke became aware of his surroundings </w:t>
-      </w:r>
-      <w:r>
-        <w:t>as he removed his headphones. Looking around,</w:t>
-      </w:r>
-      <w:r>
-        <w:t xml:space="preserve"> he discovered he was the center of attention of a small crowd. Contestants who had lost had decided to see how he fared.</w:t>
-      </w:r>
-    </w:p>
-    <w:p>
-      <w:r>
-        <w:t>One teenager asked, “</w:t>
-      </w:r>
-      <w:r>
-        <w:t>How were you able to avoid all those enemy craft? I got shot down almost at the beginning.”</w:t>
-      </w:r>
-    </w:p>
-    <w:p>
-      <w:r>
-        <w:t>“That’s simple,” Luke replied. “I listened to the enemy.”</w:t>
-      </w:r>
-    </w:p>
-    <w:p>
-      <w:r>
-        <w:t>“That’s so lame,” another player complained. “Sound doesn’t carry in space.”</w:t>
-      </w:r>
-    </w:p>
-    <w:p>
+        <w:t>“</w:t>
+      </w:r>
+      <w:r>
+        <w:t>Then I could have more money to work on my science projects.</w:t>
+      </w:r>
+      <w:r>
+        <w:t>”</w:t>
+      </w:r>
+    </w:p>
+    <w:p>
+      <w:r>
+        <w:t>“What sort of science projects?” Hans asked.</w:t>
+      </w:r>
+    </w:p>
+    <w:p>
+      <w:r>
+        <w:t>“Like the vortex generator in the movie Contact,” Luke said. “</w:t>
+      </w:r>
+      <w:r>
+        <w:t>I created a working prototype, which t</w:t>
+      </w:r>
+      <w:r>
+        <w:t>hen mysteriously disappeared</w:t>
+      </w:r>
+      <w:r>
+        <w:t xml:space="preserve">, in </w:t>
+      </w:r>
       <w:r>
         <w:lastRenderedPageBreak/>
-        <w:t xml:space="preserve">“If you had read the technical specs, then you would know, the Fangs are equipped with an auditory feedback system,” Luke explained. “Using 3D sound, the Fangs show us where the enemy fighters are. Listening to </w:t>
-      </w:r>
-      <w:r>
-        <w:t xml:space="preserve">location, volume and </w:t>
-      </w:r>
-      <w:r>
-        <w:t>pitch allow</w:t>
-      </w:r>
-      <w:r>
-        <w:t>ed</w:t>
-      </w:r>
-      <w:r>
-        <w:t xml:space="preserve"> me to hear how they mov</w:t>
-      </w:r>
-      <w:r>
-        <w:t>e</w:t>
-      </w:r>
-      <w:r>
-        <w:t xml:space="preserve">. </w:t>
-      </w:r>
-      <w:r>
-        <w:t xml:space="preserve">In the beginning </w:t>
-      </w:r>
-      <w:r>
-        <w:t>I adjusted the sounds so that I could only hear enemies coming from behind. That prevented me from getting overloaded with data.”</w:t>
-      </w:r>
-    </w:p>
-    <w:p>
-      <w:r>
-        <w:t>“Oh man,” a twelve</w:t>
-      </w:r>
-      <w:r>
-        <w:t>-</w:t>
-      </w:r>
-      <w:r>
-        <w:t>year</w:t>
-      </w:r>
-      <w:r>
-        <w:t>-</w:t>
-      </w:r>
-      <w:r>
-        <w:t>old kid grumbled. “If I had known that, I could have won.”</w:t>
-      </w:r>
-    </w:p>
-    <w:p>
-      <w:r>
-        <w:t xml:space="preserve">“No you couldn’t have kid,” a man in his early twenties said. “It takes hundreds of hours of </w:t>
-      </w:r>
-      <w:r>
-        <w:t>flight simulation training</w:t>
-      </w:r>
-      <w:r>
-        <w:t xml:space="preserve"> to get as good as we are. Although I admit this game was harder than I expected.</w:t>
-      </w:r>
-      <w:r>
-        <w:t xml:space="preserve"> I guess you can try again for the next tournament in six months.”</w:t>
-      </w:r>
-    </w:p>
-    <w:p>
-      <w:r>
-        <w:t xml:space="preserve">The man turned to Luke and extended a hand. </w:t>
-      </w:r>
-      <w:r>
-        <w:t xml:space="preserve">“Hi, I’m </w:t>
-      </w:r>
-      <w:r>
-        <w:t>Hans Klein</w:t>
-      </w:r>
-      <w:r>
-        <w:t>. What’s your name</w:t>
-      </w:r>
-      <w:r>
-        <w:t xml:space="preserve"> kid</w:t>
-      </w:r>
-      <w:r>
-        <w:t>?”</w:t>
-      </w:r>
-    </w:p>
-    <w:p>
-      <w:r>
-        <w:t>“</w:t>
-      </w:r>
-      <w:r>
-        <w:t>Kid?” Luke asked</w:t>
-      </w:r>
-      <w:r>
-        <w:t xml:space="preserve"> and shook Hans’ hand</w:t>
-      </w:r>
-      <w:r>
-        <w:t>. “You’re not that much older than me.”</w:t>
-      </w:r>
-    </w:p>
-    <w:p>
-      <w:r>
-        <w:t>“I’m twenty six,” H</w:t>
-      </w:r>
-      <w:r>
-        <w:t xml:space="preserve">ans </w:t>
-      </w:r>
-      <w:r>
-        <w:t>replied</w:t>
+        <w:t>addition to all my data</w:t>
+      </w:r>
+      <w:r>
+        <w:t xml:space="preserve">. My chat-room buddy </w:t>
+      </w:r>
+      <w:r>
+        <w:t xml:space="preserve">the </w:t>
+      </w:r>
+      <w:r>
+        <w:t>Mad Anarchist claimed it was a conspiracy.”</w:t>
+      </w:r>
+    </w:p>
+    <w:p>
+      <w:r>
+        <w:t xml:space="preserve">“I wonder why Adipose Gaming is spending so much money on this competition,” Hans </w:t>
+      </w:r>
+      <w:r>
+        <w:t>said</w:t>
       </w:r>
       <w:r>
         <w:t>.</w:t>
       </w:r>
-    </w:p>
-    <w:p>
-      <w:r>
-        <w:t>“My name is Lu</w:t>
-      </w:r>
-      <w:r>
-        <w:t>ke Templeton and I’m nineteen.”</w:t>
-      </w:r>
-    </w:p>
-    <w:p>
-      <w:r>
-        <w:t>The speaker announced, “Attention everyone. The last candidate for your session has completed their mission. Please exit in an orderly manner so we can prepare for our next group of candidates. Have a nice day.”</w:t>
-      </w:r>
-    </w:p>
-    <w:p>
-      <w:r>
-        <w:t>“Come let’s go eat,” Hans said. “I’m buying.”</w:t>
-      </w:r>
-    </w:p>
-    <w:p>
-      <w:r>
-        <w:t>“If you’re buying, then I’m eating,” Luke replied.</w:t>
-      </w:r>
-    </w:p>
-    <w:p>
-      <w:r>
-        <w:t>They entered a burger joint, ordered food, and sat down to eat.</w:t>
+      <w:r>
+        <w:t xml:space="preserve"> “They spent a fortune on marketing.”</w:t>
+      </w:r>
+    </w:p>
+    <w:p>
+      <w:r>
+        <w:t>“In the words of the Mad Anarchist, ‘</w:t>
+      </w:r>
+      <w:r>
+        <w:t>I</w:t>
+      </w:r>
+      <w:r>
+        <w:t xml:space="preserve">t’s a conspiracy man. They’re training stellar warriors for when the aliens invade.’” </w:t>
+      </w:r>
+      <w:r>
+        <w:t>Luke</w:t>
+      </w:r>
+      <w:r>
+        <w:t xml:space="preserve"> </w:t>
+      </w:r>
+      <w:r>
+        <w:t>said</w:t>
+      </w:r>
+      <w:r>
+        <w:t>, using his best hippie voice.</w:t>
+      </w:r>
+    </w:p>
+    <w:p>
+      <w:r>
+        <w:t>Hans laughed. “That Mad Anarchist is funny. What do you think is the real reason?”</w:t>
+      </w:r>
+    </w:p>
+    <w:p>
+      <w:r>
+        <w:t xml:space="preserve">“It’s a </w:t>
+      </w:r>
+      <w:r>
+        <w:t>mar</w:t>
+      </w:r>
+      <w:r>
+        <w:t>keting</w:t>
+      </w:r>
+      <w:r>
+        <w:t xml:space="preserve"> ploy,” Luke </w:t>
+      </w:r>
+      <w:r>
+        <w:t>said</w:t>
+      </w:r>
+      <w:r>
+        <w:t>. “</w:t>
+      </w:r>
+      <w:r>
+        <w:t>Actually I’m not sure.</w:t>
+      </w:r>
+    </w:p>
+    <w:p>
+      <w:r>
+        <w:t>“I do know they</w:t>
+      </w:r>
+      <w:r>
+        <w:t xml:space="preserve"> just posted record profits. According to </w:t>
+      </w:r>
+      <w:r>
+        <w:t>Bing,</w:t>
+      </w:r>
+      <w:r>
+        <w:t xml:space="preserve"> next year’s profits will be even higher.</w:t>
+      </w:r>
+      <w:r>
+        <w:t xml:space="preserve"> </w:t>
+      </w:r>
+      <w:r>
+        <w:t>More importantly, they have their finger in the military pie of multiple</w:t>
+      </w:r>
+      <w:r>
+        <w:t xml:space="preserve"> </w:t>
+      </w:r>
+      <w:r>
+        <w:t xml:space="preserve">nations. </w:t>
+      </w:r>
+      <w:r>
+        <w:t>Have you joined a team?</w:t>
+      </w:r>
+      <w:r>
+        <w:t>”</w:t>
+      </w:r>
+    </w:p>
+    <w:p>
+      <w:r>
+        <w:t xml:space="preserve">“No, I’m solo,” Hans </w:t>
+      </w:r>
+      <w:r>
+        <w:t>said</w:t>
+      </w:r>
+      <w:r>
+        <w:t>.</w:t>
+      </w:r>
+    </w:p>
+    <w:p>
+      <w:r>
+        <w:t xml:space="preserve">Luke </w:t>
+      </w:r>
+      <w:r>
+        <w:t>laughed</w:t>
+      </w:r>
+      <w:r>
+        <w:t>. “So you’re Han Solo,” Luke said and laughed even harder until tears flowed. “I’m Luke Skywalker. Pleased to meet you,” he greeted. “Why don’t you join our group?”</w:t>
+      </w:r>
+    </w:p>
+    <w:p>
+      <w:r>
+        <w:t xml:space="preserve">“That’s funny kid, and I’ll think about joining,” Hans </w:t>
+      </w:r>
+      <w:r>
+        <w:t>said</w:t>
+      </w:r>
+      <w:r>
+        <w:t>.</w:t>
+      </w:r>
+    </w:p>
+    <w:p>
+      <w:r>
+        <w:t>They exchanged contact information.</w:t>
+      </w:r>
+    </w:p>
+    <w:p>
+      <w:r>
+        <w:t>“So what do you do to pass the time?” Hans asked.</w:t>
+      </w:r>
+    </w:p>
+    <w:p>
+      <w:r>
+        <w:t>“I</w:t>
+      </w:r>
+      <w:r>
+        <w:t xml:space="preserve"> will be s</w:t>
+      </w:r>
+      <w:r>
+        <w:t>tudying mechanical engineering</w:t>
+      </w:r>
+      <w:r>
+        <w:t xml:space="preserve"> at college</w:t>
+      </w:r>
+      <w:r>
+        <w:t xml:space="preserve">, with a major in robotics,” Luke </w:t>
+      </w:r>
+      <w:r>
+        <w:t>said</w:t>
+      </w:r>
+      <w:r>
+        <w:t>.</w:t>
+      </w:r>
+    </w:p>
+    <w:p>
+      <w:r>
+        <w:t>“I’m a fighter pilot for the air force,” Hans said.</w:t>
+      </w:r>
+    </w:p>
+    <w:p>
+      <w:r>
+        <w:t>“No fair,” Luke grumbled. “You have real world experience.”</w:t>
       </w:r>
     </w:p>
     <w:p>
       <w:r>
         <w:lastRenderedPageBreak/>
-        <w:t>“So kid, are you a member of the Illuminati?” Hans asked</w:t>
-      </w:r>
-      <w:r>
-        <w:t>, referring to Luke’s last name</w:t>
-      </w:r>
-      <w:r>
-        <w:t>.</w:t>
-      </w:r>
-    </w:p>
-    <w:p>
-      <w:r>
-        <w:t>“I’m not a kid,</w:t>
-      </w:r>
-      <w:r>
-        <w:t xml:space="preserve"> and </w:t>
-      </w:r>
-      <w:r>
-        <w:t>I wish</w:t>
-      </w:r>
-      <w:r>
-        <w:t>,” Luke replied.</w:t>
-      </w:r>
-      <w:r>
-        <w:t xml:space="preserve"> </w:t>
-      </w:r>
-      <w:r>
-        <w:t>“</w:t>
-      </w:r>
-      <w:r>
-        <w:t>Then I could have more money to work on my science projects.</w:t>
-      </w:r>
-      <w:r>
-        <w:t>”</w:t>
-      </w:r>
-    </w:p>
-    <w:p>
-      <w:r>
-        <w:t>“What sort of science projects?” Hans asked.</w:t>
-      </w:r>
-    </w:p>
-    <w:p>
-      <w:r>
-        <w:t>“Like the vortex generator in the movie Contact,” Luke said. “</w:t>
-      </w:r>
-      <w:r>
-        <w:t>I created a working prototype, which t</w:t>
-      </w:r>
-      <w:r>
-        <w:t>hen mysteriously disappeared</w:t>
-      </w:r>
-      <w:r>
-        <w:t>, in addition to all my data</w:t>
-      </w:r>
-      <w:r>
-        <w:t xml:space="preserve">. My chat-room buddy </w:t>
-      </w:r>
-      <w:r>
-        <w:t xml:space="preserve">the </w:t>
-      </w:r>
-      <w:r>
-        <w:t>Mad Anarchist claimed it was a conspiracy.”</w:t>
-      </w:r>
-    </w:p>
-    <w:p>
-      <w:r>
-        <w:t>“I wonder why Adipose Gaming is spending so much money on this competition,” Hans mused.</w:t>
-      </w:r>
-      <w:r>
-        <w:t xml:space="preserve"> “They spent a fortune on marketing.”</w:t>
-      </w:r>
-    </w:p>
-    <w:p>
-      <w:r>
-        <w:t>“In the words of the Mad Anarchist, ‘</w:t>
-      </w:r>
-      <w:r>
-        <w:t>I</w:t>
-      </w:r>
-      <w:r>
-        <w:t xml:space="preserve">t’s a conspiracy man. They’re training stellar warriors for when the aliens invade.’” </w:t>
-      </w:r>
-      <w:r>
-        <w:t>Luke</w:t>
-      </w:r>
-      <w:r>
-        <w:t xml:space="preserve"> replied, using his best hippie voice.</w:t>
-      </w:r>
-    </w:p>
-    <w:p>
-      <w:r>
-        <w:t>Hans laughed. “That Mad Anarchist is funny. What do you think is the real reason?”</w:t>
-      </w:r>
-    </w:p>
-    <w:p>
-      <w:r>
-        <w:t xml:space="preserve">“It’s a </w:t>
-      </w:r>
-      <w:r>
-        <w:t>mar</w:t>
-      </w:r>
-      <w:r>
-        <w:t>keting</w:t>
-      </w:r>
-      <w:r>
-        <w:t xml:space="preserve"> ploy,” Luke replied. “</w:t>
-      </w:r>
-      <w:r>
-        <w:t>Actually I’m not sure.</w:t>
-      </w:r>
-    </w:p>
-    <w:p>
-      <w:r>
-        <w:t>“I do know they</w:t>
-      </w:r>
-      <w:r>
-        <w:t xml:space="preserve"> just posted record profits. According to analysts, next year’s profits will be even higher.</w:t>
-      </w:r>
-      <w:r>
-        <w:t xml:space="preserve"> </w:t>
-      </w:r>
-      <w:r>
-        <w:t>More importantly, they have their finger in the military pie of multiple</w:t>
-      </w:r>
-      <w:r>
-        <w:t xml:space="preserve"> </w:t>
-      </w:r>
-      <w:r>
-        <w:t xml:space="preserve">nations. </w:t>
-      </w:r>
-      <w:r>
-        <w:t>Have you joined a team?</w:t>
-      </w:r>
-      <w:r>
-        <w:t>”</w:t>
-      </w:r>
-    </w:p>
-    <w:p>
-      <w:r>
-        <w:t>“No, I’m solo,” Hans replied.</w:t>
-      </w:r>
-    </w:p>
-    <w:p>
-      <w:r>
-        <w:t xml:space="preserve">Luke </w:t>
-      </w:r>
-      <w:r>
-        <w:t>laughed</w:t>
-      </w:r>
-      <w:r>
-        <w:t>. “So you’re Han Solo,” Luke said and laughed even harder until tears flowed. “I’m Luke Skywalker. Pleased to meet you,” he greeted. “Why don’t you join our group?”</w:t>
-      </w:r>
-    </w:p>
-    <w:p>
-      <w:r>
-        <w:t xml:space="preserve">“That’s funny kid, and I’ll think about joining,” Hans </w:t>
-      </w:r>
-      <w:r>
-        <w:t>smiled</w:t>
-      </w:r>
-      <w:r>
-        <w:t>.</w:t>
-      </w:r>
-    </w:p>
-    <w:p>
-      <w:r>
-        <w:lastRenderedPageBreak/>
-        <w:t>They exchanged contact information.</w:t>
-      </w:r>
-    </w:p>
-    <w:p>
-      <w:r>
-        <w:t>“So what do you do to pass the time?” Hans asked.</w:t>
-      </w:r>
-    </w:p>
-    <w:p>
-      <w:r>
-        <w:t>“I’m studying mechanical engineering</w:t>
-      </w:r>
-      <w:r>
-        <w:t xml:space="preserve"> at college</w:t>
-      </w:r>
-      <w:r>
-        <w:t>, with a major in robotics,” Luke replied.</w:t>
-      </w:r>
-    </w:p>
-    <w:p>
-      <w:r>
-        <w:t>“I’m a fighter pilot for the air force,” Hans said.</w:t>
-      </w:r>
-    </w:p>
-    <w:p>
-      <w:r>
-        <w:t>“No fair,” Luke grumbled. “You have real world experience.”</w:t>
-      </w:r>
-    </w:p>
-    <w:p>
-      <w:r>
         <w:t>Hans laughed. “I guess that’s why I won with almost half my ammo remaining.”</w:t>
       </w:r>
     </w:p>
@@ -2987,294 +3178,386 @@
     </w:p>
     <w:p>
       <w:r>
-        <w:t>Th</w:t>
-      </w:r>
-      <w:r>
-        <w:t>e</w:t>
+        <w:t xml:space="preserve">This prototype had had an </w:t>
+      </w:r>
+      <w:r>
+        <w:t>acrylic sphere in the center</w:t>
+      </w:r>
+      <w:r>
+        <w:t>, where he could rest</w:t>
+      </w:r>
+      <w:r>
+        <w:t xml:space="preserve">. He opened the hatch and placed a rolling chair inside. He stepped in and latched the </w:t>
+      </w:r>
+      <w:r>
+        <w:t>door</w:t>
+      </w:r>
+      <w:r>
+        <w:t xml:space="preserve">. </w:t>
+      </w:r>
+      <w:r>
+        <w:t>Luke</w:t>
+      </w:r>
+      <w:r>
+        <w:t xml:space="preserve"> made himself comfortable in the chair and pressed the start button.</w:t>
+      </w:r>
+    </w:p>
+    <w:p>
+      <w:r>
+        <w:t xml:space="preserve">The outermost ring </w:t>
+      </w:r>
+      <w:r>
+        <w:t>chugged to a start</w:t>
+      </w:r>
+      <w:r>
+        <w:t>. The chair rolled over the tiny air-holes as the acrylic sphere turned.</w:t>
       </w:r>
       <w:r>
         <w:t xml:space="preserve"> </w:t>
       </w:r>
       <w:r>
-        <w:t xml:space="preserve">vortex </w:t>
-      </w:r>
-      <w:r>
-        <w:t xml:space="preserve">generator had an acrylic sphere in the center. He opened the hatch and placed a rolling chair inside. He stepped in and latched the hatch. </w:t>
+        <w:t>Power fed into the second ring. The third ring joined the dance moments later</w:t>
+      </w:r>
+      <w:r>
+        <w:t>.</w:t>
+      </w:r>
+    </w:p>
+    <w:p>
+      <w:r>
+        <w:t>The chair moved erratically as the sphere spun every which way. Electricity flowed in the superconducting wires</w:t>
+      </w:r>
+      <w:r>
+        <w:t>, generating Cooper-pair radiation. T</w:t>
+      </w:r>
+      <w:r>
+        <w:t>he device shook and rattled</w:t>
+      </w:r>
+      <w:r>
+        <w:t xml:space="preserve"> as mechanical forces stressed the device</w:t>
+      </w:r>
+      <w:r>
+        <w:t>.</w:t>
+      </w:r>
+    </w:p>
+    <w:p>
+      <w:r>
+        <w:t>“Damn,”</w:t>
+      </w:r>
+      <w:r>
+        <w:t xml:space="preserve"> </w:t>
       </w:r>
       <w:r>
         <w:t>Luke</w:t>
       </w:r>
       <w:r>
-        <w:t xml:space="preserve"> made himself comfortable in the chair and pressed the start button.</w:t>
-      </w:r>
-    </w:p>
-    <w:p>
-      <w:r>
-        <w:t xml:space="preserve">The outermost ring began </w:t>
-      </w:r>
-      <w:r>
-        <w:t>rotating</w:t>
-      </w:r>
-      <w:r>
-        <w:t>. The chair rolled over the tiny air-holes as the acrylic sphere turned.</w:t>
-      </w:r>
-      <w:r>
-        <w:t xml:space="preserve"> The second ring began </w:t>
-      </w:r>
-      <w:r>
-        <w:t>spinning</w:t>
-      </w:r>
-      <w:r>
-        <w:t>, and finally the third. The chair moved erratically as the sphere spun every which way. Electricity flowed in the superconducting wires</w:t>
-      </w:r>
-      <w:r>
-        <w:t>, generating Cooper-pair radiation. T</w:t>
-      </w:r>
-      <w:r>
-        <w:t>he device shook and rattled</w:t>
-      </w:r>
-      <w:r>
-        <w:t xml:space="preserve"> as mechanical forces stressed the device</w:t>
+        <w:t xml:space="preserve"> cursed. He made a fundamental mistake</w:t>
+      </w:r>
+      <w:r>
+        <w:t xml:space="preserve">. He forgot to set up a camera to take video of the momentous occasion, so he could post it on YouTube. </w:t>
+      </w:r>
+      <w:r>
+        <w:t>Luke decided to take pictures from the inside using his phone and got an unpleasant surprise. He was paralyzed.</w:t>
+      </w:r>
+    </w:p>
+    <w:p>
+      <w:r>
+        <w:t xml:space="preserve">Fear gripped Luke as he realized what he was doing </w:t>
+      </w:r>
+      <w:r>
+        <w:t xml:space="preserve">could </w:t>
+      </w:r>
+      <w:r>
+        <w:t>be</w:t>
+      </w:r>
+      <w:r>
+        <w:t xml:space="preserve"> dangerous. This fear was justified when he felt an electric tingling </w:t>
+      </w:r>
+      <w:r>
+        <w:lastRenderedPageBreak/>
+        <w:t>throughout his body. The tingling increased into pain. He was getting electrocuted.</w:t>
+      </w:r>
+    </w:p>
+    <w:p>
+      <w:r>
+        <w:t>Luke wished desperately that he had told his parents</w:t>
+      </w:r>
+      <w:r>
+        <w:t>, or at least his friends,</w:t>
+      </w:r>
+      <w:r>
+        <w:t xml:space="preserve"> what he was </w:t>
+      </w:r>
+      <w:r>
+        <w:t>doing</w:t>
+      </w:r>
+      <w:r>
+        <w:t>. They could have stopped the experiment if something went wrong. It was too late now. He was going to die.</w:t>
+      </w:r>
+    </w:p>
+    <w:p>
+      <w:r>
+        <w:t xml:space="preserve">An explosion of pain rocked Luke’s brain as his vision </w:t>
+      </w:r>
+      <w:r>
+        <w:t>blurred</w:t>
       </w:r>
       <w:r>
         <w:t>.</w:t>
       </w:r>
     </w:p>
     <w:p>
+      <w:pPr>
+        <w:pStyle w:val="StatusMessage"/>
+      </w:pPr>
+      <w:r>
+        <w:rPr>
+          <w:noProof/>
+        </w:rPr>
+        <w:drawing>
+          <wp:inline distT="0" distB="0" distL="0" distR="0">
+            <wp:extent cx="292972" cy="113169"/>
+            <wp:effectExtent l="19050" t="0" r="0" b="0"/>
+            <wp:docPr id="12" name="Picture 3" descr="C:\Users\Burgess\AppData\Local\Microsoft\Windows\Temporary Internet Files\Content.IE5\0LM9LILP\MC900065312[1].wmf"/>
+            <wp:cNvGraphicFramePr>
+              <a:graphicFrameLocks xmlns:a="http://schemas.openxmlformats.org/drawingml/2006/main" noChangeAspect="1"/>
+            </wp:cNvGraphicFramePr>
+            <a:graphic xmlns:a="http://schemas.openxmlformats.org/drawingml/2006/main">
+              <a:graphicData uri="http://schemas.openxmlformats.org/drawingml/2006/picture">
+                <pic:pic xmlns:pic="http://schemas.openxmlformats.org/drawingml/2006/picture">
+                  <pic:nvPicPr>
+                    <pic:cNvPr id="0" name="Picture 3" descr="C:\Users\Burgess\AppData\Local\Microsoft\Windows\Temporary Internet Files\Content.IE5\0LM9LILP\MC900065312[1].wmf"/>
+                    <pic:cNvPicPr>
+                      <a:picLocks noChangeAspect="1" noChangeArrowheads="1"/>
+                    </pic:cNvPicPr>
+                  </pic:nvPicPr>
+                  <pic:blipFill>
+                    <a:blip r:embed="rId13" cstate="print"/>
+                    <a:srcRect/>
+                    <a:stretch>
+                      <a:fillRect/>
+                    </a:stretch>
+                  </pic:blipFill>
+                  <pic:spPr bwMode="auto">
+                    <a:xfrm>
+                      <a:off x="0" y="0"/>
+                      <a:ext cx="294457" cy="113743"/>
+                    </a:xfrm>
+                    <a:prstGeom prst="rect">
+                      <a:avLst/>
+                    </a:prstGeom>
+                    <a:noFill/>
+                    <a:ln w="9525">
+                      <a:noFill/>
+                      <a:miter lim="800000"/>
+                      <a:headEnd/>
+                      <a:tailEnd/>
+                    </a:ln>
+                  </pic:spPr>
+                </pic:pic>
+              </a:graphicData>
+            </a:graphic>
+          </wp:inline>
+        </w:drawing>
+      </w:r>
+    </w:p>
+    <w:p>
+      <w:r>
+        <w:t xml:space="preserve">Luke </w:t>
+      </w:r>
+      <w:r>
+        <w:t>st</w:t>
+      </w:r>
+      <w:r>
+        <w:t>ood</w:t>
+      </w:r>
+      <w:r>
+        <w:t xml:space="preserve"> on a floating island in a world filled </w:t>
+      </w:r>
+      <w:r>
+        <w:t xml:space="preserve">with </w:t>
+      </w:r>
+      <w:r>
+        <w:t xml:space="preserve">multicolored </w:t>
+      </w:r>
+      <w:r>
+        <w:t>clou</w:t>
+      </w:r>
+      <w:r>
+        <w:t>ds.</w:t>
+      </w:r>
+      <w:r>
+        <w:t xml:space="preserve"> A snow-white creature stared into his eyes.</w:t>
+      </w:r>
+    </w:p>
+    <w:p>
+      <w:r>
+        <w:t xml:space="preserve">She had </w:t>
+      </w:r>
+      <w:r>
+        <w:t>large</w:t>
+      </w:r>
+      <w:r>
+        <w:t>, expressive,</w:t>
+      </w:r>
+      <w:r>
+        <w:t xml:space="preserve"> </w:t>
+      </w:r>
+      <w:r>
+        <w:t>child-like eyes that sparkl</w:t>
+      </w:r>
+      <w:r>
+        <w:t>ed</w:t>
+      </w:r>
+      <w:r>
+        <w:t xml:space="preserve"> </w:t>
+      </w:r>
+      <w:r>
+        <w:t xml:space="preserve">like </w:t>
+      </w:r>
+      <w:r>
+        <w:t>emeralds</w:t>
+      </w:r>
+      <w:r>
+        <w:t xml:space="preserve"> and star-shaped</w:t>
+      </w:r>
+      <w:r>
+        <w:t xml:space="preserve"> pupils.</w:t>
+      </w:r>
+      <w:r>
+        <w:t xml:space="preserve"> Her mouth was large and generous, but </w:t>
+      </w:r>
+      <w:r>
+        <w:t xml:space="preserve">had </w:t>
+      </w:r>
+      <w:r>
+        <w:t>no nose. Instead, she seemed to have what appeared to be gills</w:t>
+      </w:r>
+      <w:r>
+        <w:t>.</w:t>
+      </w:r>
+      <w:r>
+        <w:t xml:space="preserve"> </w:t>
+      </w:r>
+      <w:r>
+        <w:t>E</w:t>
+      </w:r>
+      <w:r>
+        <w:t xml:space="preserve">xcept her gills weren’t ugly like fish and shark gills. </w:t>
+      </w:r>
+      <w:r>
+        <w:t xml:space="preserve">Her </w:t>
+      </w:r>
+      <w:r>
+        <w:t>peanut-shaped</w:t>
+      </w:r>
+      <w:r>
+        <w:t xml:space="preserve"> face had no resemblance to being human, but it was the prettiest face Luke had ever seen.</w:t>
+      </w:r>
+    </w:p>
+    <w:p>
+      <w:r>
+        <w:t xml:space="preserve">Her body was elongated with two sets of legs and one set of </w:t>
+      </w:r>
+      <w:r>
+        <w:t>arms</w:t>
+      </w:r>
+      <w:r>
+        <w:t>. The tail tapered into an electric cable</w:t>
+      </w:r>
+      <w:r>
+        <w:t xml:space="preserve"> over 100 meters in length</w:t>
+      </w:r>
+      <w:r>
+        <w:t xml:space="preserve">. </w:t>
+      </w:r>
+      <w:r>
+        <w:t xml:space="preserve">Each hand had </w:t>
+      </w:r>
+      <w:r>
+        <w:t>four</w:t>
+      </w:r>
+      <w:r>
+        <w:t xml:space="preserve"> fingers and two thumbs. </w:t>
+      </w:r>
+      <w:r>
+        <w:t>Upon her back were wings. She was a dragon.</w:t>
+      </w:r>
+    </w:p>
+    <w:p>
+      <w:r>
+        <w:t>T</w:t>
+      </w:r>
+      <w:r>
+        <w:t xml:space="preserve">he sound of a </w:t>
+      </w:r>
+      <w:r>
+        <w:t>wind instrument he never heard before</w:t>
+      </w:r>
+      <w:r>
+        <w:t xml:space="preserve"> emanated from the feathery plumage that was her gills</w:t>
+      </w:r>
+      <w:r>
+        <w:t xml:space="preserve">. </w:t>
+      </w:r>
+      <w:r>
+        <w:t xml:space="preserve">The song </w:t>
+      </w:r>
+      <w:r>
+        <w:t xml:space="preserve">she sang </w:t>
+      </w:r>
+      <w:r>
+        <w:t xml:space="preserve">was filled with worry and a warning. As she sang her song, her </w:t>
+      </w:r>
+      <w:r>
+        <w:t xml:space="preserve">large </w:t>
+      </w:r>
+      <w:r>
+        <w:t>catlike ears on the top of her head wiggled.</w:t>
+      </w:r>
+    </w:p>
+    <w:p>
+      <w:r>
+        <w:t>The dragon stopped singing and the scene faded.</w:t>
+      </w:r>
+    </w:p>
+    <w:p>
+      <w:r>
+        <w:t>Luke awoke to darkness</w:t>
+      </w:r>
+      <w:r>
+        <w:t>.</w:t>
+      </w:r>
+      <w:r>
+        <w:t xml:space="preserve"> </w:t>
+      </w:r>
+      <w:r>
+        <w:t>Once again h</w:t>
+      </w:r>
+      <w:r>
+        <w:t>e was again sitting in the vortex generator</w:t>
+      </w:r>
+      <w:r>
+        <w:t>, but it was no longer spinning</w:t>
+      </w:r>
+      <w:r>
+        <w:t xml:space="preserve">. Surrounding him were </w:t>
+      </w:r>
+      <w:r>
+        <w:t>scary</w:t>
+      </w:r>
+      <w:r>
+        <w:t>-looking people in black suites</w:t>
+      </w:r>
+      <w:r>
+        <w:t xml:space="preserve"> and angry faces</w:t>
+      </w:r>
+      <w:r>
+        <w:t>.</w:t>
+      </w:r>
+    </w:p>
+    <w:p>
       <w:r>
         <w:lastRenderedPageBreak/>
-        <w:t xml:space="preserve">Suddenly </w:t>
-      </w:r>
-      <w:r>
-        <w:t xml:space="preserve">Luke realized he made a mistake. He forgot to set up a camera to take video of the momentous occasion, so he could post it on YouTube. </w:t>
-      </w:r>
-      <w:r>
-        <w:t>Luke decided to take pictures from the inside using his phone and got an unpleasant surprise. He was paralyzed.</w:t>
-      </w:r>
-    </w:p>
-    <w:p>
-      <w:r>
-        <w:t xml:space="preserve">Fear gripped Luke as he realized what he was doing </w:t>
-      </w:r>
-      <w:r>
-        <w:t xml:space="preserve">could </w:t>
-      </w:r>
-      <w:r>
-        <w:t>be</w:t>
-      </w:r>
-      <w:r>
-        <w:t xml:space="preserve"> dangerous. This fear was justified when he felt an electric tingling throughout his body. The tingling increased into pain. He was getting electrocuted.</w:t>
-      </w:r>
-    </w:p>
-    <w:p>
-      <w:r>
-        <w:t>Luke wished desperately that he had told his parents</w:t>
-      </w:r>
-      <w:r>
-        <w:t>, or at least his friends,</w:t>
-      </w:r>
-      <w:r>
-        <w:t xml:space="preserve"> what he was </w:t>
-      </w:r>
-      <w:r>
-        <w:t>doing</w:t>
-      </w:r>
-      <w:r>
-        <w:t>. They could have stopped the experiment if something went wrong. It was too late now. He was going to die.</w:t>
-      </w:r>
-    </w:p>
-    <w:p>
-      <w:r>
-        <w:t xml:space="preserve">An explosion of pain rocked Luke’s brain as his vision </w:t>
-      </w:r>
-      <w:r>
-        <w:t>blurred</w:t>
-      </w:r>
-      <w:r>
-        <w:t>. He began hallucinating.</w:t>
-      </w:r>
-    </w:p>
-    <w:p>
-      <w:r>
-        <w:t xml:space="preserve">Luke found himself </w:t>
-      </w:r>
-      <w:r>
-        <w:t xml:space="preserve">standing on a floating island in a world filled </w:t>
-      </w:r>
-      <w:r>
-        <w:t xml:space="preserve">with </w:t>
-      </w:r>
-      <w:r>
-        <w:t xml:space="preserve">multicolored </w:t>
-      </w:r>
-      <w:r>
-        <w:t>clou</w:t>
-      </w:r>
-      <w:r>
-        <w:t xml:space="preserve">ds. </w:t>
-      </w:r>
-      <w:r>
-        <w:t>In front of him was a snow-white creature.</w:t>
-      </w:r>
-    </w:p>
-    <w:p>
-      <w:r>
-        <w:t xml:space="preserve">She had </w:t>
-      </w:r>
-      <w:r>
-        <w:t>large</w:t>
-      </w:r>
-      <w:r>
-        <w:t>, expressive,</w:t>
-      </w:r>
-      <w:r>
-        <w:t xml:space="preserve"> </w:t>
-      </w:r>
-      <w:r>
-        <w:t>child-like eyes that sparkl</w:t>
-      </w:r>
-      <w:r>
-        <w:t>ed</w:t>
-      </w:r>
-      <w:r>
-        <w:t xml:space="preserve"> </w:t>
-      </w:r>
-      <w:r>
-        <w:t xml:space="preserve">like </w:t>
-      </w:r>
-      <w:r>
-        <w:t>emeralds</w:t>
-      </w:r>
-      <w:r>
-        <w:t xml:space="preserve"> and star-shaped</w:t>
-      </w:r>
-      <w:r>
-        <w:t xml:space="preserve"> pupils.</w:t>
-      </w:r>
-      <w:r>
-        <w:t xml:space="preserve"> Her mouth was large and generous, but </w:t>
-      </w:r>
-      <w:r>
-        <w:t xml:space="preserve">had </w:t>
-      </w:r>
-      <w:r>
-        <w:t>no nose. Instead, she seemed to have what appeared to be gills</w:t>
-      </w:r>
-      <w:r>
-        <w:t>.</w:t>
-      </w:r>
-      <w:r>
-        <w:t xml:space="preserve"> </w:t>
-      </w:r>
-      <w:r>
-        <w:t>E</w:t>
-      </w:r>
-      <w:r>
-        <w:t xml:space="preserve">xcept her gills weren’t ugly like fish and shark gills. </w:t>
-      </w:r>
-      <w:r>
-        <w:t xml:space="preserve">Her </w:t>
-      </w:r>
-      <w:r>
-        <w:t>peanut-shaped</w:t>
-      </w:r>
-      <w:r>
-        <w:t xml:space="preserve"> face had no resemblance to being human, but it was the prettiest face Luke had ever seen.</w:t>
-      </w:r>
-    </w:p>
-    <w:p>
-      <w:r>
-        <w:t xml:space="preserve">Her body was elongated with two sets of legs and one set of </w:t>
-      </w:r>
-      <w:r>
-        <w:t>arms</w:t>
-      </w:r>
-      <w:r>
-        <w:t>. The tail tapered into what looked like an electric cable</w:t>
-      </w:r>
-      <w:r>
-        <w:t xml:space="preserve"> over 100 meters in length</w:t>
-      </w:r>
-      <w:r>
-        <w:t xml:space="preserve">. </w:t>
-      </w:r>
-      <w:r>
-        <w:t xml:space="preserve">Each hand had three fingers and two thumbs. </w:t>
-      </w:r>
-      <w:r>
-        <w:t>Upon her back were wings. She was a dragon.</w:t>
-      </w:r>
-    </w:p>
-    <w:p>
-      <w:r>
-        <w:t xml:space="preserve">The dragon </w:t>
-      </w:r>
-      <w:r>
-        <w:t xml:space="preserve">placed her gentle gaze on Luke and the sound of a </w:t>
-      </w:r>
-      <w:r>
-        <w:t>wind instrument he never heard before</w:t>
-      </w:r>
-      <w:r>
-        <w:t xml:space="preserve"> emanated from the feathery plumage that was her gills</w:t>
-      </w:r>
-      <w:r>
-        <w:t xml:space="preserve">. </w:t>
-      </w:r>
-      <w:r>
-        <w:t xml:space="preserve">The song </w:t>
-      </w:r>
-      <w:r>
-        <w:t xml:space="preserve">she sang </w:t>
-      </w:r>
-      <w:r>
-        <w:t xml:space="preserve">was filled with worry </w:t>
-      </w:r>
-      <w:r>
-        <w:lastRenderedPageBreak/>
-        <w:t xml:space="preserve">and a warning. As she sang her song, her </w:t>
-      </w:r>
-      <w:r>
-        <w:t xml:space="preserve">large </w:t>
-      </w:r>
-      <w:r>
-        <w:t>catlike ears on the top of her head wiggled.</w:t>
-      </w:r>
-    </w:p>
-    <w:p>
-      <w:r>
-        <w:t xml:space="preserve">The dragon stopped singing and the scene faded. The next thing </w:t>
-      </w:r>
-      <w:r>
-        <w:t>Luke</w:t>
-      </w:r>
-      <w:r>
-        <w:t xml:space="preserve"> knew it was </w:t>
-      </w:r>
-      <w:r>
-        <w:t>dark</w:t>
-      </w:r>
-      <w:r>
-        <w:t>.</w:t>
-      </w:r>
-      <w:r>
-        <w:t xml:space="preserve"> He was again sitting in the vortex generator</w:t>
-      </w:r>
-      <w:r>
-        <w:t>, but it was no longer spinning</w:t>
-      </w:r>
-      <w:r>
-        <w:t xml:space="preserve">. Surrounding him were </w:t>
-      </w:r>
-      <w:r>
-        <w:t>threatening</w:t>
-      </w:r>
-      <w:r>
-        <w:t>-looking people in black suites.</w:t>
-      </w:r>
-    </w:p>
-    <w:p>
-      <w:r>
         <w:t>As consciousness faded, one thought popped into Luke’s head. Why were they all wearing dark glasses in the middle of the night?</w:t>
       </w:r>
     </w:p>
@@ -3334,7 +3617,19 @@
         <w:rPr>
           <w:i/>
         </w:rPr>
-        <w:t>That’s odd,</w:t>
+        <w:t>That</w:t>
+      </w:r>
+      <w:r>
+        <w:rPr>
+          <w:i/>
+        </w:rPr>
+        <w:t xml:space="preserve"> was</w:t>
+      </w:r>
+      <w:r>
+        <w:rPr>
+          <w:i/>
+        </w:rPr>
+        <w:t xml:space="preserve"> odd,</w:t>
       </w:r>
       <w:r>
         <w:t xml:space="preserve"> Luke mused. </w:t>
@@ -3352,7 +3647,13 @@
         <w:t xml:space="preserve"> </w:t>
       </w:r>
       <w:r>
-        <w:t>Unfortunately his computer was attached to the device, which meant it was lost as well</w:t>
+        <w:t>Unfortunately</w:t>
+      </w:r>
+      <w:r>
+        <w:t>,</w:t>
+      </w:r>
+      <w:r>
+        <w:t xml:space="preserve"> his computer was attached to the device, which meant it was lost as well</w:t>
       </w:r>
       <w:r>
         <w:t>.</w:t>
@@ -3366,7 +3667,13 @@
         <w:t>I’m okay mum</w:t>
       </w:r>
       <w:r>
-        <w:t xml:space="preserve">,” Luke replied. He sat up and got dizzy. He </w:t>
+        <w:t xml:space="preserve">,” Luke </w:t>
+      </w:r>
+      <w:r>
+        <w:t>said</w:t>
+      </w:r>
+      <w:r>
+        <w:t xml:space="preserve">. He sat up and got dizzy. He </w:t>
       </w:r>
       <w:r>
         <w:t>lay</w:t>
@@ -3399,7 +3706,13 @@
     </w:p>
     <w:p>
       <w:r>
-        <w:t>“Don’t worry Luke,” Father assured. “The school said you could take makeup tests.”</w:t>
+        <w:t xml:space="preserve">“Don’t worry Luke,” Father </w:t>
+      </w:r>
+      <w:r>
+        <w:t>said</w:t>
+      </w:r>
+      <w:r>
+        <w:t>. “The school said you could take makeup tests.”</w:t>
       </w:r>
     </w:p>
     <w:p>
@@ -3415,7 +3728,13 @@
     </w:p>
     <w:p>
       <w:r>
-        <w:t>“Well Luke,” the doctor began. “You seem to have gotten some sort of unknown infection</w:t>
+        <w:t xml:space="preserve">“Well Luke,” the doctor </w:t>
+      </w:r>
+      <w:r>
+        <w:t>said</w:t>
+      </w:r>
+      <w:r>
+        <w:t>. “You seem to have gotten some sort of unknown infection</w:t>
       </w:r>
       <w:r>
         <w:t xml:space="preserve">. </w:t>
@@ -3463,7 +3782,13 @@
         <w:t>Lisa</w:t>
       </w:r>
       <w:r>
-        <w:t xml:space="preserve"> scolded.</w:t>
+        <w:t xml:space="preserve"> </w:t>
+      </w:r>
+      <w:r>
+        <w:t>said, annoyed</w:t>
+      </w:r>
+      <w:r>
+        <w:t>.</w:t>
       </w:r>
     </w:p>
     <w:p>
@@ -3484,7 +3809,13 @@
         <w:t>return for monitoring</w:t>
       </w:r>
       <w:r>
-        <w:t>,” the doctor offered.</w:t>
+        <w:t xml:space="preserve">,” the doctor </w:t>
+      </w:r>
+      <w:r>
+        <w:t>said</w:t>
+      </w:r>
+      <w:r>
+        <w:t>.</w:t>
       </w:r>
     </w:p>
     <w:p>
@@ -3559,7 +3890,13 @@
         <w:t>Lisa</w:t>
       </w:r>
       <w:r>
-        <w:t xml:space="preserve"> replied.</w:t>
+        <w:t xml:space="preserve"> </w:t>
+      </w:r>
+      <w:r>
+        <w:t>said</w:t>
+      </w:r>
+      <w:r>
+        <w:t>.</w:t>
       </w:r>
     </w:p>
     <w:p>
@@ -3637,18 +3974,39 @@
     <w:p>
       <w:r>
         <w:lastRenderedPageBreak/>
-        <w:t xml:space="preserve">“What happened to you Luke? We thought you died or something,” </w:t>
-      </w:r>
-      <w:r>
-        <w:t>Lex</w:t>
-      </w:r>
-      <w:r>
-        <w:t xml:space="preserve"> asked.</w:t>
-      </w:r>
-    </w:p>
-    <w:p>
-      <w:r>
-        <w:t>“I almost did,” Luke replied. “I finally set up my full scale vortex generator and entered it. I then got electrocuted and then got this strange vision of a beautiful dragon. When I woke up it was night and I was surrounded by people in black suits and dark glasses. I blacked out again and then found myself in the hospital.”</w:t>
+        <w:t>“What happened to you Luke?</w:t>
+      </w:r>
+      <w:r>
+        <w:t>”</w:t>
+      </w:r>
+      <w:r>
+        <w:t xml:space="preserve"> </w:t>
+      </w:r>
+      <w:r>
+        <w:t>Lex asked.</w:t>
+      </w:r>
+      <w:r>
+        <w:t xml:space="preserve"> </w:t>
+      </w:r>
+      <w:r>
+        <w:t>“</w:t>
+      </w:r>
+      <w:r>
+        <w:t>We thought you died or something</w:t>
+      </w:r>
+      <w:r>
+        <w:t>.”</w:t>
+      </w:r>
+    </w:p>
+    <w:p>
+      <w:r>
+        <w:t xml:space="preserve">“I almost did,” Luke </w:t>
+      </w:r>
+      <w:r>
+        <w:t>said</w:t>
+      </w:r>
+      <w:r>
+        <w:t>. “I finally set up my full scale vortex generator and entered it. I then got electrocuted and then got this strange vision of a beautiful dragon. When I woke up it was night and I was surrounded by people in black suits and dark glasses. I blacked out again and then found myself in the hospital.”</w:t>
       </w:r>
     </w:p>
     <w:p>
@@ -3659,7 +4017,7 @@
         <w:t>m</w:t>
       </w:r>
       <w:r>
-        <w:t xml:space="preserve">an,” the Mad Anarchist said. “The the </w:t>
+        <w:t xml:space="preserve">an,” the Mad Anarchist said. “The </w:t>
       </w:r>
       <w:r>
         <w:t xml:space="preserve">dudes in the suites </w:t>
@@ -3809,11 +4167,11 @@
         <w:t>placed his hands on the keyboard</w:t>
       </w:r>
       <w:r>
-        <w:t xml:space="preserve">. As always, the room gradually faded away, leaving Luke with just himself and his fighter. In his mind’s eye, the screen </w:t>
+        <w:t xml:space="preserve">. As always, the room faded away, leaving Luke with just himself and his fighter. In his mind’s eye, the screen expanded around </w:t>
       </w:r>
       <w:r>
         <w:lastRenderedPageBreak/>
-        <w:t>expanded around him and he found himself on the runway of the mother ship of the Galactic Empire.</w:t>
+        <w:t>him and he found himself on the runway of the mother ship of the Galactic Empire.</w:t>
       </w:r>
     </w:p>
     <w:p>
@@ -3875,13 +4233,19 @@
         <w:t>y</w:t>
       </w:r>
       <w:r>
-        <w:t xml:space="preserve"> catch you, they</w:t>
-      </w:r>
-      <w:r>
-        <w:t>’</w:t>
-      </w:r>
-      <w:r>
-        <w:t>ll eat you.</w:t>
+        <w:t xml:space="preserve"> ca</w:t>
+      </w:r>
+      <w:r>
+        <w:t>ught</w:t>
+      </w:r>
+      <w:r>
+        <w:t xml:space="preserve"> you, they</w:t>
+      </w:r>
+      <w:r>
+        <w:t xml:space="preserve"> would</w:t>
+      </w:r>
+      <w:r>
+        <w:t xml:space="preserve"> eat you.</w:t>
       </w:r>
     </w:p>
     <w:p>
@@ -3990,7 +4354,19 @@
     </w:p>
     <w:p>
       <w:r>
-        <w:t>The door was guarded by stroncers. They were discussing what they would do after their shift ended. Stroncers had the body shape of gorillas with alligator skin. They preferred close combat fighting, since they were near sighted as a species.</w:t>
+        <w:t xml:space="preserve">The door was guarded by stroncers. They were </w:t>
+      </w:r>
+      <w:r>
+        <w:t>gossiping about vacation</w:t>
+      </w:r>
+      <w:r>
+        <w:t>. Stroncers had the body shape of gorillas with alligator skin. They preferred close combat fighting</w:t>
+      </w:r>
+      <w:r>
+        <w:t xml:space="preserve"> </w:t>
+      </w:r>
+      <w:r>
+        <w:t>since they were near sighted as a species.</w:t>
       </w:r>
     </w:p>
     <w:p>
@@ -4057,7 +4433,7 @@
     </w:p>
     <w:p>
       <w:r>
-        <w:t>Luke then walked out of the base and stepped into his Fang. Just as he took off, the fortress exploded. The Fang switched to autopilot and returned to the mother ship, where Luke got a medal.</w:t>
+        <w:t>Luke walked out of the base and stepped into his Fang. Just as he took off, the fortress exploded. The Fang switched to autopilot and returned to the mother ship, where Luke got a medal.</w:t>
       </w:r>
     </w:p>
     <w:p>
@@ -4091,7 +4467,10 @@
         <w:t xml:space="preserve">Luke </w:t>
       </w:r>
       <w:r>
-        <w:t>explained.</w:t>
+        <w:t>said</w:t>
+      </w:r>
+      <w:r>
+        <w:t>.</w:t>
       </w:r>
     </w:p>
     <w:p>
@@ -4162,7 +4541,7 @@
     </w:p>
     <w:p>
       <w:pPr>
-        <w:jc w:val="center"/>
+        <w:pStyle w:val="StatusMessage"/>
       </w:pPr>
       <w:r>
         <w:t>-- Saturday, January 16, 20</w:t>
@@ -4176,7 +4555,19 @@
     </w:p>
     <w:p>
       <w:r>
-        <w:t>The regional champions throughout the world were invited to Tokyo to celebrate the fact that they won. Luke’s parents and sister came along as well.</w:t>
+        <w:t xml:space="preserve">The regional champions throughout the world were invited to Tokyo to celebrate </w:t>
+      </w:r>
+      <w:r>
+        <w:t>their win</w:t>
+      </w:r>
+      <w:r>
+        <w:t xml:space="preserve">. Luke’s parents and sister </w:t>
+      </w:r>
+      <w:r>
+        <w:t>accompanied him</w:t>
+      </w:r>
+      <w:r>
+        <w:t>.</w:t>
       </w:r>
     </w:p>
     <w:p>
@@ -4198,7 +4589,10 @@
     </w:p>
     <w:p>
       <w:r>
-        <w:t>“I suppose,” Luke agreed</w:t>
+        <w:t xml:space="preserve">“I suppose,” Luke </w:t>
+      </w:r>
+      <w:r>
+        <w:t>said</w:t>
       </w:r>
       <w:r>
         <w:t xml:space="preserve"> and looked around </w:t>
@@ -4213,18 +4607,33 @@
         <w:t>.</w:t>
       </w:r>
       <w:r>
-        <w:t xml:space="preserve"> “However </w:t>
-      </w:r>
-      <w:r>
-        <w:t xml:space="preserve">the parent company’s </w:t>
-      </w:r>
-      <w:r>
-        <w:t>holdings are greater than Apple.”</w:t>
-      </w:r>
-    </w:p>
-    <w:p>
-      <w:r>
-        <w:t xml:space="preserve">“Welcome everyone,” the announcer greeted in international English. “Please mingle and get to know your fellow regional winners. As mentioned in the beginning, we offer </w:t>
+        <w:t xml:space="preserve"> “However</w:t>
+      </w:r>
+      <w:r>
+        <w:t>,</w:t>
+      </w:r>
+      <w:r>
+        <w:t xml:space="preserve"> </w:t>
+      </w:r>
+      <w:r>
+        <w:t>the parent company</w:t>
+      </w:r>
+      <w:r>
+        <w:t xml:space="preserve"> is valued at over 14 trillion</w:t>
+      </w:r>
+      <w:r>
+        <w:t>.”</w:t>
+      </w:r>
+    </w:p>
+    <w:p>
+      <w:r>
+        <w:t xml:space="preserve">“Welcome everyone,” the announcer </w:t>
+      </w:r>
+      <w:r>
+        <w:t>said</w:t>
+      </w:r>
+      <w:r>
+        <w:t xml:space="preserve"> in international English. “Please mingle and get to know your fellow regional winners. As mentioned in the beginning, we offer </w:t>
       </w:r>
       <w:r>
         <w:t xml:space="preserve">employment </w:t>
@@ -4282,7 +4691,13 @@
     </w:p>
     <w:p>
       <w:r>
-        <w:t>“Damn, you guys take gaming seriously,” Father commented.</w:t>
+        <w:t xml:space="preserve">“Damn, you guys take gaming seriously,” Father </w:t>
+      </w:r>
+      <w:r>
+        <w:t>said</w:t>
+      </w:r>
+      <w:r>
+        <w:t>.</w:t>
       </w:r>
     </w:p>
     <w:p>
@@ -4340,7 +4755,13 @@
         <w:t>?</w:t>
       </w:r>
       <w:r>
-        <w:t>” Luke grumbled. “He looks like any other guy I have ever seen in my life.”</w:t>
+        <w:t xml:space="preserve">” Luke </w:t>
+      </w:r>
+      <w:r>
+        <w:t>asked</w:t>
+      </w:r>
+      <w:r>
+        <w:t>. “He looks like any other guy I have ever seen in my life.”</w:t>
       </w:r>
     </w:p>
     <w:p>
@@ -4357,7 +4778,13 @@
     </w:p>
     <w:p>
       <w:r>
-        <w:t>“Twenty-three,” Luke replied.</w:t>
+        <w:t xml:space="preserve">“Twenty-three,” Luke </w:t>
+      </w:r>
+      <w:r>
+        <w:t>said</w:t>
+      </w:r>
+      <w:r>
+        <w:t>.</w:t>
       </w:r>
     </w:p>
     <w:p>
@@ -4378,7 +4805,13 @@
     </w:p>
     <w:p>
       <w:r>
-        <w:t>“And you’re one hot tamale, my beautiful princess,” Hans smiled.</w:t>
+        <w:t xml:space="preserve">“And you’re one hot tamale, my beautiful princess,” Hans </w:t>
+      </w:r>
+      <w:r>
+        <w:t>said</w:t>
+      </w:r>
+      <w:r>
+        <w:t>.</w:t>
       </w:r>
     </w:p>
     <w:p>
@@ -4426,12 +4859,18 @@
         <w:t>mother</w:t>
       </w:r>
       <w:r>
-        <w:t>,” Brenda apologized.</w:t>
-      </w:r>
-    </w:p>
-    <w:p>
-      <w:r>
-        <w:t>Just then Luke heard a familiar voice mixed with the din of the crowd. “It’s a conspiracy man,” it said. “They are fattening us up before they send us out to battle and die.”</w:t>
+        <w:t xml:space="preserve">,” Brenda </w:t>
+      </w:r>
+      <w:r>
+        <w:t>said</w:t>
+      </w:r>
+      <w:r>
+        <w:t>.</w:t>
+      </w:r>
+    </w:p>
+    <w:p>
+      <w:r>
+        <w:t>Luke heard a familiar voice mixed with the din of the crowd. “It’s a conspiracy man,” it said. “They are fattening us up before they send us out to battle and die.”</w:t>
       </w:r>
     </w:p>
     <w:p>
@@ -4441,12 +4880,30 @@
     </w:p>
     <w:p>
       <w:r>
-        <w:t>“How can you hear anything over this racket?” Brenda asked as Luke left.</w:t>
-      </w:r>
-    </w:p>
-    <w:p>
-      <w:r>
-        <w:t>“That’s because he’s still just a kid,” Hans replied. “They have better hearing than us grownups, which is an advantage in games like Stellar Warrior.”</w:t>
+        <w:t xml:space="preserve">“How can </w:t>
+      </w:r>
+      <w:r>
+        <w:t>he</w:t>
+      </w:r>
+      <w:r>
+        <w:t xml:space="preserve"> hear anything over this racket?” Brenda asked as Luke </w:t>
+      </w:r>
+      <w:r>
+        <w:t>walked away</w:t>
+      </w:r>
+      <w:r>
+        <w:t>.</w:t>
+      </w:r>
+    </w:p>
+    <w:p>
+      <w:r>
+        <w:t xml:space="preserve">“That’s because he’s still just a kid,” Hans </w:t>
+      </w:r>
+      <w:r>
+        <w:t>said</w:t>
+      </w:r>
+      <w:r>
+        <w:t>. “They have better hearing than us grownups, which is an advantage in games like Stellar Warrior.”</w:t>
       </w:r>
     </w:p>
     <w:p>
@@ -4478,7 +4935,13 @@
     </w:p>
     <w:p>
       <w:r>
-        <w:t>“I wonder why they made sure groups didn’t compete in the regionals. What’s the point in that?” Mr. Spock wondered.</w:t>
+        <w:t xml:space="preserve">“I wonder why they made sure groups didn’t compete in the regionals. What’s the point in that?” Mr. Spock </w:t>
+      </w:r>
+      <w:r>
+        <w:t>asked</w:t>
+      </w:r>
+      <w:r>
+        <w:t>.</w:t>
       </w:r>
     </w:p>
     <w:p>
@@ -4527,28 +4990,37 @@
     </w:p>
     <w:p>
       <w:r>
-        <w:t xml:space="preserve">“In Stellar Warrior, </w:t>
-      </w:r>
-      <w:r>
-        <w:t xml:space="preserve">it’s </w:t>
-      </w:r>
-      <w:r>
-        <w:t>twelve</w:t>
+        <w:t>“</w:t>
+      </w:r>
+      <w:r>
+        <w:t>T</w:t>
+      </w:r>
+      <w:r>
+        <w:t>welve</w:t>
       </w:r>
       <w:r>
         <w:t xml:space="preserve"> units</w:t>
       </w:r>
       <w:r>
-        <w:t>,” Mr. Spock replied</w:t>
-      </w:r>
-      <w:r>
-        <w:t xml:space="preserve"> his deadpan-serious voice</w:t>
+        <w:t xml:space="preserve">,” Mr. Spock </w:t>
+      </w:r>
+      <w:r>
+        <w:t>said</w:t>
+      </w:r>
+      <w:r>
+        <w:t xml:space="preserve"> </w:t>
+      </w:r>
+      <w:r>
+        <w:t xml:space="preserve">in </w:t>
+      </w:r>
+      <w:r>
+        <w:t>his deadpan-serious voice</w:t>
       </w:r>
       <w:r>
         <w:t>.</w:t>
       </w:r>
       <w:r>
-        <w:t xml:space="preserve"> “It’s very logical.”</w:t>
+        <w:t xml:space="preserve"> “It’s logical.”</w:t>
       </w:r>
     </w:p>
     <w:p>
@@ -4561,7 +5033,10 @@
         <w:t>“Greetings fellow warriors and guests</w:t>
       </w:r>
       <w:r>
-        <w:t>,” the announcer spoke</w:t>
+        <w:t xml:space="preserve">,” the announcer </w:t>
+      </w:r>
+      <w:r>
+        <w:t>said</w:t>
       </w:r>
       <w:r>
         <w:t xml:space="preserve">. </w:t>
@@ -4606,7 +5081,10 @@
         <w:t xml:space="preserve"> pledge allegiance to the </w:t>
       </w:r>
       <w:r>
-        <w:t>empress</w:t>
+        <w:t>emp</w:t>
+      </w:r>
+      <w:r>
+        <w:t>ire</w:t>
       </w:r>
       <w:r>
         <w:t>.</w:t>
@@ -4658,7 +5136,10 @@
         <w:t xml:space="preserve">m the evil Andromeda Empire,” </w:t>
       </w:r>
       <w:r>
-        <w:t>the dragon spoke</w:t>
+        <w:t xml:space="preserve">the dragon </w:t>
+      </w:r>
+      <w:r>
+        <w:t>said</w:t>
       </w:r>
       <w:r>
         <w:t>,</w:t>
@@ -4865,7 +5346,7 @@
         <w:t xml:space="preserve">“82 years old,” Brenda </w:t>
       </w:r>
       <w:r>
-        <w:t>exclaimed</w:t>
+        <w:t>said</w:t>
       </w:r>
       <w:r>
         <w:t>. “Would</w:t>
@@ -4885,12 +5366,24 @@
         <w:t xml:space="preserve">functionally </w:t>
       </w:r>
       <w:r>
-        <w:t>immortal and reproduces very slowly,” Mr. Spock said. “From their point of view, the princess is just a teenager.”</w:t>
-      </w:r>
-    </w:p>
-    <w:p>
-      <w:r>
-        <w:t>“That’s perfect for Luke, since he too is just a kid,” Hans added.</w:t>
+        <w:t xml:space="preserve">immortal and reproduces very slowly,” Mr. Spock said. “From their point of view, the princess is </w:t>
+      </w:r>
+      <w:r>
+        <w:t>barely</w:t>
+      </w:r>
+      <w:r>
+        <w:t xml:space="preserve"> a teenager.”</w:t>
+      </w:r>
+    </w:p>
+    <w:p>
+      <w:r>
+        <w:t xml:space="preserve">“That’s perfect for Luke, since he too is just a kid,” Hans </w:t>
+      </w:r>
+      <w:r>
+        <w:t>said</w:t>
+      </w:r>
+      <w:r>
+        <w:t>.</w:t>
       </w:r>
     </w:p>
     <w:p>
@@ -4925,7 +5418,13 @@
     </w:p>
     <w:p>
       <w:r>
-        <w:t>“This is menaphine,” Luke replied and showed the bottle to Hans. “It’s a pain killer that’s as strong as morphine, but much safer.</w:t>
+        <w:t xml:space="preserve">“This is menaphine,” Luke </w:t>
+      </w:r>
+      <w:r>
+        <w:t>said</w:t>
+      </w:r>
+      <w:r>
+        <w:t xml:space="preserve"> and showed the bottle to Hans. “It’s a pain killer that’s as strong as morphine, but much safer.</w:t>
       </w:r>
       <w:r>
         <w:t xml:space="preserve"> </w:t>
@@ -5009,7 +5508,13 @@
     <w:p>
       <w:r>
         <w:lastRenderedPageBreak/>
-        <w:t xml:space="preserve">“No,” Luke replied. “I’ve learnt my lesson. I’m </w:t>
+        <w:t xml:space="preserve">“No,” Luke </w:t>
+      </w:r>
+      <w:r>
+        <w:t>said</w:t>
+      </w:r>
+      <w:r>
+        <w:t xml:space="preserve">. “I’ve learnt my lesson. I’m </w:t>
       </w:r>
       <w:r>
         <w:t>going to use my prize money to build</w:t>
@@ -5031,10 +5536,32 @@
     </w:p>
     <w:p>
       <w:r>
-        <w:t>“No way,” Luke replied. “C-3PO was an annoying droid who was always getting into trouble. I don’t need a useless protocol droid.”</w:t>
-      </w:r>
-      <w:r>
-        <w:t xml:space="preserve"> He then added</w:t>
+        <w:t xml:space="preserve">“No way,” Luke </w:t>
+      </w:r>
+      <w:r>
+        <w:t>said</w:t>
+      </w:r>
+      <w:r>
+        <w:t>. “C-3PO was an annoying droid who was always getting into trouble. I don’t need a useless protocol droid.”</w:t>
+      </w:r>
+    </w:p>
+    <w:p>
+      <w:r>
+        <w:t>“Why do you need such powerful pain killers?” Mr. Spock’s mother</w:t>
+      </w:r>
+      <w:r>
+        <w:t>, Sera</w:t>
+      </w:r>
+      <w:r>
+        <w:t xml:space="preserve"> asked.</w:t>
+      </w:r>
+    </w:p>
+    <w:p>
+      <w:r>
+        <w:t xml:space="preserve">“He was foolish enough to enter a vortex generator and got zapped,” Mr. Spock </w:t>
+      </w:r>
+      <w:r>
+        <w:t>said</w:t>
       </w:r>
       <w:r>
         <w:t>.</w:t>
@@ -5042,10 +5569,45 @@
     </w:p>
     <w:p>
       <w:r>
-        <w:t>“Why do you need such powerful pain killers?” Mr. Spock’s mother</w:t>
-      </w:r>
-      <w:r>
-        <w:t>, Sera</w:t>
+        <w:t>“</w:t>
+      </w:r>
+      <w:r>
+        <w:t>Luke, why did you do something so stupid?</w:t>
+      </w:r>
+      <w:r>
+        <w:t xml:space="preserve">” </w:t>
+      </w:r>
+      <w:r>
+        <w:t>Lisa</w:t>
+      </w:r>
+      <w:r>
+        <w:t xml:space="preserve"> </w:t>
+      </w:r>
+      <w:r>
+        <w:t>asked</w:t>
+      </w:r>
+      <w:r>
+        <w:t xml:space="preserve"> </w:t>
+      </w:r>
+      <w:r>
+        <w:t>angrily</w:t>
+      </w:r>
+      <w:r>
+        <w:t>. “</w:t>
+      </w:r>
+      <w:r>
+        <w:t>You could have died.</w:t>
+      </w:r>
+      <w:r>
+        <w:t>”</w:t>
+      </w:r>
+    </w:p>
+    <w:p>
+      <w:r>
+        <w:t xml:space="preserve">“What is a vortex generator?” </w:t>
+      </w:r>
+      <w:r>
+        <w:t>Ralph</w:t>
       </w:r>
       <w:r>
         <w:t xml:space="preserve"> asked.</w:t>
@@ -5053,13 +5615,22 @@
     </w:p>
     <w:p>
       <w:r>
-        <w:t xml:space="preserve">“He was foolish enough to enter a vortex generator and got zapped,” Mr. Spock </w:t>
-      </w:r>
-      <w:r>
-        <w:t>explained</w:t>
-      </w:r>
-      <w:r>
-        <w:t>.</w:t>
+        <w:t xml:space="preserve">“It’s just a spinning electromagnet,” Luke </w:t>
+      </w:r>
+      <w:r>
+        <w:t>said</w:t>
+      </w:r>
+      <w:r>
+        <w:t xml:space="preserve">. “It’s been used </w:t>
+      </w:r>
+      <w:r>
+        <w:t xml:space="preserve">in motors and generators </w:t>
+      </w:r>
+      <w:r>
+        <w:t xml:space="preserve">for centuries. </w:t>
+      </w:r>
+      <w:r>
+        <w:t>Also, I didn’t use that much power and I was electrically isolated.</w:t>
       </w:r>
     </w:p>
     <w:p>
@@ -5067,104 +5638,57 @@
         <w:t>“</w:t>
       </w:r>
       <w:r>
-        <w:t>Luke, why did you do something so stupid?</w:t>
-      </w:r>
-      <w:r>
-        <w:t xml:space="preserve">” </w:t>
-      </w:r>
-      <w:r>
-        <w:t>Lisa</w:t>
+        <w:t>It doesn’t matter since I lost it</w:t>
+      </w:r>
+      <w:r>
+        <w:t xml:space="preserve"> and I don’t intend to build another one</w:t>
+      </w:r>
+      <w:r>
+        <w:t>.”</w:t>
+      </w:r>
+    </w:p>
+    <w:p>
+      <w:r>
+        <w:t>A thought entered Luke’s head. What would have happened if he had used AC current instead of DC current? He pushed that thought aside and focused on desert.</w:t>
+      </w:r>
+    </w:p>
+    <w:p>
+      <w:r>
+        <w:t>“What kind of stupid name is Adipose anyway?” Dark Reaver’s father</w:t>
+      </w:r>
+      <w:r>
+        <w:t>, Bernard</w:t>
+      </w:r>
+      <w:r>
+        <w:t xml:space="preserve"> asked, trying to change the subject. “Why not </w:t>
+      </w:r>
+      <w:r>
+        <w:t xml:space="preserve">call it </w:t>
+      </w:r>
+      <w:r>
+        <w:t>belly fat?”</w:t>
+      </w:r>
+    </w:p>
+    <w:p>
+      <w:r>
+        <w:t>“</w:t>
+      </w:r>
+      <w:proofErr w:type="gramStart"/>
+      <w:r>
+        <w:t>It’s</w:t>
+      </w:r>
+      <w:proofErr w:type="gramEnd"/>
+      <w:r>
+        <w:t xml:space="preserve"> sounds like a name a person who doesn’t fully understand English would choose,” Mr. Spock’s father</w:t>
+      </w:r>
+      <w:r>
+        <w:t>, Hector</w:t>
       </w:r>
       <w:r>
         <w:t xml:space="preserve"> </w:t>
       </w:r>
       <w:r>
-        <w:t>asked</w:t>
-      </w:r>
-      <w:r>
-        <w:t xml:space="preserve"> </w:t>
-      </w:r>
-      <w:r>
-        <w:t>angrily</w:t>
-      </w:r>
-      <w:r>
-        <w:t>. “</w:t>
-      </w:r>
-      <w:r>
-        <w:t>You could have died.</w:t>
-      </w:r>
-      <w:r>
-        <w:t>”</w:t>
-      </w:r>
-    </w:p>
-    <w:p>
-      <w:r>
-        <w:t xml:space="preserve">“What is a vortex generator?” </w:t>
-      </w:r>
-      <w:r>
-        <w:t>Ralph</w:t>
-      </w:r>
-      <w:r>
-        <w:t xml:space="preserve"> asked.</w:t>
-      </w:r>
-    </w:p>
-    <w:p>
-      <w:r>
-        <w:t xml:space="preserve">“It’s just a spinning electromagnet,” Luke replied. “It’s been used </w:t>
-      </w:r>
-      <w:r>
-        <w:t xml:space="preserve">in motors and generators </w:t>
-      </w:r>
-      <w:r>
-        <w:t xml:space="preserve">for centuries. </w:t>
-      </w:r>
-      <w:r>
-        <w:t xml:space="preserve">In theory nothing should have happened. </w:t>
-      </w:r>
-      <w:r>
-        <w:t>It doesn’t matter since I lost it</w:t>
-      </w:r>
-      <w:r>
-        <w:t xml:space="preserve"> and I don’t intend to build another one</w:t>
-      </w:r>
-      <w:r>
-        <w:t>.”</w:t>
-      </w:r>
-    </w:p>
-    <w:p>
-      <w:r>
-        <w:t>A thought entered Luke’s head. What would have happened if he had used AC current instead of DC current? He pushed that thought aside and focused on desert.</w:t>
-      </w:r>
-    </w:p>
-    <w:p>
-      <w:r>
-        <w:t>“What kind of stupid name is Adipose anyway?” Dark Reaver’s father</w:t>
-      </w:r>
-      <w:r>
-        <w:t>, Bernard</w:t>
-      </w:r>
-      <w:r>
-        <w:t xml:space="preserve"> asked, trying to change the subject. “Why not </w:t>
-      </w:r>
-      <w:r>
-        <w:t xml:space="preserve">call it </w:t>
-      </w:r>
-      <w:r>
-        <w:t>belly fat?”</w:t>
-      </w:r>
-    </w:p>
-    <w:p>
-      <w:r>
-        <w:t>“It’s sounds like a name a person who doesn’t fully understand English would choose,” Mr. Spock’s father</w:t>
-      </w:r>
-      <w:r>
-        <w:t>, Hector</w:t>
-      </w:r>
-      <w:r>
-        <w:t xml:space="preserve"> </w:t>
-      </w:r>
-      <w:r>
-        <w:t>guessed</w:t>
+        <w:t>said</w:t>
       </w:r>
       <w:r>
         <w:t>.</w:t>
@@ -5246,7 +5770,13 @@
     </w:p>
     <w:p>
       <w:r>
-        <w:t xml:space="preserve">“All my life,” Luke replied. “I love the city and the mountains and the </w:t>
+        <w:t xml:space="preserve">“All my life,” Luke </w:t>
+      </w:r>
+      <w:r>
+        <w:t>said</w:t>
+      </w:r>
+      <w:r>
+        <w:t xml:space="preserve">. “I love the city and the mountains and the </w:t>
       </w:r>
       <w:r>
         <w:t>s</w:t>
@@ -5265,7 +5795,13 @@
     </w:p>
     <w:p>
       <w:r>
-        <w:t>“They were so close,” Luke replied. “Perhaps next year they</w:t>
+        <w:t xml:space="preserve">“They were so close,” Luke </w:t>
+      </w:r>
+      <w:r>
+        <w:t>said</w:t>
+      </w:r>
+      <w:r>
+        <w:t>. “Perhaps next year they</w:t>
       </w:r>
       <w:r>
         <w:t>’</w:t>
@@ -5281,7 +5817,13 @@
     </w:p>
     <w:p>
       <w:r>
-        <w:t>“No thanks,” Luke replied.</w:t>
+        <w:t xml:space="preserve">“No thanks,” Luke </w:t>
+      </w:r>
+      <w:r>
+        <w:t>said</w:t>
+      </w:r>
+      <w:r>
+        <w:t>.</w:t>
       </w:r>
     </w:p>
     <w:p>
@@ -5328,7 +5870,10 @@
     </w:p>
     <w:p>
       <w:r>
-        <w:t>“No,” Luke replied</w:t>
+        <w:t xml:space="preserve">“No,” Luke </w:t>
+      </w:r>
+      <w:r>
+        <w:t>said</w:t>
       </w:r>
       <w:r>
         <w:t xml:space="preserve"> and sat down</w:t>
@@ -5352,13 +5897,23 @@
         <w:t>Pull the pieces ap</w:t>
       </w:r>
       <w:r>
-        <w:t>art.” The front separated, but was still connected with sliding pipe</w:t>
+        <w:t>art.”</w:t>
+      </w:r>
+    </w:p>
+    <w:p>
+      <w:r>
+        <w:t>The front separated, but was still connected with sliding pipe</w:t>
       </w:r>
       <w:r>
         <w:t>s</w:t>
       </w:r>
       <w:r>
-        <w:t>. “Just like a</w:t>
+        <w:t>.</w:t>
+      </w:r>
+    </w:p>
+    <w:p>
+      <w:r>
+        <w:t>“Just like a</w:t>
       </w:r>
       <w:r>
         <w:t>n</w:t>
@@ -5401,7 +5956,13 @@
     </w:p>
     <w:p>
       <w:r>
-        <w:t xml:space="preserve">“That’s it,” Luke exclaimer and got up. “Last month I </w:t>
+        <w:t>“That’s it,” Luke exclaime</w:t>
+      </w:r>
+      <w:r>
+        <w:t>d</w:t>
+      </w:r>
+      <w:r>
+        <w:t xml:space="preserve"> and got up. “Last month I </w:t>
       </w:r>
       <w:r>
         <w:t>was electrocuted. After getting knocked out, I</w:t>
@@ -5438,7 +5999,13 @@
     </w:p>
     <w:p>
       <w:r>
-        <w:t>“But it probably costs thousands,” Luke argued.</w:t>
+        <w:t xml:space="preserve">“But it probably costs thousands,” Luke </w:t>
+      </w:r>
+      <w:r>
+        <w:t>said</w:t>
+      </w:r>
+      <w:r>
+        <w:t>.</w:t>
       </w:r>
     </w:p>
     <w:p>
@@ -5454,7 +6021,13 @@
     </w:p>
     <w:p>
       <w:r>
-        <w:t>“We’re quite aware of your student status,” Edward assured. “</w:t>
+        <w:t xml:space="preserve">“We’re quite aware of your student status,” Edward </w:t>
+      </w:r>
+      <w:r>
+        <w:t>said</w:t>
+      </w:r>
+      <w:r>
+        <w:t>. “</w:t>
       </w:r>
       <w:r>
         <w:t>That works to your advantage, since mechanical engineering is important to us.</w:t>
@@ -5476,12 +6049,24 @@
     </w:p>
     <w:p>
       <w:r>
-        <w:t>“But what am I supposed to do? I only have high school level programming experience,” Luke asked.</w:t>
-      </w:r>
-    </w:p>
-    <w:p>
-      <w:r>
-        <w:t>“I assure you your experience level is sufficient for us,” Edward replied and pushed the paper again to Luke.</w:t>
+        <w:t>“But what am I supposed to do? I only have high school level programming experience</w:t>
+      </w:r>
+      <w:r>
+        <w:t xml:space="preserve"> and AI management</w:t>
+      </w:r>
+      <w:r>
+        <w:t>,” Luke asked.</w:t>
+      </w:r>
+    </w:p>
+    <w:p>
+      <w:r>
+        <w:t xml:space="preserve">“I assure you your experience level is sufficient for us,” Edward </w:t>
+      </w:r>
+      <w:r>
+        <w:t>said</w:t>
+      </w:r>
+      <w:r>
+        <w:t xml:space="preserve"> and pushed the paper again to Luke.</w:t>
       </w:r>
       <w:r>
         <w:t xml:space="preserve"> “</w:t>
@@ -5528,7 +6113,13 @@
     </w:p>
     <w:p>
       <w:r>
-        <w:t>“Sign this too. It’s for the bi-flute,” Edward added and brought out a bi-flute case. Luke signed and returned the bi-flute to its case</w:t>
+        <w:t xml:space="preserve">“Sign this too. It’s for the bi-flute,” Edward </w:t>
+      </w:r>
+      <w:r>
+        <w:t>said</w:t>
+      </w:r>
+      <w:r>
+        <w:t xml:space="preserve"> and brought out a bi-flute case. Luke signed and returned the bi-flute to its case</w:t>
       </w:r>
       <w:r>
         <w:t>, and then clipped it to his belt</w:t>
@@ -5575,7 +6166,13 @@
     </w:p>
     <w:p>
       <w:r>
-        <w:t>“No problem,” Edward replied. “</w:t>
+        <w:t xml:space="preserve">“No problem,” Edward </w:t>
+      </w:r>
+      <w:r>
+        <w:t>said</w:t>
+      </w:r>
+      <w:r>
+        <w:t>. “</w:t>
       </w:r>
       <w:r>
         <w:t xml:space="preserve">You will be fit by the time </w:t>
@@ -5605,7 +6202,13 @@
     </w:p>
     <w:p>
       <w:r>
-        <w:t>“Don’t be alarmed Luke,” Edward reassured. “Top doctors will monitor both you and your friends to ensure your safety.</w:t>
+        <w:t xml:space="preserve">“Don’t be alarmed Luke,” Edward </w:t>
+      </w:r>
+      <w:r>
+        <w:t>said</w:t>
+      </w:r>
+      <w:r>
+        <w:t>. “Top doctors will monitor both you and your friends to ensure your safety.</w:t>
       </w:r>
       <w:r>
         <w:t xml:space="preserve"> We also know about your medical history and will take that into consideration.</w:t>
@@ -5636,10 +6239,19 @@
         <w:t xml:space="preserve"> it is safe</w:t>
       </w:r>
       <w:r>
-        <w:t>. Multiple therapies are already on the market</w:t>
-      </w:r>
-      <w:r>
-        <w:t xml:space="preserve">,” Edward reassured. </w:t>
+        <w:t xml:space="preserve">. </w:t>
+      </w:r>
+      <w:r>
+        <w:t>It is helping millions of people</w:t>
+      </w:r>
+      <w:r>
+        <w:t xml:space="preserve">,” Edward </w:t>
+      </w:r>
+      <w:r>
+        <w:t>said</w:t>
+      </w:r>
+      <w:r>
+        <w:t xml:space="preserve">. </w:t>
       </w:r>
       <w:r>
         <w:t>“</w:t>
@@ -5796,7 +6408,7 @@
         <w:t xml:space="preserve">“I can’t believe I’m being paid to play video games,” Luke </w:t>
       </w:r>
       <w:r>
-        <w:t>marveled</w:t>
+        <w:t>said</w:t>
       </w:r>
       <w:r>
         <w:t>.</w:t>
@@ -5804,7 +6416,13 @@
     </w:p>
     <w:p>
       <w:r>
-        <w:t>“It’s more than a game,” Edward intoned. “It’s a way of life. I’ll show you how to log on and access the network from your home.”</w:t>
+        <w:t xml:space="preserve">“It’s more than a game,” Edward </w:t>
+      </w:r>
+      <w:r>
+        <w:t>said proudly</w:t>
+      </w:r>
+      <w:r>
+        <w:t>. “It’s a way of life. I’ll show you how to log on and access the network from your home.”</w:t>
       </w:r>
     </w:p>
     <w:p>
@@ -6052,28 +6670,23 @@
       <w:r>
         <w:t xml:space="preserve"> </w:t>
       </w:r>
-      <w:proofErr w:type="spellStart"/>
       <w:r>
         <w:rPr>
+          <w:b/>
           <w:i/>
         </w:rPr>
-        <w:t>Wha</w:t>
-      </w:r>
-      <w:proofErr w:type="spellEnd"/>
+        <w:t>Wha-ha</w:t>
+      </w:r>
       <w:r>
         <w:rPr>
-          <w:i/>
-        </w:rPr>
-        <w:t>-ha</w:t>
-      </w:r>
-      <w:r>
-        <w:rPr>
+          <w:b/>
           <w:i/>
         </w:rPr>
         <w:t>-</w:t>
       </w:r>
       <w:r>
         <w:rPr>
+          <w:b/>
           <w:i/>
         </w:rPr>
         <w:t>ha ha-ha…</w:t>
@@ -6116,7 +6729,10 @@
     </w:p>
     <w:p>
       <w:r>
-        <w:t>“Hello little boy,” Arnold greeted</w:t>
+        <w:t xml:space="preserve">“Hello little boy,” Arnold </w:t>
+      </w:r>
+      <w:r>
+        <w:t>said</w:t>
       </w:r>
       <w:r>
         <w:t xml:space="preserve"> and flexed his muscles</w:t>
@@ -6204,7 +6820,7 @@
     </w:p>
     <w:p>
       <w:pPr>
-        <w:jc w:val="center"/>
+        <w:pStyle w:val="StatusMessage"/>
       </w:pPr>
       <w:r>
         <w:t xml:space="preserve">-- </w:t>
@@ -6331,7 +6947,19 @@
     </w:p>
     <w:p>
       <w:r>
-        <w:t>“The blaster is a regular gun you will use for training,” Edward explained. “Sorry we can’t give you the real thing at this time,” he added with a smile.</w:t>
+        <w:t xml:space="preserve">“The blaster is a regular gun you will use for training,” Edward </w:t>
+      </w:r>
+      <w:r>
+        <w:t>said</w:t>
+      </w:r>
+      <w:r>
+        <w:t xml:space="preserve">. “Sorry we can’t give you the real thing at this time,” he added with a </w:t>
+      </w:r>
+      <w:r>
+        <w:t>wink</w:t>
+      </w:r>
+      <w:r>
+        <w:t>.</w:t>
       </w:r>
     </w:p>
     <w:p>
@@ -6420,17 +7048,37 @@
     </w:p>
     <w:p>
       <w:r>
-        <w:t>“Quit your complaining,” Scotty complained. “At least you’re taking pain killers. We don’t have that option.”</w:t>
-      </w:r>
-    </w:p>
-    <w:p>
-      <w:r>
-        <w:t>“You’ll get through this,” Hans assured. “Although I remember it almost killed me.” He wasn’t taking the training since he did it before. Instead he was taking more advanced training with another group.</w:t>
+        <w:t xml:space="preserve">“Quit your complaining,” Scotty </w:t>
+      </w:r>
+      <w:r>
+        <w:t>said</w:t>
+      </w:r>
+      <w:r>
+        <w:t>. “At least you’re taking pain killers. We don’t have that option.”</w:t>
+      </w:r>
+    </w:p>
+    <w:p>
+      <w:r>
+        <w:t xml:space="preserve">“You’ll get through this,” Hans </w:t>
+      </w:r>
+      <w:r>
+        <w:t>said</w:t>
+      </w:r>
+      <w:r>
+        <w:t>. “Although I remember it almost killed me.”</w:t>
+      </w:r>
+    </w:p>
+    <w:p>
+      <w:r>
+        <w:t xml:space="preserve">Instead of basic training Hans </w:t>
+      </w:r>
+      <w:r>
+        <w:t>was taking more advanced training with another group.</w:t>
       </w:r>
     </w:p>
     <w:p>
       <w:pPr>
-        <w:jc w:val="center"/>
+        <w:pStyle w:val="StatusMessage"/>
       </w:pPr>
       <w:r>
         <w:t>-</w:t>
@@ -6473,7 +7121,13 @@
         <w:t>-</w:t>
       </w:r>
       <w:r>
-        <w:t xml:space="preserve">one competition. </w:t>
+        <w:t xml:space="preserve">one </w:t>
+      </w:r>
+      <w:r>
+        <w:t>battles</w:t>
+      </w:r>
+      <w:r>
+        <w:t xml:space="preserve">. </w:t>
       </w:r>
       <w:r>
         <w:t>This would be broadcast for the world to see.</w:t>
@@ -6492,13 +7146,13 @@
         <w:t>VR</w:t>
       </w:r>
       <w:r>
-        <w:t xml:space="preserve"> goggles were supplied. That made it much easier to play, since </w:t>
-      </w:r>
-      <w:r>
-        <w:t>that</w:t>
-      </w:r>
-      <w:r>
-        <w:t xml:space="preserve"> gave a more immersive experience. Unfortunately the opponent had the same advantage.</w:t>
+        <w:t xml:space="preserve"> goggles were supplied</w:t>
+      </w:r>
+      <w:r>
+        <w:t>, giving a more visceral experience</w:t>
+      </w:r>
+      <w:r>
+        <w:t>. Unfortunately the opponent had the same advantage.</w:t>
       </w:r>
     </w:p>
     <w:p>
@@ -6512,12 +7166,41 @@
         <w:t xml:space="preserve">Luke made a detour to a nearby asteroid field and the opponent followed. </w:t>
       </w:r>
       <w:r>
-        <w:t>Asteroid courses were fun for Luke and he relaxed to the experience. Just then there was an explosion behind Luke. The opponent took himself out by hitting an asteroid. That was lame.</w:t>
-      </w:r>
-    </w:p>
-    <w:p>
-      <w:r>
-        <w:t>Luke navigated himself out of the asteroid field. A moment later the Fang switched to autopilot and returned to the mother ship.</w:t>
+        <w:t xml:space="preserve">Asteroid courses were fun for Luke and he relaxed to the experience. </w:t>
+      </w:r>
+      <w:r>
+        <w:t>An</w:t>
+      </w:r>
+      <w:r>
+        <w:t xml:space="preserve"> explosion </w:t>
+      </w:r>
+      <w:r>
+        <w:t xml:space="preserve">rang out </w:t>
+      </w:r>
+      <w:r>
+        <w:t>behind Luke.</w:t>
+      </w:r>
+    </w:p>
+    <w:p>
+      <w:r>
+        <w:t xml:space="preserve">The opponent took himself out by </w:t>
+      </w:r>
+      <w:r>
+        <w:t xml:space="preserve">colliding with </w:t>
+      </w:r>
+      <w:r>
+        <w:t>an asteroid. That was lame.</w:t>
+      </w:r>
+    </w:p>
+    <w:p>
+      <w:r>
+        <w:t xml:space="preserve">Luke navigated himself out of the asteroid field. </w:t>
+      </w:r>
+      <w:r>
+        <w:t>T</w:t>
+      </w:r>
+      <w:r>
+        <w:t>he Fang switched to autopilot and returned to the mother ship.</w:t>
       </w:r>
     </w:p>
     <w:p>
@@ -6565,7 +7248,13 @@
     </w:p>
     <w:p>
       <w:r>
-        <w:t>Luke tried to slow down and get behind his enemy, but the enemy slowed down as well. They both exchanged shots, devastating the forest in the process.</w:t>
+        <w:t xml:space="preserve">Luke </w:t>
+      </w:r>
+      <w:r>
+        <w:t>slowed and the enemy kept pace.</w:t>
+      </w:r>
+      <w:r>
+        <w:t xml:space="preserve"> They both exchanged shots, devastating the forest in the process.</w:t>
       </w:r>
     </w:p>
     <w:p>
@@ -6575,7 +7264,13 @@
     </w:p>
     <w:p>
       <w:r>
-        <w:t>Just then Luke almost hit a</w:t>
+        <w:t xml:space="preserve">Luke </w:t>
+      </w:r>
+      <w:r>
+        <w:t>narrowly escaped</w:t>
+      </w:r>
+      <w:r>
+        <w:t xml:space="preserve"> a</w:t>
       </w:r>
       <w:r>
         <w:t>n</w:t>
@@ -6596,7 +7291,16 @@
     <w:p>
       <w:r>
         <w:lastRenderedPageBreak/>
-        <w:t>Luke slowed his machine and fired. It was a direct hit. Luke won the battle. Feeling exhausted, Luke removed his goggles.</w:t>
+        <w:t xml:space="preserve">Seeing his chance </w:t>
+      </w:r>
+      <w:r>
+        <w:t xml:space="preserve">Luke </w:t>
+      </w:r>
+      <w:r>
+        <w:t>took the shot</w:t>
+      </w:r>
+      <w:r>
+        <w:t>. It was a direct hit. Luke won the battle. Feeling exhausted, Luke removed his goggles.</w:t>
       </w:r>
     </w:p>
     <w:p>
@@ -6612,7 +7316,13 @@
     </w:p>
     <w:p>
       <w:r>
-        <w:t>“Thanks mum,” Luke replied. “We now have 256 contestants. I need to make it to at least the top sixteen.</w:t>
+        <w:t xml:space="preserve">“Thanks mum,” Luke </w:t>
+      </w:r>
+      <w:r>
+        <w:t>said</w:t>
+      </w:r>
+      <w:r>
+        <w:t>. “We now have 256 contestants. I need to make it to at least the top sixteen.</w:t>
       </w:r>
       <w:r>
         <w:t xml:space="preserve"> I still have to face my buddies.</w:t>
@@ -6642,7 +7352,13 @@
     </w:p>
     <w:p>
       <w:r>
-        <w:t>“Contestants, prepare for your next session,” the proctor instructed.</w:t>
+        <w:t xml:space="preserve">“Contestants, prepare for your next session,” the proctor </w:t>
+      </w:r>
+      <w:r>
+        <w:t>said</w:t>
+      </w:r>
+      <w:r>
+        <w:t>.</w:t>
       </w:r>
     </w:p>
     <w:p>
@@ -6721,8 +7437,13 @@
       <w:r>
         <w:t>In real life, the process was as simple as clicking on items to collect and move them.</w:t>
       </w:r>
-      <w:r>
-        <w:t xml:space="preserve"> He then tested and assembled the parts.</w:t>
+    </w:p>
+    <w:p>
+      <w:r>
+        <w:t>The tricky part was the technical data that seemed excessive for a game.</w:t>
+      </w:r>
+      <w:r>
+        <w:t xml:space="preserve"> He tested and assembled the parts.</w:t>
       </w:r>
     </w:p>
     <w:p>
@@ -6738,92 +7459,116 @@
     </w:p>
     <w:p>
       <w:r>
+        <w:lastRenderedPageBreak/>
         <w:t>Halfway there Luke’s vehicle conked out. Examining the vehicle, Luke found the problem and fixed it.</w:t>
       </w:r>
     </w:p>
     <w:p>
       <w:r>
+        <w:t>Five minutes later Luke arrived at the enemy base. Luke spent ten minutes navigating non-existent traps.</w:t>
+      </w:r>
+    </w:p>
+    <w:p>
+      <w:r>
+        <w:t xml:space="preserve">Luke grabbed the enemy flag and </w:t>
+      </w:r>
+      <w:r>
+        <w:t>headed back. As he was returning, he spotted the enemy running to his base</w:t>
+      </w:r>
+      <w:r>
+        <w:t>.</w:t>
+      </w:r>
+      <w:r>
+        <w:t xml:space="preserve"> He took the enemy out and returned to base. The winner poster showed.</w:t>
+      </w:r>
+    </w:p>
+    <w:p>
+      <w:r>
+        <w:t>Luke removed his goggles and said, “That was too easy.”</w:t>
+      </w:r>
+    </w:p>
+    <w:p>
+      <w:r>
+        <w:t xml:space="preserve">“Why didn’t he make a car thing like you did?” </w:t>
+      </w:r>
+      <w:r>
+        <w:t>Ralph</w:t>
+      </w:r>
+      <w:r>
+        <w:t xml:space="preserve"> asked.</w:t>
+      </w:r>
+    </w:p>
+    <w:p>
+      <w:r>
+        <w:t>“</w:t>
+      </w:r>
+      <w:r>
+        <w:t xml:space="preserve">Maybe he did, and it died. </w:t>
+      </w:r>
+      <w:r>
+        <w:t>The Stellar Warrior game is very realistic,” Luke explained. “It obeys all the laws of nature. I only won because of my knowledge of mechanical engineering</w:t>
+      </w:r>
+      <w:r>
+        <w:t xml:space="preserve"> and knowledge of cars</w:t>
+      </w:r>
+      <w:r>
+        <w:t xml:space="preserve">. </w:t>
+      </w:r>
+      <w:r>
+        <w:t>My mechanical knowledge was greater</w:t>
+      </w:r>
+      <w:r>
+        <w:t>, and so I won. Now there are 128 people left.”</w:t>
+      </w:r>
+    </w:p>
+    <w:p>
+      <w:r>
+        <w:t xml:space="preserve">“Are you saying you need to know mechanical engineering to play the game? Isn’t that a little extreme for a video game?” </w:t>
+      </w:r>
+      <w:r>
+        <w:t>Ralph</w:t>
+      </w:r>
+      <w:r>
+        <w:t xml:space="preserve"> asked in surprise.</w:t>
+      </w:r>
+    </w:p>
+    <w:p>
+      <w:r>
+        <w:t xml:space="preserve">“Not just mechanical engineering,” Luke </w:t>
+      </w:r>
+      <w:r>
+        <w:t>said</w:t>
+      </w:r>
+      <w:r>
+        <w:t>. “Knowledge of physics, chemistry and programming come in handy as well. It’s a crazy game and I have yet to find a bug in it.”</w:t>
+      </w:r>
+    </w:p>
+    <w:p>
+      <w:r>
+        <w:t>“It’s a conspiracy man,” the Mad Anarchist said as he approached. “This game was created by aliens as a training tool. We are being trained to fight. Those who can’t fight in all fields aren’t fit to protect our world when the Guardians come to take our freedom away.”</w:t>
+      </w:r>
+    </w:p>
+    <w:p>
+      <w:r>
+        <w:t xml:space="preserve">The others </w:t>
+      </w:r>
+      <w:r>
+        <w:t>joined the conversation.</w:t>
+      </w:r>
+    </w:p>
+    <w:p>
+      <w:r>
+        <w:t>“Fortunately</w:t>
+      </w:r>
+      <w:r>
+        <w:t>,</w:t>
+      </w:r>
+      <w:r>
+        <w:t xml:space="preserve"> the amount of engineering we need isn’t as great as what Luke has, or I would have lost on that one,” Dark Reaver said. </w:t>
+      </w:r>
+      <w:r>
         <w:lastRenderedPageBreak/>
-        <w:t>Five minutes later Luke arrived at the enemy base. Luke then spent ten minutes navigating non-existent traps.</w:t>
-      </w:r>
-    </w:p>
-    <w:p>
-      <w:r>
-        <w:t xml:space="preserve">Luke grabbed the enemy flag and </w:t>
-      </w:r>
-      <w:r>
-        <w:t>headed back. As he was returning, he spotted the enemy running to his base</w:t>
-      </w:r>
-      <w:r>
-        <w:t>.</w:t>
-      </w:r>
-      <w:r>
-        <w:t xml:space="preserve"> He took the enemy out and returned to base. The winner poster showed.</w:t>
-      </w:r>
-    </w:p>
-    <w:p>
-      <w:r>
-        <w:t>Luke removed his goggles and said, “That was too easy.”</w:t>
-      </w:r>
-    </w:p>
-    <w:p>
-      <w:r>
-        <w:t xml:space="preserve">“Why didn’t he make a car thing like you did?” </w:t>
-      </w:r>
-      <w:r>
-        <w:t>Ralph</w:t>
-      </w:r>
-      <w:r>
-        <w:t xml:space="preserve"> asked.</w:t>
-      </w:r>
-    </w:p>
-    <w:p>
-      <w:r>
-        <w:t>“</w:t>
-      </w:r>
-      <w:r>
-        <w:t xml:space="preserve">Maybe he did, and it died. </w:t>
-      </w:r>
-      <w:r>
-        <w:t>The Stellar Warrior game is very realistic,” Luke explained. “It obeys all the laws of nature. I only won because of my knowledge of mechanical engineering</w:t>
-      </w:r>
-      <w:r>
-        <w:t xml:space="preserve"> and knowledge of cars</w:t>
-      </w:r>
-      <w:r>
-        <w:t xml:space="preserve">. </w:t>
-      </w:r>
-      <w:r>
-        <w:t>My mechanical knowledge was greater</w:t>
-      </w:r>
-      <w:r>
-        <w:t>, and so I won. Now there are 128 people left.”</w:t>
-      </w:r>
-    </w:p>
-    <w:p>
-      <w:r>
-        <w:t xml:space="preserve">“Are you saying you need to know mechanical engineering to play the game? Isn’t that a little extreme for a video game?” </w:t>
-      </w:r>
-      <w:r>
-        <w:t>Ralph</w:t>
-      </w:r>
-      <w:r>
-        <w:t xml:space="preserve"> asked in surprise.</w:t>
-      </w:r>
-    </w:p>
-    <w:p>
-      <w:r>
-        <w:t>“Not just mechanical engineering,” Luke replied. “Knowledge of physics, chemistry and programming come in handy as well. It’s a crazy game and I have yet to find a bug in it.”</w:t>
-      </w:r>
-    </w:p>
-    <w:p>
-      <w:r>
-        <w:t>“It’s a conspiracy man,” the Mad Anarchist said as he approached. “This game was created by aliens as a training tool. We are being trained to fight. Those who can’t fight in all fields aren’t fit to protect our world when the Guardians come to take our freedom away.”</w:t>
-      </w:r>
-    </w:p>
-    <w:p>
-      <w:r>
-        <w:t>The others came as well. “Fortunately the amount of engineering we need isn’t as great as what Luke has, or I would have lost on that one,” Dark Reaver said. “Why does a psychopathic killer need so much knowledge to be evil? It’s so sad.” He shook his head in sorrow.</w:t>
+        <w:t>“Why does a psychopathic killer need so much knowledge to be evil? It’s so sad.” He shook his head in sorrow.</w:t>
       </w:r>
     </w:p>
     <w:p>
@@ -6917,7 +7662,13 @@
         <w:t>is</w:t>
       </w:r>
       <w:r>
-        <w:t xml:space="preserve"> silly,” Luke commented. “Why would aliens take so much trouble to exterminate the human race? They could have easily done it within a day or two with their advanced technology. They come. We scream in pain for a few seconds and then it</w:t>
+        <w:t xml:space="preserve"> silly,” Luke </w:t>
+      </w:r>
+      <w:r>
+        <w:t>said</w:t>
+      </w:r>
+      <w:r>
+        <w:t>. “Why would aliens take so much trouble to exterminate the human race? They could have easily done it within a day or two with their advanced technology. They come. We scream in pain for a few seconds and then it</w:t>
       </w:r>
       <w:r>
         <w:t>’</w:t>
@@ -7105,34 +7856,37 @@
     </w:p>
     <w:p>
       <w:r>
+        <w:t xml:space="preserve">“No Mrs. Templeton. That’s an Envoy from Stellar Warrior. They are used as front men for the </w:t>
+      </w:r>
+      <w:r>
+        <w:t>Guardian</w:t>
+      </w:r>
+      <w:r>
+        <w:t xml:space="preserve"> race</w:t>
+      </w:r>
+      <w:r>
+        <w:t xml:space="preserve"> in Stellar Warrior</w:t>
+      </w:r>
+      <w:r>
+        <w:t xml:space="preserve">. No one knows what the </w:t>
+      </w:r>
+      <w:r>
+        <w:t>Guardians</w:t>
+      </w:r>
+      <w:r>
         <w:t xml:space="preserve"> </w:t>
       </w:r>
       <w:r>
-        <w:t xml:space="preserve">“No Mrs. Templeton. That’s an Envoy from Stellar Warrior. They are used as front men for the </w:t>
-      </w:r>
-      <w:r>
-        <w:t>Guardian</w:t>
-      </w:r>
-      <w:r>
-        <w:t xml:space="preserve"> race</w:t>
-      </w:r>
-      <w:r>
-        <w:t xml:space="preserve"> in Stellar Warrior</w:t>
-      </w:r>
-      <w:r>
-        <w:t xml:space="preserve">. No one knows what the </w:t>
-      </w:r>
-      <w:r>
-        <w:t>Guardians</w:t>
-      </w:r>
-      <w:r>
-        <w:t xml:space="preserve"> </w:t>
-      </w:r>
-      <w:r>
         <w:t xml:space="preserve">really </w:t>
       </w:r>
       <w:r>
-        <w:t>look like,” Hans replied.</w:t>
+        <w:t xml:space="preserve">look like,” Hans </w:t>
+      </w:r>
+      <w:r>
+        <w:t>said</w:t>
+      </w:r>
+      <w:r>
+        <w:t>.</w:t>
       </w:r>
     </w:p>
     <w:p>
@@ -7252,7 +8006,13 @@
         <w:t>Adipose insisted he keep in his room. He entered a</w:t>
       </w:r>
       <w:r>
-        <w:t xml:space="preserve"> code someone from Adipose gave him over the phone.</w:t>
+        <w:t xml:space="preserve"> code someone from Adipose </w:t>
+      </w:r>
+      <w:r>
+        <w:t>texted him</w:t>
+      </w:r>
+      <w:r>
+        <w:t>.</w:t>
       </w:r>
     </w:p>
     <w:p>
@@ -7344,7 +8104,13 @@
         <w:t xml:space="preserve">ll be able to kill a sentient being, </w:t>
       </w:r>
       <w:r>
-        <w:t>Luke wondered as he entered his home. Already some of the space craft had landed. Off in the distance he heard gunfire as residence tried to protect their homes.</w:t>
+        <w:t xml:space="preserve">Luke wondered as he entered his home. Already some of the space craft had landed. Off in the distance he heard gunfire as </w:t>
+      </w:r>
+      <w:r>
+        <w:t>locals</w:t>
+      </w:r>
+      <w:r>
+        <w:t xml:space="preserve"> tried to protect their homes.</w:t>
       </w:r>
     </w:p>
     <w:p>
@@ -7378,11 +8144,16 @@
     </w:p>
     <w:p>
       <w:r>
+        <w:t>An explosion shook the house,</w:t>
+      </w:r>
+      <w:r>
+        <w:t xml:space="preserve"> followed by screams.</w:t>
+      </w:r>
+    </w:p>
+    <w:p>
+      <w:r>
         <w:lastRenderedPageBreak/>
-        <w:t>Just then there was a loud explosion followed by screams.</w:t>
-      </w:r>
-      <w:r>
-        <w:t xml:space="preserve"> “Unfortunately,” Luke said and grabbed </w:t>
+        <w:t xml:space="preserve">“Unfortunately,” Luke said and grabbed </w:t>
       </w:r>
       <w:r>
         <w:t>Brenda</w:t>
@@ -7399,7 +8170,13 @@
     </w:p>
     <w:p>
       <w:r>
-        <w:t xml:space="preserve">Ten minutes later they were in the car and headed for </w:t>
+        <w:t>Ten minutes later they were in the car and head</w:t>
+      </w:r>
+      <w:r>
+        <w:t>ing</w:t>
+      </w:r>
+      <w:r>
+        <w:t xml:space="preserve"> for </w:t>
       </w:r>
       <w:r>
         <w:t>the airport</w:t>
@@ -7417,18 +8194,21 @@
         <w:t>s</w:t>
       </w:r>
       <w:r>
-        <w:t xml:space="preserve"> of training,” Luke commented.</w:t>
-      </w:r>
-    </w:p>
-    <w:p>
-      <w:r>
-        <w:t xml:space="preserve">At the </w:t>
-      </w:r>
-      <w:r>
-        <w:t>airport</w:t>
-      </w:r>
-      <w:r>
-        <w:t xml:space="preserve"> Luke showed his </w:t>
+        <w:t xml:space="preserve"> of training,” Luke </w:t>
+      </w:r>
+      <w:r>
+        <w:t>said</w:t>
+      </w:r>
+      <w:r>
+        <w:t>.</w:t>
+      </w:r>
+    </w:p>
+    <w:p>
+      <w:r>
+        <w:t xml:space="preserve">They arrived at the airport and </w:t>
+      </w:r>
+      <w:r>
+        <w:t xml:space="preserve">Luke showed his </w:t>
       </w:r>
       <w:r>
         <w:t xml:space="preserve">Adipose </w:t>
@@ -7448,8 +8228,13 @@
       <w:r>
         <w:t>.</w:t>
       </w:r>
-      <w:r>
-        <w:t xml:space="preserve"> They arrived on the tarmac filled with other cars. A soldier approached and </w:t>
+    </w:p>
+    <w:p>
+      <w:r>
+        <w:t xml:space="preserve">The destination was filled with </w:t>
+      </w:r>
+      <w:r>
+        <w:t xml:space="preserve">cars. A soldier approached and </w:t>
       </w:r>
       <w:r>
         <w:t>saluted.</w:t>
@@ -7512,10 +8297,22 @@
     </w:p>
     <w:p>
       <w:r>
-        <w:t>“No they won’t,” Luke replied loudly enough for everyone to hear</w:t>
-      </w:r>
-      <w:r>
-        <w:t>. “The Andromeda Empire is built on a caste system. They believe everyone was born to fulfill a certain function in society. There are soldier races, worker races, intellectual races, and so on. In the next few days they will shoebox our race and then force us to conform to those expectations.</w:t>
+        <w:t xml:space="preserve">“No they won’t,” Luke </w:t>
+      </w:r>
+      <w:r>
+        <w:t>said</w:t>
+      </w:r>
+      <w:r>
+        <w:t xml:space="preserve"> loudly enough for everyone to hear</w:t>
+      </w:r>
+      <w:r>
+        <w:t xml:space="preserve">. “The Andromeda Empire is built on a caste system. They believe everyone </w:t>
+      </w:r>
+      <w:r>
+        <w:t>is</w:t>
+      </w:r>
+      <w:r>
+        <w:t xml:space="preserve"> born to fulfill a certain function in society. There are soldier races, worker races, intellectual races, and so on. In the next few days they will shoebox our race and then force us to conform to those expectations.</w:t>
       </w:r>
     </w:p>
     <w:p>
@@ -7579,6 +8376,11 @@
       </w:r>
       <w:r>
         <w:t xml:space="preserve"> he asked.</w:t>
+      </w:r>
+    </w:p>
+    <w:p>
+      <w:r>
+        <w:t>Luke wanted to give him a hug and say that this was a dream.</w:t>
       </w:r>
     </w:p>
     <w:p>
@@ -7654,13 +8456,25 @@
     </w:p>
     <w:p>
       <w:r>
-        <w:t xml:space="preserve">Just then a whistling sound came from a nearby luggage rack. “Look </w:t>
-      </w:r>
-      <w:r>
-        <w:t>dad.</w:t>
-      </w:r>
-      <w:r>
-        <w:t xml:space="preserve"> It’s R2D2.”</w:t>
+        <w:t>A</w:t>
+      </w:r>
+      <w:r>
+        <w:t xml:space="preserve"> whistling sound came from a nearby luggage rack. “Look </w:t>
+      </w:r>
+      <w:r>
+        <w:t>dad</w:t>
+      </w:r>
+      <w:r>
+        <w:t>,</w:t>
+      </w:r>
+      <w:r>
+        <w:t xml:space="preserve"> </w:t>
+      </w:r>
+      <w:r>
+        <w:t>i</w:t>
+      </w:r>
+      <w:r>
+        <w:t>t’s R2D2.”</w:t>
       </w:r>
     </w:p>
     <w:p>
@@ -7694,7 +8508,7 @@
         <w:t>’s hand.</w:t>
       </w:r>
       <w:r>
-        <w:t xml:space="preserve"> It then withdrew </w:t>
+        <w:t xml:space="preserve"> It withdrew </w:t>
       </w:r>
       <w:r>
         <w:t xml:space="preserve">the hand </w:t>
@@ -7724,10 +8538,17 @@
     </w:p>
     <w:p>
       <w:r>
+        <w:lastRenderedPageBreak/>
         <w:t xml:space="preserve">“Yes,” </w:t>
       </w:r>
       <w:r>
-        <w:t>Luke replied. “</w:t>
+        <w:t xml:space="preserve">Luke </w:t>
+      </w:r>
+      <w:r>
+        <w:t>said</w:t>
+      </w:r>
+      <w:r>
+        <w:t>. “</w:t>
       </w:r>
       <w:r>
         <w:t>It’s based on a musical language my instructors have been teaching me.</w:t>
@@ -7738,154 +8559,993 @@
     </w:p>
     <w:p>
       <w:r>
+        <w:t xml:space="preserve">“I’m sorry folks but </w:t>
+      </w:r>
+      <w:r>
+        <w:t xml:space="preserve">the </w:t>
+      </w:r>
+      <w:r>
+        <w:t>plane</w:t>
+      </w:r>
+      <w:r>
+        <w:t>s</w:t>
+      </w:r>
+      <w:r>
+        <w:t xml:space="preserve"> have</w:t>
+      </w:r>
+      <w:r>
+        <w:t xml:space="preserve"> been delayed for at least an hour,” a pilot </w:t>
+      </w:r>
+      <w:r>
+        <w:t>said</w:t>
+      </w:r>
+      <w:r>
+        <w:t>.</w:t>
+      </w:r>
+    </w:p>
+    <w:p>
+      <w:r>
+        <w:t>A</w:t>
+      </w:r>
+      <w:r>
+        <w:t xml:space="preserve"> large swarm of bee-like insects descended and attacked the people. </w:t>
+      </w:r>
+      <w:r>
+        <w:t>Each person was stung only once.</w:t>
+      </w:r>
+    </w:p>
+    <w:p>
+      <w:r>
+        <w:t>One stung Luke and he squashed it on reflex. The swarm left, looking for more victims</w:t>
+      </w:r>
+      <w:r>
+        <w:t>.</w:t>
+      </w:r>
+    </w:p>
+    <w:p>
+      <w:r>
+        <w:t>“What the hell was that?” someone asked.</w:t>
+      </w:r>
+    </w:p>
+    <w:p>
+      <w:r>
+        <w:t>“According to the Stellar Warrior Handbook, those things are called</w:t>
+      </w:r>
+      <w:r>
+        <w:t xml:space="preserve"> Judges. They inject nano-probes into the victim. The nano-probes examine the DNA and biology of the victim and judge whether the person is fit to be part of the Andromeda Collective.”</w:t>
+      </w:r>
+    </w:p>
+    <w:p>
+      <w:r>
+        <w:t>“What’s going to happen to us,” a woman screamed.</w:t>
+      </w:r>
+    </w:p>
+    <w:p>
+      <w:r>
+        <w:t>“I don’t know ma’am,” Luke said. “I just know the names of all species and the roles they play in the game.”</w:t>
+      </w:r>
+    </w:p>
+    <w:p>
+      <w:r>
+        <w:t xml:space="preserve">Luke paused a moment, </w:t>
+      </w:r>
+      <w:r>
+        <w:t>not knowing what to do.</w:t>
+      </w:r>
+      <w:r>
+        <w:t xml:space="preserve"> </w:t>
+      </w:r>
+      <w:r>
+        <w:t>H</w:t>
+      </w:r>
+      <w:r>
+        <w:t>e removed his bi-flute from its belt pouch and play</w:t>
+      </w:r>
+      <w:r>
+        <w:t>ed</w:t>
+      </w:r>
+      <w:r>
+        <w:t>.</w:t>
+      </w:r>
+      <w:r>
+        <w:t xml:space="preserve"> The stressed-out people stood quietly and waited.</w:t>
+      </w:r>
+    </w:p>
+    <w:p>
+      <w:r>
+        <w:t>About ten minutes later an elderly gentleman fell over. This was followed by a frail woman in a wheelchair.</w:t>
+      </w:r>
+    </w:p>
+    <w:p>
+      <w:r>
+        <w:t xml:space="preserve">“Someone, call </w:t>
+      </w:r>
+      <w:r>
+        <w:t>911</w:t>
+      </w:r>
+      <w:r>
+        <w:t>,” a man shouted.</w:t>
+      </w:r>
+    </w:p>
+    <w:p>
+      <w:r>
+        <w:t>“I’m sorry but it’s too late</w:t>
+      </w:r>
+      <w:r>
+        <w:t xml:space="preserve"> for them</w:t>
+      </w:r>
+      <w:r>
+        <w:t xml:space="preserve">,” Luke </w:t>
+      </w:r>
+      <w:r>
+        <w:t>said</w:t>
+      </w:r>
+      <w:r>
+        <w:t xml:space="preserve">. </w:t>
+      </w:r>
+      <w:r>
+        <w:t>“</w:t>
+      </w:r>
+      <w:r>
+        <w:t xml:space="preserve">According to the handbook, </w:t>
+      </w:r>
+      <w:r>
+        <w:t>the Job of Judges is to prune races</w:t>
+      </w:r>
+      <w:r>
+        <w:t>.”</w:t>
+      </w:r>
+    </w:p>
+    <w:p>
+      <w:r>
+        <w:t>“How do you know so much?” a woman asked angrily.</w:t>
+      </w:r>
+    </w:p>
+    <w:p>
+      <w:r>
         <w:lastRenderedPageBreak/>
-        <w:t xml:space="preserve">“I’m sorry folks but </w:t>
+        <w:t>Luke</w:t>
+      </w:r>
+      <w:r>
+        <w:t xml:space="preserve"> paused a moment in thought and then </w:t>
+      </w:r>
+      <w:r>
+        <w:t>said</w:t>
+      </w:r>
+      <w:r>
+        <w:t xml:space="preserve"> with a story. “Years ago Adipose Gaming released the game Stellar Warrior. Being an otaku, I soon became an expert in the game. I then entered the worldwide contest and got hired by</w:t>
+      </w:r>
+      <w:r>
+        <w:t xml:space="preserve"> Adipose, who gave me military training. Now that this has happened, I realize that they were </w:t>
+      </w:r>
+      <w:r>
+        <w:t>training soldiers in preparation for war</w:t>
+      </w:r>
+      <w:r>
+        <w:t xml:space="preserve"> for years</w:t>
+      </w:r>
+      <w:r>
+        <w:t>.</w:t>
+      </w:r>
+    </w:p>
+    <w:p>
+      <w:r>
+        <w:t>“The game details the battle between the Galactic Empire and the Andromeda Empire.”</w:t>
+      </w:r>
+    </w:p>
+    <w:p>
+      <w:r>
+        <w:t>“How many people will die?” a woman cried</w:t>
+      </w:r>
+      <w:r>
+        <w:t xml:space="preserve"> hysterically</w:t>
+      </w:r>
+      <w:r>
+        <w:t>. “I don’t want to die.”</w:t>
+      </w:r>
+    </w:p>
+    <w:p>
+      <w:r>
+        <w:t>A</w:t>
+      </w:r>
+      <w:r>
+        <w:t xml:space="preserve"> twenty-year-old man </w:t>
+      </w:r>
+      <w:r>
+        <w:t xml:space="preserve">in perfect-seeming health </w:t>
+      </w:r>
+      <w:r>
+        <w:t>fell to the ground.</w:t>
+      </w:r>
+      <w:r>
+        <w:t xml:space="preserve"> Off in the distance a truck crashed into a waiting plane. The death toll </w:t>
+      </w:r>
+      <w:r>
+        <w:t>rose</w:t>
+      </w:r>
+      <w:r>
+        <w:t>.</w:t>
+      </w:r>
+    </w:p>
+    <w:p>
+      <w:r>
+        <w:t>“</w:t>
+      </w:r>
+      <w:r>
+        <w:t xml:space="preserve">The handbook says </w:t>
+      </w:r>
+      <w:r>
+        <w:t xml:space="preserve">judgement will last </w:t>
+      </w:r>
+      <w:r>
+        <w:t>ten to twenty minutes. Then the</w:t>
+      </w:r>
+      <w:r>
+        <w:t xml:space="preserve"> immediate danger will have passed,” </w:t>
+      </w:r>
+      <w:r>
+        <w:t>Luke</w:t>
+      </w:r>
+      <w:r>
+        <w:t xml:space="preserve"> </w:t>
+      </w:r>
+      <w:r>
+        <w:t>said</w:t>
+      </w:r>
+      <w:r>
+        <w:t xml:space="preserve">. </w:t>
+      </w:r>
+    </w:p>
+    <w:p>
+      <w:r>
+        <w:t>“What is an otaku?” someone asked.</w:t>
+      </w:r>
+    </w:p>
+    <w:p>
+      <w:r>
+        <w:t xml:space="preserve">“Someone who is obsessed with </w:t>
+      </w:r>
+      <w:r>
+        <w:t xml:space="preserve">playing </w:t>
+      </w:r>
+      <w:r>
+        <w:t>video games and watching cartoons</w:t>
+      </w:r>
+      <w:r>
+        <w:t xml:space="preserve">,” Luke </w:t>
+      </w:r>
+      <w:r>
+        <w:t>said</w:t>
+      </w:r>
+      <w:r>
+        <w:t xml:space="preserve">. </w:t>
+      </w:r>
+      <w:r>
+        <w:t xml:space="preserve">He paused and then said with a smile, </w:t>
+      </w:r>
+      <w:r>
+        <w:t xml:space="preserve">“I never thought my obsession with video games would come in handy. </w:t>
+      </w:r>
+      <w:r>
+        <w:t>Don’t worry. All games can be won</w:t>
+      </w:r>
+      <w:r>
+        <w:t>.</w:t>
+      </w:r>
+    </w:p>
+    <w:p>
+      <w:r>
+        <w:t>“After all, we are human and they are just aliens. Am I right</w:t>
+      </w:r>
+      <w:r>
+        <w:t xml:space="preserve"> or am I right</w:t>
+      </w:r>
+      <w:r>
+        <w:t xml:space="preserve">?” </w:t>
+      </w:r>
+      <w:r>
+        <w:t>Luke said, speaking</w:t>
+      </w:r>
+      <w:r>
+        <w:t xml:space="preserve"> </w:t>
+      </w:r>
+      <w:r>
+        <w:t xml:space="preserve">with </w:t>
+      </w:r>
+      <w:r>
+        <w:t>as much enthusiasm as he could muster. That was false bravado, since</w:t>
+      </w:r>
+      <w:r>
+        <w:t xml:space="preserve"> </w:t>
+      </w:r>
+      <w:r>
+        <w:t>no one has ever come close to defeating a system boss, much less winning the game.</w:t>
+      </w:r>
+    </w:p>
+    <w:p>
+      <w:r>
+        <w:t xml:space="preserve">“That’s right,” </w:t>
+      </w:r>
+      <w:r>
+        <w:t>Sam</w:t>
+      </w:r>
+      <w:r>
+        <w:t xml:space="preserve"> said with a smile and </w:t>
+      </w:r>
+      <w:r>
+        <w:t xml:space="preserve">gave </w:t>
+      </w:r>
+      <w:r>
+        <w:t>Luke a hug. “You’re Luke Skywalker, Jedi Knight.”</w:t>
+      </w:r>
+    </w:p>
+    <w:p>
+      <w:r>
+        <w:t>“That’s right I am,” Luke declared with as much enthusiasm as he could muster. “And I’m</w:t>
+      </w:r>
+      <w:r>
+        <w:t xml:space="preserve"> going to kick some alien butt.</w:t>
+      </w:r>
+    </w:p>
+    <w:p>
+      <w:r>
+        <w:lastRenderedPageBreak/>
+        <w:t>“For those who are interested, the universal language of the Galactic Empire is a musical language. This is called a bi-flute. It can produce the vowels and consonants of the language.</w:t>
+      </w:r>
+      <w:r>
+        <w:t xml:space="preserve"> We can speak it as well, </w:t>
+      </w:r>
+      <w:r>
+        <w:t xml:space="preserve">or use sign language, </w:t>
+      </w:r>
+      <w:r>
+        <w:t xml:space="preserve">but </w:t>
+      </w:r>
+      <w:r>
+        <w:t xml:space="preserve">this </w:t>
+      </w:r>
+      <w:r>
+        <w:t>sounds nicer.</w:t>
+      </w:r>
+      <w:r>
+        <w:t>” Luke played again as they waited.</w:t>
+      </w:r>
+    </w:p>
+    <w:p>
+      <w:r>
+        <w:t>The planes finally arrived and many people seemed disappointed that the performance was over.</w:t>
+      </w:r>
+    </w:p>
+    <w:p>
+      <w:r>
+        <w:t>Sam</w:t>
+      </w:r>
+      <w:r>
+        <w:t xml:space="preserve"> grabbed Luke and made him sit with him. Brenda took the </w:t>
+      </w:r>
+      <w:r>
+        <w:t xml:space="preserve">aisle </w:t>
+      </w:r>
+      <w:r>
+        <w:t>seat on the other side of Luke.</w:t>
+      </w:r>
+    </w:p>
+    <w:p>
+      <w:r>
+        <w:t>“I had no idea you were so cool</w:t>
+      </w:r>
+      <w:r>
+        <w:t>, baby brother</w:t>
+      </w:r>
+      <w:r>
+        <w:t>,” Brenda said.</w:t>
+      </w:r>
+    </w:p>
+    <w:p>
+      <w:r>
+        <w:t>Luke laughed.</w:t>
+      </w:r>
+      <w:r>
+        <w:t xml:space="preserve"> “So it took an alien invasion to help you figure that out?”</w:t>
+      </w:r>
+    </w:p>
+    <w:p>
+      <w:r>
+        <w:t>“Thank you for your patience ladies and gentlemen,” the pilot said. “We will now head for the Nevada Test and Training Range, also known as Area 51.”</w:t>
+      </w:r>
+    </w:p>
+    <w:p>
+      <w:r>
+        <w:t>“Despite your big ears,” Brenda added.</w:t>
+      </w:r>
+    </w:p>
+    <w:p>
+      <w:r>
+        <w:t xml:space="preserve">“My ears aren’t big, are they?” Luke asked worriedly and covered his ears. He had to admit they </w:t>
+      </w:r>
+      <w:r>
+        <w:t>were</w:t>
+      </w:r>
+      <w:r>
+        <w:t xml:space="preserve"> bigger than normal ears. What was worse, they were making him look like a dorky little kid.</w:t>
+      </w:r>
+    </w:p>
+    <w:p>
+      <w:r>
+        <w:t>His extra large head didn’t help.</w:t>
+      </w:r>
+      <w:r>
+        <w:t xml:space="preserve"> </w:t>
+      </w:r>
+      <w:r>
+        <w:t>He resolved to let his hair grow so that it would cover his ears.</w:t>
+      </w:r>
+      <w:r>
+        <w:t xml:space="preserve"> Impossibly, he had grown three inches since he completed high school.</w:t>
+      </w:r>
+    </w:p>
+    <w:p>
+      <w:r>
+        <w:t xml:space="preserve">Luke stared out of the window and saw </w:t>
+      </w:r>
+      <w:r>
+        <w:t xml:space="preserve">alien </w:t>
+      </w:r>
+      <w:r>
+        <w:t xml:space="preserve">spacecraft flying through the sky. “I feel I’m in a dream. Yesterday Stellar Warrior was just a stupid game I </w:t>
+      </w:r>
+      <w:r>
+        <w:t>was being paid to play</w:t>
+      </w:r>
+      <w:r>
+        <w:t xml:space="preserve">. Today </w:t>
+      </w:r>
+      <w:r>
+        <w:t>aliens are conquering the world</w:t>
+      </w:r>
+      <w:r>
+        <w:t>.”</w:t>
+      </w:r>
+    </w:p>
+    <w:p>
+      <w:r>
+        <w:t xml:space="preserve">“Why </w:t>
+      </w:r>
+      <w:r>
+        <w:t>are</w:t>
+      </w:r>
+      <w:r>
+        <w:t xml:space="preserve"> they kill</w:t>
+      </w:r>
+      <w:r>
+        <w:t>ing</w:t>
+      </w:r>
+      <w:r>
+        <w:t xml:space="preserve"> people?” Brenda asked.</w:t>
+      </w:r>
+    </w:p>
+    <w:p>
+      <w:r>
+        <w:lastRenderedPageBreak/>
+        <w:t xml:space="preserve">“They call it pruning and cultivating,” Luke </w:t>
+      </w:r>
+      <w:r>
+        <w:t>said</w:t>
+      </w:r>
+      <w:r>
+        <w:t>. “According to the back story, they do it to all newly enslaved races. They will eliminate the weak and keep what best fits the role they will assign to us.”</w:t>
+      </w:r>
+    </w:p>
+    <w:p>
+      <w:r>
+        <w:t>“That’s horrible,” Brenda said, shocked.</w:t>
+      </w:r>
+    </w:p>
+    <w:p>
+      <w:r>
+        <w:t>“</w:t>
+      </w:r>
+      <w:r>
+        <w:t xml:space="preserve">That’s why we have to fight. According to the back story, the Galactic Empire is horribly stretched in this battle. The amount of help they can give is limited to technology and a few advisors,” Luke </w:t>
+      </w:r>
+      <w:r>
+        <w:t>said</w:t>
+      </w:r>
+      <w:r>
+        <w:t>.</w:t>
+      </w:r>
+    </w:p>
+    <w:p>
+      <w:r>
+        <w:t>“So it’s hopeless,” Brenda said sadly.</w:t>
+      </w:r>
+    </w:p>
+    <w:p>
+      <w:r>
+        <w:t xml:space="preserve">“No it’s not useless,” </w:t>
+      </w:r>
+      <w:r>
+        <w:t>Sam</w:t>
+      </w:r>
+      <w:r>
+        <w:t xml:space="preserve"> said adamantly. “We have Luke Skywalker.”</w:t>
+      </w:r>
+    </w:p>
+    <w:p>
+      <w:r>
+        <w:t>“</w:t>
+      </w:r>
+      <w:r>
+        <w:t>Sam</w:t>
+      </w:r>
+      <w:r>
+        <w:t xml:space="preserve"> is right. There is hope</w:t>
+      </w:r>
+      <w:r>
+        <w:t xml:space="preserve">,” Luke </w:t>
+      </w:r>
+      <w:r>
+        <w:t>said</w:t>
+      </w:r>
+      <w:r>
+        <w:t>. “The</w:t>
+      </w:r>
+      <w:r>
+        <w:t xml:space="preserve"> Guardians</w:t>
+      </w:r>
+      <w:r>
+        <w:t xml:space="preserve"> will dedicate a certain amount of resources to this world and then ignore it, assuming it will function as intended. </w:t>
+      </w:r>
+      <w:r>
+        <w:t xml:space="preserve">All we have to do is cut off the link to the main forces and then deal with the current invaders.” That was easier said than done. The </w:t>
+      </w:r>
+      <w:r>
+        <w:t xml:space="preserve">Guardians had been conquering </w:t>
+      </w:r>
+      <w:r>
+        <w:t xml:space="preserve">worlds </w:t>
+      </w:r>
+      <w:r>
+        <w:t>for thousands of years</w:t>
+      </w:r>
+      <w:r>
+        <w:t>, so they knew what they were doing</w:t>
+      </w:r>
+      <w:r>
+        <w:t>.</w:t>
+      </w:r>
+    </w:p>
+    <w:p>
+      <w:r>
+        <w:t xml:space="preserve">“Ladies and gentlemen, we will be landing shortly. Please put your seats in their upright </w:t>
+      </w:r>
+      <w:r>
+        <w:t xml:space="preserve">and locked </w:t>
+      </w:r>
+      <w:r>
+        <w:t>positions and secure your belongings,” the flight attendant called.</w:t>
+      </w:r>
+    </w:p>
+    <w:p>
+      <w:r>
+        <w:t xml:space="preserve">Luke stared out the window as they landed. </w:t>
+      </w:r>
+      <w:r>
+        <w:t>Other planes were landing and taking off.</w:t>
+      </w:r>
+    </w:p>
+    <w:p>
+      <w:r>
+        <w:t xml:space="preserve">“Attention passengers, all civilians please go to the officer with the blue flag. Military personal and Stellar Warriors, go to </w:t>
+      </w:r>
+      <w:r>
+        <w:t>the officer with the green flag,</w:t>
+      </w:r>
+      <w:r>
+        <w:t>”</w:t>
+      </w:r>
+      <w:r>
+        <w:t xml:space="preserve"> the flight attendant announced.</w:t>
+      </w:r>
+    </w:p>
+    <w:p>
+      <w:r>
+        <w:t xml:space="preserve">“But I want to stay with you,” </w:t>
+      </w:r>
+      <w:r>
+        <w:t>Sam</w:t>
+      </w:r>
+      <w:r>
+        <w:t xml:space="preserve"> complained.</w:t>
+      </w:r>
+    </w:p>
+    <w:p>
+      <w:r>
+        <w:t xml:space="preserve">“What’s wrong with staying with your father?” </w:t>
+      </w:r>
+      <w:r>
+        <w:t>John</w:t>
+      </w:r>
+      <w:r>
+        <w:t xml:space="preserve"> asked</w:t>
+      </w:r>
+      <w:r>
+        <w:t>.</w:t>
+      </w:r>
+    </w:p>
+    <w:p>
+      <w:r>
+        <w:lastRenderedPageBreak/>
+        <w:t xml:space="preserve">“Because you’re not a Jedi Knight,” </w:t>
+      </w:r>
+      <w:r>
+        <w:t>Sam</w:t>
+      </w:r>
+      <w:r>
+        <w:t xml:space="preserve"> </w:t>
+      </w:r>
+      <w:r>
+        <w:t>said</w:t>
+      </w:r>
+      <w:r>
+        <w:t xml:space="preserve"> worriedly.</w:t>
+      </w:r>
+      <w:r>
+        <w:t xml:space="preserve"> </w:t>
+      </w:r>
+      <w:r>
+        <w:t>Sam</w:t>
+      </w:r>
+      <w:r>
+        <w:t>’s father flinched at the reply.</w:t>
+      </w:r>
+    </w:p>
+    <w:p>
+      <w:r>
+        <w:t xml:space="preserve">“Sorry </w:t>
+      </w:r>
+      <w:r>
+        <w:t>Sam</w:t>
+      </w:r>
+      <w:r>
+        <w:t xml:space="preserve">, duty calls. </w:t>
+      </w:r>
+      <w:r>
+        <w:t xml:space="preserve">See you later mum, dad, </w:t>
+      </w:r>
+      <w:r>
+        <w:t>Sis</w:t>
+      </w:r>
+      <w:r>
+        <w:t>,” Luke said and headed for his destination.</w:t>
+      </w:r>
+      <w:r>
+        <w:t xml:space="preserve"> </w:t>
+      </w:r>
+      <w:r>
+        <w:t>Luke’s group</w:t>
+      </w:r>
+      <w:r>
+        <w:t xml:space="preserve"> headed to the nearest building and entered.</w:t>
+      </w:r>
+    </w:p>
+    <w:p>
+      <w:r>
+        <w:t xml:space="preserve">At the far end of </w:t>
       </w:r>
       <w:r>
         <w:t xml:space="preserve">the </w:t>
       </w:r>
       <w:r>
-        <w:t>plane</w:t>
-      </w:r>
-      <w:r>
-        <w:t>s</w:t>
-      </w:r>
-      <w:r>
-        <w:t xml:space="preserve"> have</w:t>
-      </w:r>
-      <w:r>
-        <w:t xml:space="preserve"> been delayed for at least an hour,” a pilot </w:t>
+        <w:t>hall was a conference hall.</w:t>
+      </w:r>
+      <w:r>
+        <w:t xml:space="preserve"> The conference room was packed with people in Stellar Warrior uniforms and military personal. </w:t>
+      </w:r>
+      <w:r>
+        <w:t xml:space="preserve">Edward </w:t>
+      </w:r>
+      <w:r>
+        <w:t xml:space="preserve">was there, </w:t>
+      </w:r>
+      <w:r>
+        <w:t>wearing a US army uniform.</w:t>
+      </w:r>
+    </w:p>
+    <w:p>
+      <w:r>
+        <w:t>Luke ran up to him and asked in surprise, “You’re an army guy?”</w:t>
+      </w:r>
+    </w:p>
+    <w:p>
+      <w:r>
+        <w:t xml:space="preserve">He smiled and said, “Sorry </w:t>
+      </w:r>
+      <w:r>
+        <w:t>for</w:t>
+      </w:r>
+      <w:r>
+        <w:t xml:space="preserve"> keep</w:t>
+      </w:r>
+      <w:r>
+        <w:t>ing</w:t>
+      </w:r>
+      <w:r>
+        <w:t xml:space="preserve"> secrets from you</w:t>
+      </w:r>
+      <w:r>
+        <w:t xml:space="preserve"> kid</w:t>
+      </w:r>
+      <w:r>
+        <w:t>. I’ll explain everything in a few minutes.”</w:t>
+      </w:r>
+    </w:p>
+    <w:p>
+      <w:r>
+        <w:t>A</w:t>
+      </w:r>
+      <w:r>
+        <w:t xml:space="preserve"> soldier </w:t>
       </w:r>
       <w:r>
         <w:t>announced</w:t>
       </w:r>
       <w:r>
+        <w:t xml:space="preserve">, </w:t>
+      </w:r>
+      <w:r>
+        <w:t>“</w:t>
+      </w:r>
+      <w:r>
+        <w:t>General</w:t>
+      </w:r>
+      <w:r>
+        <w:t xml:space="preserve">, the last </w:t>
+      </w:r>
+      <w:r>
+        <w:t>officer</w:t>
+      </w:r>
+      <w:r>
+        <w:t xml:space="preserve"> has arrived.”</w:t>
+      </w:r>
+    </w:p>
+    <w:p>
+      <w:r>
+        <w:t>“Thank you Sergeant Jones,” Edward said. He faced the audience and continued. “</w:t>
+      </w:r>
+      <w:r>
+        <w:t>Everyone please take your seats.</w:t>
+      </w:r>
+    </w:p>
+    <w:p>
+      <w:r>
+        <w:t>“</w:t>
+      </w:r>
+      <w:r>
+        <w:t xml:space="preserve">As you can guess, Stellar Warrior is not a game. It is a training tool for finding and training </w:t>
+      </w:r>
+      <w:r>
+        <w:t>Special Forces</w:t>
+      </w:r>
+      <w:r>
+        <w:t xml:space="preserve"> to defend our world from aliens. Everything you know about the game applies, since the game was based on reality.</w:t>
+      </w:r>
+    </w:p>
+    <w:p>
+      <w:r>
+        <w:t xml:space="preserve">“Was that dragon the real </w:t>
+      </w:r>
+      <w:r>
+        <w:t>empr</w:t>
+      </w:r>
+      <w:r>
+        <w:t>or</w:t>
+      </w:r>
+      <w:r>
+        <w:t>?” someone asked.</w:t>
+      </w:r>
+    </w:p>
+    <w:p>
+      <w:r>
+        <w:t>“Yes</w:t>
+      </w:r>
+      <w:r>
+        <w:t xml:space="preserve"> and no</w:t>
+      </w:r>
+      <w:r>
+        <w:t xml:space="preserve">,” Edward </w:t>
+      </w:r>
+      <w:r>
+        <w:t>said</w:t>
+      </w:r>
+      <w:r>
+        <w:t>. “That’s not important.</w:t>
+      </w:r>
+    </w:p>
+    <w:p>
+      <w:r>
+        <w:t>“</w:t>
+      </w:r>
+      <w:r>
+        <w:t xml:space="preserve">Almost seven years ago, we conducted the first super-luminal flight test. This alerted both the Andromeda and Galactic empires of our existence. </w:t>
+      </w:r>
+      <w:r>
+        <w:t>Unfortunately</w:t>
+      </w:r>
+      <w:r>
+        <w:t xml:space="preserve"> Andromeda got here first.</w:t>
+      </w:r>
+      <w:r>
+        <w:t xml:space="preserve"> For the record, they sacrificed 23% of their fleet for the speed advantage.”</w:t>
+      </w:r>
+    </w:p>
+    <w:p>
+      <w:r>
+        <w:t>“That doesn’t make sense,” a major said.</w:t>
+      </w:r>
+    </w:p>
+    <w:p>
+      <w:r>
+        <w:lastRenderedPageBreak/>
+        <w:t xml:space="preserve">“Space travel is based on what we call lifter technology,” </w:t>
+      </w:r>
+      <w:r>
+        <w:t>Edward said</w:t>
+      </w:r>
+      <w:r>
+        <w:t xml:space="preserve">. “By the way, Einstein was wrong. There is no such thing as the space-time continuum. The Big Bang never </w:t>
+      </w:r>
+      <w:r>
+        <w:t>happened,</w:t>
+      </w:r>
+      <w:r>
+        <w:t xml:space="preserve"> and the Universe is powered by electricity, not nuclear power.</w:t>
+      </w:r>
+    </w:p>
+    <w:p>
+      <w:r>
+        <w:t>The only true part is that the universe is constantly expanding.</w:t>
+      </w:r>
+    </w:p>
+    <w:p>
+      <w:r>
+        <w:t>“Given enough power, there is no limit to how fast you can travel. However, the faster you travel, the more dangerous it gets. Navigation is done through gravity sensors. However, they can’t detect masses less than around 100 tons in size</w:t>
+      </w:r>
+      <w:r>
+        <w:t xml:space="preserve"> at a range of one light year or so</w:t>
+      </w:r>
+      <w:r>
         <w:t>.</w:t>
       </w:r>
     </w:p>
     <w:p>
       <w:r>
-        <w:t>Just then a large swarm of bee-like insects descended and attacked the people. Within seconds every one of them was stung. The creatures fell to the ground when their job was complete. The rest of the bees flew away.</w:t>
-      </w:r>
-    </w:p>
-    <w:p>
-      <w:r>
-        <w:t>“What the hell was that?” someone asked.</w:t>
-      </w:r>
-    </w:p>
-    <w:p>
-      <w:r>
-        <w:t>“According to the Stellar Warrior Handbook, those things are called</w:t>
-      </w:r>
-      <w:r>
-        <w:t xml:space="preserve"> Judges. They inject nano-probes into the victim. The nano-probes examine the DNA and biology of the victim and judge whether the person is fit to be part of the Andromeda Collective.”</w:t>
-      </w:r>
-    </w:p>
-    <w:p>
-      <w:r>
-        <w:t>“What’s going to happen to us,” a woman screamed.</w:t>
-      </w:r>
-    </w:p>
-    <w:p>
-      <w:r>
-        <w:t>“I don’t know ma’am,” Luke said. “I just know the names of all species and the roles they play in the game.”</w:t>
-      </w:r>
-    </w:p>
-    <w:p>
-      <w:r>
-        <w:t xml:space="preserve">Luke paused a moment, </w:t>
-      </w:r>
-      <w:r>
-        <w:t>not knowing what to do.</w:t>
+        <w:t>“Some of the supernova explosions we see are actually space ships blowing up when they slam into space rocks</w:t>
+      </w:r>
+      <w:r>
+        <w:t>.</w:t>
+      </w:r>
+    </w:p>
+    <w:p>
+      <w:r>
+        <w:t>“Sorry I got sidetracked.</w:t>
+      </w:r>
+    </w:p>
+    <w:p>
+      <w:r>
+        <w:t>“</w:t>
+      </w:r>
+      <w:r>
+        <w:t>The guardians view all sentient races as just cogs in a wheel. Therefore a 23% loss is acceptable.</w:t>
+      </w:r>
+    </w:p>
+    <w:p>
+      <w:r>
+        <w:t>“</w:t>
+      </w:r>
+      <w:r>
+        <w:t xml:space="preserve">According to the back story, when Andromeda discovers a space-faring race, the first thing it does is </w:t>
+      </w:r>
+      <w:r>
+        <w:t xml:space="preserve">plant doomsday devices within the crust of the </w:t>
+      </w:r>
+      <w:r>
+        <w:t>home world</w:t>
       </w:r>
       <w:r>
         <w:t xml:space="preserve"> </w:t>
       </w:r>
       <w:r>
-        <w:t>H</w:t>
-      </w:r>
-      <w:r>
-        <w:t>e removed his bi-flute from its belt pouch and play</w:t>
-      </w:r>
-      <w:r>
-        <w:t>ed</w:t>
+        <w:t xml:space="preserve">as </w:t>
+      </w:r>
+      <w:r>
+        <w:t>the first step in conquering the species</w:t>
       </w:r>
       <w:r>
         <w:t>.</w:t>
       </w:r>
-      <w:r>
-        <w:t xml:space="preserve"> The stressed-out people stood quietly and waited.</w:t>
-      </w:r>
-    </w:p>
-    <w:p>
-      <w:r>
-        <w:t>About ten minutes later an elderly gentleman fell over. This was followed by a frail woman in a wheelchair.</w:t>
-      </w:r>
-    </w:p>
-    <w:p>
-      <w:r>
-        <w:t xml:space="preserve">“Someone, call </w:t>
-      </w:r>
-      <w:r>
-        <w:t>911</w:t>
-      </w:r>
-      <w:r>
-        <w:t>,” a man shouted.</w:t>
-      </w:r>
-    </w:p>
-    <w:p>
-      <w:r>
-        <w:t>“I’m sorry but it’s too late</w:t>
-      </w:r>
-      <w:r>
-        <w:t xml:space="preserve"> for them</w:t>
-      </w:r>
-      <w:r>
-        <w:t xml:space="preserve">,” Luke </w:t>
-      </w:r>
-      <w:r>
-        <w:t>replied</w:t>
-      </w:r>
-      <w:r>
-        <w:t xml:space="preserve">. </w:t>
-      </w:r>
+    </w:p>
+    <w:p>
+      <w:r>
+        <w:t>“It then proceeds to subjugate the species using various tactics, depending on the species. The Judges were just one of many tools they have.</w:t>
+      </w:r>
+    </w:p>
+    <w:p>
+      <w:r>
+        <w:t xml:space="preserve">“We </w:t>
+      </w:r>
+      <w:r>
+        <w:t>couldn</w:t>
+      </w:r>
+      <w:r>
+        <w:t>’t directly oppose Andromeda, since our planet is being held hostage. Instead we decided to create a resistance movement. That’s what Adipose is. Yes, Aliens were responsible for the name.</w:t>
+      </w:r>
+      <w:r>
+        <w:t>”</w:t>
+      </w:r>
+    </w:p>
+    <w:p>
       <w:r>
         <w:t>“</w:t>
       </w:r>
       <w:r>
-        <w:t xml:space="preserve">According to the handbook, </w:t>
-      </w:r>
-      <w:r>
-        <w:t>the Job of Judges is to prune races</w:t>
-      </w:r>
-      <w:r>
-        <w:t>.”</w:t>
-      </w:r>
-    </w:p>
-    <w:p>
-      <w:r>
-        <w:t>“How do you know so much?” a woman asked angrily.</w:t>
-      </w:r>
-    </w:p>
-    <w:p>
-      <w:r>
-        <w:t>Luke</w:t>
-      </w:r>
-      <w:r>
-        <w:t xml:space="preserve"> paused a moment in thought and then replied with a story. “Years ago Adipose Gaming released the game Stellar Warrior. Being an otaku, I soon became an expert in the game. I then entered the </w:t>
-      </w:r>
+        <w:t>General Jones, c</w:t>
+      </w:r>
+      <w:r>
+        <w:t xml:space="preserve">an you tell us about the </w:t>
+      </w:r>
+      <w:r>
+        <w:t xml:space="preserve">X </w:t>
+      </w:r>
+      <w:r>
+        <w:t xml:space="preserve">Warrior project?” a </w:t>
+      </w:r>
+      <w:r>
+        <w:t>major</w:t>
+      </w:r>
+      <w:r>
+        <w:t xml:space="preserve"> general asked.</w:t>
+      </w:r>
+    </w:p>
+    <w:p>
+      <w:bookmarkStart w:id="9" w:name="_Hlk107595022"/>
       <w:r>
         <w:lastRenderedPageBreak/>
-        <w:t>worldwide contest and got hired by</w:t>
-      </w:r>
-      <w:r>
-        <w:t xml:space="preserve"> Adipose, who gave me military training. Now that this has happened, I realize that they were </w:t>
-      </w:r>
-      <w:r>
-        <w:t>training soldiers in preparation for war</w:t>
-      </w:r>
-      <w:r>
-        <w:t xml:space="preserve"> for years</w:t>
+        <w:t xml:space="preserve">“I’m sorry but that’s classified,” Edward said. “All I can say is that we have </w:t>
+      </w:r>
+      <w:r>
+        <w:t>twelve</w:t>
+      </w:r>
+      <w:r>
+        <w:t xml:space="preserve"> people in training for that super-elite force</w:t>
+      </w:r>
+      <w:r>
+        <w:t>. The US has one, China has five, Germany has one, Russia has two, India has on</w:t>
+      </w:r>
+      <w:r>
+        <w:t>e</w:t>
+      </w:r>
+      <w:r>
+        <w:t>, Iran has one, and finally Saudi Arabia has the last one. The identities of these people are classified.”</w:t>
+      </w:r>
+    </w:p>
+    <w:bookmarkEnd w:id="9"/>
+    <w:p>
+      <w:r>
+        <w:t>“It must be me since I’m an evil genius,” Lex said.</w:t>
+      </w:r>
+    </w:p>
+    <w:p>
+      <w:r>
+        <w:t>“That is illogical,” Mr. Spock said. “You would know if you were a member of this super-elite force.”</w:t>
+      </w:r>
+    </w:p>
+    <w:p>
+      <w:r>
+        <w:t xml:space="preserve">“We didn’t know we were part of the military until now,” Scotty </w:t>
+      </w:r>
+      <w:r>
+        <w:t>commented</w:t>
       </w:r>
       <w:r>
         <w:t>.</w:t>
@@ -7893,30 +9553,10 @@
     </w:p>
     <w:p>
       <w:r>
-        <w:t>“The game details the battle between the Galactic Empire and the Andromeda Empire.”</w:t>
-      </w:r>
-    </w:p>
-    <w:p>
-      <w:r>
-        <w:t>“How many people will die?” a woman cried</w:t>
-      </w:r>
-      <w:r>
-        <w:t xml:space="preserve"> hysterically</w:t>
-      </w:r>
-      <w:r>
-        <w:t xml:space="preserve">. “I don’t want to die.” Just then a twenty-year-old man </w:t>
-      </w:r>
-      <w:r>
-        <w:t xml:space="preserve">in perfect-seeming health </w:t>
-      </w:r>
-      <w:r>
-        <w:t>fell to the ground.</w:t>
-      </w:r>
-      <w:r>
-        <w:t xml:space="preserve"> Off in the distance a truck crashed into a waiting plane. The death toll </w:t>
-      </w:r>
-      <w:r>
-        <w:t>rose</w:t>
+        <w:t xml:space="preserve">“Point taken,” Mr. Spock </w:t>
+      </w:r>
+      <w:r>
+        <w:t>said</w:t>
       </w:r>
       <w:r>
         <w:t>.</w:t>
@@ -7924,748 +9564,21 @@
     </w:p>
     <w:p>
       <w:r>
-        <w:t>“</w:t>
-      </w:r>
-      <w:r>
-        <w:t xml:space="preserve">The handbook says </w:t>
-      </w:r>
-      <w:r>
-        <w:t xml:space="preserve">judgement will last </w:t>
-      </w:r>
-      <w:r>
-        <w:t>ten to twenty minutes. Then the</w:t>
-      </w:r>
-      <w:r>
-        <w:t xml:space="preserve"> immediate danger will have passed,” </w:t>
-      </w:r>
-      <w:r>
-        <w:t>Luke</w:t>
-      </w:r>
-      <w:r>
-        <w:t xml:space="preserve"> explained. </w:t>
-      </w:r>
-    </w:p>
-    <w:p>
-      <w:r>
-        <w:t>“What is an otaku?” someone asked.</w:t>
-      </w:r>
-    </w:p>
-    <w:p>
-      <w:r>
-        <w:t xml:space="preserve">“Someone who is obsessed with </w:t>
-      </w:r>
-      <w:r>
-        <w:t xml:space="preserve">playing </w:t>
-      </w:r>
-      <w:r>
-        <w:t>video games and watching cartoons</w:t>
-      </w:r>
-      <w:r>
-        <w:t xml:space="preserve">,” Luke replied. </w:t>
-      </w:r>
-      <w:r>
-        <w:t xml:space="preserve">He paused and then said with a smile, </w:t>
-      </w:r>
-      <w:r>
-        <w:t xml:space="preserve">“I never thought my obsession with video games would come in handy. </w:t>
-      </w:r>
-      <w:r>
-        <w:t>Don’t worry. All games can be won</w:t>
+        <w:t xml:space="preserve">“Is it true that </w:t>
+      </w:r>
+      <w:r>
+        <w:t>the process of creating an X Warrior is almost 100% fatal?” a colonel asked.</w:t>
+      </w:r>
+    </w:p>
+    <w:p>
+      <w:r>
+        <w:t xml:space="preserve">“That too is classified,” Edward </w:t>
+      </w:r>
+      <w:r>
+        <w:t>said</w:t>
       </w:r>
       <w:r>
         <w:t>.</w:t>
-      </w:r>
-    </w:p>
-    <w:p>
-      <w:r>
-        <w:t>“After all, we are human and they are just aliens. Am I right</w:t>
-      </w:r>
-      <w:r>
-        <w:t xml:space="preserve"> or am I right</w:t>
-      </w:r>
-      <w:r>
-        <w:t xml:space="preserve">?” He added </w:t>
-      </w:r>
-      <w:r>
-        <w:t xml:space="preserve">with </w:t>
-      </w:r>
-      <w:r>
-        <w:t>as much enthusiasm as he could muster. That was false bravado, since</w:t>
-      </w:r>
-      <w:r>
-        <w:t xml:space="preserve"> </w:t>
-      </w:r>
-      <w:r>
-        <w:t>no one has ever come close to defeating a system boss, much less winning the game.</w:t>
-      </w:r>
-    </w:p>
-    <w:p>
-      <w:r>
-        <w:t xml:space="preserve">“That’s right,” </w:t>
-      </w:r>
-      <w:r>
-        <w:t>Sam</w:t>
-      </w:r>
-      <w:r>
-        <w:t xml:space="preserve"> said with a smile and </w:t>
-      </w:r>
-      <w:r>
-        <w:t xml:space="preserve">gave </w:t>
-      </w:r>
-      <w:r>
-        <w:t>Luke a hug. “You’re Luke Skywalker, Jedi Knight.”</w:t>
-      </w:r>
-    </w:p>
-    <w:p>
-      <w:r>
-        <w:t>“That’s right I am,” Luke declared with as much enthusiasm as he could muster. “And I’m</w:t>
-      </w:r>
-      <w:r>
-        <w:t xml:space="preserve"> going to kick some alien butt.</w:t>
-      </w:r>
-    </w:p>
-    <w:p>
-      <w:r>
-        <w:t>“For those who are interested, the universal language of the Galactic Empire is a musical language. This is called a bi-flute. It can produce the vowels and consonants of the language.</w:t>
-      </w:r>
-      <w:r>
-        <w:t xml:space="preserve"> We can speak it as well, </w:t>
-      </w:r>
-      <w:r>
-        <w:lastRenderedPageBreak/>
-        <w:t xml:space="preserve">or use sign language, </w:t>
-      </w:r>
-      <w:r>
-        <w:t xml:space="preserve">but </w:t>
-      </w:r>
-      <w:r>
-        <w:t xml:space="preserve">this </w:t>
-      </w:r>
-      <w:r>
-        <w:t>sounds nicer.</w:t>
-      </w:r>
-      <w:r>
-        <w:t>” Luke played again as they waited.</w:t>
-      </w:r>
-    </w:p>
-    <w:p>
-      <w:r>
-        <w:t>The planes finally arrived and many people seemed disappointed that the performance was over.</w:t>
-      </w:r>
-    </w:p>
-    <w:p>
-      <w:r>
-        <w:t>Sam</w:t>
-      </w:r>
-      <w:r>
-        <w:t xml:space="preserve"> grabbed Luke and made him sit with him. Brenda took the </w:t>
-      </w:r>
-      <w:r>
-        <w:t xml:space="preserve">aisle </w:t>
-      </w:r>
-      <w:r>
-        <w:t>seat on the other side of Luke.</w:t>
-      </w:r>
-    </w:p>
-    <w:p>
-      <w:r>
-        <w:t>“I had no idea you were so cool</w:t>
-      </w:r>
-      <w:r>
-        <w:t>, baby brother</w:t>
-      </w:r>
-      <w:r>
-        <w:t>,” Brenda said.</w:t>
-      </w:r>
-    </w:p>
-    <w:p>
-      <w:r>
-        <w:t>Luke laughed.</w:t>
-      </w:r>
-      <w:r>
-        <w:t xml:space="preserve"> “So it took an alien invasion to help you figure that out?”</w:t>
-      </w:r>
-    </w:p>
-    <w:p>
-      <w:r>
-        <w:t>“Thank you for your patience ladies and gentlemen,” the pilot said. “We will now head for the Nevada Test and Training Range, also known as Area 51.”</w:t>
-      </w:r>
-    </w:p>
-    <w:p>
-      <w:r>
-        <w:t>“Despite your big ears,” Brenda added.</w:t>
-      </w:r>
-    </w:p>
-    <w:p>
-      <w:r>
-        <w:t xml:space="preserve">“My ears aren’t big, are they?” Luke asked worriedly and covered his ears. He had to admit they </w:t>
-      </w:r>
-      <w:r>
-        <w:t>were</w:t>
-      </w:r>
-      <w:r>
-        <w:t xml:space="preserve"> bigger than normal ears. What was worse, they were making him look like a dorky little kid.</w:t>
-      </w:r>
-      <w:r>
-        <w:t xml:space="preserve"> </w:t>
-      </w:r>
-      <w:r>
-        <w:t>His extra large head didn’t help.</w:t>
-      </w:r>
-      <w:r>
-        <w:t xml:space="preserve"> </w:t>
-      </w:r>
-      <w:r>
-        <w:t>He resolved to let his hair grow so that it would cover his ears.</w:t>
-      </w:r>
-      <w:r>
-        <w:t xml:space="preserve"> Impossibly, he had grown three inches since he completed high school.</w:t>
-      </w:r>
-    </w:p>
-    <w:p>
-      <w:r>
-        <w:t xml:space="preserve">Luke stared out of the window and saw </w:t>
-      </w:r>
-      <w:r>
-        <w:t xml:space="preserve">alien </w:t>
-      </w:r>
-      <w:r>
-        <w:t xml:space="preserve">spacecraft flying through the sky. “I feel I’m in a dream. Yesterday Stellar Warrior was just a stupid game I </w:t>
-      </w:r>
-      <w:r>
-        <w:t>was being paid to play</w:t>
-      </w:r>
-      <w:r>
-        <w:t xml:space="preserve">. Today </w:t>
-      </w:r>
-      <w:r>
-        <w:t>aliens are conquering the world</w:t>
-      </w:r>
-      <w:r>
-        <w:t>.”</w:t>
-      </w:r>
-    </w:p>
-    <w:p>
-      <w:r>
-        <w:t xml:space="preserve">“Why </w:t>
-      </w:r>
-      <w:r>
-        <w:t>are</w:t>
-      </w:r>
-      <w:r>
-        <w:t xml:space="preserve"> they kill</w:t>
-      </w:r>
-      <w:r>
-        <w:t>ing</w:t>
-      </w:r>
-      <w:r>
-        <w:t xml:space="preserve"> people?” Brenda asked.</w:t>
-      </w:r>
-    </w:p>
-    <w:p>
-      <w:r>
-        <w:t>“They call it pruning and cultivating,” Luke replied. “According to the back story, they do it to all newly enslaved races. They will eliminate the weak and keep what best fits the role they will assign to us.”</w:t>
-      </w:r>
-    </w:p>
-    <w:p>
-      <w:r>
-        <w:lastRenderedPageBreak/>
-        <w:t>“That’s horrible,” Brenda said, shocked.</w:t>
-      </w:r>
-    </w:p>
-    <w:p>
-      <w:r>
-        <w:t>“</w:t>
-      </w:r>
-      <w:r>
-        <w:t>That’s why we have to fight. According to the back story, the Galactic Empire is horribly stretched in this battle. The amount of help they can give is limited to technology and a few advisors,” Luke replied.</w:t>
-      </w:r>
-    </w:p>
-    <w:p>
-      <w:r>
-        <w:t>“So it’s hopeless,” Brenda said sadly.</w:t>
-      </w:r>
-    </w:p>
-    <w:p>
-      <w:r>
-        <w:t xml:space="preserve">“No it’s not useless,” </w:t>
-      </w:r>
-      <w:r>
-        <w:t>Sam</w:t>
-      </w:r>
-      <w:r>
-        <w:t xml:space="preserve"> said adamantly. “We have Luke Skywalker.”</w:t>
-      </w:r>
-    </w:p>
-    <w:p>
-      <w:r>
-        <w:t>“</w:t>
-      </w:r>
-      <w:r>
-        <w:t>Sam</w:t>
-      </w:r>
-      <w:r>
-        <w:t xml:space="preserve"> is right. There is hope</w:t>
-      </w:r>
-      <w:r>
-        <w:t>,” Luke replied. “The</w:t>
-      </w:r>
-      <w:r>
-        <w:t xml:space="preserve"> Guardians</w:t>
-      </w:r>
-      <w:r>
-        <w:t xml:space="preserve"> will dedicate a certain amount of resources to this world and then ignore it, assuming it will function as intended. </w:t>
-      </w:r>
-      <w:r>
-        <w:t xml:space="preserve">All we have to do is cut off the link to the main forces and then deal with the current invaders.” That was easier said than done. The </w:t>
-      </w:r>
-      <w:r>
-        <w:t xml:space="preserve">Guardians had been conquering </w:t>
-      </w:r>
-      <w:r>
-        <w:t xml:space="preserve">worlds </w:t>
-      </w:r>
-      <w:r>
-        <w:t>for thousands of years</w:t>
-      </w:r>
-      <w:r>
-        <w:t>, so they knew what they were doing</w:t>
-      </w:r>
-      <w:r>
-        <w:t>.</w:t>
-      </w:r>
-    </w:p>
-    <w:p>
-      <w:r>
-        <w:t>“Ladies and gentlemen, we will be landing shortly. Please put your seats in their upright positions and secure your belongings,” the flight attendant called.</w:t>
-      </w:r>
-    </w:p>
-    <w:p>
-      <w:r>
-        <w:t xml:space="preserve">Luke stared out the window as they landed. </w:t>
-      </w:r>
-      <w:r>
-        <w:t>Other planes were landing and taking off.</w:t>
-      </w:r>
-    </w:p>
-    <w:p>
-      <w:r>
-        <w:t xml:space="preserve">“Attention passengers, all civilians please go to the officer with the blue flag. Military personal and Stellar Warriors, go to </w:t>
-      </w:r>
-      <w:r>
-        <w:t>the officer with the green flag,</w:t>
-      </w:r>
-      <w:r>
-        <w:t>”</w:t>
-      </w:r>
-      <w:r>
-        <w:t xml:space="preserve"> the flight attendant announced.</w:t>
-      </w:r>
-    </w:p>
-    <w:p>
-      <w:r>
-        <w:t xml:space="preserve">“But I want to stay with you,” </w:t>
-      </w:r>
-      <w:r>
-        <w:t>Sam</w:t>
-      </w:r>
-      <w:r>
-        <w:t xml:space="preserve"> complained.</w:t>
-      </w:r>
-    </w:p>
-    <w:p>
-      <w:r>
-        <w:t xml:space="preserve">“What’s wrong with staying with your father?” </w:t>
-      </w:r>
-      <w:r>
-        <w:t>John</w:t>
-      </w:r>
-      <w:r>
-        <w:t xml:space="preserve"> asked</w:t>
-      </w:r>
-      <w:r>
-        <w:t>.</w:t>
-      </w:r>
-    </w:p>
-    <w:p>
-      <w:r>
-        <w:t xml:space="preserve">“Because you’re not a Jedi Knight,” </w:t>
-      </w:r>
-      <w:r>
-        <w:t>Sam</w:t>
-      </w:r>
-      <w:r>
-        <w:t xml:space="preserve"> replied worriedly.</w:t>
-      </w:r>
-      <w:r>
-        <w:t xml:space="preserve"> </w:t>
-      </w:r>
-      <w:r>
-        <w:t>Sam</w:t>
-      </w:r>
-      <w:r>
-        <w:t>’s father flinched at the reply.</w:t>
-      </w:r>
-    </w:p>
-    <w:p>
-      <w:r>
-        <w:lastRenderedPageBreak/>
-        <w:t xml:space="preserve">“Sorry </w:t>
-      </w:r>
-      <w:r>
-        <w:t>Sam</w:t>
-      </w:r>
-      <w:r>
-        <w:t xml:space="preserve">, duty calls. </w:t>
-      </w:r>
-      <w:r>
-        <w:t xml:space="preserve">See you later mum, dad, </w:t>
-      </w:r>
-      <w:r>
-        <w:t>Sis</w:t>
-      </w:r>
-      <w:r>
-        <w:t>,” Luke said and headed for his destination.</w:t>
-      </w:r>
-      <w:r>
-        <w:t xml:space="preserve"> </w:t>
-      </w:r>
-      <w:r>
-        <w:t>Luke’s group</w:t>
-      </w:r>
-      <w:r>
-        <w:t xml:space="preserve"> headed to the nearest building and entered.</w:t>
-      </w:r>
-    </w:p>
-    <w:p>
-      <w:r>
-        <w:t>At the far end of hall was a conference hall.</w:t>
-      </w:r>
-      <w:r>
-        <w:t xml:space="preserve"> The conference room was packed with people in Stellar Warrior uniforms and military personal. </w:t>
-      </w:r>
-      <w:r>
-        <w:t xml:space="preserve">Edward </w:t>
-      </w:r>
-      <w:r>
-        <w:t xml:space="preserve">was there, </w:t>
-      </w:r>
-      <w:r>
-        <w:t>wearing a US army uniform.</w:t>
-      </w:r>
-    </w:p>
-    <w:p>
-      <w:r>
-        <w:t>Luke ran up to him and asked in surprise, “You’re an army guy?”</w:t>
-      </w:r>
-    </w:p>
-    <w:p>
-      <w:r>
-        <w:t xml:space="preserve">He smiled and said, “Sorry </w:t>
-      </w:r>
-      <w:r>
-        <w:t>for</w:t>
-      </w:r>
-      <w:r>
-        <w:t xml:space="preserve"> keep</w:t>
-      </w:r>
-      <w:r>
-        <w:t>ing</w:t>
-      </w:r>
-      <w:r>
-        <w:t xml:space="preserve"> secrets from you</w:t>
-      </w:r>
-      <w:r>
-        <w:t xml:space="preserve"> kid</w:t>
-      </w:r>
-      <w:r>
-        <w:t>. I’ll explain everything in a few minutes.”</w:t>
-      </w:r>
-    </w:p>
-    <w:p>
-      <w:r>
-        <w:t>A</w:t>
-      </w:r>
-      <w:r>
-        <w:t xml:space="preserve"> soldier </w:t>
-      </w:r>
-      <w:r>
-        <w:t>announced</w:t>
-      </w:r>
-      <w:r>
-        <w:t xml:space="preserve">, </w:t>
-      </w:r>
-      <w:r>
-        <w:t>“</w:t>
-      </w:r>
-      <w:r>
-        <w:t>General</w:t>
-      </w:r>
-      <w:r>
-        <w:t xml:space="preserve">, the last </w:t>
-      </w:r>
-      <w:r>
-        <w:t>officer</w:t>
-      </w:r>
-      <w:r>
-        <w:t xml:space="preserve"> has arrived.”</w:t>
-      </w:r>
-    </w:p>
-    <w:p>
-      <w:r>
-        <w:t>“Thank you Sergeant Jones,” Edward said. He faced the audience and continued. “</w:t>
-      </w:r>
-      <w:r>
-        <w:t>Everyone please take your seats.</w:t>
-      </w:r>
-    </w:p>
-    <w:p>
-      <w:r>
-        <w:t>“</w:t>
-      </w:r>
-      <w:r>
-        <w:t xml:space="preserve">As you can guess, Stellar Warrior is not a game. It is a training tool for finding and training </w:t>
-      </w:r>
-      <w:r>
-        <w:t>Special Forces</w:t>
-      </w:r>
-      <w:r>
-        <w:t xml:space="preserve"> to defend our world from aliens. Everything you know about the game applies, since the game was based on reality.</w:t>
-      </w:r>
-    </w:p>
-    <w:p>
-      <w:r>
-        <w:t xml:space="preserve">“Was that dragon the real </w:t>
-      </w:r>
-      <w:r>
-        <w:t>empress</w:t>
-      </w:r>
-      <w:r>
-        <w:t>?” someone asked.</w:t>
-      </w:r>
-    </w:p>
-    <w:p>
-      <w:r>
-        <w:t>“Yes</w:t>
-      </w:r>
-      <w:r>
-        <w:t xml:space="preserve"> and no</w:t>
-      </w:r>
-      <w:r>
-        <w:t>,” Edward replied. “That’s not important.</w:t>
-      </w:r>
-    </w:p>
-    <w:p>
-      <w:r>
-        <w:t>“</w:t>
-      </w:r>
-      <w:r>
-        <w:t xml:space="preserve">Almost seven years ago, we conducted the first super-luminal flight test. This alerted both the Andromeda and Galactic empires of our existence. </w:t>
-      </w:r>
-      <w:r>
-        <w:t>Unfortunately</w:t>
-      </w:r>
-      <w:r>
-        <w:t xml:space="preserve"> Andromeda got here first.</w:t>
-      </w:r>
-      <w:r>
-        <w:t xml:space="preserve"> For the record, they sacrificed 23% of their fleet for the speed advantage.”</w:t>
-      </w:r>
-    </w:p>
-    <w:p>
-      <w:r>
-        <w:t>“That doesn’t make sense,” a major said.</w:t>
-      </w:r>
-    </w:p>
-    <w:p>
-      <w:r>
-        <w:t xml:space="preserve">“Space travel is based on what we call lifter technology,” </w:t>
-      </w:r>
-      <w:r>
-        <w:t>Edward said</w:t>
-      </w:r>
-      <w:r>
-        <w:t>. “By the way, Einstein was wrong. There is no such thing as the space-</w:t>
-      </w:r>
-      <w:r>
-        <w:lastRenderedPageBreak/>
-        <w:t xml:space="preserve">time continuum. The Big Bang never </w:t>
-      </w:r>
-      <w:r>
-        <w:t>happened,</w:t>
-      </w:r>
-      <w:r>
-        <w:t xml:space="preserve"> and the Universe is powered by electricity, not nuclear power.</w:t>
-      </w:r>
-    </w:p>
-    <w:p>
-      <w:r>
-        <w:t>The only true part is that the universe is constantly expanding.</w:t>
-      </w:r>
-    </w:p>
-    <w:p>
-      <w:r>
-        <w:t>“Given enough power, there is no limit to how fast you can travel. However, the faster you travel, the more dangerous it gets. Navigation is done through gravity sensors. However, they can’t detect masses less than around 100 tons in size</w:t>
-      </w:r>
-      <w:r>
-        <w:t xml:space="preserve"> at a range of one light year or so</w:t>
-      </w:r>
-      <w:r>
-        <w:t>.</w:t>
-      </w:r>
-    </w:p>
-    <w:p>
-      <w:r>
-        <w:t>“Some of the supernova explosions we see are actually space ships blowing up when they slam into space rocks</w:t>
-      </w:r>
-      <w:r>
-        <w:t>.</w:t>
-      </w:r>
-    </w:p>
-    <w:p>
-      <w:r>
-        <w:t>“Sorry I got sidetracked.</w:t>
-      </w:r>
-    </w:p>
-    <w:p>
-      <w:r>
-        <w:t>“</w:t>
-      </w:r>
-      <w:r>
-        <w:t>The guardians view all sentient races as just cogs in a wheel. Therefore a 23% loss is acceptable.</w:t>
-      </w:r>
-    </w:p>
-    <w:p>
-      <w:r>
-        <w:t>“</w:t>
-      </w:r>
-      <w:r>
-        <w:t xml:space="preserve">According to the back story, when Andromeda discovers a space-faring race, the first thing it does is </w:t>
-      </w:r>
-      <w:r>
-        <w:t xml:space="preserve">plant doomsday devices within the crust of the </w:t>
-      </w:r>
-      <w:r>
-        <w:t>home world</w:t>
-      </w:r>
-      <w:r>
-        <w:t xml:space="preserve"> </w:t>
-      </w:r>
-      <w:r>
-        <w:t xml:space="preserve">as </w:t>
-      </w:r>
-      <w:r>
-        <w:t>the first step in conquering the species</w:t>
-      </w:r>
-      <w:r>
-        <w:t>.</w:t>
-      </w:r>
-    </w:p>
-    <w:p>
-      <w:r>
-        <w:t>“It then proceeds to subjugate the species using various tactics, depending on the species. The Judges were just one of many tools they have.</w:t>
-      </w:r>
-    </w:p>
-    <w:p>
-      <w:r>
-        <w:t xml:space="preserve">“We </w:t>
-      </w:r>
-      <w:r>
-        <w:t>couldn</w:t>
-      </w:r>
-      <w:r>
-        <w:t>’t directly oppose Andromeda, since our planet is being held hostage. Instead we decided to create a resistance movement. That’s what Adipose is. Yes, Aliens were responsible for the name.</w:t>
-      </w:r>
-      <w:r>
-        <w:t>”</w:t>
-      </w:r>
-    </w:p>
-    <w:p>
-      <w:r>
-        <w:t>“</w:t>
-      </w:r>
-      <w:r>
-        <w:t>General Jones, c</w:t>
-      </w:r>
-      <w:r>
-        <w:t xml:space="preserve">an you tell us about the </w:t>
-      </w:r>
-      <w:r>
-        <w:t xml:space="preserve">X </w:t>
-      </w:r>
-      <w:r>
-        <w:t xml:space="preserve">Warrior project?” a </w:t>
-      </w:r>
-      <w:r>
-        <w:t>major</w:t>
-      </w:r>
-      <w:r>
-        <w:t xml:space="preserve"> general asked.</w:t>
-      </w:r>
-    </w:p>
-    <w:p>
-      <w:bookmarkStart w:id="9" w:name="_Hlk107595022"/>
-      <w:r>
-        <w:t xml:space="preserve">“I’m sorry but that’s classified,” Edward said. “All I can say is that we have </w:t>
-      </w:r>
-      <w:r>
-        <w:t>twelve</w:t>
-      </w:r>
-      <w:r>
-        <w:t xml:space="preserve"> people in training for that super-elite force</w:t>
-      </w:r>
-      <w:r>
-        <w:t xml:space="preserve">. The US has </w:t>
-      </w:r>
-      <w:r>
-        <w:lastRenderedPageBreak/>
-        <w:t>one, China has five, Germany has one, Russia has two, India has on</w:t>
-      </w:r>
-      <w:r>
-        <w:t>e</w:t>
-      </w:r>
-      <w:r>
-        <w:t>, Iran has one, and finally Saudi Arabia has the last one. The identities of these people are classified.”</w:t>
-      </w:r>
-    </w:p>
-    <w:bookmarkEnd w:id="9"/>
-    <w:p>
-      <w:r>
-        <w:t>“It must be me since I’m an evil genius,” Lex said.</w:t>
-      </w:r>
-    </w:p>
-    <w:p>
-      <w:r>
-        <w:t>“That is illogical,” Mr. Spock said. “You would know if you were a member of this super-elite force.”</w:t>
-      </w:r>
-    </w:p>
-    <w:p>
-      <w:r>
-        <w:t xml:space="preserve">“We didn’t know we were part of the military until now,” Scotty </w:t>
-      </w:r>
-      <w:r>
-        <w:t>commented</w:t>
-      </w:r>
-      <w:r>
-        <w:t>.</w:t>
-      </w:r>
-    </w:p>
-    <w:p>
-      <w:r>
-        <w:t>“Point taken,” Mr. Spock replied.</w:t>
-      </w:r>
-    </w:p>
-    <w:p>
-      <w:r>
-        <w:t xml:space="preserve">“Is it true that </w:t>
-      </w:r>
-      <w:r>
-        <w:t>the process of creating an X Warrior is almost 100% fatal?” a colonel asked.</w:t>
-      </w:r>
-    </w:p>
-    <w:p>
-      <w:r>
-        <w:t>“That too is classified,” Edward replied.</w:t>
       </w:r>
     </w:p>
     <w:p>
@@ -8737,10 +9650,546 @@
         <w:t xml:space="preserve"> </w:t>
       </w:r>
       <w:r>
-        <w:t xml:space="preserve">The more resistance we put up, the more power they will bear on us. If they consider us a nuisance species, they will </w:t>
+        <w:t xml:space="preserve">The more resistance we put up, the </w:t>
+      </w:r>
+      <w:r>
+        <w:lastRenderedPageBreak/>
+        <w:t xml:space="preserve">more power they will bear on us. If they consider us a nuisance species, they will </w:t>
       </w:r>
       <w:r>
         <w:t>detonate their doomsday devices.</w:t>
+      </w:r>
+    </w:p>
+    <w:p>
+      <w:r>
+        <w:t>“</w:t>
+      </w:r>
+      <w:r>
+        <w:t>Even with the help of</w:t>
+      </w:r>
+      <w:r>
+        <w:t xml:space="preserve"> the Galactic Empire</w:t>
+      </w:r>
+      <w:r>
+        <w:t>, we have only found and deactivated one of the many devices</w:t>
+      </w:r>
+      <w:r>
+        <w:t>.</w:t>
+      </w:r>
+    </w:p>
+    <w:p>
+      <w:r>
+        <w:t>“</w:t>
+      </w:r>
+      <w:r>
+        <w:t>The good news is, w</w:t>
+      </w:r>
+      <w:r>
+        <w:t xml:space="preserve">e believe it is possible to save our species, </w:t>
+      </w:r>
+      <w:r>
+        <w:t xml:space="preserve">but </w:t>
+      </w:r>
+      <w:r>
+        <w:t>only if we play our cards right,</w:t>
+      </w:r>
+      <w:r>
+        <w:t>”</w:t>
+      </w:r>
+      <w:r>
+        <w:t xml:space="preserve"> Edward concluded.</w:t>
+      </w:r>
+    </w:p>
+    <w:p>
+      <w:r>
+        <w:t>“So how many thousands of people were sacrificed for the Warrior X proje</w:t>
+      </w:r>
+      <w:r>
+        <w:t>ct?” a Brigadier General asked.</w:t>
+      </w:r>
+    </w:p>
+    <w:p>
+      <w:r>
+        <w:t xml:space="preserve">“General </w:t>
+      </w:r>
+      <w:r>
+        <w:t>Edward</w:t>
+      </w:r>
+      <w:r>
+        <w:t>, you are needed,” an aid said.</w:t>
+      </w:r>
+    </w:p>
+    <w:p>
+      <w:r>
+        <w:t>“</w:t>
+      </w:r>
+      <w:r>
+        <w:t>Lieutenant Skywalker</w:t>
+      </w:r>
+      <w:r>
+        <w:t xml:space="preserve">, can you please cover for me?” </w:t>
+      </w:r>
+      <w:r>
+        <w:t>Edward</w:t>
+      </w:r>
+      <w:r>
+        <w:t xml:space="preserve"> said.</w:t>
+      </w:r>
+    </w:p>
+    <w:p>
+      <w:r>
+        <w:t>“But I don’t know what’s going on,” Luke complained.</w:t>
+      </w:r>
+    </w:p>
+    <w:p>
+      <w:r>
+        <w:t xml:space="preserve">“Just do your best Luke,” </w:t>
+      </w:r>
+      <w:r>
+        <w:t>Edward</w:t>
+      </w:r>
+      <w:r>
+        <w:t xml:space="preserve"> said and exited.</w:t>
+      </w:r>
+    </w:p>
+    <w:p>
+      <w:r>
+        <w:t>Luke stepped to the front.</w:t>
+      </w:r>
+    </w:p>
+    <w:p>
+      <w:r>
+        <w:t>“So how many thousands of people were sacrificed for the X Warrior project?” a Brigadier General asked.</w:t>
+      </w:r>
+    </w:p>
+    <w:p>
+      <w:r>
+        <w:t>“I don’t know,” Luke said. “This is the first time I heard of the X Warrior project.”</w:t>
+      </w:r>
+    </w:p>
+    <w:p>
+      <w:r>
+        <w:t>“What do you know about this pruning thing?</w:t>
+      </w:r>
+      <w:r>
+        <w:t>” a Colonel said. “Do you know who they will attack?”</w:t>
+      </w:r>
+    </w:p>
+    <w:p>
+      <w:r>
+        <w:t>“The type of pruning a species receives depends on its psychological makeup</w:t>
+      </w:r>
+      <w:r>
+        <w:t>. The ultimate goal is to create a race that can blend seamlessly into the whole and is useful to the whole</w:t>
+      </w:r>
+      <w:r>
+        <w:t>,” Luke began.</w:t>
+      </w:r>
+    </w:p>
+    <w:p>
+      <w:r>
+        <w:t xml:space="preserve">“All species conform to specific archetypes, </w:t>
+      </w:r>
+      <w:r>
+        <w:t>with individual variations. The determining factors are mating strategy, feeding requirements, and environmental factors such as weather</w:t>
+      </w:r>
+      <w:r>
+        <w:t>,</w:t>
+      </w:r>
+      <w:r>
+        <w:t xml:space="preserve"> natural predators, etc.</w:t>
+      </w:r>
+    </w:p>
+    <w:p>
+      <w:r>
+        <w:lastRenderedPageBreak/>
+        <w:t xml:space="preserve">“Our species tends to be aggressive when faced with unknown situations or when we are backed up into a corner. However, we are also social. These factors will determine the </w:t>
+      </w:r>
+      <w:r>
+        <w:t>pruning strategies the enemy will use.</w:t>
+      </w:r>
+    </w:p>
+    <w:p>
+      <w:r>
+        <w:t>“For instance, did you notice how demoralizing it was to see perfectly healthy people just drop dead? They in effect have shown us that they have absolute life and death power over us.”</w:t>
+      </w:r>
+    </w:p>
+    <w:p>
+      <w:r>
+        <w:t>“You’re just a kid,” a colonel called. “How do you know so much?”</w:t>
+      </w:r>
+    </w:p>
+    <w:p>
+      <w:r>
+        <w:t>“I’m not a kid,” Luke said angrily. “I’m twenty-one years old, and I have been playing the game since it came out.</w:t>
+      </w:r>
+    </w:p>
+    <w:p>
+      <w:r>
+        <w:t>“</w:t>
+      </w:r>
+      <w:r>
+        <w:t>The Stellar Warrior Handbook details how new species can be classified. Don’t quote me on this, but I feel we will be defined as a warrior species.</w:t>
+      </w:r>
+    </w:p>
+    <w:p>
+      <w:r>
+        <w:t>“Unfortunately, I never studied how our species could be conquered. My training focused entirely on learning to fight various species, and using my engineering knowledge to create weapons and tools as needed.</w:t>
+      </w:r>
+    </w:p>
+    <w:p>
+      <w:r>
+        <w:t>“Everything you need to know can be found at</w:t>
+      </w:r>
+      <w:r>
+        <w:t xml:space="preserve"> AdiposeGaming.com</w:t>
+      </w:r>
+      <w:r>
+        <w:t>.</w:t>
+      </w:r>
+      <w:r>
+        <w:t xml:space="preserve"> </w:t>
+      </w:r>
+      <w:r>
+        <w:t>L</w:t>
+      </w:r>
+      <w:r>
+        <w:t xml:space="preserve">ook up Stellar Warrior </w:t>
+      </w:r>
+      <w:r>
+        <w:t>5</w:t>
+      </w:r>
+      <w:r>
+        <w:t>.</w:t>
+      </w:r>
+      <w:r>
+        <w:t>”</w:t>
+      </w:r>
+    </w:p>
+    <w:p>
+      <w:r>
+        <w:t>“Are you an X Warrior,” someone asked.</w:t>
+      </w:r>
+    </w:p>
+    <w:p>
+      <w:r>
+        <w:t>“</w:t>
+      </w:r>
+      <w:r>
+        <w:t>Impossible,” Luke denied. “</w:t>
+      </w:r>
+      <w:r>
+        <w:t xml:space="preserve">My ranking is only 87 in the world. </w:t>
+      </w:r>
+      <w:r>
+        <w:t xml:space="preserve">Some of my friends here can kick my ass. </w:t>
+      </w:r>
+      <w:r>
+        <w:t>I would expect those super elite warriors to be in the top ranking. Correction, they probably aren’t ranked</w:t>
+      </w:r>
+      <w:r>
+        <w:t>.</w:t>
+      </w:r>
+      <w:r>
+        <w:t>”</w:t>
+      </w:r>
+    </w:p>
+    <w:p>
+      <w:r>
+        <w:t>Luke had been having problems with his eyesight for the last two years, which explained his drop in ranking.</w:t>
+      </w:r>
+      <w:r>
+        <w:t xml:space="preserve"> That wasn’t completely true. The truth was the world was filled with players that were just better than him.</w:t>
+      </w:r>
+    </w:p>
+    <w:p>
+      <w:r>
+        <w:lastRenderedPageBreak/>
+        <w:t>For the next hour the brass bombarded Luke with question after question. Finally Edward came back to relieve him.</w:t>
+      </w:r>
+      <w:r>
+        <w:t xml:space="preserve"> “Good job Luke. Were there any questions you couldn’t answer?”</w:t>
+      </w:r>
+    </w:p>
+    <w:p>
+      <w:r>
+        <w:t xml:space="preserve">“Plenty,” Luke </w:t>
+      </w:r>
+      <w:r>
+        <w:t>said</w:t>
+      </w:r>
+      <w:r>
+        <w:t xml:space="preserve">. </w:t>
+      </w:r>
+      <w:r>
+        <w:t>“</w:t>
+      </w:r>
+      <w:r>
+        <w:t>For instance, what is</w:t>
+      </w:r>
+      <w:r>
+        <w:t xml:space="preserve"> our current tactical strength</w:t>
+      </w:r>
+      <w:r>
+        <w:t>?</w:t>
+      </w:r>
+      <w:r>
+        <w:t xml:space="preserve">” Luke </w:t>
+      </w:r>
+      <w:r>
+        <w:t>asked</w:t>
+      </w:r>
+      <w:r>
+        <w:t xml:space="preserve"> and returned to his seat.</w:t>
+      </w:r>
+    </w:p>
+    <w:p>
+      <w:r>
+        <w:t xml:space="preserve">“The </w:t>
+      </w:r>
+      <w:r>
+        <w:t>Arian race</w:t>
+      </w:r>
+      <w:r>
+        <w:t xml:space="preserve"> gave us a factory ship and advisors. We have been able to build </w:t>
+      </w:r>
+      <w:r>
+        <w:t>over</w:t>
+      </w:r>
+      <w:r>
+        <w:t xml:space="preserve"> 6</w:t>
+      </w:r>
+      <w:r>
+        <w:t>0</w:t>
+      </w:r>
+      <w:r>
+        <w:t xml:space="preserve">,000 Fangs, as well as </w:t>
+      </w:r>
+      <w:r>
+        <w:t>over half a million</w:t>
+      </w:r>
+      <w:r>
+        <w:t xml:space="preserve"> blasters. This is in addition to various necessary items such as space suits and tools. We also have around 20</w:t>
+      </w:r>
+      <w:r>
+        <w:t>0</w:t>
+      </w:r>
+      <w:r>
+        <w:t xml:space="preserve"> </w:t>
+      </w:r>
+      <w:r>
+        <w:t>transport ships, now in the hands of the various governments of the world.</w:t>
+      </w:r>
+      <w:r>
+        <w:t xml:space="preserve"> That is nothing compared to the power the Guardians have at their disposal.</w:t>
+      </w:r>
+      <w:r>
+        <w:t>”</w:t>
+      </w:r>
+    </w:p>
+    <w:p>
+      <w:r>
+        <w:t>More questioning followed. By the time it was over, the time was almost 1:00AM.</w:t>
+      </w:r>
+    </w:p>
+    <w:p>
+      <w:r>
+        <w:t>“Sorry for forcing you to answer questions on such short notice,” Edward said</w:t>
+      </w:r>
+      <w:r>
+        <w:t xml:space="preserve"> after the brass was dismissed</w:t>
+      </w:r>
+      <w:r>
+        <w:t>.</w:t>
+      </w:r>
+    </w:p>
+    <w:p>
+      <w:r>
+        <w:t>Luke nodded and yawned. “None of this seems real. I feel like I’m playing the game right now.”</w:t>
+      </w:r>
+    </w:p>
+    <w:p>
+      <w:r>
+        <w:t>Edward nodded. “It’s a lot to take in. Go to room 2376B and they will assign you your room, then go to sleep. All of you will need the rest. Starting tomorrow, 1000 hrs, the fun begins.</w:t>
+      </w:r>
+      <w:r>
+        <w:t xml:space="preserve"> I’ll text you the details l</w:t>
+      </w:r>
+      <w:r>
+        <w:t>a</w:t>
+      </w:r>
+      <w:r>
+        <w:t>ter.</w:t>
+      </w:r>
+      <w:r>
+        <w:t>”</w:t>
+      </w:r>
+    </w:p>
+    <w:p>
+      <w:r>
+        <w:t>Luke entered his room and found his stuff there. He changed and went to bed. The next thing he knew it was 8:27AM. Luke yawned and got out of bed. It was time for breakfast.</w:t>
+      </w:r>
+      <w:r>
+        <w:t xml:space="preserve"> He put on his dress uniform as per instructions and headed for the cafeteria.</w:t>
+      </w:r>
+    </w:p>
+    <w:p>
+      <w:r>
+        <w:t>In the cafeteria kids ran amuck while their parents chased their little ones.</w:t>
+      </w:r>
+    </w:p>
+    <w:p>
+      <w:r>
+        <w:t xml:space="preserve">“Hey everyone, it’s Luke Skywalker,” the </w:t>
+      </w:r>
+      <w:r>
+        <w:t>Sam</w:t>
+      </w:r>
+      <w:r>
+        <w:t xml:space="preserve"> </w:t>
+      </w:r>
+      <w:r>
+        <w:t>yelled</w:t>
+      </w:r>
+      <w:r>
+        <w:t>.</w:t>
+      </w:r>
+    </w:p>
+    <w:p>
+      <w:r>
+        <w:lastRenderedPageBreak/>
+        <w:t xml:space="preserve">“Hi </w:t>
+      </w:r>
+      <w:r>
+        <w:t>Sam</w:t>
+      </w:r>
+      <w:r>
+        <w:t>,” Luke greeted</w:t>
+      </w:r>
+      <w:r>
+        <w:t>.</w:t>
+      </w:r>
+      <w:r>
+        <w:t xml:space="preserve"> He looked around but his friends weren’t in sight. He briefly wondered where they went.</w:t>
+      </w:r>
+    </w:p>
+    <w:p>
+      <w:r>
+        <w:t xml:space="preserve">A large group of </w:t>
+      </w:r>
+      <w:r>
+        <w:t>children</w:t>
+      </w:r>
+      <w:r>
+        <w:t xml:space="preserve"> followed Luke to the cafeteria line where he ordered food.</w:t>
+      </w:r>
+    </w:p>
+    <w:p>
+      <w:r>
+        <w:t>“Can we play with your R2 unit?” a kid asked.</w:t>
+      </w:r>
+    </w:p>
+    <w:p>
+      <w:r>
+        <w:t xml:space="preserve">“It’s in my room,” Luke </w:t>
+      </w:r>
+      <w:r>
+        <w:t>said</w:t>
+      </w:r>
+      <w:r>
+        <w:t>.</w:t>
+      </w:r>
+    </w:p>
+    <w:p>
+      <w:r>
+        <w:t xml:space="preserve">“I can get it for you sir,” a soldier </w:t>
+      </w:r>
+      <w:r>
+        <w:t>offered</w:t>
+      </w:r>
+      <w:r>
+        <w:t>. Luke gave him the room key and the soldier ran off.</w:t>
+      </w:r>
+    </w:p>
+    <w:p>
+      <w:r>
+        <w:t>Luke swallowed his food as the kids badgered him with questions. Finally the soldier brought back R2D2 and the kids played with it.</w:t>
+      </w:r>
+    </w:p>
+    <w:p>
+      <w:r>
+        <w:t>“Hey kid, having fun playing with your friends?” Hans asked.</w:t>
+      </w:r>
+    </w:p>
+    <w:p>
+      <w:r>
+        <w:t>“I’m not a kid,” Luke s</w:t>
+      </w:r>
+      <w:r>
+        <w:t>aid angrily. “Everyone meet Han</w:t>
+      </w:r>
+      <w:r>
+        <w:t xml:space="preserve"> Solo, and yes, he’s dating my sister.”</w:t>
+      </w:r>
+    </w:p>
+    <w:p>
+      <w:r>
+        <w:t xml:space="preserve">“I want to meet Princess Leia,” a twelve-year-old girl </w:t>
+      </w:r>
+      <w:r>
+        <w:t>begged</w:t>
+      </w:r>
+      <w:r>
+        <w:t>.</w:t>
+      </w:r>
+    </w:p>
+    <w:p>
+      <w:r>
+        <w:t xml:space="preserve">“Yo </w:t>
+      </w:r>
+      <w:r>
+        <w:t>Sis</w:t>
+      </w:r>
+      <w:r>
+        <w:t>,” Luke yelled. “Can you come here please? These kids want to say hi.”</w:t>
+      </w:r>
+    </w:p>
+    <w:p>
+      <w:r>
+        <w:t>Brenda came and the children congregate around her. She looked curiously at Luke.</w:t>
+      </w:r>
+    </w:p>
+    <w:p>
+      <w:r>
+        <w:t>“You’re Princess Leia,” Luke said. “Just play along.”</w:t>
+      </w:r>
+    </w:p>
+    <w:p>
+      <w:r>
+        <w:t>Brenda nodded and got into character.</w:t>
+      </w:r>
+    </w:p>
+    <w:p>
+      <w:r>
+        <w:t>Edward entered and said, “</w:t>
+      </w:r>
+      <w:r>
+        <w:t xml:space="preserve">I’m glad you’re entertaining the kids Luke. </w:t>
+      </w:r>
+      <w:r>
+        <w:t xml:space="preserve">All this is very stressful for the kids. </w:t>
+      </w:r>
+      <w:r>
+        <w:t xml:space="preserve">We haven’t decided when your </w:t>
+      </w:r>
+      <w:r>
+        <w:t xml:space="preserve">first mission will </w:t>
+      </w:r>
+      <w:r>
+        <w:t>be</w:t>
+      </w:r>
+      <w:r>
+        <w:t>. In the meantime we need you to make some television appearances, to calm the people down.”</w:t>
       </w:r>
     </w:p>
     <w:p>
@@ -8749,530 +10198,6 @@
         <w:t>“</w:t>
       </w:r>
       <w:r>
-        <w:t>Even with the help of</w:t>
-      </w:r>
-      <w:r>
-        <w:t xml:space="preserve"> the Galactic Empire</w:t>
-      </w:r>
-      <w:r>
-        <w:t>, we have only found and deactivated one of the many devices</w:t>
-      </w:r>
-      <w:r>
-        <w:t>.</w:t>
-      </w:r>
-    </w:p>
-    <w:p>
-      <w:r>
-        <w:t>“</w:t>
-      </w:r>
-      <w:r>
-        <w:t>The good news is, w</w:t>
-      </w:r>
-      <w:r>
-        <w:t xml:space="preserve">e believe it is possible to save our species, </w:t>
-      </w:r>
-      <w:r>
-        <w:t xml:space="preserve">but </w:t>
-      </w:r>
-      <w:r>
-        <w:t>only if we play our cards right,</w:t>
-      </w:r>
-      <w:r>
-        <w:t>”</w:t>
-      </w:r>
-      <w:r>
-        <w:t xml:space="preserve"> Edward concluded.</w:t>
-      </w:r>
-    </w:p>
-    <w:p>
-      <w:r>
-        <w:t>“So how many thousands of people were sacrificed for the Warrior X proje</w:t>
-      </w:r>
-      <w:r>
-        <w:t>ct?” a Brigadier General asked.</w:t>
-      </w:r>
-    </w:p>
-    <w:p>
-      <w:r>
-        <w:t xml:space="preserve">“General </w:t>
-      </w:r>
-      <w:r>
-        <w:t>Edward</w:t>
-      </w:r>
-      <w:r>
-        <w:t>, you are needed,” an aid said.</w:t>
-      </w:r>
-    </w:p>
-    <w:p>
-      <w:r>
-        <w:t>“</w:t>
-      </w:r>
-      <w:r>
-        <w:t>Lieutenant Skywalker</w:t>
-      </w:r>
-      <w:r>
-        <w:t xml:space="preserve">, can you please cover for me?” </w:t>
-      </w:r>
-      <w:r>
-        <w:t>Edward</w:t>
-      </w:r>
-      <w:r>
-        <w:t xml:space="preserve"> said.</w:t>
-      </w:r>
-    </w:p>
-    <w:p>
-      <w:r>
-        <w:t>“But I don’t know what’s going on,” Luke complained.</w:t>
-      </w:r>
-    </w:p>
-    <w:p>
-      <w:r>
-        <w:t xml:space="preserve">“Just do your best Luke,” </w:t>
-      </w:r>
-      <w:r>
-        <w:t>Edward</w:t>
-      </w:r>
-      <w:r>
-        <w:t xml:space="preserve"> said and exited.</w:t>
-      </w:r>
-    </w:p>
-    <w:p>
-      <w:r>
-        <w:t>Luke stepped to the front.</w:t>
-      </w:r>
-    </w:p>
-    <w:p>
-      <w:r>
-        <w:t>“So how many thousands of people were sacrificed for the X Warrior project?” a Brigadier General asked.</w:t>
-      </w:r>
-    </w:p>
-    <w:p>
-      <w:r>
-        <w:t>“I don’t know,” Luke said. “This is the first time I heard of the X Warrior project.”</w:t>
-      </w:r>
-    </w:p>
-    <w:p>
-      <w:r>
-        <w:t>“What do you know about this pruning thing?</w:t>
-      </w:r>
-      <w:r>
-        <w:t>” a Colonel said. “Do you know who they will attack?”</w:t>
-      </w:r>
-    </w:p>
-    <w:p>
-      <w:r>
-        <w:t>“The type of pruning a species receives depends on its psychological makeup</w:t>
-      </w:r>
-      <w:r>
-        <w:t>. The ultimate goal is to create a race that can blend seamlessly into the whole and is useful to the whole</w:t>
-      </w:r>
-      <w:r>
-        <w:t>,” Luke began.</w:t>
-      </w:r>
-    </w:p>
-    <w:p>
-      <w:r>
-        <w:t xml:space="preserve">“All species conform to specific archetypes, </w:t>
-      </w:r>
-      <w:r>
-        <w:t>with individual variations. The determining factors are mating strategy, feeding requirements, and environmental factors such as weather</w:t>
-      </w:r>
-      <w:r>
-        <w:t>,</w:t>
-      </w:r>
-      <w:r>
-        <w:t xml:space="preserve"> natural predators, etc.</w:t>
-      </w:r>
-    </w:p>
-    <w:p>
-      <w:r>
-        <w:t xml:space="preserve">“Our species tends to be aggressive when faced with unknown situations or when we are backed up into a corner. However, we are </w:t>
-      </w:r>
-      <w:r>
-        <w:lastRenderedPageBreak/>
-        <w:t xml:space="preserve">also social. These factors will determine the </w:t>
-      </w:r>
-      <w:r>
-        <w:t>pruning strategies the enemy will use.</w:t>
-      </w:r>
-    </w:p>
-    <w:p>
-      <w:r>
-        <w:t>“For instance, did you notice how demoralizing it was to see perfectly healthy people just drop dead? They in effect have shown us that they have absolute life and death power over us.”</w:t>
-      </w:r>
-    </w:p>
-    <w:p>
-      <w:r>
-        <w:t>“You’re just a kid,” a colonel called. “How do you know so much?”</w:t>
-      </w:r>
-    </w:p>
-    <w:p>
-      <w:r>
-        <w:t>“I’m not a kid,” Luke said angrily. “I’m twenty-one years old, and I have been playing the game since it came out.</w:t>
-      </w:r>
-    </w:p>
-    <w:p>
-      <w:r>
-        <w:t>“</w:t>
-      </w:r>
-      <w:r>
-        <w:t>The Stellar Warrior Handbook details how new species can be classified. Don’t quote me on this, but I feel we will be defined as a warrior species.</w:t>
-      </w:r>
-    </w:p>
-    <w:p>
-      <w:r>
-        <w:t>“Unfortunately, I never studied how our species could be conquered. My training focused entirely on learning to fight various species, and using my engineering knowledge to create weapons and tools as needed.</w:t>
-      </w:r>
-    </w:p>
-    <w:p>
-      <w:r>
-        <w:t>“Everything you need to know can be found at</w:t>
-      </w:r>
-      <w:r>
-        <w:t xml:space="preserve"> AdiposeGaming.com</w:t>
-      </w:r>
-      <w:r>
-        <w:t>.</w:t>
-      </w:r>
-      <w:r>
-        <w:t xml:space="preserve"> </w:t>
-      </w:r>
-      <w:r>
-        <w:t>L</w:t>
-      </w:r>
-      <w:r>
-        <w:t xml:space="preserve">ook up Stellar Warrior </w:t>
-      </w:r>
-      <w:r>
-        <w:t>5</w:t>
-      </w:r>
-      <w:r>
-        <w:t>.</w:t>
-      </w:r>
-      <w:r>
-        <w:t>”</w:t>
-      </w:r>
-    </w:p>
-    <w:p>
-      <w:r>
-        <w:t>“Are you an X Warrior,” someone asked.</w:t>
-      </w:r>
-    </w:p>
-    <w:p>
-      <w:r>
-        <w:t>“</w:t>
-      </w:r>
-      <w:r>
-        <w:t>Impossible,” Luke denied. “</w:t>
-      </w:r>
-      <w:r>
-        <w:t xml:space="preserve">My ranking is only 87 in the world. </w:t>
-      </w:r>
-      <w:r>
-        <w:t xml:space="preserve">Some of my friends here can kick my ass. </w:t>
-      </w:r>
-      <w:r>
-        <w:t>I would expect those super elite warriors to be in the top ranking. Correction, they probably aren’t ranked</w:t>
-      </w:r>
-      <w:r>
-        <w:t>.</w:t>
-      </w:r>
-      <w:r>
-        <w:t>”</w:t>
-      </w:r>
-    </w:p>
-    <w:p>
-      <w:r>
-        <w:t>Luke had been having problems with his eyesight for the last two years, which explained his drop in ranking.</w:t>
-      </w:r>
-      <w:r>
-        <w:t xml:space="preserve"> That wasn’t completely true. The truth was the world was filled with players that were just better than him.</w:t>
-      </w:r>
-    </w:p>
-    <w:p>
-      <w:r>
-        <w:lastRenderedPageBreak/>
-        <w:t>For the next hour the brass bombarded Luke with question after question. Finally Edward came back to relieve him.</w:t>
-      </w:r>
-      <w:r>
-        <w:t xml:space="preserve"> “Good job Luke. Were there any questions you couldn’t answer?”</w:t>
-      </w:r>
-    </w:p>
-    <w:p>
-      <w:r>
-        <w:t xml:space="preserve">“Plenty,” Luke replied. </w:t>
-      </w:r>
-      <w:r>
-        <w:t>“</w:t>
-      </w:r>
-      <w:r>
-        <w:t>For instance, what is</w:t>
-      </w:r>
-      <w:r>
-        <w:t xml:space="preserve"> our current tactical strength</w:t>
-      </w:r>
-      <w:r>
-        <w:t>?</w:t>
-      </w:r>
-      <w:r>
-        <w:t xml:space="preserve">” Luke </w:t>
-      </w:r>
-      <w:r>
-        <w:t>asked</w:t>
-      </w:r>
-      <w:r>
-        <w:t xml:space="preserve"> and returned to his seat.</w:t>
-      </w:r>
-    </w:p>
-    <w:p>
-      <w:r>
-        <w:t xml:space="preserve">“The </w:t>
-      </w:r>
-      <w:r>
-        <w:t>Arian race</w:t>
-      </w:r>
-      <w:r>
-        <w:t xml:space="preserve"> gave us a factory ship and advisors. We have been able to build </w:t>
-      </w:r>
-      <w:r>
-        <w:t>over</w:t>
-      </w:r>
-      <w:r>
-        <w:t xml:space="preserve"> 6</w:t>
-      </w:r>
-      <w:r>
-        <w:t>0</w:t>
-      </w:r>
-      <w:r>
-        <w:t xml:space="preserve">,000 Fangs, as well as </w:t>
-      </w:r>
-      <w:r>
-        <w:t>over half a million</w:t>
-      </w:r>
-      <w:r>
-        <w:t xml:space="preserve"> blasters. This is in addition to various necessary items such as space suits and tools. We also have around 20</w:t>
-      </w:r>
-      <w:r>
-        <w:t>0</w:t>
-      </w:r>
-      <w:r>
-        <w:t xml:space="preserve"> </w:t>
-      </w:r>
-      <w:r>
-        <w:t>transport ships, now in the hands of the various governments of the world.</w:t>
-      </w:r>
-      <w:r>
-        <w:t xml:space="preserve"> That is nothing compared to the power the Guardians have at their disposal.</w:t>
-      </w:r>
-      <w:r>
-        <w:t>”</w:t>
-      </w:r>
-    </w:p>
-    <w:p>
-      <w:r>
-        <w:t>More questioning followed. By the time it was over, the time was almost 1:00AM.</w:t>
-      </w:r>
-    </w:p>
-    <w:p>
-      <w:r>
-        <w:t>“Sorry for forcing you to answer questions on such short notice,” Edward said</w:t>
-      </w:r>
-      <w:r>
-        <w:t xml:space="preserve"> after the brass was dismissed</w:t>
-      </w:r>
-      <w:r>
-        <w:t>.</w:t>
-      </w:r>
-    </w:p>
-    <w:p>
-      <w:r>
-        <w:t>Luke nodded and yawned. “None of this seems real. I feel like I’m playing the game right now.”</w:t>
-      </w:r>
-    </w:p>
-    <w:p>
-      <w:r>
-        <w:t>Edward nodded. “It’s a lot to take in. Go to room 2376B and they will assign you your room, then go to sleep. All of you will need the rest. Starting tomorrow, 1000 hrs, the fun begins.</w:t>
-      </w:r>
-      <w:r>
-        <w:t xml:space="preserve"> I’ll text you the details l</w:t>
-      </w:r>
-      <w:r>
-        <w:t>a</w:t>
-      </w:r>
-      <w:r>
-        <w:t>ter.</w:t>
-      </w:r>
-      <w:r>
-        <w:t>”</w:t>
-      </w:r>
-    </w:p>
-    <w:p>
-      <w:r>
-        <w:t>Luke entered his room and found his stuff there. He changed and went to bed. The next thing he knew it was 8:27AM. Luke yawned and got out of bed. It was time for breakfast.</w:t>
-      </w:r>
-      <w:r>
-        <w:t xml:space="preserve"> He put on his dress uniform as per instructions and headed for the cafeteria.</w:t>
-      </w:r>
-    </w:p>
-    <w:p>
-      <w:r>
-        <w:t>In the cafeteria kids ran amuck while their parents chased their little ones.</w:t>
-      </w:r>
-    </w:p>
-    <w:p>
-      <w:r>
-        <w:t xml:space="preserve">“Hey everyone, it’s Luke Skywalker,” the </w:t>
-      </w:r>
-      <w:r>
-        <w:t>Sam</w:t>
-      </w:r>
-      <w:r>
-        <w:t xml:space="preserve"> </w:t>
-      </w:r>
-      <w:r>
-        <w:t>yelled</w:t>
-      </w:r>
-      <w:r>
-        <w:t>.</w:t>
-      </w:r>
-    </w:p>
-    <w:p>
-      <w:r>
-        <w:lastRenderedPageBreak/>
-        <w:t xml:space="preserve">“Hi </w:t>
-      </w:r>
-      <w:r>
-        <w:t>Sam</w:t>
-      </w:r>
-      <w:r>
-        <w:t>,” Luke greeted</w:t>
-      </w:r>
-      <w:r>
-        <w:t>.</w:t>
-      </w:r>
-      <w:r>
-        <w:t xml:space="preserve"> He looked around but his friends weren’t in sight. He briefly wondered where they went.</w:t>
-      </w:r>
-    </w:p>
-    <w:p>
-      <w:r>
-        <w:t xml:space="preserve">A large group of </w:t>
-      </w:r>
-      <w:r>
-        <w:t>children</w:t>
-      </w:r>
-      <w:r>
-        <w:t xml:space="preserve"> followed Luke to the cafeteria line where he ordered food.</w:t>
-      </w:r>
-    </w:p>
-    <w:p>
-      <w:r>
-        <w:t>“Can we play with your R2 unit?” a kid asked.</w:t>
-      </w:r>
-    </w:p>
-    <w:p>
-      <w:r>
-        <w:t>“It’s in my room,” Luke replied.</w:t>
-      </w:r>
-    </w:p>
-    <w:p>
-      <w:r>
-        <w:t xml:space="preserve">“I can get it for you sir,” a soldier </w:t>
-      </w:r>
-      <w:r>
-        <w:t>offered</w:t>
-      </w:r>
-      <w:r>
-        <w:t>. Luke gave him the room key and the soldier ran off.</w:t>
-      </w:r>
-    </w:p>
-    <w:p>
-      <w:r>
-        <w:t>Luke swallowed his food as the kids badgered him with questions. Finally the soldier brought back R2D2 and the kids played with it.</w:t>
-      </w:r>
-    </w:p>
-    <w:p>
-      <w:r>
-        <w:t>“Hey kid, having fun playing with your friends?” Hans asked.</w:t>
-      </w:r>
-    </w:p>
-    <w:p>
-      <w:r>
-        <w:t>“I’m not a kid,” Luke s</w:t>
-      </w:r>
-      <w:r>
-        <w:t>aid angrily. “Everyone meet Han</w:t>
-      </w:r>
-      <w:r>
-        <w:t xml:space="preserve"> Solo, and yes, he’s dating my sister.”</w:t>
-      </w:r>
-    </w:p>
-    <w:p>
-      <w:r>
-        <w:t xml:space="preserve">“I want to meet Princess Leia,” a twelve-year-old girl </w:t>
-      </w:r>
-      <w:r>
-        <w:t>begged</w:t>
-      </w:r>
-      <w:r>
-        <w:t>.</w:t>
-      </w:r>
-    </w:p>
-    <w:p>
-      <w:r>
-        <w:t xml:space="preserve">“Yo </w:t>
-      </w:r>
-      <w:r>
-        <w:t>Sis</w:t>
-      </w:r>
-      <w:r>
-        <w:t>,” Luke yelled. “Can you come here please? These kids want to say hi.”</w:t>
-      </w:r>
-    </w:p>
-    <w:p>
-      <w:r>
-        <w:t>Brenda came and the children congregate around her. She looked curiously at Luke.</w:t>
-      </w:r>
-    </w:p>
-    <w:p>
-      <w:r>
-        <w:t>“You’re Princess Leia,” Luke said. “Just play along.”</w:t>
-      </w:r>
-    </w:p>
-    <w:p>
-      <w:r>
-        <w:t>Brenda nodded and got into character.</w:t>
-      </w:r>
-    </w:p>
-    <w:p>
-      <w:r>
-        <w:t>Edward entered and said, “</w:t>
-      </w:r>
-      <w:r>
-        <w:t xml:space="preserve">I’m glad you’re entertaining the kids Luke. </w:t>
-      </w:r>
-      <w:r>
-        <w:t xml:space="preserve">All this is very stressful for the kids. </w:t>
-      </w:r>
-      <w:r>
-        <w:t xml:space="preserve">We haven’t decided when your </w:t>
-      </w:r>
-      <w:r>
-        <w:t xml:space="preserve">first mission will </w:t>
-      </w:r>
-      <w:r>
-        <w:t>be</w:t>
-      </w:r>
-      <w:r>
-        <w:t>. In the meantime we need you to make some television appearances, to calm the people down.”</w:t>
-      </w:r>
-    </w:p>
-    <w:p>
-      <w:r>
-        <w:lastRenderedPageBreak/>
-        <w:t>“</w:t>
-      </w:r>
-      <w:r>
         <w:t xml:space="preserve">Luke doesn’t look quite the same as on </w:t>
       </w:r>
       <w:r>
@@ -9297,7 +10222,13 @@
     </w:p>
     <w:p>
       <w:r>
-        <w:t>“You have a certain something about you that I guess you haven’t noticed,” Edward replied. “The president was informed about how you dealt with the civilians at the airport, even though you didn’t know what was going on. She was impressed.”</w:t>
+        <w:t xml:space="preserve">“You have a certain something about you that I guess you haven’t noticed,” Edward </w:t>
+      </w:r>
+      <w:r>
+        <w:t>said</w:t>
+      </w:r>
+      <w:r>
+        <w:t>. “The president was informed about how you dealt with the civilians at the airport, even though you didn’t know what was going on. She was impressed.”</w:t>
       </w:r>
     </w:p>
     <w:p>
@@ -9637,23 +10568,35 @@
     </w:p>
     <w:p>
       <w:r>
-        <w:t>“I don’t know Billy,” Luke replied. “Boss, when can I train? I’m itching to try this blaster out.”</w:t>
+        <w:t xml:space="preserve">“I don’t know Billy,” Luke </w:t>
+      </w:r>
+      <w:r>
+        <w:t>said</w:t>
+      </w:r>
+      <w:r>
+        <w:t>. “Boss, when can I train? I’m itching to try this blaster out.”</w:t>
+      </w:r>
+    </w:p>
+    <w:p>
+      <w:r>
+        <w:t>“All in good time,</w:t>
+      </w:r>
+      <w:r>
+        <w:t xml:space="preserve">” Edward </w:t>
+      </w:r>
+      <w:r>
+        <w:t>said</w:t>
+      </w:r>
+      <w:r>
+        <w:t>. “First you have a lunch appointment with the president and</w:t>
+      </w:r>
+      <w:r>
+        <w:t xml:space="preserve"> some others. Then you can change and train.”</w:t>
       </w:r>
     </w:p>
     <w:p>
       <w:r>
         <w:lastRenderedPageBreak/>
-        <w:t>“All in good time,</w:t>
-      </w:r>
-      <w:r>
-        <w:t>” Edward replied. “First you have a lunch appointment with the president and</w:t>
-      </w:r>
-      <w:r>
-        <w:t xml:space="preserve"> some others. Then you can change and train.”</w:t>
-      </w:r>
-    </w:p>
-    <w:p>
-      <w:r>
         <w:t xml:space="preserve">“How come you aren’t using that </w:t>
       </w:r>
       <w:r>
@@ -9665,7 +10608,13 @@
     </w:p>
     <w:p>
       <w:r>
-        <w:t>“His identity has to be kept secret from the Guardians. Also, he’s currently on mission,” Edward replied.</w:t>
+        <w:t xml:space="preserve">“His identity has to be kept secret from the Guardians. Also, he’s currently on mission,” Edward </w:t>
+      </w:r>
+      <w:r>
+        <w:t>said</w:t>
+      </w:r>
+      <w:r>
+        <w:t>.</w:t>
       </w:r>
       <w:r>
         <w:t xml:space="preserve"> “Keep wearing the light saber. From now on that will be part of your uniform.”</w:t>
@@ -9782,175 +10731,566 @@
         <w:t xml:space="preserve">Sound is more important than sight. </w:t>
       </w:r>
       <w:r>
-        <w:t xml:space="preserve">They will tell you where your enemy is. Be careful you don’t hit each other, and </w:t>
-      </w:r>
+        <w:t>They will tell you where your enemy is. Be careful you don’t hit each other, and don’t get in the way of someone else.</w:t>
+      </w:r>
+      <w:r>
+        <w:t xml:space="preserve"> Friend ships sound different than enemy ships.</w:t>
+      </w:r>
+      <w:r>
+        <w:t>”</w:t>
+      </w:r>
+    </w:p>
+    <w:p>
+      <w:r>
+        <w:t>Luke buzzed a few kids and gave advice as he flew.</w:t>
+      </w:r>
+    </w:p>
+    <w:p>
       <w:r>
         <w:lastRenderedPageBreak/>
-        <w:t>don’t get in the way of someone else.</w:t>
-      </w:r>
-      <w:r>
-        <w:t xml:space="preserve"> Friend ships sound different than enemy ships.</w:t>
+        <w:t>“Damn it,” Jerry screamed. “Why can’t I hit you?”</w:t>
+      </w:r>
+    </w:p>
+    <w:p>
+      <w:r>
+        <w:t>“You need to relax Jerry,” Luke said softly. “Let the Force guide you. Don’t try to force it.”</w:t>
+      </w:r>
+    </w:p>
+    <w:p>
+      <w:r>
+        <w:t>For the next half-hour Luke dodged attack after attack from ten enemies</w:t>
+      </w:r>
+      <w:r>
+        <w:t>, while teaching.</w:t>
+      </w:r>
+    </w:p>
+    <w:p>
+      <w:r>
+        <w:t>“Time for lunch everyone,” someone called.</w:t>
+      </w:r>
+    </w:p>
+    <w:p>
+      <w:r>
+        <w:t>“In a minute,” Philip called</w:t>
+      </w:r>
+      <w:r>
+        <w:t xml:space="preserve"> back</w:t>
+      </w:r>
+      <w:r>
+        <w:t>.</w:t>
+      </w:r>
+    </w:p>
+    <w:p>
+      <w:r>
+        <w:t>“Let’s finish this,” Luke said and attack</w:t>
+      </w:r>
+      <w:r>
+        <w:t>ed</w:t>
+      </w:r>
+      <w:r>
+        <w:t xml:space="preserve">. </w:t>
+      </w:r>
+      <w:r>
+        <w:t>Twelve seconds later all his opponents were defeated.</w:t>
+      </w:r>
+    </w:p>
+    <w:p>
+      <w:r>
+        <w:t xml:space="preserve">“Oh man, you kicked our butts royally,” </w:t>
+      </w:r>
+      <w:r>
+        <w:t>Sam</w:t>
+      </w:r>
+      <w:r>
+        <w:t xml:space="preserve"> complained.</w:t>
+      </w:r>
+    </w:p>
+    <w:p>
+      <w:r>
+        <w:t>Luke removed his goggles and</w:t>
+      </w:r>
+      <w:r>
+        <w:t xml:space="preserve"> said, “Don’t get discouraged. All you need is practice.”</w:t>
+      </w:r>
+    </w:p>
+    <w:p>
+      <w:r>
+        <w:t>They headed for a conference room. Within were the president, vice president, and a few big wigs.</w:t>
+      </w:r>
+      <w:r>
+        <w:t xml:space="preserve"> The rest were the children of the adults.</w:t>
+      </w:r>
+      <w:r>
+        <w:t xml:space="preserve"> The boys and girls were equally split.</w:t>
+      </w:r>
+    </w:p>
+    <w:p>
+      <w:r>
+        <w:t>“What’s going on?” Luke asked. “Why am I here?”</w:t>
+      </w:r>
+    </w:p>
+    <w:p>
+      <w:r>
+        <w:t xml:space="preserve">“This is just an informal meal,” </w:t>
+      </w:r>
+      <w:r>
+        <w:t xml:space="preserve">Hilary </w:t>
+      </w:r>
+      <w:r>
+        <w:t>said. “I just want to meet the young man who is my son’s hero.”</w:t>
+      </w:r>
+    </w:p>
+    <w:p>
+      <w:r>
+        <w:t xml:space="preserve">Luke sat down next to </w:t>
+      </w:r>
+      <w:r>
+        <w:t>Sam</w:t>
+      </w:r>
+      <w:r>
+        <w:t xml:space="preserve"> and people serv</w:t>
+      </w:r>
+      <w:r>
+        <w:t>ed</w:t>
+      </w:r>
+      <w:r>
+        <w:t xml:space="preserve"> food.</w:t>
+      </w:r>
+    </w:p>
+    <w:p>
+      <w:r>
+        <w:t xml:space="preserve">“Luke, I was told that the game was a training tool designed to help us defeat the Guardians,” </w:t>
+      </w:r>
+      <w:r>
+        <w:t xml:space="preserve">Hilary </w:t>
+      </w:r>
+      <w:r>
+        <w:t>said. “Can you tell me about it? Also, why did you start playing?”</w:t>
+      </w:r>
+    </w:p>
+    <w:p>
+      <w:r>
+        <w:t xml:space="preserve">“Yes ma’am,” Luke said. “I’m one of those guys who are crazy about games. Then I found Stellar Warrior. It was different from other </w:t>
+      </w:r>
+      <w:r>
+        <w:lastRenderedPageBreak/>
+        <w:t>games, in the depth of the story. Anyone can play the first few levels. All you need is practice.</w:t>
+      </w:r>
+    </w:p>
+    <w:p>
+      <w:r>
+        <w:t xml:space="preserve">“The higher levels require problem-solving skills, knowledge of strategy, and tactics. Then later on you need knowledge of physics, chemistry, geology, </w:t>
+      </w:r>
+      <w:r>
+        <w:t xml:space="preserve">and </w:t>
+      </w:r>
+      <w:r>
+        <w:t>computers to advance. As well</w:t>
+      </w:r>
+      <w:r>
+        <w:t>,</w:t>
+      </w:r>
+      <w:r>
+        <w:t xml:space="preserve"> you need to know the strengths and weakness of all alien species.</w:t>
+      </w:r>
+      <w:r>
+        <w:t xml:space="preserve"> I got hooked on the game the moment I began playing it. It is so incredible. You should get your children to play and aim for the higher levels. It’s an incredible teaching tool.”</w:t>
+      </w:r>
+    </w:p>
+    <w:p>
+      <w:r>
+        <w:t xml:space="preserve">“Do you need diplomacy as well?” </w:t>
+      </w:r>
+      <w:r>
+        <w:t xml:space="preserve">Hilary </w:t>
+      </w:r>
+      <w:r>
+        <w:t>asked.</w:t>
+      </w:r>
+    </w:p>
+    <w:p>
+      <w:r>
+        <w:t>“</w:t>
+      </w:r>
+      <w:r>
+        <w:t>Of course</w:t>
+      </w:r>
+      <w:r>
+        <w:t xml:space="preserve">,” Luke </w:t>
+      </w:r>
+      <w:r>
+        <w:t>said</w:t>
+      </w:r>
+      <w:r>
+        <w:t xml:space="preserve">. “Knowing how to handle different types of people is essential to advance in the game. I’m only at level 56. The highest anyone has </w:t>
+      </w:r>
+      <w:r>
+        <w:t>reached</w:t>
+      </w:r>
+      <w:r>
+        <w:t xml:space="preserve"> is 63.”</w:t>
+      </w:r>
+    </w:p>
+    <w:p>
+      <w:r>
+        <w:t>“Do you think you can win?” the vice president asked.</w:t>
+      </w:r>
+    </w:p>
+    <w:p>
+      <w:r>
+        <w:t xml:space="preserve">“Of course,” Luke </w:t>
+      </w:r>
+      <w:r>
+        <w:t>said</w:t>
+      </w:r>
+      <w:r>
+        <w:t>. “However it might take years. I currently don’t have enough knowledge and experience to defeat the game.”</w:t>
+      </w:r>
+    </w:p>
+    <w:p>
+      <w:r>
+        <w:t xml:space="preserve">“I know you’ll win,” </w:t>
+      </w:r>
+      <w:r>
+        <w:t>Sam</w:t>
+      </w:r>
+      <w:r>
+        <w:t xml:space="preserve"> said. His posse agreed.</w:t>
+      </w:r>
+    </w:p>
+    <w:p>
+      <w:r>
+        <w:t xml:space="preserve">“How come there are so few girls playing the game?” </w:t>
+      </w:r>
+      <w:r>
+        <w:t>sixteen</w:t>
+      </w:r>
+      <w:r>
+        <w:t xml:space="preserve">-year-old </w:t>
+      </w:r>
+      <w:r>
+        <w:t>Susan</w:t>
+      </w:r>
+      <w:r>
+        <w:t xml:space="preserve"> asked.</w:t>
+      </w:r>
+    </w:p>
+    <w:p>
+      <w:r>
+        <w:t xml:space="preserve">“I don’t know,” Luke </w:t>
+      </w:r>
+      <w:r>
+        <w:t>said</w:t>
+      </w:r>
+      <w:r>
+        <w:t>. “What level are you?”</w:t>
+      </w:r>
+    </w:p>
+    <w:p>
+      <w:r>
+        <w:t>“I’m level</w:t>
+      </w:r>
+      <w:r>
+        <w:t xml:space="preserve"> 35,” Susan said.</w:t>
+      </w:r>
+    </w:p>
+    <w:p>
+      <w:r>
+        <w:t>“That’s incredible</w:t>
+      </w:r>
+      <w:r>
+        <w:t xml:space="preserve"> Susan</w:t>
+      </w:r>
+      <w:r>
+        <w:t xml:space="preserve">,” Luke said and clapped. “Very soon you’ll be kicking my </w:t>
+      </w:r>
+      <w:r>
+        <w:t>ass</w:t>
+      </w:r>
+      <w:r>
+        <w:t>.”</w:t>
+      </w:r>
+    </w:p>
+    <w:p>
+      <w:r>
+        <w:t>Susan beamed at the praise.</w:t>
+      </w:r>
+      <w:r>
+        <w:t xml:space="preserve"> Luke’s circle of fans increased.</w:t>
+      </w:r>
+    </w:p>
+    <w:p>
+      <w:r>
+        <w:t xml:space="preserve">“What do you think we should be our course of action?” </w:t>
+      </w:r>
+      <w:r>
+        <w:t xml:space="preserve">Hilary </w:t>
+      </w:r>
+      <w:r>
+        <w:t>asked.</w:t>
+      </w:r>
+    </w:p>
+    <w:p>
+      <w:r>
+        <w:lastRenderedPageBreak/>
+        <w:t xml:space="preserve">“We need </w:t>
+      </w:r>
+      <w:r>
+        <w:t>to know where the doomsday devices are so we can take them out</w:t>
+      </w:r>
+      <w:r>
+        <w:t xml:space="preserve">,” Luke </w:t>
+      </w:r>
+      <w:r>
+        <w:t>said</w:t>
+      </w:r>
+      <w:r>
+        <w:t>. “I’ve gone on spy missions countless times in the game and in training, but not in real life. However I wouldn’t be surprised that will be my first mission.</w:t>
+      </w:r>
+    </w:p>
+    <w:p>
+      <w:r>
+        <w:t>“My ranking is 87, so I guess the others will be doing similar missions.”</w:t>
+      </w:r>
+    </w:p>
+    <w:p>
+      <w:r>
+        <w:t>“How come you’re only 87?” Susan asked.</w:t>
+      </w:r>
+    </w:p>
+    <w:p>
+      <w:r>
+        <w:t xml:space="preserve">“Because I have vision problems,” Luke </w:t>
+      </w:r>
+      <w:r>
+        <w:t>said</w:t>
+      </w:r>
+      <w:r>
+        <w:t xml:space="preserve">. “My vision gets distorted and sometimes I get double vision. </w:t>
+      </w:r>
+      <w:r>
+        <w:t xml:space="preserve">It throws off my aim.  </w:t>
+      </w:r>
+      <w:r>
+        <w:t>I compensate with my excellent hearing.</w:t>
+      </w:r>
+      <w:r>
+        <w:t xml:space="preserve"> It helps that I have big ears,</w:t>
       </w:r>
       <w:r>
         <w:t>”</w:t>
       </w:r>
-    </w:p>
-    <w:p>
-      <w:r>
-        <w:t>Luke buzzed a few kids and gave advice as he flew.</w:t>
-      </w:r>
-    </w:p>
-    <w:p>
-      <w:r>
-        <w:t>“Damn it,” Jerry screamed. “Why can’t I hit you?”</w:t>
-      </w:r>
-    </w:p>
-    <w:p>
-      <w:r>
-        <w:t>“You need to relax Jerry,” Luke said softly. “Let the Force guide you. Don’t try to force it.”</w:t>
-      </w:r>
-    </w:p>
-    <w:p>
-      <w:r>
-        <w:t>For the next half-hour Luke dodged attack after attack from ten enemies</w:t>
-      </w:r>
-      <w:r>
-        <w:t>, while teaching.</w:t>
-      </w:r>
-    </w:p>
-    <w:p>
-      <w:r>
-        <w:t>“Time for lunch everyone,” someone called.</w:t>
-      </w:r>
-    </w:p>
-    <w:p>
-      <w:r>
-        <w:t>“In a minute,” Philip called</w:t>
-      </w:r>
-      <w:r>
-        <w:t xml:space="preserve"> back</w:t>
+      <w:r>
+        <w:t xml:space="preserve"> Luke added and wiggled his ears.</w:t>
+      </w:r>
+    </w:p>
+    <w:p>
+      <w:r>
+        <w:t xml:space="preserve">“Do you know why?” </w:t>
+      </w:r>
+      <w:r>
+        <w:t xml:space="preserve">Hilary </w:t>
+      </w:r>
+      <w:r>
+        <w:t>asked.</w:t>
+      </w:r>
+    </w:p>
+    <w:p>
+      <w:r>
+        <w:t xml:space="preserve">“It’s because I did something really stupid </w:t>
+      </w:r>
+      <w:r>
+        <w:t>a little over one</w:t>
+      </w:r>
+      <w:r>
+        <w:t xml:space="preserve"> year ago,” Luke </w:t>
+      </w:r>
+      <w:r>
+        <w:t>said</w:t>
       </w:r>
       <w:r>
         <w:t>.</w:t>
       </w:r>
-    </w:p>
-    <w:p>
-      <w:r>
-        <w:t>“Let’s finish this,” Luke said and attack</w:t>
-      </w:r>
-      <w:r>
-        <w:t>ed</w:t>
-      </w:r>
-      <w:r>
-        <w:t xml:space="preserve">. </w:t>
-      </w:r>
-      <w:r>
-        <w:t>Twelve seconds later all his opponents were defeated.</w:t>
-      </w:r>
-    </w:p>
-    <w:p>
-      <w:r>
-        <w:t xml:space="preserve">“Oh man, you kicked our butts royally,” </w:t>
-      </w:r>
-      <w:r>
-        <w:t>Sam</w:t>
-      </w:r>
-      <w:r>
-        <w:t xml:space="preserve"> complained.</w:t>
-      </w:r>
-    </w:p>
-    <w:p>
-      <w:r>
-        <w:t>Luke removed his goggles and</w:t>
-      </w:r>
-      <w:r>
-        <w:t xml:space="preserve"> said, “Don’t get discouraged. All you need is practice.”</w:t>
-      </w:r>
-    </w:p>
-    <w:p>
-      <w:r>
-        <w:t>They headed for a conference room. Within were the president, vice president, and a few big wigs.</w:t>
-      </w:r>
-      <w:r>
-        <w:t xml:space="preserve"> The rest were the children of the adults.</w:t>
-      </w:r>
-      <w:r>
-        <w:t xml:space="preserve"> The boys and girls were equally split.</w:t>
-      </w:r>
-    </w:p>
-    <w:p>
-      <w:r>
-        <w:t>“What’s going on?” Luke asked. “Why am I here?”</w:t>
-      </w:r>
-    </w:p>
-    <w:p>
-      <w:r>
-        <w:t xml:space="preserve">“This is just an informal meal,” </w:t>
+      <w:r>
+        <w:t xml:space="preserve"> “It doesn’t matter. The doctor said my vision should get restored soon.”</w:t>
+      </w:r>
+    </w:p>
+    <w:p>
+      <w:r>
+        <w:t xml:space="preserve">“We’ve been asking you so many questions, you didn’t have time to eat,” </w:t>
       </w:r>
       <w:r>
         <w:t xml:space="preserve">Hilary </w:t>
       </w:r>
       <w:r>
-        <w:t>said. “I just want to meet the young man who is my son’s hero.”</w:t>
-      </w:r>
-    </w:p>
-    <w:p>
-      <w:r>
-        <w:t xml:space="preserve">Luke sat down next to </w:t>
-      </w:r>
-      <w:r>
-        <w:t>Sam</w:t>
-      </w:r>
-      <w:r>
-        <w:t xml:space="preserve"> and people serv</w:t>
-      </w:r>
-      <w:r>
-        <w:t>ed</w:t>
-      </w:r>
-      <w:r>
-        <w:t xml:space="preserve"> food.</w:t>
-      </w:r>
-    </w:p>
-    <w:p>
-      <w:r>
-        <w:t xml:space="preserve">“Luke, I was told that the game was a training tool designed to help us defeat the Guardians,” </w:t>
+        <w:t>said.</w:t>
+      </w:r>
+    </w:p>
+    <w:p>
+      <w:r>
+        <w:t>The others talked about other subjects as Luke ate in peace.</w:t>
+      </w:r>
+      <w:r>
+        <w:t xml:space="preserve"> But he wasn’t </w:t>
+      </w:r>
+      <w:r>
+        <w:t>at</w:t>
+      </w:r>
+      <w:r>
+        <w:t xml:space="preserve"> peace. The alien occupation was nearing completion, and it seemed that it was going more smoothly than it should. How could the aliens have come without anyone knowing?</w:t>
+      </w:r>
+    </w:p>
+    <w:p>
+      <w:r>
+        <w:t xml:space="preserve">“Are you okay Luke?” </w:t>
       </w:r>
       <w:r>
         <w:t xml:space="preserve">Hilary </w:t>
       </w:r>
       <w:r>
-        <w:t>said. “Can you tell me about it? Also, why did you start playing?”</w:t>
+        <w:t>asked. “You seem tense.”</w:t>
+      </w:r>
+    </w:p>
+    <w:p>
+      <w:r>
+        <w:t>Luke smiled and said, “I’m fine. I’m just a little eager to try out my blaster. I’ve always wanted to fire a real one.”</w:t>
+      </w:r>
+    </w:p>
+    <w:p>
+      <w:r>
+        <w:t>“A warrior may only draw their weapon in battle or during training,” Susan said.</w:t>
       </w:r>
     </w:p>
     <w:p>
       <w:r>
         <w:lastRenderedPageBreak/>
-        <w:t>“Yes ma’am,” Luke said. “I’m one of those guys who are crazy about games. Then I found Stellar Warrior. It was different from other games, in the depth of the story. Anyone can play the first few levels. All you need is practice.</w:t>
-      </w:r>
-    </w:p>
-    <w:p>
-      <w:r>
-        <w:t xml:space="preserve">“The higher levels require problem-solving skills, knowledge of strategy, and tactics. Then later on you need knowledge of physics, chemistry, geology, </w:t>
-      </w:r>
-      <w:r>
-        <w:t xml:space="preserve">and </w:t>
-      </w:r>
-      <w:r>
-        <w:t>computers to advance. As well</w:t>
-      </w:r>
-      <w:r>
-        <w:t>,</w:t>
-      </w:r>
-      <w:r>
-        <w:t xml:space="preserve"> you need to know the strengths and weakness of all alien species.</w:t>
-      </w:r>
-      <w:r>
-        <w:t xml:space="preserve"> I got hooked on the game the moment I began playing it. It is so incredible. You should get your children to play and aim for the higher levels. It’s an incredible teaching tool.”</w:t>
-      </w:r>
-    </w:p>
-    <w:p>
-      <w:r>
-        <w:t xml:space="preserve">“Do you need diplomacy as well?” </w:t>
+        <w:t>“That’s correct,” Luke agreed. “That is part of a Stellar Warrior’s code. If you’ll excuse me, I need to text General Jones.”</w:t>
+      </w:r>
+    </w:p>
+    <w:p>
+      <w:r>
+        <w:t xml:space="preserve">Luke sent the message and within moments got the reply. He </w:t>
+      </w:r>
+      <w:r>
+        <w:t>read</w:t>
+      </w:r>
+      <w:r>
+        <w:t xml:space="preserve"> aloud, “The training grounds won’t be ready for another two hours</w:t>
+      </w:r>
+      <w:r>
+        <w:t>,” and then said,</w:t>
+      </w:r>
+      <w:r>
+        <w:t xml:space="preserve"> </w:t>
+      </w:r>
+      <w:r>
+        <w:t>“</w:t>
+      </w:r>
+      <w:r>
+        <w:t>What’s taking them so long? I just want to go to the firing range.”</w:t>
+      </w:r>
+    </w:p>
+    <w:p>
+      <w:r>
+        <w:t>“Can I battle you?” Susan asked.</w:t>
+      </w:r>
+    </w:p>
+    <w:p>
+      <w:r>
+        <w:t xml:space="preserve">“Of course,” Luke </w:t>
+      </w:r>
+      <w:r>
+        <w:t>said</w:t>
+      </w:r>
+      <w:r>
+        <w:t xml:space="preserve">. “You other ladies can join. Real men </w:t>
+      </w:r>
+      <w:r>
+        <w:t>love</w:t>
+      </w:r>
+      <w:r>
+        <w:t xml:space="preserve"> ladies who can fight.”</w:t>
+      </w:r>
+    </w:p>
+    <w:p>
+      <w:r>
+        <w:t xml:space="preserve">“But they don’t like it when we win,” </w:t>
+      </w:r>
+      <w:r>
+        <w:t>Gail</w:t>
+      </w:r>
+      <w:r>
+        <w:t xml:space="preserve">, a </w:t>
+      </w:r>
+      <w:r>
+        <w:t>fifteen</w:t>
+      </w:r>
+      <w:r>
+        <w:t xml:space="preserve">-year-old </w:t>
+      </w:r>
+      <w:r>
+        <w:t xml:space="preserve">girl </w:t>
+      </w:r>
+      <w:r>
+        <w:t>responded.</w:t>
+      </w:r>
+    </w:p>
+    <w:p>
+      <w:r>
+        <w:t xml:space="preserve">“That’s because they are weak,” Luke </w:t>
+      </w:r>
+      <w:r>
+        <w:t>said</w:t>
+      </w:r>
+      <w:r>
+        <w:t>. “A real man would accept your strength, and then strive to become stronger</w:t>
+      </w:r>
+      <w:r>
+        <w:t xml:space="preserve"> –</w:t>
+      </w:r>
+      <w:r>
+        <w:t xml:space="preserve"> Right, boys?”</w:t>
+      </w:r>
+    </w:p>
+    <w:p>
+      <w:r>
+        <w:t>The boys looked at each other and nodded uncertainly.</w:t>
+      </w:r>
+    </w:p>
+    <w:p>
+      <w:r>
+        <w:t>“Are there any girls stronger than you?” Stephaney, 1</w:t>
+      </w:r>
+      <w:r>
+        <w:t>6</w:t>
+      </w:r>
+      <w:r>
+        <w:t>, asked.</w:t>
+      </w:r>
+    </w:p>
+    <w:p>
+      <w:r>
+        <w:t xml:space="preserve">“Loads of them and I respect all of them,” Luke </w:t>
+      </w:r>
+      <w:r>
+        <w:t>said</w:t>
+      </w:r>
+      <w:r>
+        <w:t>. “</w:t>
+      </w:r>
+      <w:r>
+        <w:t>For instance Julian is number two. She really kicks alien butt. She rose very quickly and I wouldn’t be surprised if she takes first place in the rankings. In fact, if I were to choose who</w:t>
+      </w:r>
+      <w:r>
+        <w:t xml:space="preserve"> should sit</w:t>
+      </w:r>
+      <w:r>
+        <w:t xml:space="preserve"> in this chair, it would be her.”</w:t>
+      </w:r>
+    </w:p>
+    <w:p>
+      <w:r>
+        <w:t xml:space="preserve">“How old is she?” </w:t>
       </w:r>
       <w:r>
         <w:t xml:space="preserve">Hilary </w:t>
@@ -9961,84 +11301,30 @@
     </w:p>
     <w:p>
       <w:r>
-        <w:t>“</w:t>
-      </w:r>
-      <w:r>
-        <w:t>Of course</w:t>
-      </w:r>
-      <w:r>
-        <w:t xml:space="preserve">,” Luke replied. “Knowing how to handle different types of people is essential to advance in the game. I’m only at level 56. The highest anyone has </w:t>
-      </w:r>
-      <w:r>
-        <w:t>reached</w:t>
-      </w:r>
-      <w:r>
-        <w:t xml:space="preserve"> is 63.”</w:t>
-      </w:r>
-    </w:p>
-    <w:p>
-      <w:r>
-        <w:t>“Do you think you can win?” the vice president asked.</w:t>
-      </w:r>
-    </w:p>
-    <w:p>
-      <w:r>
-        <w:t>“Of course,” Luke replied. “However it might take years. I currently don’t have enough knowledge and experience to defeat the game.”</w:t>
-      </w:r>
-    </w:p>
-    <w:p>
-      <w:r>
-        <w:t xml:space="preserve">“I know you’ll win,” </w:t>
-      </w:r>
-      <w:r>
-        <w:t>Sam</w:t>
-      </w:r>
-      <w:r>
-        <w:t xml:space="preserve"> said. His posse agreed.</w:t>
-      </w:r>
-    </w:p>
-    <w:p>
-      <w:r>
-        <w:t xml:space="preserve">“How come there are so few girls playing the game?” </w:t>
-      </w:r>
-      <w:r>
-        <w:t>sixteen</w:t>
-      </w:r>
-      <w:r>
-        <w:t xml:space="preserve">-year-old </w:t>
-      </w:r>
-      <w:r>
-        <w:t>Susan</w:t>
-      </w:r>
-      <w:r>
-        <w:t xml:space="preserve"> asked.</w:t>
-      </w:r>
-    </w:p>
-    <w:p>
-      <w:r>
-        <w:t>“I don’t know,” Luke replied. “What level are you?”</w:t>
-      </w:r>
-    </w:p>
-    <w:p>
-      <w:r>
-        <w:t>“I’m level</w:t>
-      </w:r>
-      <w:r>
-        <w:t xml:space="preserve"> 35,” Susan said.</w:t>
-      </w:r>
-    </w:p>
-    <w:p>
-      <w:r>
-        <w:t>“That’s incredible</w:t>
-      </w:r>
-      <w:r>
-        <w:t xml:space="preserve"> Susan</w:t>
-      </w:r>
-      <w:r>
-        <w:t xml:space="preserve">,” Luke said and clapped. “Very soon you’ll be kicking my </w:t>
-      </w:r>
-      <w:r>
-        <w:t>ass</w:t>
+        <w:t xml:space="preserve">“Twenty years old,” Susan </w:t>
+      </w:r>
+      <w:r>
+        <w:t>said</w:t>
+      </w:r>
+      <w:r>
+        <w:t>, sounding a little jealous.</w:t>
+      </w:r>
+    </w:p>
+    <w:p>
+      <w:r>
+        <w:t xml:space="preserve">“Don’t be jealous, Susan,” Luke said. “You will definitely improve your score. </w:t>
+      </w:r>
+      <w:r>
+        <w:t>Remember to focus on the science</w:t>
+      </w:r>
+      <w:r>
+        <w:t xml:space="preserve"> basics</w:t>
+      </w:r>
+      <w:r>
+        <w:t>, as well as psychology and human nature. The alien races can be understood when you know the forces driving them</w:t>
+      </w:r>
+      <w:r>
+        <w:t>, such as mating strategy</w:t>
       </w:r>
       <w:r>
         <w:t>.”</w:t>
@@ -10046,304 +11332,18 @@
     </w:p>
     <w:p>
       <w:r>
-        <w:t>Susan beamed at the praise.</w:t>
-      </w:r>
-      <w:r>
-        <w:t xml:space="preserve"> Luke’s circle of fans increased.</w:t>
+        <w:t xml:space="preserve">“That’s not why she’s jealous,” </w:t>
+      </w:r>
+      <w:r>
+        <w:t xml:space="preserve">Hilary </w:t>
+      </w:r>
+      <w:r>
+        <w:t>said.</w:t>
       </w:r>
     </w:p>
     <w:p>
       <w:r>
         <w:lastRenderedPageBreak/>
-        <w:t xml:space="preserve">“What do you think we should be our course of action?” </w:t>
-      </w:r>
-      <w:r>
-        <w:t xml:space="preserve">Hilary </w:t>
-      </w:r>
-      <w:r>
-        <w:t>asked.</w:t>
-      </w:r>
-    </w:p>
-    <w:p>
-      <w:r>
-        <w:t xml:space="preserve">“We need </w:t>
-      </w:r>
-      <w:r>
-        <w:t>to know where the doomsday devices are so we can take them out</w:t>
-      </w:r>
-      <w:r>
-        <w:t>,” Luke replied. “I’ve gone on spy missions countless times in the game and in training, but not in real life. However I wouldn’t be surprised that will be my first mission.</w:t>
-      </w:r>
-    </w:p>
-    <w:p>
-      <w:r>
-        <w:t>“My ranking is 87, so I guess the others will be doing similar missions.”</w:t>
-      </w:r>
-    </w:p>
-    <w:p>
-      <w:r>
-        <w:t>“How come you’re only 87?” Susan asked.</w:t>
-      </w:r>
-    </w:p>
-    <w:p>
-      <w:r>
-        <w:t xml:space="preserve">“Because I have vision problems,” Luke replied. “My vision gets distorted and sometimes I get double vision. </w:t>
-      </w:r>
-      <w:r>
-        <w:t xml:space="preserve">It throws off my aim.  </w:t>
-      </w:r>
-      <w:r>
-        <w:t>I compensate with my excellent hearing.</w:t>
-      </w:r>
-      <w:r>
-        <w:t xml:space="preserve"> It helps that I have big ears,</w:t>
-      </w:r>
-      <w:r>
-        <w:t>”</w:t>
-      </w:r>
-      <w:r>
-        <w:t xml:space="preserve"> Luke added and wiggled his ears.</w:t>
-      </w:r>
-    </w:p>
-    <w:p>
-      <w:r>
-        <w:t xml:space="preserve">“Do you know why?” </w:t>
-      </w:r>
-      <w:r>
-        <w:t xml:space="preserve">Hilary </w:t>
-      </w:r>
-      <w:r>
-        <w:t>asked.</w:t>
-      </w:r>
-    </w:p>
-    <w:p>
-      <w:r>
-        <w:t xml:space="preserve">“It’s because I did something really stupid </w:t>
-      </w:r>
-      <w:r>
-        <w:t>a little over one</w:t>
-      </w:r>
-      <w:r>
-        <w:t xml:space="preserve"> year ago,” Luke replied.</w:t>
-      </w:r>
-      <w:r>
-        <w:t xml:space="preserve"> “It doesn’t matter. The doctor said my vision should get restored soon.”</w:t>
-      </w:r>
-    </w:p>
-    <w:p>
-      <w:r>
-        <w:t xml:space="preserve">“We’ve been asking you so many questions, you didn’t have time to eat,” </w:t>
-      </w:r>
-      <w:r>
-        <w:t xml:space="preserve">Hilary </w:t>
-      </w:r>
-      <w:r>
-        <w:t>said.</w:t>
-      </w:r>
-    </w:p>
-    <w:p>
-      <w:r>
-        <w:t>The others talked about other subjects as Luke ate in peace.</w:t>
-      </w:r>
-      <w:r>
-        <w:t xml:space="preserve"> But he wasn’t </w:t>
-      </w:r>
-      <w:r>
-        <w:t>at</w:t>
-      </w:r>
-      <w:r>
-        <w:t xml:space="preserve"> peace. The alien occupation was nearing completion, and it seemed that it was going more smoothly than it should. How could the aliens have come without anyone knowing?</w:t>
-      </w:r>
-    </w:p>
-    <w:p>
-      <w:r>
-        <w:t xml:space="preserve">“Are you okay Luke?” </w:t>
-      </w:r>
-      <w:r>
-        <w:t xml:space="preserve">Hilary </w:t>
-      </w:r>
-      <w:r>
-        <w:t>asked. “You seem tense.”</w:t>
-      </w:r>
-    </w:p>
-    <w:p>
-      <w:r>
-        <w:t>Luke smiled and said, “I’m fine. I’m just a little eager to try out my blaster. I’ve always wanted to fire a real one.”</w:t>
-      </w:r>
-    </w:p>
-    <w:p>
-      <w:r>
-        <w:lastRenderedPageBreak/>
-        <w:t>“A warrior may only draw their weapon in battle or during training,” Susan said.</w:t>
-      </w:r>
-    </w:p>
-    <w:p>
-      <w:r>
-        <w:t>“That’s correct,” Luke agreed. “That is part of a Stellar Warrior’s code. If you’ll excuse me, I need to text General Jones.”</w:t>
-      </w:r>
-    </w:p>
-    <w:p>
-      <w:r>
-        <w:t xml:space="preserve">Luke sent the message and within moments got the reply. He </w:t>
-      </w:r>
-      <w:r>
-        <w:t>read</w:t>
-      </w:r>
-      <w:r>
-        <w:t xml:space="preserve"> aloud, “The training grounds won’t be ready for another two hours</w:t>
-      </w:r>
-      <w:r>
-        <w:t>,” and then said,</w:t>
-      </w:r>
-      <w:r>
-        <w:t xml:space="preserve"> </w:t>
-      </w:r>
-      <w:r>
-        <w:t>“</w:t>
-      </w:r>
-      <w:r>
-        <w:t>What’s taking them so long? I just want to go to the firing range.”</w:t>
-      </w:r>
-    </w:p>
-    <w:p>
-      <w:r>
-        <w:t>“Can I battle you?” Susan asked.</w:t>
-      </w:r>
-    </w:p>
-    <w:p>
-      <w:r>
-        <w:t xml:space="preserve">“Of course,” Luke replied. “You other ladies can join. Real men </w:t>
-      </w:r>
-      <w:r>
-        <w:t>love</w:t>
-      </w:r>
-      <w:r>
-        <w:t xml:space="preserve"> ladies who can fight.”</w:t>
-      </w:r>
-    </w:p>
-    <w:p>
-      <w:r>
-        <w:t xml:space="preserve">“But they don’t like it when we win,” </w:t>
-      </w:r>
-      <w:r>
-        <w:t>Gail</w:t>
-      </w:r>
-      <w:r>
-        <w:t xml:space="preserve">, a </w:t>
-      </w:r>
-      <w:r>
-        <w:t>fifteen</w:t>
-      </w:r>
-      <w:r>
-        <w:t xml:space="preserve">-year-old </w:t>
-      </w:r>
-      <w:r>
-        <w:t xml:space="preserve">girl </w:t>
-      </w:r>
-      <w:r>
-        <w:t>responded.</w:t>
-      </w:r>
-    </w:p>
-    <w:p>
-      <w:r>
-        <w:t>“That’s because they are weak,” Luke replied. “A real man would accept your strength, and then strive to become stronger</w:t>
-      </w:r>
-      <w:r>
-        <w:t xml:space="preserve"> –</w:t>
-      </w:r>
-      <w:r>
-        <w:t xml:space="preserve"> Right, boys?”</w:t>
-      </w:r>
-    </w:p>
-    <w:p>
-      <w:r>
-        <w:t>The boys looked at each other and nodded uncertainly.</w:t>
-      </w:r>
-    </w:p>
-    <w:p>
-      <w:r>
-        <w:t>“Are there any girls stronger than you?” Stephaney, 1</w:t>
-      </w:r>
-      <w:r>
-        <w:t>6</w:t>
-      </w:r>
-      <w:r>
-        <w:t>, asked.</w:t>
-      </w:r>
-    </w:p>
-    <w:p>
-      <w:r>
-        <w:t>“Loads of them and I respect all of them,” Luke replied. “</w:t>
-      </w:r>
-      <w:r>
-        <w:t>For instance Julian is number two. She really kicks alien butt. She rose very quickly and I wouldn’t be surprised if she takes first place in the rankings. In fact, if I were to choose who</w:t>
-      </w:r>
-      <w:r>
-        <w:t xml:space="preserve"> should sit</w:t>
-      </w:r>
-      <w:r>
-        <w:t xml:space="preserve"> in this chair, it would be her.”</w:t>
-      </w:r>
-    </w:p>
-    <w:p>
-      <w:r>
-        <w:t xml:space="preserve">“How old is she?” </w:t>
-      </w:r>
-      <w:r>
-        <w:t xml:space="preserve">Hilary </w:t>
-      </w:r>
-      <w:r>
-        <w:t>asked.</w:t>
-      </w:r>
-    </w:p>
-    <w:p>
-      <w:r>
-        <w:t xml:space="preserve">“Twenty years old,” Susan </w:t>
-      </w:r>
-      <w:r>
-        <w:t>replied</w:t>
-      </w:r>
-      <w:r>
-        <w:t>, sounding a little jealous.</w:t>
-      </w:r>
-    </w:p>
-    <w:p>
-      <w:r>
-        <w:t xml:space="preserve">“Don’t be jealous, Susan,” Luke said. “You will definitely improve your score. </w:t>
-      </w:r>
-      <w:r>
-        <w:t>Remember to focus on the science</w:t>
-      </w:r>
-      <w:r>
-        <w:t xml:space="preserve"> basics</w:t>
-      </w:r>
-      <w:r>
-        <w:t xml:space="preserve">, as well as psychology </w:t>
-      </w:r>
-      <w:r>
-        <w:lastRenderedPageBreak/>
-        <w:t>and human nature. The alien races can be understood when you know the forces driving them</w:t>
-      </w:r>
-      <w:r>
-        <w:t>, such as mating strategy</w:t>
-      </w:r>
-      <w:r>
-        <w:t>.”</w:t>
-      </w:r>
-    </w:p>
-    <w:p>
-      <w:r>
-        <w:t xml:space="preserve">“That’s not why she’s jealous,” </w:t>
-      </w:r>
-      <w:r>
-        <w:t xml:space="preserve">Hilary </w:t>
-      </w:r>
-      <w:r>
-        <w:t>said.</w:t>
-      </w:r>
-    </w:p>
-    <w:p>
-      <w:r>
         <w:t>“Mother,” Susan screamed and her face turned red.</w:t>
       </w:r>
     </w:p>
@@ -10543,7 +11543,13 @@
     </w:p>
     <w:p>
       <w:r>
-        <w:t>“That’s right Susan. You need to know their habits and driving forces. That only comes through observation,” Luke replied. “What’s the second element?”</w:t>
+        <w:t xml:space="preserve">“That’s right Susan. You need to know their habits and driving forces. That only comes through observation,” Luke </w:t>
+      </w:r>
+      <w:r>
+        <w:t>said</w:t>
+      </w:r>
+      <w:r>
+        <w:t>. “What’s the second element?”</w:t>
       </w:r>
     </w:p>
     <w:p>
@@ -10553,7 +11559,13 @@
     </w:p>
     <w:p>
       <w:r>
-        <w:t>“Excellent Gail,” Luke replied. “Pay attention to your behavior to see how you react in different situations</w:t>
+        <w:t xml:space="preserve">“Excellent Gail,” Luke </w:t>
+      </w:r>
+      <w:r>
+        <w:t>said</w:t>
+      </w:r>
+      <w:r>
+        <w:t>. “Pay attention to your behavior to see how you react in different situations</w:t>
       </w:r>
       <w:r>
         <w:t>, and then modify your behavior to suit the situation</w:t>
@@ -11888,7 +12900,13 @@
     </w:p>
     <w:p>
       <w:r>
-        <w:t>“I don’t know how I became one or why I was chosen,” Luke replied.</w:t>
+        <w:t xml:space="preserve">“I don’t know how I became one or why I was chosen,” Luke </w:t>
+      </w:r>
+      <w:r>
+        <w:t>said</w:t>
+      </w:r>
+      <w:r>
+        <w:t>.</w:t>
       </w:r>
     </w:p>
     <w:p>
@@ -12555,7 +13573,13 @@
     </w:p>
     <w:p>
       <w:r>
-        <w:t>“As you wish, Madam President,” Luke replied.</w:t>
+        <w:t xml:space="preserve">“As you wish, Madam President,” Luke </w:t>
+      </w:r>
+      <w:r>
+        <w:t>said</w:t>
+      </w:r>
+      <w:r>
+        <w:t>.</w:t>
       </w:r>
     </w:p>
     <w:p>
@@ -12570,7 +13594,10 @@
     </w:p>
     <w:p>
       <w:r>
-        <w:t>“That’s because it’s missing its battery,” Luke replied</w:t>
+        <w:t xml:space="preserve">“That’s because it’s missing its battery,” Luke </w:t>
+      </w:r>
+      <w:r>
+        <w:t>said</w:t>
       </w:r>
       <w:r>
         <w:t xml:space="preserve"> and showed the battery to him</w:t>
@@ -12852,7 +13879,7 @@
         <w:t xml:space="preserve">senior master sergeant </w:t>
       </w:r>
       <w:r>
-        <w:t>replied</w:t>
+        <w:t>said</w:t>
       </w:r>
       <w:r>
         <w:t>.</w:t>
@@ -13280,7 +14307,13 @@
         <w:t>I’m not in the loop on what’s going on,” Luke said. “All they want me to do is train and make public appearances</w:t>
       </w:r>
       <w:r>
-        <w:t>,” Luke replied. “On the plus side, my vision has stabilized. Doctor said my eyeballs have stopped growing, at least for now.</w:t>
+        <w:t xml:space="preserve">,” Luke </w:t>
+      </w:r>
+      <w:r>
+        <w:t>said</w:t>
+      </w:r>
+      <w:r>
+        <w:t>. “On the plus side, my vision has stabilized. Doctor said my eyeballs have stopped growing, at least for now.</w:t>
       </w:r>
       <w:r>
         <w:t xml:space="preserve"> My vision is sharp as an eagle now.</w:t>
@@ -13867,7 +14900,13 @@
     </w:p>
     <w:p>
       <w:r>
-        <w:t xml:space="preserve">“It’s basic psychology,” Luke replied. “Forcing us all to take life has </w:t>
+        <w:t xml:space="preserve">“It’s basic psychology,” Luke </w:t>
+      </w:r>
+      <w:r>
+        <w:t>said</w:t>
+      </w:r>
+      <w:r>
+        <w:t xml:space="preserve">. “Forcing us all to take life has </w:t>
       </w:r>
       <w:r>
         <w:t xml:space="preserve">left an indelible mark on our psychics, </w:t>
@@ -14141,7 +15180,13 @@
     </w:p>
     <w:p>
       <w:r>
-        <w:t>“No, because it’s inconceivable to them for a queen to lie to them,” Luke replied. “It’s pretty much hardwired into their DNA.”</w:t>
+        <w:t xml:space="preserve">“No, because it’s inconceivable to them for a queen to lie to them,” Luke </w:t>
+      </w:r>
+      <w:r>
+        <w:t>said</w:t>
+      </w:r>
+      <w:r>
+        <w:t>. “It’s pretty much hardwired into their DNA.”</w:t>
       </w:r>
     </w:p>
     <w:p>
@@ -14252,7 +15297,13 @@
     </w:p>
     <w:p>
       <w:r>
-        <w:t>“No,” Luke replied. “I don’t have time for that.”</w:t>
+        <w:t xml:space="preserve">“No,” Luke </w:t>
+      </w:r>
+      <w:r>
+        <w:t>said</w:t>
+      </w:r>
+      <w:r>
+        <w:t>. “I don’t have time for that.”</w:t>
       </w:r>
     </w:p>
     <w:p>
@@ -14299,7 +15350,13 @@
     </w:p>
     <w:p>
       <w:r>
-        <w:t xml:space="preserve">“Yes,” Luke replied. “We will </w:t>
+        <w:t xml:space="preserve">“Yes,” Luke </w:t>
+      </w:r>
+      <w:r>
+        <w:t>said</w:t>
+      </w:r>
+      <w:r>
+        <w:t xml:space="preserve">. “We will </w:t>
       </w:r>
       <w:r>
         <w:t>seize control of the hive</w:t>
@@ -14340,7 +15397,13 @@
     </w:p>
     <w:p>
       <w:r>
-        <w:t>“No problem ma’am,” Luke replied. “I only wish people wouldn’t ask me the same question</w:t>
+        <w:t xml:space="preserve">“No problem ma’am,” Luke </w:t>
+      </w:r>
+      <w:r>
+        <w:t>said</w:t>
+      </w:r>
+      <w:r>
+        <w:t>. “I only wish people wouldn’t ask me the same question</w:t>
       </w:r>
       <w:r>
         <w:t>s</w:t>
@@ -14368,7 +15431,13 @@
     </w:p>
     <w:p>
       <w:r>
-        <w:t>“I doubt that,” Luke replied. “</w:t>
+        <w:t xml:space="preserve">“I doubt that,” Luke </w:t>
+      </w:r>
+      <w:r>
+        <w:t>said</w:t>
+      </w:r>
+      <w:r>
+        <w:t>. “</w:t>
       </w:r>
       <w:r>
         <w:t>I took an IQ test just after joining Adipose and it was</w:t>
@@ -14487,7 +15556,13 @@
     </w:p>
     <w:p>
       <w:r>
-        <w:t>“Everything is good Master Luke,” Wally replied with a smile.</w:t>
+        <w:t xml:space="preserve">“Everything is good Master Luke,” Wally </w:t>
+      </w:r>
+      <w:r>
+        <w:t>said</w:t>
+      </w:r>
+      <w:r>
+        <w:t xml:space="preserve"> with a smile.</w:t>
       </w:r>
     </w:p>
     <w:p>
@@ -14712,7 +15787,7 @@
         <w:t xml:space="preserve">“Only if the boy is exceptional,” Hilary </w:t>
       </w:r>
       <w:r>
-        <w:t>replied</w:t>
+        <w:t>said</w:t>
       </w:r>
       <w:r>
         <w:t>.</w:t>
@@ -15113,7 +16188,13 @@
     </w:p>
     <w:p>
       <w:r>
-        <w:t>“No I’m not,” Luke replied. “I wish I was helping.”</w:t>
+        <w:t xml:space="preserve">“No I’m not,” Luke </w:t>
+      </w:r>
+      <w:r>
+        <w:t>said</w:t>
+      </w:r>
+      <w:r>
+        <w:t>. “I wish I was helping.”</w:t>
       </w:r>
     </w:p>
     <w:p>
@@ -15291,7 +16372,21 @@
     </w:p>
     <w:p>
       <w:r>
-        <w:t>“Probably because you are Luke Skywalker,” Lando replied.</w:t>
+        <w:t xml:space="preserve">“Probably because you are Luke Skywalker,” </w:t>
+      </w:r>
+      <w:proofErr w:type="spellStart"/>
+      <w:r>
+        <w:t>Lando</w:t>
+      </w:r>
+      <w:proofErr w:type="spellEnd"/>
+      <w:r>
+        <w:t xml:space="preserve"> </w:t>
+      </w:r>
+      <w:r>
+        <w:t>said</w:t>
+      </w:r>
+      <w:r>
+        <w:t>.</w:t>
       </w:r>
     </w:p>
     <w:p>
@@ -16664,7 +17759,13 @@
     </w:p>
     <w:p>
       <w:r>
-        <w:t>“Exhausting,” Luke replied. “Every morning I had a problem getting out of bed. Fortunately, my muscles adapted. Now the lack of gravity is making feel too buoyant.</w:t>
+        <w:t xml:space="preserve">“Exhausting,” Luke </w:t>
+      </w:r>
+      <w:r>
+        <w:t>said</w:t>
+      </w:r>
+      <w:r>
+        <w:t>. “Every morning I had a problem getting out of bed. Fortunately, my muscles adapted. Now the lack of gravity is making feel too buoyant.</w:t>
       </w:r>
       <w:r>
         <w:t xml:space="preserve"> I can’t believe I have to drink cooking oil just to get enough calories.</w:t>
@@ -17090,7 +18191,13 @@
     <w:p>
       <w:r>
         <w:lastRenderedPageBreak/>
-        <w:t>“That’s correct sir,” Luke replied. “It was the favorite of a genius among us called Tesla. Also, some people view AC as being unhealthy.”</w:t>
+        <w:t xml:space="preserve">“That’s correct sir,” Luke </w:t>
+      </w:r>
+      <w:r>
+        <w:t>said</w:t>
+      </w:r>
+      <w:r>
+        <w:t>. “It was the favorite of a genius among us called Tesla. Also, some people view AC as being unhealthy.”</w:t>
       </w:r>
     </w:p>
     <w:p>
@@ -17168,7 +18275,13 @@
     </w:p>
     <w:p>
       <w:r>
-        <w:t>“Yes,” Emperor replied. “It’s a quantum mechanical effect that’s based on the same principles that FTL radio works. However it can’t be used as a general means of communication with the lower races. Your people can safely ignore it, since it can’t help them.”</w:t>
+        <w:t xml:space="preserve">“Yes,” Emperor </w:t>
+      </w:r>
+      <w:r>
+        <w:t>said</w:t>
+      </w:r>
+      <w:r>
+        <w:t>. “It’s a quantum mechanical effect that’s based on the same principles that FTL radio works. However it can’t be used as a general means of communication with the lower races. Your people can safely ignore it, since it can’t help them.”</w:t>
       </w:r>
     </w:p>
     <w:p>
@@ -17192,18 +18305,18 @@
     </w:p>
     <w:p>
       <w:r>
+        <w:t xml:space="preserve">“That will clear with time,” Emperor </w:t>
+      </w:r>
+      <w:r>
+        <w:t>assured</w:t>
+      </w:r>
+      <w:r>
+        <w:t>.</w:t>
+      </w:r>
+    </w:p>
+    <w:p>
+      <w:r>
         <w:lastRenderedPageBreak/>
-        <w:t xml:space="preserve">“That will clear with time,” Emperor </w:t>
-      </w:r>
-      <w:r>
-        <w:t>assured</w:t>
-      </w:r>
-      <w:r>
-        <w:t>.</w:t>
-      </w:r>
-    </w:p>
-    <w:p>
-      <w:r>
         <w:t>“May I ask when you discovered our world?” Lando asked.</w:t>
       </w:r>
     </w:p>
@@ -17392,7 +18505,6 @@
         <w:pStyle w:val="Quote2"/>
       </w:pPr>
       <w:r>
-        <w:lastRenderedPageBreak/>
         <w:t>That trauma is the reason for your deep-seated hostility and why you are now classified as a warrior race.</w:t>
       </w:r>
     </w:p>
@@ -17401,6 +18513,7 @@
         <w:pStyle w:val="Quote2"/>
       </w:pPr>
       <w:r>
+        <w:lastRenderedPageBreak/>
         <w:t>By this time we were in conflict with the Andromeda Empire and so weren’t paying attention.</w:t>
       </w:r>
     </w:p>
@@ -17527,18 +18640,18 @@
     </w:p>
     <w:p>
       <w:r>
+        <w:t>“Thank Luke,” Annie sang back at Luke. “I’ll show you where I was born and grew up.</w:t>
+      </w:r>
+      <w:r>
+        <w:t xml:space="preserve"> What are your tolerances to pressure changes?</w:t>
+      </w:r>
+      <w:r>
+        <w:t>”</w:t>
+      </w:r>
+    </w:p>
+    <w:p>
+      <w:r>
         <w:lastRenderedPageBreak/>
-        <w:t>“Thank Luke,” Annie sang back at Luke. “I’ll show you where I was born and grew up.</w:t>
-      </w:r>
-      <w:r>
-        <w:t xml:space="preserve"> What are your tolerances to pressure changes?</w:t>
-      </w:r>
-      <w:r>
-        <w:t>”</w:t>
-      </w:r>
-    </w:p>
-    <w:p>
-      <w:r>
         <w:t xml:space="preserve">“I’ve been breathing pure oxygen,” Luke said. He was having problems playing the bi-flute because of the wind. “According to my watch, I have </w:t>
       </w:r>
       <w:r>
@@ -17608,18 +18721,18 @@
     </w:p>
     <w:p>
       <w:r>
+        <w:t xml:space="preserve">“I’m Annie’s mother </w:t>
+      </w:r>
+      <w:r>
+        <w:t>Hera</w:t>
+      </w:r>
+      <w:r>
+        <w:t>,” a new dragon said. “You can be sure that we gave Annie a stern lecture. However Annie is still a child.”</w:t>
+      </w:r>
+    </w:p>
+    <w:p>
+      <w:r>
         <w:lastRenderedPageBreak/>
-        <w:t xml:space="preserve">“I’m Annie’s mother </w:t>
-      </w:r>
-      <w:r>
-        <w:t>Hera</w:t>
-      </w:r>
-      <w:r>
-        <w:t>,” a new dragon said. “You can be sure that we gave Annie a stern lecture. However Annie is still a child.”</w:t>
-      </w:r>
-    </w:p>
-    <w:p>
-      <w:r>
         <w:t xml:space="preserve">“Mother,” Annie said </w:t>
       </w:r>
       <w:r>
@@ -17734,7 +18847,7 @@
         <w:rPr>
           <w:noProof/>
         </w:rPr>
-        <w:t>52</w:t>
+        <w:t>54</w:t>
       </w:r>
     </w:fldSimple>
   </w:p>
@@ -18132,7 +19245,7 @@
   <w:style w:type="paragraph" w:default="1" w:styleId="Normal">
     <w:name w:val="Normal"/>
     <w:qFormat/>
-    <w:rsid w:val="008F7BCA"/>
+    <w:rsid w:val="00D32672"/>
     <w:pPr>
       <w:spacing w:after="200" w:line="276" w:lineRule="auto"/>
       <w:jc w:val="both"/>
@@ -18768,6 +19881,21 @@
       <w:color w:val="808080"/>
     </w:rPr>
   </w:style>
+  <w:style w:type="paragraph" w:customStyle="1" w:styleId="StatusMessage">
+    <w:name w:val="Status Message"/>
+    <w:basedOn w:val="NoSpacing"/>
+    <w:next w:val="Normal"/>
+    <w:qFormat/>
+    <w:rsid w:val="00D32672"/>
+    <w:pPr>
+      <w:spacing w:after="200"/>
+      <w:contextualSpacing/>
+      <w:jc w:val="center"/>
+    </w:pPr>
+    <w:rPr>
+      <w:b/>
+    </w:rPr>
+  </w:style>
 </w:styles>
 </file>
 
@@ -19059,7 +20187,7 @@
 </file>
 
 <file path=customXml/itemProps1.xml><?xml version="1.0" encoding="utf-8"?>
-<ds:datastoreItem xmlns:ds="http://schemas.openxmlformats.org/officeDocument/2006/customXml" ds:itemID="{40807729-6F1C-4DF9-8CE7-1867D332DA7F}">
+<ds:datastoreItem xmlns:ds="http://schemas.openxmlformats.org/officeDocument/2006/customXml" ds:itemID="{938FF659-AF00-4DDF-B1DE-72C375DAE6F3}">
   <ds:schemaRefs>
     <ds:schemaRef ds:uri="http://schemas.openxmlformats.org/officeDocument/2006/bibliography"/>
   </ds:schemaRefs>

--- a/Books/Stories/ThePrincessAndStellarWarrior/Book_ThePrincessAndTheStellarWarrior.docx
+++ b/Books/Stories/ThePrincessAndStellarWarrior/Book_ThePrincessAndTheStellarWarrior.docx
@@ -329,7 +329,7 @@
             <w:noProof/>
             <w:webHidden/>
           </w:rPr>
-          <w:t>17</w:t>
+          <w:t>18</w:t>
         </w:r>
         <w:r>
           <w:rPr>
@@ -396,7 +396,7 @@
             <w:noProof/>
             <w:webHidden/>
           </w:rPr>
-          <w:t>30</w:t>
+          <w:t>31</w:t>
         </w:r>
         <w:r>
           <w:rPr>
@@ -463,7 +463,7 @@
             <w:noProof/>
             <w:webHidden/>
           </w:rPr>
-          <w:t>36</w:t>
+          <w:t>37</w:t>
         </w:r>
         <w:r>
           <w:rPr>
@@ -530,7 +530,7 @@
             <w:noProof/>
             <w:webHidden/>
           </w:rPr>
-          <w:t>42</w:t>
+          <w:t>44</w:t>
         </w:r>
         <w:r>
           <w:rPr>
@@ -597,7 +597,7 @@
             <w:noProof/>
             <w:webHidden/>
           </w:rPr>
-          <w:t>68</w:t>
+          <w:t>70</w:t>
         </w:r>
         <w:r>
           <w:rPr>
@@ -664,7 +664,7 @@
             <w:noProof/>
             <w:webHidden/>
           </w:rPr>
-          <w:t>89</w:t>
+          <w:t>91</w:t>
         </w:r>
         <w:r>
           <w:rPr>
@@ -731,7 +731,7 @@
             <w:noProof/>
             <w:webHidden/>
           </w:rPr>
-          <w:t>91</w:t>
+          <w:t>93</w:t>
         </w:r>
         <w:r>
           <w:rPr>
@@ -798,7 +798,7 @@
             <w:noProof/>
             <w:webHidden/>
           </w:rPr>
-          <w:t>106</w:t>
+          <w:t>108</w:t>
         </w:r>
         <w:r>
           <w:rPr>
@@ -942,7 +942,7 @@
         <w:t xml:space="preserve">“Roger that Major Hanks,” the subordinate </w:t>
       </w:r>
       <w:r>
-        <w:t>acknowledged</w:t>
+        <w:t>said</w:t>
       </w:r>
       <w:r>
         <w:t>.</w:t>
@@ -1056,10 +1056,31 @@
         <w:t>“</w:t>
       </w:r>
       <w:r>
+        <w:t xml:space="preserve">Damn it, </w:t>
+      </w:r>
+      <w:r>
         <w:t>Sis</w:t>
       </w:r>
       <w:r>
-        <w:t>, it was getting to the good part,” Luke shouted.</w:t>
+        <w:t>,</w:t>
+      </w:r>
+      <w:r>
+        <w:t>” Luke shouted.</w:t>
+      </w:r>
+      <w:r>
+        <w:t xml:space="preserve"> </w:t>
+      </w:r>
+      <w:r>
+        <w:t>“I</w:t>
+      </w:r>
+      <w:r>
+        <w:t>t was getting to the good part</w:t>
+      </w:r>
+      <w:r>
+        <w:t>.</w:t>
+      </w:r>
+      <w:r>
+        <w:t>”</w:t>
       </w:r>
     </w:p>
     <w:p>
@@ -1098,7 +1119,13 @@
     </w:p>
     <w:p>
       <w:r>
-        <w:t>“You watch football, don’t you?” Brenda countered.</w:t>
+        <w:t xml:space="preserve">“You watch football, don’t you?” Brenda </w:t>
+      </w:r>
+      <w:r>
+        <w:t>asked</w:t>
+      </w:r>
+      <w:r>
+        <w:t>.</w:t>
       </w:r>
     </w:p>
     <w:p>
@@ -1128,7 +1155,13 @@
         <w:t>, only how well they play</w:t>
       </w:r>
       <w:r>
-        <w:t>,” Luke argued. “Football is a battle where speed, strength, endurance, and flexibility are married to strategic thinking that tries to outwit the opponent and obtain the victory. The win is never certain, even when the time runs out.”</w:t>
+        <w:t xml:space="preserve">,” Luke </w:t>
+      </w:r>
+      <w:r>
+        <w:t>said</w:t>
+      </w:r>
+      <w:r>
+        <w:t>. “Football is a battle where speed, strength, endurance, and flexibility are married to strategic thinking that tries to outwit the opponent and obtain the victory. The win is never certain, even when the time runs out.”</w:t>
       </w:r>
     </w:p>
     <w:p>
@@ -1165,7 +1198,13 @@
         <w:t>Sis</w:t>
       </w:r>
       <w:r>
-        <w:t>,” Luke grumbled. “Do you have any idea how expensive room</w:t>
+        <w:t xml:space="preserve">,” Luke </w:t>
+      </w:r>
+      <w:r>
+        <w:t>said</w:t>
+      </w:r>
+      <w:r>
+        <w:t>. “Do you have any idea how expensive room</w:t>
       </w:r>
       <w:r>
         <w:t>-</w:t>
@@ -1530,7 +1569,10 @@
         <w:rPr>
           <w:i/>
         </w:rPr>
-        <w:t>“Luke, I am your father,” a deep scary voice intoned.</w:t>
+        <w:t>“Luke, I am your father,”</w:t>
+      </w:r>
+      <w:r>
+        <w:t xml:space="preserve"> a deep scary voice intoned.</w:t>
       </w:r>
     </w:p>
     <w:p>
@@ -1543,7 +1585,16 @@
         <w:rPr>
           <w:i/>
         </w:rPr>
-        <w:t>“No you’re not,” Luke screamed. “You can’t be.”</w:t>
+        <w:t>“No you’re not,”</w:t>
+      </w:r>
+      <w:r>
+        <w:t xml:space="preserve"> Luke screamed. </w:t>
+      </w:r>
+      <w:r>
+        <w:rPr>
+          <w:i/>
+        </w:rPr>
+        <w:t>“You can’t be.”</w:t>
       </w:r>
     </w:p>
     <w:p>
@@ -1560,7 +1611,10 @@
         <w:t xml:space="preserve"> </w:t>
       </w:r>
       <w:r>
-        <w:t>Stupid voice changer</w:t>
+        <w:t xml:space="preserve">Stupid </w:t>
+      </w:r>
+      <w:r>
+        <w:t>sister</w:t>
       </w:r>
       <w:r>
         <w:t>.</w:t>
@@ -1686,19 +1740,13 @@
         <w:t xml:space="preserve">then </w:t>
       </w:r>
       <w:r>
-        <w:t xml:space="preserve">got ready for his summer job. Without that source of income, he </w:t>
-      </w:r>
-      <w:r>
-        <w:t>couldn’t</w:t>
-      </w:r>
-      <w:r>
-        <w:t xml:space="preserve"> work on his robotics and science (or as Brenda </w:t>
-      </w:r>
-      <w:r>
-        <w:t>put it</w:t>
-      </w:r>
-      <w:r>
-        <w:t>, science fiction) projects.</w:t>
+        <w:t xml:space="preserve">got ready for </w:t>
+      </w:r>
+      <w:r>
+        <w:t>school</w:t>
+      </w:r>
+      <w:r>
+        <w:t>.</w:t>
       </w:r>
     </w:p>
     <w:p>
@@ -1899,35 +1947,49 @@
         <w:t xml:space="preserve">offer </w:t>
       </w:r>
       <w:r>
-        <w:t>at their company,” Lex Luthor added. “With my evil genius, I can’t lose.”</w:t>
+        <w:t xml:space="preserve">at their company,” Lex </w:t>
+      </w:r>
+      <w:proofErr w:type="spellStart"/>
+      <w:r>
+        <w:t>Luthor</w:t>
+      </w:r>
+      <w:proofErr w:type="spellEnd"/>
+      <w:r>
+        <w:t xml:space="preserve"> </w:t>
+      </w:r>
+      <w:r>
+        <w:t>said</w:t>
+      </w:r>
+      <w:r>
+        <w:t>. “With my evil genius, I can’t lose.”</w:t>
+      </w:r>
+    </w:p>
+    <w:p>
+      <w:r>
+        <w:t xml:space="preserve">“In your dreams, Lex,” Luke </w:t>
+      </w:r>
+      <w:r>
+        <w:t>said</w:t>
+      </w:r>
+      <w:r>
+        <w:t xml:space="preserve">. “I </w:t>
+      </w:r>
+      <w:r>
+        <w:t xml:space="preserve">too </w:t>
+      </w:r>
+      <w:r>
+        <w:t xml:space="preserve">can’t lose, since I have the </w:t>
+      </w:r>
+      <w:r>
+        <w:t xml:space="preserve">Force </w:t>
+      </w:r>
+      <w:r>
+        <w:t>with me.”</w:t>
       </w:r>
     </w:p>
     <w:p>
       <w:r>
         <w:lastRenderedPageBreak/>
-        <w:t xml:space="preserve">“In your dreams, Lex,” Luke </w:t>
-      </w:r>
-      <w:r>
-        <w:t>taunted</w:t>
-      </w:r>
-      <w:r>
-        <w:t xml:space="preserve">. “I </w:t>
-      </w:r>
-      <w:r>
-        <w:t xml:space="preserve">too </w:t>
-      </w:r>
-      <w:r>
-        <w:t xml:space="preserve">can’t lose, since I have the </w:t>
-      </w:r>
-      <w:r>
-        <w:t xml:space="preserve">Force </w:t>
-      </w:r>
-      <w:r>
-        <w:t>with me.”</w:t>
-      </w:r>
-    </w:p>
-    <w:p>
-      <w:r>
         <w:t xml:space="preserve">“Luke, </w:t>
       </w:r>
       <w:r>
@@ -2087,7 +2149,10 @@
         <w:t xml:space="preserve">update to the </w:t>
       </w:r>
       <w:r>
-        <w:t xml:space="preserve">online game had been successfully installed. It was time to </w:t>
+        <w:t>MMO</w:t>
+      </w:r>
+      <w:r>
+        <w:t xml:space="preserve"> had been successfully installed. It was time to </w:t>
       </w:r>
       <w:r>
         <w:t xml:space="preserve">defend the </w:t>
@@ -2210,12 +2275,12 @@
     </w:p>
     <w:p>
       <w:r>
+        <w:t>On the plus side, he was able to fully calculate the centripetal forces exerted on his vortex generator.</w:t>
+      </w:r>
+    </w:p>
+    <w:p>
+      <w:r>
         <w:lastRenderedPageBreak/>
-        <w:t>On the plus side, he was able to fully calculate the centripetal forces exerted on his vortex generator.</w:t>
-      </w:r>
-    </w:p>
-    <w:p>
-      <w:r>
         <w:t>Luke could have used AI to solve the equations, but his parents were opposed to the technology, arguing it just rotted people’s brains.</w:t>
       </w:r>
     </w:p>
@@ -2308,7 +2373,13 @@
     </w:p>
     <w:p>
       <w:r>
-        <w:t>“Begin,” the announcer commanded.</w:t>
+        <w:t xml:space="preserve">“Begin,” the announcer </w:t>
+      </w:r>
+      <w:r>
+        <w:t>said</w:t>
+      </w:r>
+      <w:r>
+        <w:t>.</w:t>
       </w:r>
     </w:p>
     <w:p>
@@ -2377,7 +2448,13 @@
         <w:t>Force</w:t>
       </w:r>
       <w:r>
-        <w:t>. Let it guide you,” Luke intoned.</w:t>
+        <w:t xml:space="preserve">. Let it guide you,” Luke </w:t>
+      </w:r>
+      <w:r>
+        <w:t>said</w:t>
+      </w:r>
+      <w:r>
+        <w:t>.</w:t>
       </w:r>
     </w:p>
     <w:p>
@@ -2394,15 +2471,12 @@
         <w:t xml:space="preserve">ship </w:t>
       </w:r>
       <w:r>
-        <w:t xml:space="preserve">and destroyed it. Without waiting to see </w:t>
-      </w:r>
+        <w:t>and destroyed it. Luke fired again and then again. One by one enemy ships exploded.</w:t>
+      </w:r>
+    </w:p>
+    <w:p>
       <w:r>
         <w:lastRenderedPageBreak/>
-        <w:t>the effect, Luke fired again and then again. One by one enemy ships exploded.</w:t>
-      </w:r>
-    </w:p>
-    <w:p>
-      <w:r>
         <w:t>Enemies boxed Luke in.</w:t>
       </w:r>
       <w:r>
@@ -2412,7 +2486,7 @@
         <w:t>flew</w:t>
       </w:r>
       <w:r>
-        <w:t xml:space="preserve"> as close to the enemy as possible, while keeping his moves erratic.</w:t>
+        <w:t xml:space="preserve"> as close to the enemy as possible while keeping his moves erratic.</w:t>
       </w:r>
     </w:p>
     <w:p>
@@ -2683,7 +2757,15 @@
         <w:t>said</w:t>
       </w:r>
       <w:r>
-        <w:t xml:space="preserve">. “Using 3D sound, the Fangs show us where the enemy fighters are. Listening to </w:t>
+        <w:t>. “Using 3D sound, the Fangs show us where the enemy fighters are.</w:t>
+      </w:r>
+    </w:p>
+    <w:p>
+      <w:r>
+        <w:t>“</w:t>
+      </w:r>
+      <w:r>
+        <w:t xml:space="preserve">Listening to </w:t>
       </w:r>
       <w:r>
         <w:t xml:space="preserve">location, volume and </w:t>
@@ -2806,13 +2888,28 @@
     </w:p>
     <w:p>
       <w:r>
+        <w:t>“Attention everyone</w:t>
+      </w:r>
+      <w:r>
+        <w:t>,”</w:t>
+      </w:r>
+      <w:r>
+        <w:t xml:space="preserve"> </w:t>
+      </w:r>
+      <w:r>
         <w:t xml:space="preserve">The speaker </w:t>
       </w:r>
       <w:r>
-        <w:t>said</w:t>
-      </w:r>
-      <w:r>
-        <w:t>, “Attention everyone. The last candidate for your session has completed their mission. Please exit in an orderly manner so we can prepare for our next group of candidates. Have a nice day.”</w:t>
+        <w:t>said.</w:t>
+      </w:r>
+      <w:r>
+        <w:t xml:space="preserve"> </w:t>
+      </w:r>
+      <w:r>
+        <w:t>“</w:t>
+      </w:r>
+      <w:r>
+        <w:t>The last candidate for your session has completed their mission. Please exit in an orderly manner so we can prepare for our next group of candidates. Have a nice day.”</w:t>
       </w:r>
     </w:p>
     <w:p>
@@ -3456,13 +3553,31 @@
     </w:p>
     <w:p>
       <w:r>
-        <w:t xml:space="preserve">Her body was elongated with two sets of legs and one set of </w:t>
+        <w:t xml:space="preserve">Her body was elongated </w:t>
+      </w:r>
+      <w:r>
+        <w:t xml:space="preserve">like a snake </w:t>
+      </w:r>
+      <w:r>
+        <w:t xml:space="preserve">with two sets of legs and one set of </w:t>
       </w:r>
       <w:r>
         <w:t>arms</w:t>
       </w:r>
       <w:r>
-        <w:t>. The tail tapered into an electric cable</w:t>
+        <w:t xml:space="preserve">. </w:t>
+      </w:r>
+      <w:r>
+        <w:t>The 20 meter long body ta</w:t>
+      </w:r>
+      <w:r>
+        <w:t xml:space="preserve">pered into </w:t>
+      </w:r>
+      <w:r>
+        <w:t xml:space="preserve">a tail resembling </w:t>
+      </w:r>
+      <w:r>
+        <w:t>an electric cable</w:t>
       </w:r>
       <w:r>
         <w:t xml:space="preserve"> over 100 meters in length</w:t>
@@ -3480,7 +3595,13 @@
         <w:t xml:space="preserve"> fingers and two thumbs. </w:t>
       </w:r>
       <w:r>
-        <w:t>Upon her back were wings. She was a dragon.</w:t>
+        <w:t xml:space="preserve">Upon her back were </w:t>
+      </w:r>
+      <w:r>
+        <w:t xml:space="preserve">large, sweeping butterfly-like </w:t>
+      </w:r>
+      <w:r>
+        <w:t>wings. She was a dragon.</w:t>
       </w:r>
     </w:p>
     <w:p>
@@ -3546,7 +3667,11 @@
         <w:t>scary</w:t>
       </w:r>
       <w:r>
-        <w:t>-looking people in black suites</w:t>
+        <w:t>-</w:t>
+      </w:r>
+      <w:r>
+        <w:lastRenderedPageBreak/>
+        <w:t>looking people in black suites</w:t>
       </w:r>
       <w:r>
         <w:t xml:space="preserve"> and angry faces</w:t>
@@ -3554,10 +3679,12 @@
       <w:r>
         <w:t>.</w:t>
       </w:r>
-    </w:p>
-    <w:p>
-      <w:r>
-        <w:lastRenderedPageBreak/>
+      <w:r>
+        <w:t xml:space="preserve"> They didn’t seem quite human.</w:t>
+      </w:r>
+    </w:p>
+    <w:p>
+      <w:r>
         <w:t>As consciousness faded, one thought popped into Luke’s head. Why were they all wearing dark glasses in the middle of the night?</w:t>
       </w:r>
     </w:p>
@@ -3765,7 +3892,13 @@
     </w:p>
     <w:p>
       <w:r>
-        <w:t>“I suppose there’s nothing wrong with that,” the doctor considered.</w:t>
+        <w:t xml:space="preserve">“I suppose there’s nothing wrong with that,” the doctor </w:t>
+      </w:r>
+      <w:r>
+        <w:t>said</w:t>
+      </w:r>
+      <w:r>
+        <w:t>.</w:t>
       </w:r>
     </w:p>
     <w:p>
@@ -3828,7 +3961,13 @@
         <w:t>“</w:t>
       </w:r>
       <w:r>
-        <w:t xml:space="preserve">Okay doctor,” Luke agreed. “Mum, can you please get me my laptop? I need to do some studying.” </w:t>
+        <w:t xml:space="preserve">Okay doctor,” Luke </w:t>
+      </w:r>
+      <w:r>
+        <w:t>said</w:t>
+      </w:r>
+      <w:r>
+        <w:t xml:space="preserve">. “Mum, can you please get me my laptop? I need to do some studying.” </w:t>
       </w:r>
       <w:r>
         <w:rPr>
@@ -4150,7 +4289,13 @@
     </w:p>
     <w:p>
       <w:r>
-        <w:t xml:space="preserve">“Attention everyone,” the announcer called. “This challenge will be a </w:t>
+        <w:t xml:space="preserve">“Attention everyone,” the announcer </w:t>
+      </w:r>
+      <w:r>
+        <w:t>said</w:t>
+      </w:r>
+      <w:r>
+        <w:t xml:space="preserve">. “This challenge will be a </w:t>
       </w:r>
       <w:r>
         <w:t xml:space="preserve">reconnaissance </w:t>
@@ -4215,6 +4360,9 @@
       <w:r>
         <w:t>.</w:t>
       </w:r>
+      <w:r>
+        <w:t xml:space="preserve"> Although technically soldiers, they were little more than cannon fodder.</w:t>
+      </w:r>
     </w:p>
     <w:p>
       <w:r>
@@ -4535,8 +4683,10 @@
       <w:r>
         <w:t xml:space="preserve"> hour battle.</w:t>
       </w:r>
-      <w:r>
-        <w:t xml:space="preserve"> </w:t>
+    </w:p>
+    <w:p>
+      <w:r>
+        <w:t>&lt;&gt;Detain the battle&lt;&gt;</w:t>
       </w:r>
     </w:p>
     <w:p>
@@ -4960,7 +5110,13 @@
     </w:p>
     <w:p>
       <w:r>
-        <w:t>Hans and Luke’s family arrived.</w:t>
+        <w:t>Hans and Luke’s famil</w:t>
+      </w:r>
+      <w:r>
+        <w:t>ies</w:t>
+      </w:r>
+      <w:r>
+        <w:t xml:space="preserve"> arrived.</w:t>
       </w:r>
     </w:p>
     <w:p>
@@ -5102,6 +5258,9 @@
       </w:r>
       <w:r>
         <w:t xml:space="preserve">red dragon </w:t>
+      </w:r>
+      <w:r>
+        <w:t xml:space="preserve">from </w:t>
       </w:r>
       <w:r>
         <w:t xml:space="preserve">out of a fantasy novel </w:t>
@@ -5275,13 +5434,7 @@
         <w:t>have</w:t>
       </w:r>
       <w:r>
-        <w:t xml:space="preserve"> two sons and a daughter</w:t>
-      </w:r>
-      <w:r>
-        <w:t xml:space="preserve"> and is only 850 years old</w:t>
-      </w:r>
-      <w:r>
-        <w:t xml:space="preserve">,” Mr. Spock explained to his parents. His real </w:t>
+        <w:t xml:space="preserve"> two sons and a daughter,” Mr. Spock explained to his parents. His real </w:t>
       </w:r>
       <w:r>
         <w:t xml:space="preserve">name </w:t>
@@ -5333,7 +5486,13 @@
         <w:t>reveal her identity,</w:t>
       </w:r>
       <w:r>
-        <w:t xml:space="preserve"> since the princess is in constant danger of being kidnapped,” the announcer explained.</w:t>
+        <w:t xml:space="preserve"> since the princess is in constant danger of being kidnapped,” the announcer </w:t>
+      </w:r>
+      <w:r>
+        <w:t>said</w:t>
+      </w:r>
+      <w:r>
+        <w:t>.</w:t>
       </w:r>
     </w:p>
     <w:p>
@@ -5347,6 +5506,9 @@
       </w:r>
       <w:r>
         <w:t>said</w:t>
+      </w:r>
+      <w:r>
+        <w:t>, shocked</w:t>
       </w:r>
       <w:r>
         <w:t>. “Would</w:t>
@@ -5547,10 +5709,61 @@
     </w:p>
     <w:p>
       <w:r>
-        <w:t>“Why do you need such powerful pain killers?” Mr. Spock’s mother</w:t>
-      </w:r>
-      <w:r>
-        <w:t>, Sera</w:t>
+        <w:t>“Why do you need such powerful pain killers?” Mr. Spock’s mother asked.</w:t>
+      </w:r>
+    </w:p>
+    <w:p>
+      <w:r>
+        <w:t xml:space="preserve">“He was foolish enough to enter a vortex generator and got zapped,” Mr. Spock </w:t>
+      </w:r>
+      <w:r>
+        <w:t>said</w:t>
+      </w:r>
+      <w:r>
+        <w:t>.</w:t>
+      </w:r>
+    </w:p>
+    <w:p>
+      <w:r>
+        <w:t>“</w:t>
+      </w:r>
+      <w:r>
+        <w:t>Luke, why did you do something so stupid?</w:t>
+      </w:r>
+      <w:r>
+        <w:t xml:space="preserve">” </w:t>
+      </w:r>
+      <w:r>
+        <w:t>Lisa</w:t>
+      </w:r>
+      <w:r>
+        <w:t xml:space="preserve"> </w:t>
+      </w:r>
+      <w:r>
+        <w:t>asked</w:t>
+      </w:r>
+      <w:r>
+        <w:t xml:space="preserve"> </w:t>
+      </w:r>
+      <w:r>
+        <w:t>angrily</w:t>
+      </w:r>
+      <w:r>
+        <w:t>. “</w:t>
+      </w:r>
+      <w:r>
+        <w:t>You could have died.</w:t>
+      </w:r>
+      <w:r>
+        <w:t>”</w:t>
+      </w:r>
+    </w:p>
+    <w:p>
+      <w:r>
+        <w:t xml:space="preserve">“What is a vortex generator?” </w:t>
+      </w:r>
+      <w:r>
+        <w:t>Scotty’s mother</w:t>
       </w:r>
       <w:r>
         <w:t xml:space="preserve"> asked.</w:t>
@@ -5558,13 +5771,22 @@
     </w:p>
     <w:p>
       <w:r>
-        <w:t xml:space="preserve">“He was foolish enough to enter a vortex generator and got zapped,” Mr. Spock </w:t>
+        <w:t xml:space="preserve">“It’s just a spinning electromagnet,” Luke </w:t>
       </w:r>
       <w:r>
         <w:t>said</w:t>
       </w:r>
       <w:r>
-        <w:t>.</w:t>
+        <w:t xml:space="preserve">. “It’s been used </w:t>
+      </w:r>
+      <w:r>
+        <w:t xml:space="preserve">in motors and generators </w:t>
+      </w:r>
+      <w:r>
+        <w:t xml:space="preserve">for centuries. </w:t>
+      </w:r>
+      <w:r>
+        <w:t>Also, I didn’t use that much power and I was electrically isolated.</w:t>
       </w:r>
     </w:p>
     <w:p>
@@ -5572,146 +5794,60 @@
         <w:t>“</w:t>
       </w:r>
       <w:r>
-        <w:t>Luke, why did you do something so stupid?</w:t>
-      </w:r>
-      <w:r>
-        <w:t xml:space="preserve">” </w:t>
-      </w:r>
-      <w:r>
-        <w:t>Lisa</w:t>
+        <w:t>It doesn’t matter since I lost it</w:t>
+      </w:r>
+      <w:r>
+        <w:t xml:space="preserve"> and I don’t intend to build another one</w:t>
+      </w:r>
+      <w:r>
+        <w:t>.”</w:t>
+      </w:r>
+    </w:p>
+    <w:p>
+      <w:r>
+        <w:t>A thought entered Luke’s head. What would have happened if he had used AC current instead of DC current? He pushed that thought aside and focused on desert.</w:t>
+      </w:r>
+    </w:p>
+    <w:p>
+      <w:r>
+        <w:t>“What kind of stupid name is Adipose anyway?” Dark Reaver’s father</w:t>
       </w:r>
       <w:r>
         <w:t xml:space="preserve"> </w:t>
       </w:r>
       <w:r>
-        <w:t>asked</w:t>
-      </w:r>
-      <w:r>
-        <w:t xml:space="preserve"> </w:t>
-      </w:r>
-      <w:r>
-        <w:t>angrily</w:t>
-      </w:r>
-      <w:r>
-        <w:t>. “</w:t>
-      </w:r>
-      <w:r>
-        <w:t>You could have died.</w:t>
-      </w:r>
-      <w:r>
-        <w:t>”</w:t>
-      </w:r>
-    </w:p>
-    <w:p>
-      <w:r>
-        <w:t xml:space="preserve">“What is a vortex generator?” </w:t>
-      </w:r>
-      <w:r>
-        <w:t>Ralph</w:t>
-      </w:r>
-      <w:r>
-        <w:t xml:space="preserve"> asked.</w:t>
-      </w:r>
-    </w:p>
-    <w:p>
-      <w:r>
-        <w:t xml:space="preserve">“It’s just a spinning electromagnet,” Luke </w:t>
+        <w:t xml:space="preserve">asked, trying to change the subject. “Why not </w:t>
+      </w:r>
+      <w:r>
+        <w:t xml:space="preserve">call it </w:t>
+      </w:r>
+      <w:r>
+        <w:t>belly fat?”</w:t>
+      </w:r>
+    </w:p>
+    <w:p>
+      <w:r>
+        <w:t xml:space="preserve">“It sounds like a name a person who doesn’t fully understand English would choose,” Mr. Spock’s father </w:t>
       </w:r>
       <w:r>
         <w:t>said</w:t>
       </w:r>
       <w:r>
-        <w:t xml:space="preserve">. “It’s been used </w:t>
-      </w:r>
-      <w:r>
-        <w:t xml:space="preserve">in motors and generators </w:t>
-      </w:r>
-      <w:r>
-        <w:t xml:space="preserve">for centuries. </w:t>
-      </w:r>
-      <w:r>
-        <w:t>Also, I didn’t use that much power and I was electrically isolated.</w:t>
-      </w:r>
-    </w:p>
-    <w:p>
-      <w:r>
-        <w:t>“</w:t>
-      </w:r>
-      <w:r>
-        <w:t>It doesn’t matter since I lost it</w:t>
-      </w:r>
-      <w:r>
-        <w:t xml:space="preserve"> and I don’t intend to build another one</w:t>
-      </w:r>
-      <w:r>
-        <w:t>.”</w:t>
-      </w:r>
-    </w:p>
-    <w:p>
-      <w:r>
-        <w:t>A thought entered Luke’s head. What would have happened if he had used AC current instead of DC current? He pushed that thought aside and focused on desert.</w:t>
-      </w:r>
-    </w:p>
-    <w:p>
-      <w:r>
-        <w:t>“What kind of stupid name is Adipose anyway?” Dark Reaver’s father</w:t>
-      </w:r>
-      <w:r>
-        <w:t>, Bernard</w:t>
-      </w:r>
-      <w:r>
-        <w:t xml:space="preserve"> asked, trying to change the subject. “Why not </w:t>
-      </w:r>
-      <w:r>
-        <w:t xml:space="preserve">call it </w:t>
-      </w:r>
-      <w:r>
-        <w:t>belly fat?”</w:t>
-      </w:r>
-    </w:p>
-    <w:p>
-      <w:r>
-        <w:t>“</w:t>
-      </w:r>
-      <w:proofErr w:type="gramStart"/>
-      <w:r>
-        <w:t>It’s</w:t>
-      </w:r>
-      <w:proofErr w:type="gramEnd"/>
-      <w:r>
-        <w:t xml:space="preserve"> sounds like a name a person who doesn’t fully understand English would choose,” Mr. Spock’s father</w:t>
-      </w:r>
-      <w:r>
-        <w:t>, Hector</w:t>
-      </w:r>
-      <w:r>
-        <w:t xml:space="preserve"> </w:t>
-      </w:r>
-      <w:r>
-        <w:t>said</w:t>
-      </w:r>
-      <w:r>
-        <w:t>.</w:t>
+        <w:t>.</w:t>
+      </w:r>
+    </w:p>
+    <w:p>
+      <w:r>
+        <w:t>“It’s a conspiracy man,” the Mad Anarchist said. “</w:t>
+      </w:r>
+      <w:r>
+        <w:t>It’s the aliens who established the company and are using humans as front men.”</w:t>
       </w:r>
     </w:p>
     <w:p>
       <w:r>
         <w:lastRenderedPageBreak/>
-        <w:t>“It’s a conspiracy man,” the Mad Anarchist said. “</w:t>
-      </w:r>
-      <w:r>
-        <w:t>It’s the aliens who established the company and are using humans as front men.”</w:t>
-      </w:r>
-    </w:p>
-    <w:p>
-      <w:r>
-        <w:t>“For you, everything is a conspiracy dear,” the Mad Anarchist’s mother</w:t>
-      </w:r>
-      <w:r>
-        <w:t>, Myrtle</w:t>
-      </w:r>
-      <w:r>
-        <w:t xml:space="preserve"> said.</w:t>
+        <w:t>“For you, everything is a conspiracy dear,” the Mad Anarchist’s mother said.</w:t>
       </w:r>
       <w:r>
         <w:t xml:space="preserve"> Everyone who knew Mad Anarchist laughed. </w:t>
@@ -5857,7 +5993,7 @@
     </w:p>
     <w:p>
       <w:r>
-        <w:t>Without thinking, Luke picked up the instrument.</w:t>
+        <w:t>Luke picked up the instrument.</w:t>
       </w:r>
     </w:p>
     <w:p>
@@ -5986,7 +6122,59 @@
         <w:t>similar</w:t>
       </w:r>
       <w:r>
-        <w:t xml:space="preserve"> that.</w:t>
+        <w:t xml:space="preserve"> that, except vastly more beautiful.”</w:t>
+      </w:r>
+    </w:p>
+    <w:p>
+      <w:r>
+        <w:t>“Well young man, how would you like that instrument?” Edward asked.</w:t>
+      </w:r>
+    </w:p>
+    <w:p>
+      <w:r>
+        <w:t xml:space="preserve">“But it probably costs thousands,” Luke </w:t>
+      </w:r>
+      <w:r>
+        <w:t>said</w:t>
+      </w:r>
+      <w:r>
+        <w:t>.</w:t>
+      </w:r>
+    </w:p>
+    <w:p>
+      <w:r>
+        <w:t xml:space="preserve">Edward smiled and pushed a document towards Luke. Luke hesitated and then said, “But I can’t work here full time. </w:t>
+      </w:r>
+      <w:r>
+        <w:t>I haven’t finished schooling</w:t>
+      </w:r>
+      <w:r>
+        <w:t>.”</w:t>
+      </w:r>
+    </w:p>
+    <w:p>
+      <w:r>
+        <w:t xml:space="preserve">“We’re quite aware of your student status,” Edward </w:t>
+      </w:r>
+      <w:r>
+        <w:t>said</w:t>
+      </w:r>
+      <w:r>
+        <w:t>. “</w:t>
+      </w:r>
+      <w:r>
+        <w:t>That works to your advantage, since mechanical engineering is important to us.</w:t>
+      </w:r>
+    </w:p>
+    <w:p>
+      <w:r>
+        <w:t>“Now then, t</w:t>
+      </w:r>
+      <w:r>
+        <w:t>here’s nothing wrong with working 2-3 hours a night here, is there?</w:t>
+      </w:r>
+      <w:r>
+        <w:t xml:space="preserve"> Also, we expect you to be able to work during the weekends, from 6:00PM Friday to 6:00PM Sunday.</w:t>
       </w:r>
       <w:r>
         <w:t>”</w:t>
@@ -5994,187 +6182,150 @@
     </w:p>
     <w:p>
       <w:r>
-        <w:t>“Well young man, how would you like that instrument?” Edward asked.</w:t>
-      </w:r>
-    </w:p>
-    <w:p>
-      <w:r>
-        <w:t xml:space="preserve">“But it probably costs thousands,” Luke </w:t>
+        <w:t>“But what am I supposed to do?</w:t>
+      </w:r>
+      <w:r>
+        <w:t>” Luke asked.</w:t>
+      </w:r>
+      <w:r>
+        <w:t xml:space="preserve"> </w:t>
+      </w:r>
+      <w:r>
+        <w:t>”</w:t>
+      </w:r>
+      <w:r>
+        <w:t>I only have high school level programming experience</w:t>
+      </w:r>
+      <w:r>
+        <w:t xml:space="preserve"> and AI management</w:t>
+      </w:r>
+      <w:r>
+        <w:t>.”</w:t>
+      </w:r>
+    </w:p>
+    <w:p>
+      <w:r>
+        <w:lastRenderedPageBreak/>
+        <w:t xml:space="preserve">“I assure you your experience level is sufficient for us,” Edward </w:t>
       </w:r>
       <w:r>
         <w:t>said</w:t>
       </w:r>
       <w:r>
-        <w:t>.</w:t>
-      </w:r>
-    </w:p>
-    <w:p>
-      <w:r>
-        <w:t xml:space="preserve">Edward smiled and pushed a document towards Luke. Luke hesitated and then said, “But I can’t work here full time. </w:t>
-      </w:r>
-      <w:r>
-        <w:t>I haven’t finished schooling</w:t>
-      </w:r>
-      <w:r>
-        <w:t>.”</w:t>
-      </w:r>
-    </w:p>
-    <w:p>
-      <w:r>
-        <w:t xml:space="preserve">“We’re quite aware of your student status,” Edward </w:t>
+        <w:t xml:space="preserve"> and pushed the paper again to Luke.</w:t>
+      </w:r>
+      <w:r>
+        <w:t xml:space="preserve"> “</w:t>
+      </w:r>
+      <w:r>
+        <w:t>Here at Adipose, we like people who think and work outside the box.</w:t>
+      </w:r>
+      <w:r>
+        <w:t>”</w:t>
+      </w:r>
+    </w:p>
+    <w:p>
+      <w:r>
+        <w:t xml:space="preserve">“If you say so,” Luke said uncertainly and signed </w:t>
+      </w:r>
+      <w:r>
+        <w:t>multiple documents</w:t>
+      </w:r>
+      <w:r>
+        <w:t>.</w:t>
+      </w:r>
+      <w:r>
+        <w:t xml:space="preserve"> As he sign</w:t>
+      </w:r>
+      <w:r>
+        <w:t>ed</w:t>
+      </w:r>
+      <w:r>
+        <w:t xml:space="preserve"> he felt </w:t>
+      </w:r>
+      <w:r>
+        <w:t>as if</w:t>
+      </w:r>
+      <w:r>
+        <w:t xml:space="preserve"> he was signing his soul </w:t>
+      </w:r>
+      <w:r>
+        <w:t xml:space="preserve">away </w:t>
+      </w:r>
+      <w:r>
+        <w:t>to the Devil.</w:t>
+      </w:r>
+    </w:p>
+    <w:p>
+      <w:r>
+        <w:t xml:space="preserve">“Sign this too. It’s for the bi-flute,” Edward </w:t>
       </w:r>
       <w:r>
         <w:t>said</w:t>
       </w:r>
       <w:r>
+        <w:t xml:space="preserve"> and brought out a bi-flute case. Luke signed and returned the bi-flute to its case</w:t>
+      </w:r>
+      <w:r>
+        <w:t>, and then clipped it to his belt</w:t>
+      </w:r>
+      <w:r>
+        <w:t>.</w:t>
+      </w:r>
+    </w:p>
+    <w:p>
+      <w:r>
+        <w:t>“Please follow me. We at Adipose are working on an adventure theme park where people will have the real Stellar Warrior experience. We have simulated environments of various worlds where our patrons will battle as if they were in the real game.</w:t>
+      </w:r>
+      <w:r>
+        <w:t xml:space="preserve"> You will help test these games.</w:t>
+      </w:r>
+    </w:p>
+    <w:p>
+      <w:r>
+        <w:t>“In addition, we are working on a training regiment for the US military.</w:t>
+      </w:r>
+      <w:r>
+        <w:t xml:space="preserve"> Y</w:t>
+      </w:r>
+      <w:r>
+        <w:t>ou will go through the military training to make sure our product is satisfactory for the military.</w:t>
+      </w:r>
+      <w:r>
+        <w:t>”</w:t>
+      </w:r>
+    </w:p>
+    <w:p>
+      <w:r>
+        <w:t xml:space="preserve">“But I’m </w:t>
+      </w:r>
+      <w:r>
+        <w:t xml:space="preserve">not </w:t>
+      </w:r>
+      <w:r>
+        <w:t xml:space="preserve">physically fit,” Luke </w:t>
+      </w:r>
+      <w:r>
+        <w:t>objected</w:t>
+      </w:r>
+      <w:r>
+        <w:t>.</w:t>
+      </w:r>
+      <w:r>
+        <w:t xml:space="preserve"> “For me, exercise is watching football.”</w:t>
+      </w:r>
+    </w:p>
+    <w:p>
+      <w:r>
+        <w:t xml:space="preserve">“No problem,” Edward </w:t>
+      </w:r>
+      <w:r>
+        <w:t>said</w:t>
+      </w:r>
+      <w:r>
         <w:t>. “</w:t>
       </w:r>
       <w:r>
-        <w:t>That works to your advantage, since mechanical engineering is important to us.</w:t>
-      </w:r>
-    </w:p>
-    <w:p>
-      <w:r>
-        <w:t>“Now then, t</w:t>
-      </w:r>
-      <w:r>
-        <w:t>here’s nothing wrong with working 2-3 hours a night here, is there?</w:t>
-      </w:r>
-      <w:r>
-        <w:t xml:space="preserve"> Also, we expect you to be able to work during the weekends, from 6:00PM Friday to 6:00PM Sunday.</w:t>
-      </w:r>
-      <w:r>
-        <w:t>”</w:t>
-      </w:r>
-    </w:p>
-    <w:p>
-      <w:r>
-        <w:t>“But what am I supposed to do? I only have high school level programming experience</w:t>
-      </w:r>
-      <w:r>
-        <w:t xml:space="preserve"> and AI management</w:t>
-      </w:r>
-      <w:r>
-        <w:t>,” Luke asked.</w:t>
-      </w:r>
-    </w:p>
-    <w:p>
-      <w:r>
-        <w:t xml:space="preserve">“I assure you your experience level is sufficient for us,” Edward </w:t>
-      </w:r>
-      <w:r>
-        <w:t>said</w:t>
-      </w:r>
-      <w:r>
-        <w:t xml:space="preserve"> and pushed the paper again to Luke.</w:t>
-      </w:r>
-      <w:r>
-        <w:t xml:space="preserve"> “</w:t>
-      </w:r>
-      <w:r>
-        <w:t>Here at Adipose, we like people who think and work outside the box.</w:t>
-      </w:r>
-      <w:r>
-        <w:t>”</w:t>
-      </w:r>
-    </w:p>
-    <w:p>
-      <w:r>
-        <w:lastRenderedPageBreak/>
-        <w:t xml:space="preserve">“If you say so,” Luke said uncertainly and signed </w:t>
-      </w:r>
-      <w:r>
-        <w:t>multiple documents</w:t>
-      </w:r>
-      <w:r>
-        <w:t>.</w:t>
-      </w:r>
-      <w:r>
-        <w:t xml:space="preserve"> As he sign</w:t>
-      </w:r>
-      <w:r>
-        <w:t>ed</w:t>
-      </w:r>
-      <w:r>
-        <w:t xml:space="preserve"> he felt </w:t>
-      </w:r>
-      <w:r>
-        <w:t>as if</w:t>
-      </w:r>
-      <w:r>
-        <w:t xml:space="preserve"> he was signing his soul </w:t>
-      </w:r>
-      <w:r>
-        <w:t xml:space="preserve">away </w:t>
-      </w:r>
-      <w:r>
-        <w:t>to the Devil.</w:t>
-      </w:r>
-    </w:p>
-    <w:p>
-      <w:r>
-        <w:t xml:space="preserve">“Sign this too. It’s for the bi-flute,” Edward </w:t>
-      </w:r>
-      <w:r>
-        <w:t>said</w:t>
-      </w:r>
-      <w:r>
-        <w:t xml:space="preserve"> and brought out a bi-flute case. Luke signed and returned the bi-flute to its case</w:t>
-      </w:r>
-      <w:r>
-        <w:t>, and then clipped it to his belt</w:t>
-      </w:r>
-      <w:r>
-        <w:t>.</w:t>
-      </w:r>
-    </w:p>
-    <w:p>
-      <w:r>
-        <w:t>“Please follow me. We at Adipose are working on an adventure theme park where people will have the real Stellar Warrior experience. We have simulated environments of various worlds where our patrons will battle as if they were in the real game.</w:t>
-      </w:r>
-      <w:r>
-        <w:t xml:space="preserve"> You will help test these games.</w:t>
-      </w:r>
-    </w:p>
-    <w:p>
-      <w:r>
-        <w:t>“In addition, we are working on a training regiment for the US military.</w:t>
-      </w:r>
-      <w:r>
-        <w:t xml:space="preserve"> Y</w:t>
-      </w:r>
-      <w:r>
-        <w:t>ou will go through the military training to make sure our product is satisfactory for the military.</w:t>
-      </w:r>
-      <w:r>
-        <w:t>”</w:t>
-      </w:r>
-    </w:p>
-    <w:p>
-      <w:r>
-        <w:t xml:space="preserve">“But I’m </w:t>
-      </w:r>
-      <w:r>
-        <w:t xml:space="preserve">not </w:t>
-      </w:r>
-      <w:r>
-        <w:t>physically fit,” Luke complained.</w:t>
-      </w:r>
-      <w:r>
-        <w:t xml:space="preserve"> “For me, exercise is watching football.”</w:t>
-      </w:r>
-    </w:p>
-    <w:p>
-      <w:r>
-        <w:t xml:space="preserve">“No problem,” Edward </w:t>
-      </w:r>
-      <w:r>
-        <w:t>said</w:t>
-      </w:r>
-      <w:r>
-        <w:t>. “</w:t>
-      </w:r>
-      <w:r>
         <w:t xml:space="preserve">You will be fit by the time </w:t>
       </w:r>
       <w:r>
@@ -6186,7 +6337,10 @@
     </w:p>
     <w:p>
       <w:r>
-        <w:t>“The military has been developing body building drugs for decades. The latest drugs have no known side effects.”</w:t>
+        <w:t>“The military has been developing body building drugs for decades. The latest dr</w:t>
+      </w:r>
+      <w:r>
+        <w:t>ugs have no known side effects. Actually, so much is just nutrition.”</w:t>
       </w:r>
     </w:p>
     <w:p>
@@ -6202,6 +6356,7 @@
     </w:p>
     <w:p>
       <w:r>
+        <w:lastRenderedPageBreak/>
         <w:t xml:space="preserve">“Don’t be alarmed Luke,” Edward </w:t>
       </w:r>
       <w:r>
@@ -6224,218 +6379,221 @@
     </w:p>
     <w:p>
       <w:r>
+        <w:t>“And the gene therapy,” Luke added.</w:t>
+      </w:r>
+    </w:p>
+    <w:p>
+      <w:r>
+        <w:t xml:space="preserve">“I assure you </w:t>
+      </w:r>
+      <w:r>
+        <w:t>gene therapy</w:t>
+      </w:r>
+      <w:r>
+        <w:t xml:space="preserve"> it is safe</w:t>
+      </w:r>
+      <w:r>
+        <w:t xml:space="preserve">. </w:t>
+      </w:r>
+      <w:r>
+        <w:t>It is helping millions of people</w:t>
+      </w:r>
+      <w:r>
+        <w:t xml:space="preserve">,” Edward </w:t>
+      </w:r>
+      <w:r>
+        <w:t>said</w:t>
+      </w:r>
+      <w:r>
+        <w:t xml:space="preserve">. </w:t>
+      </w:r>
+      <w:r>
+        <w:t>“</w:t>
+      </w:r>
+      <w:r>
+        <w:t>Now it’s time to get you your ID card. It will get you into all the areas you need to work in.”</w:t>
+      </w:r>
+    </w:p>
+    <w:p>
+      <w:r>
+        <w:t xml:space="preserve">“Just as long as I don’t turn into Frankenstein’s monster or his dog,” Luke </w:t>
+      </w:r>
+      <w:r>
+        <w:t>said</w:t>
+      </w:r>
+      <w:r>
+        <w:t xml:space="preserve"> as they entered the security office</w:t>
+      </w:r>
+      <w:r>
+        <w:t>.</w:t>
+      </w:r>
+    </w:p>
+    <w:p>
+      <w:r>
+        <w:t xml:space="preserve">The office had a short line. They waited ten minutes and </w:t>
+      </w:r>
+      <w:r>
+        <w:t xml:space="preserve">then the </w:t>
+      </w:r>
+      <w:r>
+        <w:t xml:space="preserve">guard </w:t>
+      </w:r>
+      <w:r>
+        <w:t xml:space="preserve">took a picture of </w:t>
+      </w:r>
+      <w:r>
+        <w:t xml:space="preserve">Luke </w:t>
+      </w:r>
+      <w:r>
+        <w:t xml:space="preserve">for </w:t>
+      </w:r>
+      <w:r>
+        <w:t>his smart card.</w:t>
+      </w:r>
+    </w:p>
+    <w:p>
+      <w:r>
+        <w:t xml:space="preserve">Luke frowned at the </w:t>
+      </w:r>
+      <w:r>
+        <w:t>ID</w:t>
+      </w:r>
+      <w:r>
+        <w:t>. His hair was messy and he looked like a space cadet. He put it in his wallet.</w:t>
+      </w:r>
+    </w:p>
+    <w:p>
+      <w:r>
+        <w:t>“</w:t>
+      </w:r>
+      <w:r>
+        <w:t>Okay Luke, I’ll show you your desk</w:t>
+      </w:r>
+      <w:r>
+        <w:t>,” Edward said.</w:t>
+      </w:r>
+    </w:p>
+    <w:p>
+      <w:r>
+        <w:t xml:space="preserve">The </w:t>
+      </w:r>
+      <w:r>
+        <w:t xml:space="preserve">office </w:t>
+      </w:r>
+      <w:r>
+        <w:t xml:space="preserve">was </w:t>
+      </w:r>
+      <w:r>
+        <w:t xml:space="preserve">filled with </w:t>
+      </w:r>
+      <w:r>
+        <w:t>about a dozen</w:t>
+      </w:r>
+      <w:r>
+        <w:t xml:space="preserve"> desks. “This </w:t>
+      </w:r>
+      <w:r>
+        <w:t xml:space="preserve">is </w:t>
+      </w:r>
+      <w:r>
+        <w:t xml:space="preserve">your desk and computer. </w:t>
+      </w:r>
+      <w:r>
+        <w:t>Our I</w:t>
+      </w:r>
+      <w:r>
+        <w:t>T</w:t>
+      </w:r>
+      <w:r>
+        <w:t xml:space="preserve"> department has installed the necessary software.</w:t>
+      </w:r>
+    </w:p>
+    <w:p>
+      <w:r>
+        <w:t>“Stellar Warrior 4 represents a quantum leap in complexity. W</w:t>
+      </w:r>
+      <w:r>
+        <w:t>e have added 143 slave races and 187 friendly races.</w:t>
+      </w:r>
+      <w:r>
+        <w:t xml:space="preserve"> In addition, the amount of alien technology you can use </w:t>
+      </w:r>
+      <w:r>
+        <w:t>has</w:t>
+      </w:r>
+      <w:r>
+        <w:t xml:space="preserve"> also be</w:t>
+      </w:r>
+      <w:r>
+        <w:t>en</w:t>
+      </w:r>
+      <w:r>
+        <w:t xml:space="preserve"> greatly increased.</w:t>
+      </w:r>
+      <w:r>
+        <w:t xml:space="preserve"> You can also custom build machines in-game and adapt alien technologies to your needs.</w:t>
+      </w:r>
+      <w:r>
+        <w:t xml:space="preserve"> Your knowledge of engineering and robotics will come in handy here.</w:t>
+      </w:r>
+      <w:r>
+        <w:t xml:space="preserve"> The physics engine is amazing.</w:t>
+      </w:r>
+    </w:p>
+    <w:p>
+      <w:r>
+        <w:t>“</w:t>
+      </w:r>
+      <w:r>
+        <w:t xml:space="preserve">But first </w:t>
+      </w:r>
+      <w:r>
+        <w:t xml:space="preserve">you </w:t>
+      </w:r>
+      <w:r>
+        <w:t xml:space="preserve">need </w:t>
+      </w:r>
+      <w:r>
+        <w:t>to gain a full understand of the alien technologies and races as soon as possible, so that testing can begin.</w:t>
+      </w:r>
+      <w:r>
+        <w:t>”</w:t>
+      </w:r>
+    </w:p>
+    <w:p>
+      <w:r>
         <w:lastRenderedPageBreak/>
-        <w:t>“And the gene therapy,” Luke added.</w:t>
-      </w:r>
-    </w:p>
-    <w:p>
-      <w:r>
-        <w:t xml:space="preserve">“I assure you </w:t>
-      </w:r>
-      <w:r>
-        <w:t>gene therapy</w:t>
-      </w:r>
-      <w:r>
-        <w:t xml:space="preserve"> it is safe</w:t>
+        <w:t xml:space="preserve">“I can’t believe I’m being paid to play video games,” Luke </w:t>
+      </w:r>
+      <w:r>
+        <w:t>said</w:t>
+      </w:r>
+      <w:r>
+        <w:t>.</w:t>
+      </w:r>
+    </w:p>
+    <w:p>
+      <w:r>
+        <w:t xml:space="preserve">“It’s more than a game,” Edward </w:t>
+      </w:r>
+      <w:r>
+        <w:t>said proudly</w:t>
+      </w:r>
+      <w:r>
+        <w:t>. “It’s a way of life. I’ll show you how to log on and access the network from your home.”</w:t>
+      </w:r>
+    </w:p>
+    <w:p>
+      <w:r>
+        <w:t xml:space="preserve">Half an hour later, Edward took him to the gym. “Luke, this is </w:t>
+      </w:r>
+      <w:r>
+        <w:t>Arnold Smith</w:t>
       </w:r>
       <w:r>
         <w:t xml:space="preserve">. </w:t>
       </w:r>
       <w:r>
-        <w:t>It is helping millions of people</w:t>
-      </w:r>
-      <w:r>
-        <w:t xml:space="preserve">,” Edward </w:t>
-      </w:r>
-      <w:r>
-        <w:t>said</w:t>
-      </w:r>
-      <w:r>
-        <w:t xml:space="preserve">. </w:t>
-      </w:r>
-      <w:r>
-        <w:t>“</w:t>
-      </w:r>
-      <w:r>
-        <w:t>Now it’s time to get you your ID card. It will get you into all the areas you need to work in.”</w:t>
-      </w:r>
-    </w:p>
-    <w:p>
-      <w:r>
-        <w:t xml:space="preserve">“Just as long as I don’t turn into Frankenstein’s monster or his dog,” Luke </w:t>
-      </w:r>
-      <w:r>
-        <w:t>commented as they entered the security office</w:t>
-      </w:r>
-      <w:r>
-        <w:t>.</w:t>
-      </w:r>
-    </w:p>
-    <w:p>
-      <w:r>
-        <w:t xml:space="preserve">The office had a short line. They waited ten minutes and </w:t>
-      </w:r>
-      <w:r>
-        <w:t xml:space="preserve">then the </w:t>
-      </w:r>
-      <w:r>
-        <w:t xml:space="preserve">guard </w:t>
-      </w:r>
-      <w:r>
-        <w:t xml:space="preserve">took a picture of </w:t>
-      </w:r>
-      <w:r>
-        <w:t xml:space="preserve">Luke </w:t>
-      </w:r>
-      <w:r>
-        <w:t xml:space="preserve">for </w:t>
-      </w:r>
-      <w:r>
-        <w:t>his smart card.</w:t>
-      </w:r>
-    </w:p>
-    <w:p>
-      <w:r>
-        <w:t xml:space="preserve">Luke frowned at the </w:t>
-      </w:r>
-      <w:r>
-        <w:t>ID</w:t>
-      </w:r>
-      <w:r>
-        <w:t>. His hair was messy and he looked like a space cadet. He put it in his wallet.</w:t>
-      </w:r>
-    </w:p>
-    <w:p>
-      <w:r>
-        <w:t>“</w:t>
-      </w:r>
-      <w:r>
-        <w:t>Okay Luke, I’ll show you your desk</w:t>
-      </w:r>
-      <w:r>
-        <w:t>,” Edward said.</w:t>
-      </w:r>
-    </w:p>
-    <w:p>
-      <w:r>
-        <w:t xml:space="preserve">The </w:t>
-      </w:r>
-      <w:r>
-        <w:t xml:space="preserve">office </w:t>
-      </w:r>
-      <w:r>
-        <w:t xml:space="preserve">was </w:t>
-      </w:r>
-      <w:r>
-        <w:t xml:space="preserve">filled with </w:t>
-      </w:r>
-      <w:r>
-        <w:t>about a dozen</w:t>
-      </w:r>
-      <w:r>
-        <w:t xml:space="preserve"> desks. “This </w:t>
-      </w:r>
-      <w:r>
-        <w:t xml:space="preserve">is </w:t>
-      </w:r>
-      <w:r>
-        <w:t xml:space="preserve">your desk and computer. </w:t>
-      </w:r>
-      <w:r>
-        <w:t>Our I</w:t>
-      </w:r>
-      <w:r>
-        <w:t>T</w:t>
-      </w:r>
-      <w:r>
-        <w:t xml:space="preserve"> department has installed the necessary software.</w:t>
-      </w:r>
-    </w:p>
-    <w:p>
-      <w:r>
-        <w:t>“Stellar Warrior 4 represents a quantum leap in complexity. W</w:t>
-      </w:r>
-      <w:r>
-        <w:t>e have added 143 slave races and 187 friendly races.</w:t>
-      </w:r>
-      <w:r>
-        <w:t xml:space="preserve"> In addition, the amount of alien technology you can use </w:t>
-      </w:r>
-      <w:r>
-        <w:t>has</w:t>
-      </w:r>
-      <w:r>
-        <w:t xml:space="preserve"> also be</w:t>
-      </w:r>
-      <w:r>
-        <w:t>en</w:t>
-      </w:r>
-      <w:r>
-        <w:t xml:space="preserve"> greatly increased.</w:t>
-      </w:r>
-      <w:r>
-        <w:t xml:space="preserve"> You can also custom build machines in-game and adapt alien technologies to your needs.</w:t>
-      </w:r>
-      <w:r>
-        <w:t xml:space="preserve"> Your knowledge of engineering and robotics will come in handy here.</w:t>
-      </w:r>
-      <w:r>
-        <w:t xml:space="preserve"> The physics engine is amazing.</w:t>
-      </w:r>
-    </w:p>
-    <w:p>
-      <w:r>
-        <w:t>“</w:t>
-      </w:r>
-      <w:r>
-        <w:t xml:space="preserve">But first </w:t>
-      </w:r>
-      <w:r>
-        <w:t xml:space="preserve">you </w:t>
-      </w:r>
-      <w:r>
-        <w:t xml:space="preserve">need </w:t>
-      </w:r>
-      <w:r>
-        <w:t>to gain a full understand of the alien technologies and races as soon as possible, so that testing can begin.</w:t>
-      </w:r>
-      <w:r>
-        <w:t>”</w:t>
-      </w:r>
-    </w:p>
-    <w:p>
-      <w:r>
-        <w:t xml:space="preserve">“I can’t believe I’m being paid to play video games,” Luke </w:t>
-      </w:r>
-      <w:r>
-        <w:t>said</w:t>
-      </w:r>
-      <w:r>
-        <w:t>.</w:t>
-      </w:r>
-    </w:p>
-    <w:p>
-      <w:r>
-        <w:t xml:space="preserve">“It’s more than a game,” Edward </w:t>
-      </w:r>
-      <w:r>
-        <w:t>said proudly</w:t>
-      </w:r>
-      <w:r>
-        <w:t>. “It’s a way of life. I’ll show you how to log on and access the network from your home.”</w:t>
-      </w:r>
-    </w:p>
-    <w:p>
-      <w:r>
-        <w:t xml:space="preserve">Half an hour later, Edward took him to the gym. “Luke, this is </w:t>
-      </w:r>
-      <w:r>
-        <w:t>Arnold Smith</w:t>
-      </w:r>
-      <w:r>
-        <w:t xml:space="preserve">. </w:t>
-      </w:r>
-      <w:r>
         <w:t>Starting tomorrow, h</w:t>
       </w:r>
       <w:r>
@@ -6450,7 +6608,6 @@
     </w:p>
     <w:p>
       <w:r>
-        <w:lastRenderedPageBreak/>
         <w:t xml:space="preserve">Arnold looked like a walking </w:t>
       </w:r>
       <w:r>
@@ -6533,7 +6690,13 @@
         <w:t xml:space="preserve">“Don’t worry </w:t>
       </w:r>
       <w:r>
-        <w:t>Luke,” Edward assured. “We have an apartment for you</w:t>
+        <w:t xml:space="preserve">Luke,” Edward </w:t>
+      </w:r>
+      <w:r>
+        <w:t>said</w:t>
+      </w:r>
+      <w:r>
+        <w:t>. “We have an apartment for you</w:t>
       </w:r>
       <w:r>
         <w:t xml:space="preserve"> on campus</w:t>
@@ -6572,11 +6735,18 @@
     </w:p>
     <w:p>
       <w:r>
-        <w:t>“Hello students,” the teacher said. “My name is Melodine Philips. Starting today I will teach you to play the by-flute. It is a complicated instrument that I know every one of you can master.</w:t>
-      </w:r>
-    </w:p>
-    <w:p>
-      <w:r>
+        <w:t>“Hello students,” the teacher said. “My name is Melodine Philips. Starting today I will teach you to play the by-flute. It is a</w:t>
+      </w:r>
+      <w:r>
+        <w:t>n amazing</w:t>
+      </w:r>
+      <w:r>
+        <w:t xml:space="preserve"> instrument that I know every one of you can master.</w:t>
+      </w:r>
+    </w:p>
+    <w:p>
+      <w:r>
+        <w:lastRenderedPageBreak/>
         <w:t>“How many people have played a musical instrument before? That’s fine since we will begin with the basics of music theory.”</w:t>
       </w:r>
     </w:p>
@@ -6661,7 +6831,6 @@
         </w:rPr>
       </w:pPr>
       <w:r>
-        <w:lastRenderedPageBreak/>
         <w:t xml:space="preserve">A </w:t>
       </w:r>
       <w:r>
@@ -6694,7 +6863,13 @@
     </w:p>
     <w:p>
       <w:r>
-        <w:t>“Sorry about that,” Luke apologized and silenced his phone.</w:t>
+        <w:t xml:space="preserve">“Sorry about that,” Luke </w:t>
+      </w:r>
+      <w:r>
+        <w:t>said</w:t>
+      </w:r>
+      <w:r>
+        <w:t xml:space="preserve"> and silenced his phone.</w:t>
       </w:r>
     </w:p>
     <w:p>
@@ -6815,7 +6990,7 @@
         <w:t xml:space="preserve"> </w:t>
       </w:r>
       <w:r>
-        <w:t>Luke then returned to the office for more studying. The remainder of the week was the same.</w:t>
+        <w:t>Luke returned to the office for more studying. The remainder of the week was the same.</w:t>
       </w:r>
     </w:p>
     <w:p>
@@ -6916,13 +7091,25 @@
         <w:t>”</w:t>
       </w:r>
       <w:r>
-        <w:t xml:space="preserve"> Edward explained. “</w:t>
+        <w:t xml:space="preserve"> Edward </w:t>
+      </w:r>
+      <w:r>
+        <w:t>said</w:t>
+      </w:r>
+      <w:r>
+        <w:t>. “</w:t>
       </w:r>
       <w:r>
         <w:t>For t</w:t>
       </w:r>
       <w:r>
-        <w:t>he first part of the training you will be treated like enlisted men. After you finish that training you will go through officer training.”</w:t>
+        <w:t xml:space="preserve">he first part of the training you will be treated like enlisted </w:t>
+      </w:r>
+      <w:r>
+        <w:t>personnel</w:t>
+      </w:r>
+      <w:r>
+        <w:t>. After you finish that training you will go through officer training.”</w:t>
       </w:r>
     </w:p>
     <w:p>
@@ -6933,7 +7120,13 @@
         <w:t>ID</w:t>
       </w:r>
       <w:r>
-        <w:t xml:space="preserve">. Within minutes he got a </w:t>
+        <w:t xml:space="preserve">. </w:t>
+      </w:r>
+      <w:r>
+        <w:t xml:space="preserve">In exchange </w:t>
+      </w:r>
+      <w:r>
+        <w:t xml:space="preserve">he got a </w:t>
       </w:r>
       <w:r>
         <w:t xml:space="preserve">combat </w:t>
@@ -7016,7 +7209,13 @@
     </w:p>
     <w:p>
       <w:r>
-        <w:t xml:space="preserve">Most people have voices with a little bit of shrillness that </w:t>
+        <w:t>Most people ha</w:t>
+      </w:r>
+      <w:r>
+        <w:t>d</w:t>
+      </w:r>
+      <w:r>
+        <w:t xml:space="preserve"> voices with a little bit of shrillness that </w:t>
       </w:r>
       <w:r>
         <w:t>hurt</w:t>
@@ -7033,7 +7232,13 @@
     </w:p>
     <w:p>
       <w:r>
-        <w:t>Following that was basic military training that all soldiers need to know.</w:t>
+        <w:t>Following that was basic military training that all soldiers need</w:t>
+      </w:r>
+      <w:r>
+        <w:t>ed</w:t>
+      </w:r>
+      <w:r>
+        <w:t xml:space="preserve"> to know.</w:t>
       </w:r>
     </w:p>
     <w:p>
@@ -7136,6 +7341,9 @@
     <w:p>
       <w:r>
         <w:t>The first challenge was a dogfight. His opponent was an unknown from Sweden.</w:t>
+      </w:r>
+      <w:r>
+        <w:t>&lt;&gt;</w:t>
       </w:r>
     </w:p>
     <w:p>
@@ -19876,7 +20084,7 @@
         <w:rPr>
           <w:noProof/>
         </w:rPr>
-        <w:t>126</w:t>
+        <w:t>40</w:t>
       </w:r>
     </w:fldSimple>
   </w:p>
@@ -19895,7 +20103,7 @@
         <w:rPr>
           <w:noProof/>
         </w:rPr>
-        <w:t>127</w:t>
+        <w:t>39</w:t>
       </w:r>
     </w:fldSimple>
   </w:p>
@@ -21216,7 +21424,7 @@
 </file>
 
 <file path=customXml/itemProps1.xml><?xml version="1.0" encoding="utf-8"?>
-<ds:datastoreItem xmlns:ds="http://schemas.openxmlformats.org/officeDocument/2006/customXml" ds:itemID="{8E1049A8-8AE2-42D9-BFF0-264D73F0E834}">
+<ds:datastoreItem xmlns:ds="http://schemas.openxmlformats.org/officeDocument/2006/customXml" ds:itemID="{2F27723A-8893-4C2B-843E-7434D06F15C7}">
   <ds:schemaRefs>
     <ds:schemaRef ds:uri="http://schemas.openxmlformats.org/officeDocument/2006/bibliography"/>
   </ds:schemaRefs>

--- a/Books/Stories/ThePrincessAndStellarWarrior/Book_ThePrincessAndTheStellarWarrior.docx
+++ b/Books/Stories/ThePrincessAndStellarWarrior/Book_ThePrincessAndTheStellarWarrior.docx
@@ -1947,7 +1947,15 @@
         <w:t xml:space="preserve">offer </w:t>
       </w:r>
       <w:r>
-        <w:t xml:space="preserve">at their company,” Lex </w:t>
+        <w:t xml:space="preserve">at their company,” </w:t>
+      </w:r>
+      <w:proofErr w:type="spellStart"/>
+      <w:r>
+        <w:t>Lex</w:t>
+      </w:r>
+      <w:proofErr w:type="spellEnd"/>
+      <w:r>
+        <w:t xml:space="preserve"> </w:t>
       </w:r>
       <w:proofErr w:type="spellStart"/>
       <w:r>
@@ -17409,6 +17417,9 @@
       <w:r>
         <w:t>, but he looked like an oversized toddler.</w:t>
       </w:r>
+      <w:r>
+        <w:t xml:space="preserve"> </w:t>
+      </w:r>
     </w:p>
     <w:p>
       <w:pPr>
@@ -17456,7 +17467,13 @@
         <w:pStyle w:val="Quote2"/>
       </w:pPr>
       <w:r>
-        <w:t>“And yes, the effects can be seen throughout the stars, galaxies, clusters and filaments of the universe.</w:t>
+        <w:t xml:space="preserve">“This is the cause of all evolution, from stars, to galaxies, to planets and </w:t>
+      </w:r>
+      <w:r>
+        <w:t xml:space="preserve">even </w:t>
+      </w:r>
+      <w:r>
+        <w:t>the life born on them. Without this Force, nothing would exist.</w:t>
       </w:r>
     </w:p>
     <w:p>
@@ -17464,7 +17481,10 @@
         <w:pStyle w:val="Quote2"/>
       </w:pPr>
       <w:r>
-        <w:t>“Ordinarily, this Force is tiny, and so evolution proceeds very slowly. Occasionally the stars align and evolution gets boosted. A perfect example is the Cambrian Explosion.</w:t>
+        <w:t>“</w:t>
+      </w:r>
+      <w:r>
+        <w:t>Ordinarily, this Force is tiny, and so evolution proceeds very slowly. Occasionally the stars align and evolution gets boosted. A perfect example is the Cambrian Explosion.</w:t>
       </w:r>
     </w:p>
     <w:p>
@@ -17473,7 +17493,13 @@
       </w:pPr>
       <w:r>
         <w:lastRenderedPageBreak/>
-        <w:t>“We have entered such a time. However, the process is too slow to help us overcome our enemies.</w:t>
+        <w:t>“We have entered such a time</w:t>
+      </w:r>
+      <w:r>
+        <w:t>, as a result of extreme adversity</w:t>
+      </w:r>
+      <w:r>
+        <w:t>. However, the process is too slow to help us overcome our enemies.</w:t>
       </w:r>
     </w:p>
     <w:p>
@@ -17494,7 +17520,13 @@
         <w:pStyle w:val="Quote2"/>
       </w:pPr>
       <w:r>
-        <w:t>“This allows us to concentrate the evolutionary force to billions of times above ambient levels, enabling us to hyper-accelerate our evolution.</w:t>
+        <w:t xml:space="preserve">“This </w:t>
+      </w:r>
+      <w:r>
+        <w:t xml:space="preserve">device </w:t>
+      </w:r>
+      <w:r>
+        <w:t>allows us to concentrate the evolutionary force to billions of times above ambient levels, enabling us to hyper-accelerate our evolution.</w:t>
       </w:r>
     </w:p>
     <w:p>
@@ -17713,12 +17745,23 @@
     <w:p>
       <w:r>
         <w:lastRenderedPageBreak/>
+        <w:t>Luke felt his face turn red in embarrassment.</w:t>
+      </w:r>
+    </w:p>
+    <w:p>
+      <w:r>
         <w:t>The screen showed Luke’s vortex generators installed in a museum.</w:t>
       </w:r>
     </w:p>
     <w:p>
       <w:r>
-        <w:t>“We have placed your vortex generators in the museum of History for all to see,” Lando said. “This is a priceless part of history.”</w:t>
+        <w:t xml:space="preserve">“We have placed your vortex generators in the </w:t>
+      </w:r>
+      <w:r>
+        <w:t xml:space="preserve">National Museum </w:t>
+      </w:r>
+      <w:r>
+        <w:t>of History for all to see,” Lando said. “This is a priceless part of history.”</w:t>
       </w:r>
     </w:p>
     <w:p>
@@ -17814,7 +17857,11 @@
         <w:t>“</w:t>
       </w:r>
       <w:r>
-        <w:t>We artificially cranked up the difficulty level for you, which is why your rank is only 94. We have no idea what your true ranking is, or the rankings of the other X Warriors.</w:t>
+        <w:t xml:space="preserve">We artificially cranked up the difficulty level for you, which is why your rank is only 94. We have no idea what your true ranking is, or </w:t>
+      </w:r>
+      <w:r>
+        <w:lastRenderedPageBreak/>
+        <w:t>the rankings of the other X Warriors.</w:t>
       </w:r>
       <w:r>
         <w:t xml:space="preserve"> The only thing we know is that you can kick the butts of all ordinary humans.</w:t>
@@ -17822,7 +17869,6 @@
     </w:p>
     <w:p>
       <w:r>
-        <w:lastRenderedPageBreak/>
         <w:t>“What about the other X Warriors?” Luke asked, slightly annoyed. “They all knew from the start.”</w:t>
       </w:r>
     </w:p>
@@ -17974,7 +18020,10 @@
         <w:pStyle w:val="Quote2"/>
       </w:pPr>
       <w:r>
-        <w:t>Lex attacked with the cannons and said, “Waiting like this is scarier than you can imagine.”</w:t>
+        <w:t>Lex attacked with the cannons and said, “Waiting like this i</w:t>
+      </w:r>
+      <w:r>
+        <w:t>s scarier than you can imagine.</w:t>
       </w:r>
     </w:p>
     <w:p>
@@ -17982,16 +18031,7 @@
         <w:pStyle w:val="Quote2"/>
       </w:pPr>
       <w:r>
-        <w:t>T</w:t>
-      </w:r>
-      <w:r>
-        <w:t>here was an explosion and Lex was hit with shrapnel. Lex screamed in pain and fell. Some thirty seconds pass and Luke enter</w:t>
-      </w:r>
-      <w:r>
-        <w:t>ed</w:t>
-      </w:r>
-      <w:r>
-        <w:t>.</w:t>
+        <w:t>“I don’t want to hit you, but I need to make it believable.”</w:t>
       </w:r>
     </w:p>
     <w:p>
@@ -17999,7 +18039,16 @@
         <w:pStyle w:val="Quote2"/>
       </w:pPr>
       <w:r>
-        <w:t>“Sorry Luke, I goofed up,” Lex said and spat up blood. “Even an evil genius can mess up.”</w:t>
+        <w:t>T</w:t>
+      </w:r>
+      <w:r>
+        <w:t>here was an explosion and Lex was hit with shrapnel. Lex screamed in pain and fell. Some thirty seconds pass and Luke enter</w:t>
+      </w:r>
+      <w:r>
+        <w:t>ed</w:t>
+      </w:r>
+      <w:r>
+        <w:t>.</w:t>
       </w:r>
     </w:p>
     <w:p>
@@ -18007,6 +18056,15 @@
         <w:pStyle w:val="Quote2"/>
       </w:pPr>
       <w:r>
+        <w:lastRenderedPageBreak/>
+        <w:t>“Sorry Luke, I goofed up,” Lex said and spat up blood. “Even an evil genius can mess up.”</w:t>
+      </w:r>
+    </w:p>
+    <w:p>
+      <w:pPr>
+        <w:pStyle w:val="Quote2"/>
+      </w:pPr>
+      <w:r>
         <w:t>The final image showed Luke wiping his face with the flag.</w:t>
       </w:r>
     </w:p>
@@ -18017,7 +18075,6 @@
     </w:p>
     <w:p>
       <w:r>
-        <w:lastRenderedPageBreak/>
         <w:t xml:space="preserve">“Lex loved telling everyone how evil he was,” Lando </w:t>
       </w:r>
       <w:r>
@@ -18181,7 +18238,13 @@
         <w:t xml:space="preserve">The trip to the Emperor’s planet was made into a big deal. </w:t>
       </w:r>
       <w:r>
-        <w:t>The press and VIP were on hand to see the X Fighters head into space.</w:t>
+        <w:t>The press and VIP</w:t>
+      </w:r>
+      <w:r>
+        <w:t>s</w:t>
+      </w:r>
+      <w:r>
+        <w:t xml:space="preserve"> were on hand to see the X Fighters head into space.</w:t>
       </w:r>
     </w:p>
     <w:p>
@@ -18215,174 +18278,175 @@
     </w:p>
     <w:p>
       <w:r>
+        <w:lastRenderedPageBreak/>
         <w:t>Luke waved bye to everyone and stepped aboard the saucer shaped vehicle. Aboard, Luke stood by a monitor that acted as a window.</w:t>
       </w:r>
     </w:p>
     <w:p>
       <w:r>
+        <w:t>The capacitors charge</w:t>
+      </w:r>
+      <w:r>
+        <w:t>d</w:t>
+      </w:r>
+      <w:r>
+        <w:t xml:space="preserve"> and Luke saw the ground rapidly receding. Above, the sky darkened</w:t>
+      </w:r>
+      <w:r>
+        <w:t xml:space="preserve"> and</w:t>
+      </w:r>
+      <w:r>
+        <w:t xml:space="preserve"> stars appeared. </w:t>
+      </w:r>
+      <w:r>
+        <w:t xml:space="preserve">They headed for a </w:t>
+      </w:r>
+      <w:r>
+        <w:t>5-mile long needle shaped object that was the interstellar craft.</w:t>
+      </w:r>
+    </w:p>
+    <w:p>
+      <w:r>
+        <w:t>Size matter</w:t>
+      </w:r>
+      <w:r>
+        <w:t>ed</w:t>
+      </w:r>
+      <w:r>
+        <w:t xml:space="preserve"> when it c</w:t>
+      </w:r>
+      <w:r>
+        <w:t>a</w:t>
+      </w:r>
+      <w:r>
+        <w:t>me to interstellar craft. Just like aircraft, interstellar craft need</w:t>
+      </w:r>
+      <w:r>
+        <w:t>ed</w:t>
+      </w:r>
+      <w:r>
+        <w:t xml:space="preserve"> to be aerodynamic; hence the needle-shaped design. Larger craft c</w:t>
+      </w:r>
+      <w:r>
+        <w:t>ould</w:t>
+      </w:r>
+      <w:r>
+        <w:t xml:space="preserve"> generate more intense warp fields, which protected the craft from interstellar debris. On the other hand, craft that were too large suffered from various instabilities. As a result, the current ship was the standard.</w:t>
+      </w:r>
+    </w:p>
+    <w:p>
+      <w:r>
+        <w:t xml:space="preserve">They docked and Luke found Lando surrounded by generals from various countries. </w:t>
+      </w:r>
+      <w:r>
+        <w:t>“W</w:t>
+      </w:r>
+      <w:r>
+        <w:t>elcome aboard Luke. Please follow us,</w:t>
+      </w:r>
+      <w:r>
+        <w:t>”</w:t>
+      </w:r>
+      <w:r>
+        <w:t xml:space="preserve"> Lando </w:t>
+      </w:r>
+      <w:r>
+        <w:t>said</w:t>
+      </w:r>
+      <w:r>
+        <w:t>.</w:t>
+      </w:r>
+    </w:p>
+    <w:p>
+      <w:r>
+        <w:t xml:space="preserve">They got on a </w:t>
+      </w:r>
+      <w:r>
+        <w:t>cart</w:t>
+      </w:r>
+      <w:r>
+        <w:t xml:space="preserve"> and </w:t>
+      </w:r>
+      <w:r>
+        <w:t>headed down a spacious corridor filled with aliens going about their business.</w:t>
+      </w:r>
+    </w:p>
+    <w:p>
+      <w:r>
+        <w:t>They stopped at a door.</w:t>
+      </w:r>
+      <w:r>
+        <w:t xml:space="preserve"> </w:t>
+      </w:r>
+      <w:r>
+        <w:t>Someone higher in rank than Lando said, “</w:t>
+      </w:r>
+      <w:r>
+        <w:t>This area has been specially designed for you for the tri</w:t>
+      </w:r>
+      <w:r>
+        <w:t>p</w:t>
+      </w:r>
+      <w:r>
+        <w:t>. It will help you get acclimatized for when you reach Dra</w:t>
+      </w:r>
+      <w:r>
+        <w:t>g</w:t>
+      </w:r>
+      <w:r>
+        <w:t>onia.</w:t>
+      </w:r>
+      <w:r>
+        <w:t>”</w:t>
+      </w:r>
+    </w:p>
+    <w:p>
+      <w:r>
+        <w:t>“</w:t>
+      </w:r>
+      <w:r>
+        <w:t>Luke, if you don’t mind, we would</w:t>
+      </w:r>
+      <w:r>
+        <w:t xml:space="preserve"> like the Vulcoids to update R2,</w:t>
+      </w:r>
+      <w:r>
+        <w:t>”</w:t>
+      </w:r>
+      <w:r>
+        <w:t xml:space="preserve"> Lando said.</w:t>
+      </w:r>
+    </w:p>
+    <w:p>
+      <w:r>
+        <w:t>Luke recalled that Vulcoids were similar to Vulcans, except they were more mechanically inclined, while Vulcans were more intellectual.</w:t>
+      </w:r>
+    </w:p>
+    <w:p>
+      <w:r>
+        <w:t>“Sure thing Lando,” Luke said. “R2, go with Lando.</w:t>
+      </w:r>
+      <w:r>
+        <w:t xml:space="preserve"> Let them upgrade you.”</w:t>
+      </w:r>
+    </w:p>
+    <w:p>
+      <w:r>
+        <w:t>“We will arrive in about 3 weeks,” Lando said. “A recent supernova has forced us to make a slight detour.”</w:t>
+      </w:r>
+    </w:p>
+    <w:p>
+      <w:r>
         <w:lastRenderedPageBreak/>
-        <w:t>The capacitors charge</w:t>
-      </w:r>
-      <w:r>
-        <w:t>d</w:t>
-      </w:r>
-      <w:r>
-        <w:t xml:space="preserve"> and Luke saw the ground rapidly receding. Above, the sky darkened</w:t>
-      </w:r>
-      <w:r>
-        <w:t xml:space="preserve"> and</w:t>
-      </w:r>
-      <w:r>
-        <w:t xml:space="preserve"> stars appeared. </w:t>
-      </w:r>
-      <w:r>
-        <w:t xml:space="preserve">They headed for a </w:t>
-      </w:r>
-      <w:r>
-        <w:t>5-mile long needle shaped object that was the interstellar craft.</w:t>
-      </w:r>
-    </w:p>
-    <w:p>
-      <w:r>
-        <w:t>Size matter</w:t>
-      </w:r>
-      <w:r>
-        <w:t>ed</w:t>
-      </w:r>
-      <w:r>
-        <w:t xml:space="preserve"> when it c</w:t>
-      </w:r>
-      <w:r>
-        <w:t>a</w:t>
-      </w:r>
-      <w:r>
-        <w:t>me to interstellar craft. Just like aircraft, interstellar craft need</w:t>
-      </w:r>
-      <w:r>
-        <w:t>ed</w:t>
-      </w:r>
-      <w:r>
-        <w:t xml:space="preserve"> to be aerodynamic; hence the needle-shaped design. Larger craft c</w:t>
-      </w:r>
-      <w:r>
-        <w:t>ould</w:t>
-      </w:r>
-      <w:r>
-        <w:t xml:space="preserve"> generate more intense warp fields, which protected the craft from interstellar debris. On the other hand, craft that were too large suffered from various instabilities. As a result, the current ship was the standard.</w:t>
-      </w:r>
-    </w:p>
-    <w:p>
-      <w:r>
-        <w:t xml:space="preserve">They docked and Luke found Lando surrounded by generals from various countries. </w:t>
-      </w:r>
-      <w:r>
-        <w:t>“W</w:t>
-      </w:r>
-      <w:r>
-        <w:t>elcome aboard Luke. Please follow us,</w:t>
-      </w:r>
-      <w:r>
-        <w:t>”</w:t>
-      </w:r>
-      <w:r>
-        <w:t xml:space="preserve"> Lando </w:t>
+        <w:t xml:space="preserve"> </w:t>
+      </w:r>
+      <w:r>
+        <w:t xml:space="preserve">“See you later,” Luke </w:t>
       </w:r>
       <w:r>
         <w:t>said</w:t>
       </w:r>
       <w:r>
-        <w:t>.</w:t>
-      </w:r>
-    </w:p>
-    <w:p>
-      <w:r>
-        <w:t xml:space="preserve">They got on a </w:t>
-      </w:r>
-      <w:r>
-        <w:t>cart</w:t>
-      </w:r>
-      <w:r>
-        <w:t xml:space="preserve"> and </w:t>
-      </w:r>
-      <w:r>
-        <w:t>headed down a spacious corridor filled with aliens going about their business.</w:t>
-      </w:r>
-    </w:p>
-    <w:p>
-      <w:r>
-        <w:t>They stopped at a door.</w:t>
-      </w:r>
-      <w:r>
-        <w:t xml:space="preserve"> </w:t>
-      </w:r>
-      <w:r>
-        <w:t>Someone higher in rank than Lando said, “</w:t>
-      </w:r>
-      <w:r>
-        <w:t>This area has been specially designed for you for the tri</w:t>
-      </w:r>
-      <w:r>
-        <w:t>p</w:t>
-      </w:r>
-      <w:r>
-        <w:t>. It will help you get acclimatized for when you reach Dra</w:t>
-      </w:r>
-      <w:r>
-        <w:t>g</w:t>
-      </w:r>
-      <w:r>
-        <w:t>onia.</w:t>
-      </w:r>
-      <w:r>
-        <w:t>”</w:t>
-      </w:r>
-    </w:p>
-    <w:p>
-      <w:r>
-        <w:t>“</w:t>
-      </w:r>
-      <w:r>
-        <w:t>Luke, if you don’t mind, we would</w:t>
-      </w:r>
-      <w:r>
-        <w:t xml:space="preserve"> like the Vulcoids to update R2,</w:t>
-      </w:r>
-      <w:r>
-        <w:t>”</w:t>
-      </w:r>
-      <w:r>
-        <w:t xml:space="preserve"> Lando said.</w:t>
-      </w:r>
-    </w:p>
-    <w:p>
-      <w:r>
-        <w:t>Luke recalled that Vulcoids were similar to Vulcans, except they were more mechanically inclined, while Vulcans were more intellectual.</w:t>
-      </w:r>
-    </w:p>
-    <w:p>
-      <w:r>
-        <w:t>“Sure thing Lando,” Luke said. “R2, go with Lando.</w:t>
-      </w:r>
-      <w:r>
-        <w:t xml:space="preserve"> Let them upgrade you.”</w:t>
-      </w:r>
-    </w:p>
-    <w:p>
-      <w:r>
-        <w:t>“We will arrive in about 3 weeks,” Lando said. “A recent supernova has forced us to make a slight detour.”</w:t>
-      </w:r>
-    </w:p>
-    <w:p>
-      <w:r>
-        <w:t xml:space="preserve"> </w:t>
-      </w:r>
-      <w:r>
-        <w:t xml:space="preserve">“See you later,” Luke </w:t>
-      </w:r>
-      <w:r>
-        <w:t>said</w:t>
-      </w:r>
-      <w:r>
         <w:t xml:space="preserve"> and followed the other X Fight</w:t>
       </w:r>
       <w:r>
@@ -18391,7 +18455,6 @@
     </w:p>
     <w:p>
       <w:r>
-        <w:lastRenderedPageBreak/>
         <w:t>Luke passed a second airlock and into the main socializing area. The large room had doors lining the walls. Luke entered the door with his name</w:t>
       </w:r>
       <w:r>
@@ -18431,7 +18494,13 @@
         <w:pStyle w:val="Quote2"/>
       </w:pPr>
       <w:r>
-        <w:t>“Normally spacesuits recycle CO2, allowing people to live indefinitely in space suites</w:t>
+        <w:t>“Normally spacesuits recycle CO2</w:t>
+      </w:r>
+      <w:r>
+        <w:t xml:space="preserve"> back into oxygen</w:t>
+      </w:r>
+      <w:r>
+        <w:t>, allowing people to live indefinitely in space suites</w:t>
       </w:r>
       <w:r>
         <w:t xml:space="preserve">. </w:t>
@@ -18536,11 +18605,11 @@
         <w:t xml:space="preserve">Luke looked at his fellow X Fighters. There were </w:t>
       </w:r>
       <w:r>
-        <w:t xml:space="preserve">seven women. That surprised Luke. He was expecting more men. Even in the late 2020s, there were still gender inequalities. The only explanation was that </w:t>
+        <w:t xml:space="preserve">seven women. That surprised Luke. He was expecting more men. Even in the late 2020s, </w:t>
       </w:r>
       <w:r>
         <w:lastRenderedPageBreak/>
-        <w:t>more men volunteered, but something in a woman’s makeup made the process safer for them.</w:t>
+        <w:t>there were still gender inequalities. The only explanation was that more men volunteered, but something in a woman’s makeup made the process safer for them.</w:t>
       </w:r>
     </w:p>
     <w:p>
@@ -18640,13 +18709,28 @@
     </w:p>
     <w:p>
       <w:r>
-        <w:t xml:space="preserve">What is gravity? Gravity is a quantum-mechanical effect that is fundamentally electrical </w:t>
-      </w:r>
-      <w:r>
-        <w:t xml:space="preserve">in </w:t>
-      </w:r>
-      <w:r>
-        <w:t>nature.</w:t>
+        <w:t xml:space="preserve">What </w:t>
+      </w:r>
+      <w:r>
+        <w:t>was</w:t>
+      </w:r>
+      <w:r>
+        <w:t xml:space="preserve"> gravity? Gravity </w:t>
+      </w:r>
+      <w:r>
+        <w:t>was</w:t>
+      </w:r>
+      <w:r>
+        <w:t xml:space="preserve"> a quantum-mechanical effect that </w:t>
+      </w:r>
+      <w:r>
+        <w:t>was related to electromagnetism</w:t>
+      </w:r>
+      <w:r>
+        <w:t>.</w:t>
+      </w:r>
+      <w:r>
+        <w:t xml:space="preserve"> It was a push-pull force and didn’t have a speed limit.</w:t>
       </w:r>
     </w:p>
     <w:p>
@@ -18694,11 +18778,18 @@
         <w:t xml:space="preserve"> the space it was embedded in.</w:t>
       </w:r>
       <w:r>
-        <w:t xml:space="preserve"> Yes, Einstein thought that matter bent space, but that wasn’t the same as saying that matter is space.</w:t>
-      </w:r>
-    </w:p>
-    <w:p>
-      <w:r>
+        <w:t xml:space="preserve"> Yes, Einstein thought that matter bent space, but that wasn’t the same as saying that matter </w:t>
+      </w:r>
+      <w:r>
+        <w:t>was</w:t>
+      </w:r>
+      <w:r>
+        <w:t xml:space="preserve"> space – another concept that was not properly defined.</w:t>
+      </w:r>
+    </w:p>
+    <w:p>
+      <w:r>
+        <w:lastRenderedPageBreak/>
         <w:t xml:space="preserve">There were no speed barriers </w:t>
       </w:r>
       <w:r>
@@ -18716,54 +18807,12 @@
     </w:p>
     <w:p>
       <w:r>
-        <w:lastRenderedPageBreak/>
         <w:t>The view from Luke’s window monitor showed the real-time gravity view of the universe.</w:t>
       </w:r>
     </w:p>
     <w:p>
       <w:r>
-        <w:t>Dra</w:t>
-      </w:r>
-      <w:r>
-        <w:t>g</w:t>
-      </w:r>
-      <w:r>
-        <w:t xml:space="preserve">onia was </w:t>
-      </w:r>
-      <w:r>
-        <w:t xml:space="preserve">a solitary cool gas giant in the void at </w:t>
-      </w:r>
-      <w:r>
-        <w:t>the galactic center.</w:t>
-      </w:r>
-      <w:r>
-        <w:t xml:space="preserve"> It was ten times bigger than </w:t>
-      </w:r>
-      <w:r>
-        <w:t>the sun</w:t>
-      </w:r>
-      <w:r>
-        <w:t xml:space="preserve"> and engulfed in vast energies</w:t>
-      </w:r>
-      <w:r>
-        <w:t>.</w:t>
-      </w:r>
-    </w:p>
-    <w:p>
-      <w:r>
-        <w:t xml:space="preserve">The center of the galaxy was like the eye of a hurricane that concentrated the </w:t>
-      </w:r>
-      <w:r>
-        <w:t xml:space="preserve">electrical </w:t>
-      </w:r>
-      <w:r>
-        <w:t xml:space="preserve">energies of the galaxy, and spewed </w:t>
-      </w:r>
-      <w:r>
-        <w:t xml:space="preserve">forth highly charged </w:t>
-      </w:r>
-      <w:r>
-        <w:t>jets of matter into space.</w:t>
+        <w:t>Dragonia was an absolutely massive star-like structure sitting at the galactic center. It was the focal point of all the energies of the galaxy, and out of it spewed the galactic jets.</w:t>
       </w:r>
     </w:p>
     <w:p>
@@ -18782,7 +18831,21 @@
     </w:p>
     <w:p>
       <w:r>
-        <w:t>Of course no one saw because no one tried to measure what they believed didn’t exist.</w:t>
+        <w:t>Only electric fields can generate magnetic fields.</w:t>
+      </w:r>
+    </w:p>
+    <w:p>
+      <w:r>
+        <w:t>Of course no one saw because no one tried to measure what they believed didn’t</w:t>
+      </w:r>
+      <w:r>
+        <w:t xml:space="preserve"> exist, and because it went against orthodox</w:t>
+      </w:r>
+      <w:r>
+        <w:t xml:space="preserve"> science’s</w:t>
+      </w:r>
+      <w:r>
+        <w:t xml:space="preserve"> cherished ideas.</w:t>
       </w:r>
     </w:p>
     <w:p>
@@ -18844,7 +18907,13 @@
         <w:t xml:space="preserve">The lower levels </w:t>
       </w:r>
       <w:r>
-        <w:t xml:space="preserve">of the planet </w:t>
+        <w:t xml:space="preserve">of </w:t>
+      </w:r>
+      <w:r>
+        <w:t>Dragonia</w:t>
+      </w:r>
+      <w:r>
+        <w:t xml:space="preserve"> </w:t>
       </w:r>
       <w:r>
         <w:t>had more nutrients, but were more dangerous. However</w:t>
@@ -18950,8 +19019,16 @@
       </w:r>
     </w:p>
     <w:p>
+      <w:pPr>
+        <w:tabs>
+          <w:tab w:val="right" w:pos="6840"/>
+        </w:tabs>
+      </w:pPr>
       <w:r>
         <w:t>“Are you okay?” Luke asked Lando. “Your heart is racing.”</w:t>
+      </w:r>
+      <w:r>
+        <w:tab/>
       </w:r>
     </w:p>
     <w:p>
@@ -18997,12 +19074,52 @@
         <w:t>f</w:t>
       </w:r>
       <w:r>
-        <w:t>f the ramp and looked at the sky. It was an amazing sight, seeing multicolored clouds.</w:t>
-      </w:r>
-    </w:p>
-    <w:p>
-      <w:r>
-        <w:t>Turning his head to the waiting dragons, Luke saw something that took his breath away. It was the dragon from his dreams. She smiled and opened her arms to him.</w:t>
+        <w:t>f the ramp and looked at the sky</w:t>
+      </w:r>
+      <w:r>
+        <w:t>, filled with</w:t>
+      </w:r>
+      <w:r>
+        <w:t xml:space="preserve"> multicolored clouds intertwined with auroras.</w:t>
+      </w:r>
+    </w:p>
+    <w:p>
+      <w:r>
+        <w:t xml:space="preserve">Luke then looked at the dragons. Just like his vision, each was </w:t>
+      </w:r>
+      <w:r>
+        <w:t xml:space="preserve">elongated </w:t>
+      </w:r>
+      <w:r>
+        <w:t xml:space="preserve">like a snake </w:t>
+      </w:r>
+      <w:r>
+        <w:t>with two sets of legs and one set of arms</w:t>
+      </w:r>
+      <w:r>
+        <w:t xml:space="preserve">. The bodies ranged in length from 20 meters to 40 meters. Their bodies ended in tails resembling electric cables between 100 and 200 meters. Upon their backs were butterfly-like </w:t>
+      </w:r>
+      <w:r>
+        <w:t>wings.</w:t>
+      </w:r>
+    </w:p>
+    <w:p>
+      <w:r>
+        <w:t>Each dragon was uniquely colored. The male dragons had intense colors like reds, greens and blues. The female dragons had pastel colors.</w:t>
+      </w:r>
+    </w:p>
+    <w:p>
+      <w:r>
+        <w:t xml:space="preserve">Luke then saw </w:t>
+      </w:r>
+      <w:r>
+        <w:t xml:space="preserve">something that took his breath away. It was the </w:t>
+      </w:r>
+      <w:r>
+        <w:t xml:space="preserve">white </w:t>
+      </w:r>
+      <w:r>
+        <w:t>dragon from his dreams. She smiled and opened her arms to him.</w:t>
       </w:r>
     </w:p>
     <w:p>
@@ -19034,6 +19151,18 @@
     </w:p>
     <w:p>
       <w:r>
+        <w:t xml:space="preserve">The tail was over </w:t>
+      </w:r>
+      <w:r>
+        <w:t>2</w:t>
+      </w:r>
+      <w:r>
+        <w:t>00 meters long. It hovered strong and steady in the air, crackling with electricity.</w:t>
+      </w:r>
+    </w:p>
+    <w:p>
+      <w:r>
+        <w:lastRenderedPageBreak/>
         <w:t>The Emperor</w:t>
       </w:r>
       <w:r>
@@ -19057,7 +19186,13 @@
         <w:t>lesser being may</w:t>
       </w:r>
       <w:r>
-        <w:t xml:space="preserve"> approach my daughter,” the Emperor declared.</w:t>
+        <w:t xml:space="preserve"> approach my daughter,” the Emperor declared</w:t>
+      </w:r>
+      <w:r>
+        <w:t>, his voice booming</w:t>
+      </w:r>
+      <w:r>
+        <w:t>.</w:t>
       </w:r>
     </w:p>
     <w:p>
@@ -19088,73 +19223,166 @@
     </w:p>
     <w:p>
       <w:r>
+        <w:t xml:space="preserve">“Don’t be afraid,” the white dragon said in </w:t>
+      </w:r>
+      <w:r>
+        <w:t>the</w:t>
+      </w:r>
+      <w:r>
+        <w:t xml:space="preserve"> beautiful melodious </w:t>
+      </w:r>
+      <w:r>
+        <w:t>tones of the bi-flute - except her voice was vastly more beautiful.</w:t>
+      </w:r>
+      <w:r>
+        <w:t xml:space="preserve"> “My daddy won’t hurt you.”</w:t>
+      </w:r>
+    </w:p>
+    <w:p>
+      <w:r>
+        <w:t xml:space="preserve">“Why him?” Vlad </w:t>
+      </w:r>
+      <w:r>
+        <w:t>asked</w:t>
+      </w:r>
+      <w:r>
+        <w:t>, expressin</w:t>
+      </w:r>
+      <w:r>
+        <w:t>g</w:t>
+      </w:r>
+      <w:r>
+        <w:t xml:space="preserve"> anger through his bi-flute.</w:t>
+      </w:r>
+    </w:p>
+    <w:p>
+      <w:r>
+        <w:t>“Why are you helping us</w:t>
+      </w:r>
+      <w:r>
+        <w:t>, if we are just lesser beings</w:t>
+      </w:r>
+      <w:r>
+        <w:t>?” Lando asked</w:t>
+      </w:r>
+      <w:r>
+        <w:t>, expressing the anger everyone felt</w:t>
+      </w:r>
+      <w:r>
+        <w:t>.</w:t>
+      </w:r>
+    </w:p>
+    <w:p>
+      <w:r>
+        <w:t>“You have natur</w:t>
+      </w:r>
+      <w:r>
+        <w:t>e</w:t>
+      </w:r>
+      <w:r>
+        <w:t xml:space="preserve"> preserves, </w:t>
+      </w:r>
+      <w:r>
+        <w:t>do you not</w:t>
+      </w:r>
+      <w:r>
+        <w:t xml:space="preserve">, where you let the creatures evolve as they see fit?” Emperor </w:t>
+      </w:r>
+      <w:r>
+        <w:t>asked</w:t>
+      </w:r>
+      <w:r>
+        <w:t>.</w:t>
+      </w:r>
+      <w:r>
+        <w:t xml:space="preserve"> “Yet you don’t view the creatures as your equals.</w:t>
+      </w:r>
+    </w:p>
+    <w:p>
+      <w:r>
+        <w:t>“That is the same way with us regarding all other creatures of the galaxy. Only the First Ones are our superiors.</w:t>
+      </w:r>
+    </w:p>
+    <w:p>
+      <w:r>
+        <w:t>“</w:t>
+      </w:r>
+      <w:r>
+        <w:t>First, you need to understand, t</w:t>
+      </w:r>
+      <w:r>
+        <w:t xml:space="preserve">he </w:t>
+      </w:r>
+      <w:r>
+        <w:t>G</w:t>
+      </w:r>
+      <w:r>
+        <w:t>uardians can’t hurt us.</w:t>
+      </w:r>
+      <w:r>
+        <w:t xml:space="preserve"> The lower levels of Dragonia are too extreme for non-natives to live for long in. They can’t hold us hostage.</w:t>
+      </w:r>
+    </w:p>
+    <w:p>
+      <w:r>
+        <w:t>“</w:t>
+      </w:r>
+      <w:r>
+        <w:t>That’s not why we fight.</w:t>
+      </w:r>
+    </w:p>
+    <w:p>
+      <w:r>
+        <w:t>“</w:t>
+      </w:r>
+      <w:r>
+        <w:t>Us Dracos view this galaxy as our home. We enjoy seeing all the different life forms evolve as they struggle to overcome the challenges their environment gives them.</w:t>
+      </w:r>
+    </w:p>
+    <w:p>
+      <w:r>
         <w:lastRenderedPageBreak/>
-        <w:t>“Don’t be afraid,” the white dragon said in a beautiful melodious voice. “My daddy won’t hurt you.”</w:t>
-      </w:r>
-    </w:p>
-    <w:p>
-      <w:r>
-        <w:t xml:space="preserve">“Why him?” Vlad </w:t>
-      </w:r>
-      <w:r>
-        <w:t>asked</w:t>
-      </w:r>
-      <w:r>
-        <w:t>, expressin</w:t>
-      </w:r>
-      <w:r>
-        <w:t>g</w:t>
-      </w:r>
-      <w:r>
-        <w:t xml:space="preserve"> anger through his bi-flute.</w:t>
-      </w:r>
-    </w:p>
-    <w:p>
-      <w:r>
-        <w:t>“Why are you helping us</w:t>
-      </w:r>
-      <w:r>
-        <w:t>, if we are just lesser beings</w:t>
-      </w:r>
-      <w:r>
-        <w:t>?” Lando asked</w:t>
-      </w:r>
-      <w:r>
-        <w:t>, expressing the anger everyone felt</w:t>
-      </w:r>
-      <w:r>
-        <w:t>.</w:t>
-      </w:r>
-    </w:p>
-    <w:p>
-      <w:r>
-        <w:t>“You have natur</w:t>
-      </w:r>
-      <w:r>
-        <w:t>e</w:t>
-      </w:r>
-      <w:r>
-        <w:t xml:space="preserve"> preserves, </w:t>
-      </w:r>
-      <w:r>
-        <w:t>do you not</w:t>
-      </w:r>
-      <w:r>
-        <w:t xml:space="preserve">, where you let the creatures evolve as they see fit?” Emperor </w:t>
-      </w:r>
-      <w:r>
-        <w:t>asked</w:t>
-      </w:r>
-      <w:r>
-        <w:t>.</w:t>
-      </w:r>
-      <w:r>
-        <w:t xml:space="preserve"> “Yet you don’t view the creatures as your equals.</w:t>
-      </w:r>
-    </w:p>
-    <w:p>
-      <w:r>
-        <w:t>“That is the same way with us regarding all other creatures of the galaxy. Only the First Ones are our superiors.</w:t>
+        <w:t>“However</w:t>
+      </w:r>
+      <w:r>
+        <w:t>,</w:t>
+      </w:r>
+      <w:r>
+        <w:t xml:space="preserve"> we view the Guardians as a disease that is interfering with the natural balance of the gala</w:t>
+      </w:r>
+      <w:r>
+        <w:t>x</w:t>
+      </w:r>
+      <w:r>
+        <w:t>y</w:t>
+      </w:r>
+      <w:r>
+        <w:t>.</w:t>
+      </w:r>
+    </w:p>
+    <w:p>
+      <w:r>
+        <w:t>“Both the Guardians and us have contacted you because you have discovered FTL</w:t>
+      </w:r>
+      <w:r>
+        <w:t xml:space="preserve"> travel</w:t>
+      </w:r>
+      <w:r>
+        <w:t>.</w:t>
+      </w:r>
+      <w:r>
+        <w:t xml:space="preserve"> You still have a choice. You can join our forces and help protect our galaxy form invasion, or you can become a mindless, disposable cog in their meaningless existence</w:t>
+      </w:r>
+      <w:r>
+        <w:t xml:space="preserve"> of endless assimilation</w:t>
+      </w:r>
+      <w:r>
+        <w:t>.”</w:t>
+      </w:r>
+    </w:p>
+    <w:p>
+      <w:r>
+        <w:t>“Who are the First Ones,” Lando asked.</w:t>
       </w:r>
     </w:p>
     <w:p>
@@ -19162,16 +19390,36 @@
         <w:t>“</w:t>
       </w:r>
       <w:r>
-        <w:t>First, you need to understand, t</w:t>
-      </w:r>
-      <w:r>
-        <w:t xml:space="preserve">he </w:t>
-      </w:r>
-      <w:r>
-        <w:t>G</w:t>
-      </w:r>
-      <w:r>
-        <w:t>uardians can’t hurt us. We live in an environment that is too extreme for them. That’s not why we fight.</w:t>
+        <w:t xml:space="preserve">They have existed for </w:t>
+      </w:r>
+      <w:r>
+        <w:t xml:space="preserve">countless </w:t>
+      </w:r>
+      <w:r>
+        <w:t>billions of years,” Emperor said. “On your and many other worlds they seeded life. We too are one of their seeds. They left monuments and artifacts on your world that are billions of years old.</w:t>
+      </w:r>
+      <w:r>
+        <w:t xml:space="preserve"> In time you will recognize them for what they are and use them as intended.</w:t>
+      </w:r>
+    </w:p>
+    <w:p>
+      <w:r>
+        <w:t>“They are what you call a type 3 civilization that can draw on the power of an entire galaxy. We, on the other hand can barely use 80% of the power output of your sun</w:t>
+      </w:r>
+      <w:r>
+        <w:t xml:space="preserve">, and so are </w:t>
+      </w:r>
+      <w:r>
+        <w:t>not yet</w:t>
+      </w:r>
+      <w:r>
+        <w:t xml:space="preserve"> type </w:t>
+      </w:r>
+      <w:r>
+        <w:t>2</w:t>
+      </w:r>
+      <w:r>
+        <w:t>, according to your definition.</w:t>
       </w:r>
     </w:p>
     <w:p>
@@ -19179,273 +19427,204 @@
         <w:t>“</w:t>
       </w:r>
       <w:r>
-        <w:t>Us Dracos view this galaxy as our home. We enjoy seeing all the different life forms evolve as they struggle to overcome the challenges their environment gives them.</w:t>
-      </w:r>
-    </w:p>
-    <w:p>
-      <w:r>
-        <w:t>“However</w:t>
+        <w:t xml:space="preserve">So, in the </w:t>
+      </w:r>
+      <w:r>
+        <w:t xml:space="preserve">grand </w:t>
+      </w:r>
+      <w:r>
+        <w:t xml:space="preserve">scheme of things we aren’t that great. </w:t>
+      </w:r>
+      <w:r>
+        <w:t xml:space="preserve">We know almost nothing about the First Ones or </w:t>
+      </w:r>
+      <w:r>
+        <w:t>that which sustains the universe</w:t>
+      </w:r>
+      <w:r>
+        <w:t>.</w:t>
+      </w:r>
+    </w:p>
+    <w:p>
+      <w:r>
+        <w:t>“It’s too bad the</w:t>
+      </w:r>
+      <w:r>
+        <w:t xml:space="preserve"> First Ones</w:t>
+      </w:r>
+      <w:r>
+        <w:t xml:space="preserve"> don’t help with the Guardians. However, that is understandable. They are watching us grow and evolve; even as we watch others grow and evolve.”</w:t>
+      </w:r>
+    </w:p>
+    <w:p>
+      <w:r>
+        <w:t>“Why him?” Vlad asked again.</w:t>
+      </w:r>
+    </w:p>
+    <w:p>
+      <w:r>
+        <w:t>“The evolutionary force is the greatest force in the universe. It cultivates and nurtures life everywhere,” Emperor said, beginning his explanation.</w:t>
+      </w:r>
+      <w:r>
+        <w:t xml:space="preserve"> “It has no agenda. It plays no favorites. There is no Dark or Light side of the Force. There is only the Force.</w:t>
+      </w:r>
+    </w:p>
+    <w:p>
+      <w:r>
+        <w:lastRenderedPageBreak/>
+        <w:t xml:space="preserve">“We call it the Holy Spirit. It acts as one in a trinity of </w:t>
+      </w:r>
+      <w:r>
+        <w:t>guiding principles</w:t>
+      </w:r>
+      <w:r>
+        <w:t xml:space="preserve"> in the universe.</w:t>
+      </w:r>
+    </w:p>
+    <w:p>
+      <w:r>
+        <w:t>“</w:t>
+      </w:r>
+      <w:r>
+        <w:t>N</w:t>
+      </w:r>
+      <w:r>
+        <w:t xml:space="preserve">ormally </w:t>
+      </w:r>
+      <w:r>
+        <w:t xml:space="preserve">we </w:t>
+      </w:r>
+      <w:r>
+        <w:t>wouldn’t give you vortex technology, but it was a desperate gamble and because we were negligent in protecting your world from outside influences.</w:t>
+      </w:r>
+    </w:p>
+    <w:p>
+      <w:r>
+        <w:t>“On the other hand, Luke discovered this on his own. He put all the pieces together without any help.”</w:t>
+      </w:r>
+    </w:p>
+    <w:p>
+      <w:r>
+        <w:t xml:space="preserve">“But I didn’t know about any of this,” Luke </w:t>
+      </w:r>
+      <w:r>
+        <w:t>objected</w:t>
+      </w:r>
+      <w:r>
+        <w:t>.</w:t>
+      </w:r>
+    </w:p>
+    <w:p>
+      <w:r>
+        <w:t>“It doesn’t matter,” Emperor said. “You were most definitely guided by the Force.</w:t>
+      </w:r>
+    </w:p>
+    <w:p>
+      <w:r>
+        <w:t>“Now tell me</w:t>
+      </w:r>
+      <w:r>
+        <w:t xml:space="preserve"> young Jedi</w:t>
+      </w:r>
+      <w:r>
+        <w:t>, in what attitude did you enter th</w:t>
+      </w:r>
+      <w:r>
+        <w:t>at</w:t>
+      </w:r>
+      <w:r>
+        <w:t xml:space="preserve"> sacred chamber?</w:t>
+      </w:r>
+      <w:r>
+        <w:t>”</w:t>
+      </w:r>
+    </w:p>
+    <w:p>
+      <w:r>
+        <w:t>“I felt excited and overwhelmed by how amazing the universe was,” Luke said. “I knew intellectually nothing would happen. However I just wanted to explore the endless possibilities the universe had in store for me.”</w:t>
+      </w:r>
+    </w:p>
+    <w:p>
+      <w:r>
+        <w:t xml:space="preserve">“That was the correct attitude,” Emperor said excitedly. </w:t>
+      </w:r>
+      <w:r>
+        <w:t>“By the way, you used DC current, didn’t you?”</w:t>
+      </w:r>
+    </w:p>
+    <w:p>
+      <w:r>
+        <w:t xml:space="preserve">“That’s correct sir,” Luke </w:t>
+      </w:r>
+      <w:r>
+        <w:t>said</w:t>
+      </w:r>
+      <w:r>
+        <w:t>. “</w:t>
+      </w:r>
+      <w:r>
+        <w:t>I didn’t think of trying anything else</w:t>
+      </w:r>
+      <w:r>
+        <w:t>.”</w:t>
+      </w:r>
+    </w:p>
+    <w:p>
+      <w:r>
+        <w:t>“Direct current is superior,” Emperor said. “Now compare that to the attitudes of those others who entered the sacred space. They were all filled with fear and the belief in limitation. The only reason any of them survived is because I instructed them to use AC.</w:t>
+      </w:r>
+      <w:r>
+        <w:t xml:space="preserve"> </w:t>
+      </w:r>
+      <w:r>
+        <w:t>It reduced the efficiency to less than 0.01%.</w:t>
+      </w:r>
+      <w:r>
+        <w:t xml:space="preserve"> The superbugs generated were the direct result of their negative attitudes.</w:t>
+      </w:r>
+    </w:p>
+    <w:p>
+      <w:r>
+        <w:t>“But something more happened with Luke. Luke, tell them what you experienced.”</w:t>
+      </w:r>
+    </w:p>
+    <w:p>
+      <w:r>
+        <w:lastRenderedPageBreak/>
+        <w:t>“</w:t>
+      </w:r>
+      <w:r>
+        <w:t>I turned on the device. At first nothing happened. I then discovered I was paralyzed and knew I made a mistake. I then got electrocuted and passed out.</w:t>
+      </w:r>
+    </w:p>
+    <w:p>
+      <w:r>
+        <w:t>“</w:t>
+      </w:r>
+      <w:r>
+        <w:t>I experienced connecting with a beautiful white dragon,” Luke said. “She sang to me and warned me of danger. Unfortunately</w:t>
       </w:r>
       <w:r>
         <w:t>,</w:t>
       </w:r>
       <w:r>
-        <w:t xml:space="preserve"> we view the Guardians as a disease that is interfering with the natural balance of the gala</w:t>
-      </w:r>
-      <w:r>
-        <w:t>x</w:t>
-      </w:r>
-      <w:r>
-        <w:t>y</w:t>
-      </w:r>
-      <w:r>
-        <w:t>.</w:t>
-      </w:r>
-    </w:p>
-    <w:p>
-      <w:r>
-        <w:t>“Both the Guardians and us have contacted you because you have discovered FTL</w:t>
-      </w:r>
-      <w:r>
-        <w:t xml:space="preserve"> travel</w:t>
-      </w:r>
-      <w:r>
-        <w:t>.</w:t>
-      </w:r>
-      <w:r>
-        <w:t xml:space="preserve"> You still have a choice. You can join our forces and help protect our galaxy form invasion, or you can become a mindless, disposable cog in their meaningless existence.”</w:t>
-      </w:r>
-    </w:p>
-    <w:p>
-      <w:r>
-        <w:t>“Who are the First Ones,” Lando asked.</w:t>
-      </w:r>
-    </w:p>
-    <w:p>
-      <w:r>
-        <w:t>“</w:t>
-      </w:r>
-      <w:r>
-        <w:t xml:space="preserve">They have existed for </w:t>
-      </w:r>
-      <w:r>
-        <w:t xml:space="preserve">countless </w:t>
-      </w:r>
-      <w:r>
-        <w:t xml:space="preserve">billions of years,” Emperor said. “On your and many other worlds they seeded life. We too are one of their seeds. They left monuments and artifacts on your world that are </w:t>
-      </w:r>
-      <w:r>
-        <w:lastRenderedPageBreak/>
-        <w:t>billions of years old.</w:t>
-      </w:r>
-      <w:r>
-        <w:t xml:space="preserve"> In time you will recognize them for what they are and use them as intended.</w:t>
-      </w:r>
-    </w:p>
-    <w:p>
-      <w:r>
-        <w:t>“They are what you call a type 3 civilization that can draw on the power of an entire galaxy. We, on the other hand can barely use 80% of the power output of your sun</w:t>
-      </w:r>
-      <w:r>
-        <w:t>, and so are just a type 1 civilization</w:t>
-      </w:r>
-      <w:r>
-        <w:t>.</w:t>
-      </w:r>
-    </w:p>
-    <w:p>
-      <w:r>
-        <w:t>“This world is an artificial world created and maintained by the First Ones. We just live here.</w:t>
-      </w:r>
-    </w:p>
-    <w:p>
-      <w:r>
-        <w:t>“</w:t>
-      </w:r>
-      <w:r>
-        <w:t xml:space="preserve">So, in the scheme of things we aren’t that great. </w:t>
-      </w:r>
-      <w:r>
-        <w:t xml:space="preserve">We know almost nothing about the First Ones or </w:t>
-      </w:r>
-      <w:r>
-        <w:t>that which sustains the universe</w:t>
-      </w:r>
-      <w:r>
-        <w:t>.</w:t>
-      </w:r>
-    </w:p>
-    <w:p>
-      <w:r>
-        <w:t>“It’s too bad the</w:t>
-      </w:r>
-      <w:r>
-        <w:t xml:space="preserve"> First Ones</w:t>
-      </w:r>
-      <w:r>
-        <w:t xml:space="preserve"> don’t help with the Guardians. However, that is understandable. They are watching us grow and evolve; even as we watch others grow and evolve.”</w:t>
-      </w:r>
-    </w:p>
-    <w:p>
-      <w:r>
-        <w:t>“Why him?” Vlad asked again.</w:t>
-      </w:r>
-    </w:p>
-    <w:p>
-      <w:r>
-        <w:t xml:space="preserve">“The evolutionary force is the greatest force in the universe. It cultivates and nurtures life everywhere,” Emperor said, beginning his explanation. “We call it the Holy Spirit. It acts as one in a trinity of </w:t>
-      </w:r>
-      <w:r>
-        <w:t>guiding principles</w:t>
-      </w:r>
-      <w:r>
-        <w:t xml:space="preserve"> in the universe.</w:t>
-      </w:r>
-    </w:p>
-    <w:p>
-      <w:r>
-        <w:t>“</w:t>
-      </w:r>
-      <w:r>
-        <w:t>N</w:t>
-      </w:r>
-      <w:r>
-        <w:t xml:space="preserve">ormally </w:t>
-      </w:r>
-      <w:r>
-        <w:t xml:space="preserve">we </w:t>
-      </w:r>
-      <w:r>
-        <w:t>wouldn’t give you vortex technology, but it was a desperate gamble and because we were negligent in protecting your world from outside influences.</w:t>
-      </w:r>
-    </w:p>
-    <w:p>
-      <w:r>
-        <w:t>“On the other hand, Luke discovered this on his own. He put all the pieces together without any help.”</w:t>
-      </w:r>
-    </w:p>
-    <w:p>
-      <w:r>
-        <w:t xml:space="preserve">“But I didn’t know about any of this,” Luke </w:t>
-      </w:r>
-      <w:r>
-        <w:t>objected</w:t>
-      </w:r>
-      <w:r>
-        <w:t>.</w:t>
-      </w:r>
-    </w:p>
-    <w:p>
-      <w:r>
-        <w:t>“It doesn’t matter,” Emperor said. “You were most definitely guided by the Force.</w:t>
-      </w:r>
-    </w:p>
-    <w:p>
-      <w:r>
-        <w:lastRenderedPageBreak/>
-        <w:t>“Now tell me</w:t>
-      </w:r>
-      <w:r>
-        <w:t xml:space="preserve"> young Jedi</w:t>
-      </w:r>
-      <w:r>
-        <w:t>, in what attitude did you enter th</w:t>
-      </w:r>
-      <w:r>
-        <w:t>at</w:t>
-      </w:r>
-      <w:r>
-        <w:t xml:space="preserve"> sacred chamber?</w:t>
-      </w:r>
-      <w:r>
-        <w:t>”</w:t>
-      </w:r>
-    </w:p>
-    <w:p>
-      <w:r>
-        <w:t>“I felt excited and overwhelmed by how amazing the universe was,” Luke said. “I knew intellectually nothing would happen. However I just wanted to explore the endless possibilities the universe had in store for me.”</w:t>
-      </w:r>
-    </w:p>
-    <w:p>
-      <w:r>
-        <w:t xml:space="preserve">“That was the correct attitude,” Emperor said excitedly. </w:t>
-      </w:r>
-      <w:r>
-        <w:t>“By the way, you used DC current, didn’t you?”</w:t>
-      </w:r>
-    </w:p>
-    <w:p>
-      <w:r>
-        <w:t xml:space="preserve">“That’s correct sir,” Luke </w:t>
+        <w:t xml:space="preserve"> I couldn’t grasp what she was saying.”</w:t>
+      </w:r>
+    </w:p>
+    <w:p>
+      <w:r>
+        <w:t xml:space="preserve">“Somehow Annie connected with Luke’s life force in that moment,” </w:t>
+      </w:r>
+      <w:r>
+        <w:t>Emperor</w:t>
+      </w:r>
+      <w:r>
+        <w:t xml:space="preserve"> </w:t>
       </w:r>
       <w:r>
         <w:t>said</w:t>
       </w:r>
       <w:r>
-        <w:t>. “</w:t>
-      </w:r>
-      <w:r>
-        <w:t>I didn’t think of trying anything else</w:t>
-      </w:r>
-      <w:r>
-        <w:t>.”</w:t>
-      </w:r>
-    </w:p>
-    <w:p>
-      <w:r>
-        <w:t>“Direct current is superior,” Emperor said. “Now compare that to the attitudes of those others who entered the sacred space. They were all filled with fear and the belief in limitation. The only reason any of them survived is because I instructed them to use AC.</w:t>
-      </w:r>
-      <w:r>
-        <w:t xml:space="preserve"> </w:t>
-      </w:r>
-      <w:r>
-        <w:t>It reduced the efficiency to less than 0.01%.</w:t>
-      </w:r>
-      <w:r>
-        <w:t xml:space="preserve"> The superbugs generated were the direct result of their negative attitudes.</w:t>
-      </w:r>
-    </w:p>
-    <w:p>
-      <w:r>
-        <w:t>“But something more happened with Luke. Luke, tell them what you experienced.”</w:t>
-      </w:r>
-    </w:p>
-    <w:p>
-      <w:r>
-        <w:t>“</w:t>
-      </w:r>
-      <w:r>
-        <w:t>I turned on the device. At first nothing happened. I then discovered I was paralyzed and knew I made a mistake. I then got electrocuted and passed out.</w:t>
-      </w:r>
-    </w:p>
-    <w:p>
-      <w:r>
-        <w:t>“</w:t>
-      </w:r>
-      <w:r>
-        <w:t>I experienced connecting with a beautiful white dragon,” Luke said. “She sang to me and warned me of danger. Unfortunately</w:t>
-      </w:r>
-      <w:r>
-        <w:t>,</w:t>
-      </w:r>
-      <w:r>
-        <w:t xml:space="preserve"> I couldn’t grasp what she was saying.”</w:t>
-      </w:r>
-    </w:p>
-    <w:p>
-      <w:r>
-        <w:t xml:space="preserve">“Somehow Annie connected with Luke’s life force in that moment,” </w:t>
-      </w:r>
-      <w:r>
-        <w:t>Emperor</w:t>
-      </w:r>
-      <w:r>
-        <w:t xml:space="preserve"> </w:t>
-      </w:r>
-      <w:r>
-        <w:t>said</w:t>
-      </w:r>
-      <w:r>
         <w:t>. “Annie then decided to bond with him. That is her prerogative</w:t>
       </w:r>
       <w:r>
@@ -19463,7 +19642,6 @@
     </w:p>
     <w:p>
       <w:r>
-        <w:lastRenderedPageBreak/>
         <w:t>“This is in contrast to you who have limited potential.</w:t>
       </w:r>
       <w:r>
@@ -19551,6 +19729,7 @@
         <w:pStyle w:val="Quote2"/>
       </w:pPr>
       <w:r>
+        <w:lastRenderedPageBreak/>
         <w:t xml:space="preserve">The </w:t>
       </w:r>
       <w:r>
@@ -19649,7 +19828,6 @@
         <w:pStyle w:val="Quote2"/>
       </w:pPr>
       <w:r>
-        <w:lastRenderedPageBreak/>
         <w:t>Some twelve thousand years ago, Saturn entered the gravitational influence of Sol. That was a tempestuous time as the electrical environment</w:t>
       </w:r>
       <w:r>
@@ -19705,7 +19883,13 @@
         <w:pStyle w:val="Quote2"/>
       </w:pPr>
       <w:r>
-        <w:t>Because of your trauma, later civilizations tried to cover up the past. The ancient tools and knowledge scavenged from previous civilizations were intentionally destroyed.</w:t>
+        <w:t xml:space="preserve">Because of your trauma, later civilizations tried to cover up the past. The ancient tools and knowledge scavenged from previous civilizations were </w:t>
+      </w:r>
+      <w:r>
+        <w:t>systematically</w:t>
+      </w:r>
+      <w:r>
+        <w:t xml:space="preserve"> destroyed.</w:t>
       </w:r>
     </w:p>
     <w:p>
@@ -19745,6 +19929,7 @@
         <w:pStyle w:val="Quote2"/>
       </w:pPr>
       <w:r>
+        <w:lastRenderedPageBreak/>
         <w:t>Again we apologize.</w:t>
       </w:r>
     </w:p>
@@ -19816,7 +20001,6 @@
     </w:p>
     <w:p>
       <w:r>
-        <w:lastRenderedPageBreak/>
         <w:t xml:space="preserve">“Master Luke,” Lando </w:t>
       </w:r>
       <w:r>
@@ -19855,10 +20039,10 @@
     </w:p>
     <w:p>
       <w:r>
-        <w:t xml:space="preserve">“Your word is beautiful,” Luke </w:t>
-      </w:r>
-      <w:r>
-        <w:t>sang</w:t>
+        <w:t>“Your word is beautiful,” Luke</w:t>
+      </w:r>
+      <w:r>
+        <w:t xml:space="preserve"> said</w:t>
       </w:r>
       <w:r>
         <w:t xml:space="preserve"> as he put goggles on.</w:t>
@@ -19901,6 +20085,7 @@
     </w:p>
     <w:p>
       <w:r>
+        <w:lastRenderedPageBreak/>
         <w:t>“Being powered by electricity, we don’t need to breathe. However high pressures force nitrogen into our bodies,” Annie said. “As a result we can’t tolerate extreme drops in pressure.”</w:t>
       </w:r>
     </w:p>
@@ -19914,7 +20099,10 @@
         <w:t>They approached a large group of dragons. The</w:t>
       </w:r>
       <w:r>
-        <w:t xml:space="preserve"> group ranged from adults to babies. In terms of color no two were alike. The females were more pastel in color while the males were more vivid.</w:t>
+        <w:t xml:space="preserve"> group ranged from adults to babies.</w:t>
+      </w:r>
+      <w:r>
+        <w:t xml:space="preserve"> Unlike the adults, the babies were all muted in colors.</w:t>
       </w:r>
     </w:p>
     <w:p>
@@ -19924,65 +20112,65 @@
     </w:p>
     <w:p>
       <w:r>
+        <w:t>“So this is your chosen one,” an aunt Luke decided to name Solar said. “It’s amazing that Zeus has acknowledged a non-dragon. Welcome to our home.”</w:t>
+      </w:r>
+    </w:p>
+    <w:p>
+      <w:r>
+        <w:t xml:space="preserve">“Thank you Aunt Solar,” Luke said. </w:t>
+      </w:r>
+      <w:r>
+        <w:t>“This is the first time I have left my home world.”</w:t>
+      </w:r>
+    </w:p>
+    <w:p>
+      <w:r>
+        <w:t>“That’s not surprising,” Solar said. “You are still a baby.”</w:t>
+      </w:r>
+    </w:p>
+    <w:p>
+      <w:r>
+        <w:t>“In my world I’m a full adult,” Luke said.</w:t>
+      </w:r>
+    </w:p>
+    <w:p>
+      <w:r>
+        <w:t>“I didn’t mean to offend you, but you have entered a new world,” Solar said. “There’s no going back.”</w:t>
+      </w:r>
+    </w:p>
+    <w:p>
+      <w:r>
+        <w:t xml:space="preserve">“I’m Annie’s mother </w:t>
+      </w:r>
+      <w:r>
+        <w:t>Hera</w:t>
+      </w:r>
+      <w:r>
+        <w:t>,” a new dragon said. “You can be sure that we gave Annie a stern lecture. However Annie is still a child.”</w:t>
+      </w:r>
+    </w:p>
+    <w:p>
+      <w:r>
+        <w:t xml:space="preserve">“Mother,” Annie said </w:t>
+      </w:r>
+      <w:r>
+        <w:t>in embarrassment. “I’m 82 years old,” she said, us</w:t>
+      </w:r>
+      <w:r>
+        <w:t>ing</w:t>
+      </w:r>
+      <w:r>
+        <w:t xml:space="preserve"> the earth calendar year.</w:t>
+      </w:r>
+    </w:p>
+    <w:p>
+      <w:r>
+        <w:t>“Annie, if you were a human, you would be a grandmother,” Luke said. “Humans have short lifespans.”</w:t>
+      </w:r>
+    </w:p>
+    <w:p>
+      <w:r>
         <w:lastRenderedPageBreak/>
-        <w:t>“So this is your chosen one,” an aunt Luke decided to name Solar said. “It’s amazing that Zeus has acknowledged a non-dragon. Welcome to our home.”</w:t>
-      </w:r>
-    </w:p>
-    <w:p>
-      <w:r>
-        <w:t xml:space="preserve">“Thank you Aunt Solar,” Luke said. </w:t>
-      </w:r>
-      <w:r>
-        <w:t>“This is the first time I have left my home world.”</w:t>
-      </w:r>
-    </w:p>
-    <w:p>
-      <w:r>
-        <w:t>“That’s not surprising,” Solar said. “You are still a baby.”</w:t>
-      </w:r>
-    </w:p>
-    <w:p>
-      <w:r>
-        <w:t>“In my world I’m a full adult,” Luke said.</w:t>
-      </w:r>
-    </w:p>
-    <w:p>
-      <w:r>
-        <w:t>“I didn’t mean to offend you, but you have entered a new world,” Solar said. “There’s no going back.”</w:t>
-      </w:r>
-    </w:p>
-    <w:p>
-      <w:r>
-        <w:t xml:space="preserve">“I’m Annie’s mother </w:t>
-      </w:r>
-      <w:r>
-        <w:t>Hera</w:t>
-      </w:r>
-      <w:r>
-        <w:t>,” a new dragon said. “You can be sure that we gave Annie a stern lecture. However Annie is still a child.”</w:t>
-      </w:r>
-    </w:p>
-    <w:p>
-      <w:r>
-        <w:t xml:space="preserve">“Mother,” Annie said </w:t>
-      </w:r>
-      <w:r>
-        <w:t>in embarrassment. “I’m 82 years old,” she said, us</w:t>
-      </w:r>
-      <w:r>
-        <w:t>ing</w:t>
-      </w:r>
-      <w:r>
-        <w:t xml:space="preserve"> the earth calendar year.</w:t>
-      </w:r>
-    </w:p>
-    <w:p>
-      <w:r>
-        <w:t>“Annie, if you were a human, you would be a grandmother,” Luke said. “Humans have short lifespans.”</w:t>
-      </w:r>
-    </w:p>
-    <w:p>
-      <w:r>
         <w:t>“Your offspring will have longer lifespans,” Hera said.</w:t>
       </w:r>
       <w:r>
@@ -20084,7 +20272,7 @@
         <w:rPr>
           <w:noProof/>
         </w:rPr>
-        <w:t>40</w:t>
+        <w:t>126</w:t>
       </w:r>
     </w:fldSimple>
   </w:p>
@@ -20103,7 +20291,7 @@
         <w:rPr>
           <w:noProof/>
         </w:rPr>
-        <w:t>39</w:t>
+        <w:t>127</w:t>
       </w:r>
     </w:fldSimple>
   </w:p>
@@ -21424,7 +21612,7 @@
 </file>
 
 <file path=customXml/itemProps1.xml><?xml version="1.0" encoding="utf-8"?>
-<ds:datastoreItem xmlns:ds="http://schemas.openxmlformats.org/officeDocument/2006/customXml" ds:itemID="{2F27723A-8893-4C2B-843E-7434D06F15C7}">
+<ds:datastoreItem xmlns:ds="http://schemas.openxmlformats.org/officeDocument/2006/customXml" ds:itemID="{721DC298-E3E3-4192-9EC0-FC93CEAF7046}">
   <ds:schemaRefs>
     <ds:schemaRef ds:uri="http://schemas.openxmlformats.org/officeDocument/2006/bibliography"/>
   </ds:schemaRefs>
